--- a/d9_dart_new_features.docx
+++ b/d9_dart_new_features.docx
@@ -9,17 +9,17 @@
           <w:rFonts w:ascii="Calibri" w:hAnsi="Calibri" w:cs="Calibri"/>
           <w:b/>
           <w:bCs/>
-          <w:sz w:val="32"/>
-          <w:szCs w:val="32"/>
-        </w:rPr>
-      </w:pPr>
-      <w:r>
-        <w:rPr>
-          <w:rFonts w:ascii="Calibri" w:hAnsi="Calibri" w:cs="Calibri"/>
-          <w:b/>
-          <w:bCs/>
-          <w:sz w:val="32"/>
-          <w:szCs w:val="32"/>
+          <w:sz w:val="42"/>
+          <w:szCs w:val="42"/>
+        </w:rPr>
+      </w:pPr>
+      <w:r>
+        <w:rPr>
+          <w:rFonts w:ascii="Calibri" w:hAnsi="Calibri" w:cs="Calibri"/>
+          <w:b/>
+          <w:bCs/>
+          <w:sz w:val="42"/>
+          <w:szCs w:val="42"/>
         </w:rPr>
         <w:t>INDEX</w:t>
       </w:r>
@@ -34,11 +34,15 @@
         <w:jc w:val="both"/>
         <w:rPr>
           <w:rFonts w:ascii="Calibri" w:hAnsi="Calibri" w:cs="Calibri"/>
-        </w:rPr>
-      </w:pPr>
-      <w:r>
-        <w:rPr>
-          <w:rFonts w:ascii="Calibri" w:hAnsi="Calibri" w:cs="Calibri"/>
+          <w:sz w:val="32"/>
+          <w:szCs w:val="32"/>
+        </w:rPr>
+      </w:pPr>
+      <w:r>
+        <w:rPr>
+          <w:rFonts w:ascii="Calibri" w:hAnsi="Calibri" w:cs="Calibri"/>
+          <w:sz w:val="32"/>
+          <w:szCs w:val="32"/>
         </w:rPr>
         <w:t xml:space="preserve">Dot Short-hand for </w:t>
       </w:r>
@@ -47,36 +51,48 @@
           <w:rFonts w:ascii="Calibri" w:hAnsi="Calibri" w:cs="Calibri"/>
           <w:b/>
           <w:bCs/>
+          <w:sz w:val="32"/>
+          <w:szCs w:val="32"/>
         </w:rPr>
         <w:t>enum</w:t>
       </w:r>
       <w:r>
         <w:rPr>
           <w:rFonts w:ascii="Calibri" w:hAnsi="Calibri" w:cs="Calibri"/>
-        </w:rPr>
-        <w:t>…………………………………</w:t>
-      </w:r>
-      <w:r>
-        <w:rPr>
-          <w:rFonts w:ascii="Calibri" w:hAnsi="Calibri" w:cs="Calibri"/>
-        </w:rPr>
-        <w:t>………</w:t>
-      </w:r>
-      <w:r>
-        <w:rPr>
-          <w:rFonts w:ascii="Calibri" w:hAnsi="Calibri" w:cs="Calibri"/>
-        </w:rPr>
-        <w:t>…………………………………</w:t>
-      </w:r>
-      <w:r>
-        <w:rPr>
-          <w:rFonts w:ascii="Calibri" w:hAnsi="Calibri" w:cs="Calibri"/>
+          <w:sz w:val="32"/>
+          <w:szCs w:val="32"/>
+        </w:rPr>
+        <w:t>……………………………</w:t>
+      </w:r>
+      <w:r>
+        <w:rPr>
+          <w:rFonts w:ascii="Calibri" w:hAnsi="Calibri" w:cs="Calibri"/>
+          <w:sz w:val="32"/>
+          <w:szCs w:val="32"/>
+        </w:rPr>
+        <w:t>…………</w:t>
+      </w:r>
+      <w:r>
+        <w:rPr>
+          <w:rFonts w:ascii="Calibri" w:hAnsi="Calibri" w:cs="Calibri"/>
+          <w:sz w:val="32"/>
+          <w:szCs w:val="32"/>
+        </w:rPr>
+        <w:t>…</w:t>
+      </w:r>
+      <w:r>
+        <w:rPr>
+          <w:rFonts w:ascii="Calibri" w:hAnsi="Calibri" w:cs="Calibri"/>
+          <w:sz w:val="32"/>
+          <w:szCs w:val="32"/>
         </w:rPr>
         <w:t>……………</w:t>
       </w:r>
       <w:r>
         <w:rPr>
           <w:rFonts w:ascii="Calibri" w:hAnsi="Calibri" w:cs="Calibri"/>
+          <w:sz w:val="32"/>
+          <w:szCs w:val="32"/>
         </w:rPr>
         <w:t>……..1</w:t>
       </w:r>
@@ -91,11 +107,15 @@
         <w:jc w:val="both"/>
         <w:rPr>
           <w:rFonts w:ascii="Calibri" w:hAnsi="Calibri" w:cs="Calibri"/>
-        </w:rPr>
-      </w:pPr>
-      <w:r>
-        <w:rPr>
-          <w:rFonts w:ascii="Calibri" w:hAnsi="Calibri" w:cs="Calibri"/>
+          <w:sz w:val="32"/>
+          <w:szCs w:val="32"/>
+        </w:rPr>
+      </w:pPr>
+      <w:r>
+        <w:rPr>
+          <w:rFonts w:ascii="Calibri" w:hAnsi="Calibri" w:cs="Calibri"/>
+          <w:sz w:val="32"/>
+          <w:szCs w:val="32"/>
         </w:rPr>
         <w:t xml:space="preserve">Dot Short-hand with </w:t>
       </w:r>
@@ -104,30 +124,40 @@
           <w:rFonts w:ascii="Calibri" w:hAnsi="Calibri" w:cs="Calibri"/>
           <w:b/>
           <w:bCs/>
+          <w:sz w:val="32"/>
+          <w:szCs w:val="32"/>
         </w:rPr>
         <w:t>this</w:t>
       </w:r>
       <w:r>
         <w:rPr>
           <w:rFonts w:ascii="Calibri" w:hAnsi="Calibri" w:cs="Calibri"/>
-        </w:rPr>
-        <w:t>………………………………………</w:t>
-      </w:r>
-      <w:r>
-        <w:rPr>
-          <w:rFonts w:ascii="Calibri" w:hAnsi="Calibri" w:cs="Calibri"/>
+          <w:sz w:val="32"/>
+          <w:szCs w:val="32"/>
+        </w:rPr>
+        <w:t>……………………………………</w:t>
+      </w:r>
+      <w:r>
+        <w:rPr>
+          <w:rFonts w:ascii="Calibri" w:hAnsi="Calibri" w:cs="Calibri"/>
+          <w:sz w:val="32"/>
+          <w:szCs w:val="32"/>
+        </w:rPr>
+        <w:t>…</w:t>
+      </w:r>
+      <w:r>
+        <w:rPr>
+          <w:rFonts w:ascii="Calibri" w:hAnsi="Calibri" w:cs="Calibri"/>
+          <w:sz w:val="32"/>
+          <w:szCs w:val="32"/>
         </w:rPr>
         <w:t>……………………</w:t>
       </w:r>
       <w:r>
         <w:rPr>
           <w:rFonts w:ascii="Calibri" w:hAnsi="Calibri" w:cs="Calibri"/>
-        </w:rPr>
-        <w:t>…………………………………</w:t>
-      </w:r>
-      <w:r>
-        <w:rPr>
-          <w:rFonts w:ascii="Calibri" w:hAnsi="Calibri" w:cs="Calibri"/>
+          <w:sz w:val="32"/>
+          <w:szCs w:val="32"/>
         </w:rPr>
         <w:t>…3</w:t>
       </w:r>
@@ -142,37 +172,57 @@
         <w:jc w:val="both"/>
         <w:rPr>
           <w:rFonts w:ascii="Calibri" w:hAnsi="Calibri" w:cs="Calibri"/>
-        </w:rPr>
-      </w:pPr>
-      <w:r>
-        <w:rPr>
-          <w:rFonts w:ascii="Calibri" w:hAnsi="Calibri" w:cs="Calibri"/>
+          <w:sz w:val="32"/>
+          <w:szCs w:val="32"/>
+        </w:rPr>
+      </w:pPr>
+      <w:r>
+        <w:rPr>
+          <w:rFonts w:ascii="Calibri" w:hAnsi="Calibri" w:cs="Calibri"/>
+          <w:sz w:val="32"/>
+          <w:szCs w:val="32"/>
         </w:rPr>
         <w:t>Dot Short-hand for creating objects…………………………</w:t>
       </w:r>
       <w:r>
         <w:rPr>
           <w:rFonts w:ascii="Calibri" w:hAnsi="Calibri" w:cs="Calibri"/>
-        </w:rPr>
-        <w:t>…………………</w:t>
-      </w:r>
-      <w:r>
-        <w:rPr>
-          <w:rFonts w:ascii="Calibri" w:hAnsi="Calibri" w:cs="Calibri"/>
-        </w:rPr>
-        <w:t>…………………………………</w:t>
-      </w:r>
-      <w:r>
-        <w:rPr>
-          <w:rFonts w:ascii="Calibri" w:hAnsi="Calibri" w:cs="Calibri"/>
+          <w:sz w:val="32"/>
+          <w:szCs w:val="32"/>
         </w:rPr>
         <w:t>…</w:t>
       </w:r>
       <w:r>
         <w:rPr>
           <w:rFonts w:ascii="Calibri" w:hAnsi="Calibri" w:cs="Calibri"/>
-        </w:rPr>
-        <w:t>4</w:t>
+          <w:sz w:val="32"/>
+          <w:szCs w:val="32"/>
+        </w:rPr>
+        <w:t>…</w:t>
+      </w:r>
+      <w:r>
+        <w:rPr>
+          <w:rFonts w:ascii="Calibri" w:hAnsi="Calibri" w:cs="Calibri"/>
+          <w:sz w:val="32"/>
+          <w:szCs w:val="32"/>
+        </w:rPr>
+        <w:t>……………</w:t>
+      </w:r>
+      <w:r>
+        <w:rPr>
+          <w:rFonts w:ascii="Calibri" w:hAnsi="Calibri" w:cs="Calibri"/>
+          <w:sz w:val="32"/>
+          <w:szCs w:val="32"/>
+        </w:rPr>
+        <w:t>…</w:t>
+      </w:r>
+      <w:r>
+        <w:rPr>
+          <w:rFonts w:ascii="Calibri" w:hAnsi="Calibri" w:cs="Calibri"/>
+          <w:sz w:val="32"/>
+          <w:szCs w:val="32"/>
+        </w:rPr>
+        <w:t>5</w:t>
       </w:r>
     </w:p>
     <w:p>
@@ -185,45 +235,59 @@
         <w:jc w:val="both"/>
         <w:rPr>
           <w:rFonts w:ascii="Calibri" w:hAnsi="Calibri" w:cs="Calibri"/>
-        </w:rPr>
-      </w:pPr>
-      <w:r>
-        <w:rPr>
-          <w:rFonts w:ascii="Calibri" w:hAnsi="Calibri" w:cs="Calibri"/>
-          <w:b/>
-          <w:bCs/>
+          <w:sz w:val="32"/>
+          <w:szCs w:val="32"/>
+        </w:rPr>
+      </w:pPr>
+      <w:r>
+        <w:rPr>
+          <w:rFonts w:ascii="Calibri" w:hAnsi="Calibri" w:cs="Calibri"/>
+          <w:b/>
+          <w:bCs/>
+          <w:sz w:val="32"/>
+          <w:szCs w:val="32"/>
         </w:rPr>
         <w:t>Dart</w:t>
       </w:r>
       <w:r>
         <w:rPr>
           <w:rFonts w:ascii="Calibri" w:hAnsi="Calibri" w:cs="Calibri"/>
+          <w:sz w:val="32"/>
+          <w:szCs w:val="32"/>
         </w:rPr>
         <w:t xml:space="preserve"> pub cache cleaning (free storage)………………………</w:t>
       </w:r>
       <w:r>
         <w:rPr>
           <w:rFonts w:ascii="Calibri" w:hAnsi="Calibri" w:cs="Calibri"/>
-        </w:rPr>
-        <w:t>…………………</w:t>
-      </w:r>
-      <w:r>
-        <w:rPr>
-          <w:rFonts w:ascii="Calibri" w:hAnsi="Calibri" w:cs="Calibri"/>
-        </w:rPr>
-        <w:t>…………………………………</w:t>
-      </w:r>
-      <w:r>
-        <w:rPr>
-          <w:rFonts w:ascii="Calibri" w:hAnsi="Calibri" w:cs="Calibri"/>
+          <w:sz w:val="32"/>
+          <w:szCs w:val="32"/>
+        </w:rPr>
+        <w:t>………………</w:t>
+      </w:r>
+      <w:r>
+        <w:rPr>
+          <w:rFonts w:ascii="Calibri" w:hAnsi="Calibri" w:cs="Calibri"/>
+          <w:sz w:val="32"/>
+          <w:szCs w:val="32"/>
+        </w:rPr>
+        <w:t>…</w:t>
+      </w:r>
+      <w:r>
+        <w:rPr>
+          <w:rFonts w:ascii="Calibri" w:hAnsi="Calibri" w:cs="Calibri"/>
+          <w:sz w:val="32"/>
+          <w:szCs w:val="32"/>
         </w:rPr>
         <w:t>.</w:t>
       </w:r>
       <w:r>
         <w:rPr>
           <w:rFonts w:ascii="Calibri" w:hAnsi="Calibri" w:cs="Calibri"/>
-        </w:rPr>
-        <w:t>4</w:t>
+          <w:sz w:val="32"/>
+          <w:szCs w:val="32"/>
+        </w:rPr>
+        <w:t>6</w:t>
       </w:r>
     </w:p>
     <w:p>
@@ -236,23 +300,31 @@
         <w:jc w:val="both"/>
         <w:rPr>
           <w:rFonts w:ascii="Calibri" w:hAnsi="Calibri" w:cs="Calibri"/>
-        </w:rPr>
-      </w:pPr>
-      <w:r>
-        <w:rPr>
-          <w:rFonts w:ascii="Calibri" w:hAnsi="Calibri" w:cs="Calibri"/>
+          <w:sz w:val="32"/>
+          <w:szCs w:val="32"/>
+        </w:rPr>
+      </w:pPr>
+      <w:r>
+        <w:rPr>
+          <w:rFonts w:ascii="Calibri" w:hAnsi="Calibri" w:cs="Calibri"/>
+          <w:sz w:val="32"/>
+          <w:szCs w:val="32"/>
         </w:rPr>
         <w:t>Primary</w:t>
       </w:r>
       <w:r>
         <w:rPr>
           <w:rFonts w:ascii="Calibri" w:hAnsi="Calibri" w:cs="Calibri"/>
+          <w:sz w:val="32"/>
+          <w:szCs w:val="32"/>
         </w:rPr>
         <w:t xml:space="preserve"> &amp; Concise</w:t>
       </w:r>
       <w:r>
         <w:rPr>
           <w:rFonts w:ascii="Calibri" w:hAnsi="Calibri" w:cs="Calibri"/>
+          <w:sz w:val="32"/>
+          <w:szCs w:val="32"/>
         </w:rPr>
         <w:t xml:space="preserve"> Constructors in </w:t>
       </w:r>
@@ -261,49 +333,57 @@
           <w:rFonts w:ascii="Calibri" w:hAnsi="Calibri" w:cs="Calibri"/>
           <w:b/>
           <w:bCs/>
+          <w:sz w:val="32"/>
+          <w:szCs w:val="32"/>
         </w:rPr>
         <w:t>Dart</w:t>
       </w:r>
       <w:r>
         <w:rPr>
           <w:rFonts w:ascii="Calibri" w:hAnsi="Calibri" w:cs="Calibri"/>
-        </w:rPr>
-        <w:t>…………………………………</w:t>
-      </w:r>
-      <w:r>
-        <w:rPr>
-          <w:rFonts w:ascii="Calibri" w:hAnsi="Calibri" w:cs="Calibri"/>
-        </w:rPr>
-        <w:t>……………</w:t>
-      </w:r>
-      <w:r>
-        <w:rPr>
-          <w:rFonts w:ascii="Calibri" w:hAnsi="Calibri" w:cs="Calibri"/>
-        </w:rPr>
-        <w:t>………………………….</w:t>
-      </w:r>
-      <w:r>
-        <w:rPr>
-          <w:rFonts w:ascii="Calibri" w:hAnsi="Calibri" w:cs="Calibri"/>
+          <w:sz w:val="32"/>
+          <w:szCs w:val="32"/>
+        </w:rPr>
+        <w:t>…………………………</w:t>
+      </w:r>
+      <w:r>
+        <w:rPr>
+          <w:rFonts w:ascii="Calibri" w:hAnsi="Calibri" w:cs="Calibri"/>
+          <w:sz w:val="32"/>
+          <w:szCs w:val="32"/>
+        </w:rPr>
+        <w:t>…………….</w:t>
+      </w:r>
+      <w:r>
+        <w:rPr>
+          <w:rFonts w:ascii="Calibri" w:hAnsi="Calibri" w:cs="Calibri"/>
+          <w:sz w:val="32"/>
+          <w:szCs w:val="32"/>
         </w:rPr>
         <w:t>.</w:t>
       </w:r>
       <w:r>
         <w:rPr>
           <w:rFonts w:ascii="Calibri" w:hAnsi="Calibri" w:cs="Calibri"/>
-        </w:rPr>
-        <w:t>6</w:t>
-      </w:r>
-    </w:p>
-    <w:p>
-      <w:pPr>
-        <w:rPr>
-          <w:rFonts w:ascii="Calibri" w:hAnsi="Calibri" w:cs="Calibri"/>
-        </w:rPr>
-      </w:pPr>
-      <w:r>
-        <w:rPr>
-          <w:rFonts w:ascii="Calibri" w:hAnsi="Calibri" w:cs="Calibri"/>
+          <w:sz w:val="32"/>
+          <w:szCs w:val="32"/>
+        </w:rPr>
+        <w:t>8</w:t>
+      </w:r>
+    </w:p>
+    <w:p>
+      <w:pPr>
+        <w:rPr>
+          <w:rFonts w:ascii="Calibri" w:hAnsi="Calibri" w:cs="Calibri"/>
+          <w:sz w:val="32"/>
+          <w:szCs w:val="32"/>
+        </w:rPr>
+      </w:pPr>
+      <w:r>
+        <w:rPr>
+          <w:rFonts w:ascii="Calibri" w:hAnsi="Calibri" w:cs="Calibri"/>
+          <w:sz w:val="32"/>
+          <w:szCs w:val="32"/>
         </w:rPr>
         <w:br w:type="page"/>
       </w:r>
@@ -315,13 +395,17 @@
           <w:rFonts w:ascii="Calibri" w:hAnsi="Calibri" w:cs="Calibri"/>
           <w:b/>
           <w:bCs/>
-        </w:rPr>
-      </w:pPr>
-      <w:r>
-        <w:rPr>
-          <w:rFonts w:ascii="Calibri" w:hAnsi="Calibri" w:cs="Calibri"/>
-          <w:b/>
-          <w:bCs/>
+          <w:sz w:val="34"/>
+          <w:szCs w:val="34"/>
+        </w:rPr>
+      </w:pPr>
+      <w:r>
+        <w:rPr>
+          <w:rFonts w:ascii="Calibri" w:hAnsi="Calibri" w:cs="Calibri"/>
+          <w:b/>
+          <w:bCs/>
+          <w:sz w:val="34"/>
+          <w:szCs w:val="34"/>
         </w:rPr>
         <w:lastRenderedPageBreak/>
         <w:t>Dot Short-Hands:</w:t>
@@ -334,13 +418,17 @@
           <w:rFonts w:ascii="Calibri" w:hAnsi="Calibri" w:cs="Calibri"/>
           <w:b/>
           <w:bCs/>
-        </w:rPr>
-      </w:pPr>
-      <w:r>
-        <w:rPr>
-          <w:rFonts w:ascii="Calibri" w:hAnsi="Calibri" w:cs="Calibri"/>
-          <w:b/>
-          <w:bCs/>
+          <w:sz w:val="34"/>
+          <w:szCs w:val="34"/>
+        </w:rPr>
+      </w:pPr>
+      <w:r>
+        <w:rPr>
+          <w:rFonts w:ascii="Calibri" w:hAnsi="Calibri" w:cs="Calibri"/>
+          <w:b/>
+          <w:bCs/>
+          <w:sz w:val="34"/>
+          <w:szCs w:val="34"/>
         </w:rPr>
         <w:t>Dot Short-Hands for enum:</w:t>
       </w:r>
@@ -352,17 +440,23 @@
           <w:rFonts w:ascii="Calibri" w:hAnsi="Calibri" w:cs="Calibri"/>
           <w:b/>
           <w:bCs/>
-        </w:rPr>
-      </w:pPr>
-      <w:r>
-        <w:rPr>
-          <w:rFonts w:ascii="Calibri" w:hAnsi="Calibri" w:cs="Calibri"/>
+          <w:sz w:val="34"/>
+          <w:szCs w:val="34"/>
+        </w:rPr>
+      </w:pPr>
+      <w:r>
+        <w:rPr>
+          <w:rFonts w:ascii="Calibri" w:hAnsi="Calibri" w:cs="Calibri"/>
+          <w:sz w:val="34"/>
+          <w:szCs w:val="34"/>
         </w:rPr>
         <w:t xml:space="preserve"># </w:t>
       </w:r>
       <w:r>
         <w:rPr>
           <w:rFonts w:ascii="Calibri" w:hAnsi="Calibri" w:cs="Calibri"/>
+          <w:sz w:val="34"/>
+          <w:szCs w:val="34"/>
         </w:rPr>
         <w:t xml:space="preserve">Dart 3.10 introduced “contextual shorthand” for </w:t>
       </w:r>
@@ -371,18 +465,24 @@
           <w:rFonts w:ascii="Calibri" w:hAnsi="Calibri" w:cs="Calibri"/>
           <w:b/>
           <w:bCs/>
+          <w:sz w:val="34"/>
+          <w:szCs w:val="34"/>
         </w:rPr>
         <w:t xml:space="preserve">enum </w:t>
       </w:r>
       <w:r>
         <w:rPr>
           <w:rFonts w:ascii="Calibri" w:hAnsi="Calibri" w:cs="Calibri"/>
+          <w:sz w:val="34"/>
+          <w:szCs w:val="34"/>
         </w:rPr>
         <w:t>values inside Flutter widget properties.</w:t>
       </w:r>
       <w:r>
         <w:rPr>
           <w:rFonts w:ascii="Calibri" w:hAnsi="Calibri" w:cs="Calibri"/>
+          <w:sz w:val="34"/>
+          <w:szCs w:val="34"/>
         </w:rPr>
         <w:t xml:space="preserve"> When a parameter expects an </w:t>
       </w:r>
@@ -391,46 +491,96 @@
           <w:rFonts w:ascii="Calibri" w:hAnsi="Calibri" w:cs="Calibri"/>
           <w:b/>
           <w:bCs/>
+          <w:sz w:val="34"/>
+          <w:szCs w:val="34"/>
         </w:rPr>
         <w:t>enum</w:t>
       </w:r>
       <w:r>
         <w:rPr>
           <w:rFonts w:ascii="Calibri" w:hAnsi="Calibri" w:cs="Calibri"/>
+          <w:sz w:val="34"/>
+          <w:szCs w:val="34"/>
         </w:rPr>
         <w:t xml:space="preserve"> type like this </w:t>
       </w:r>
-      <w:r>
-        <w:rPr>
-          <w:rFonts w:ascii="Calibri" w:hAnsi="Calibri" w:cs="Calibri"/>
-          <w:b/>
-          <w:bCs/>
-        </w:rPr>
-        <w:t xml:space="preserve">crossAxisAlignment: CrossAxisAlignment </w:t>
-      </w:r>
-      <w:r>
-        <w:rPr>
-          <w:rFonts w:ascii="Calibri" w:hAnsi="Calibri" w:cs="Calibri"/>
+      <w:proofErr w:type="spellStart"/>
+      <w:r>
+        <w:rPr>
+          <w:rFonts w:ascii="Calibri" w:hAnsi="Calibri" w:cs="Calibri"/>
+          <w:b/>
+          <w:bCs/>
+          <w:sz w:val="34"/>
+          <w:szCs w:val="34"/>
+        </w:rPr>
+        <w:t>crossAxisAlignment</w:t>
+      </w:r>
+      <w:proofErr w:type="spellEnd"/>
+      <w:r>
+        <w:rPr>
+          <w:rFonts w:ascii="Calibri" w:hAnsi="Calibri" w:cs="Calibri"/>
+          <w:b/>
+          <w:bCs/>
+          <w:sz w:val="34"/>
+          <w:szCs w:val="34"/>
+        </w:rPr>
+        <w:t xml:space="preserve">: </w:t>
+      </w:r>
+      <w:proofErr w:type="spellStart"/>
+      <w:r>
+        <w:rPr>
+          <w:rFonts w:ascii="Calibri" w:hAnsi="Calibri" w:cs="Calibri"/>
+          <w:b/>
+          <w:bCs/>
+          <w:sz w:val="34"/>
+          <w:szCs w:val="34"/>
+        </w:rPr>
+        <w:t>CrossAxisAlignment</w:t>
+      </w:r>
+      <w:proofErr w:type="spellEnd"/>
+      <w:r>
+        <w:rPr>
+          <w:rFonts w:ascii="Calibri" w:hAnsi="Calibri" w:cs="Calibri"/>
+          <w:b/>
+          <w:bCs/>
+          <w:sz w:val="34"/>
+          <w:szCs w:val="34"/>
+        </w:rPr>
+        <w:t xml:space="preserve"> </w:t>
+      </w:r>
+      <w:r>
+        <w:rPr>
+          <w:rFonts w:ascii="Calibri" w:hAnsi="Calibri" w:cs="Calibri"/>
+          <w:sz w:val="34"/>
+          <w:szCs w:val="34"/>
         </w:rPr>
         <w:t>Dart already knows the type. So instead of repeating</w:t>
       </w:r>
       <w:r>
         <w:rPr>
           <w:rFonts w:ascii="Calibri" w:hAnsi="Calibri" w:cs="Calibri"/>
+          <w:sz w:val="34"/>
+          <w:szCs w:val="34"/>
         </w:rPr>
         <w:t xml:space="preserve"> </w:t>
       </w:r>
-      <w:r>
-        <w:rPr>
-          <w:rFonts w:ascii="Calibri" w:hAnsi="Calibri" w:cs="Calibri"/>
-          <w:b/>
-          <w:bCs/>
+      <w:proofErr w:type="spellStart"/>
+      <w:r>
+        <w:rPr>
+          <w:rFonts w:ascii="Calibri" w:hAnsi="Calibri" w:cs="Calibri"/>
+          <w:b/>
+          <w:bCs/>
+          <w:sz w:val="34"/>
+          <w:szCs w:val="34"/>
         </w:rPr>
         <w:t>CrossAxisAlignment.start</w:t>
       </w:r>
-      <w:r>
-        <w:rPr>
-          <w:rFonts w:ascii="Calibri" w:hAnsi="Calibri" w:cs="Calibri"/>
+      <w:proofErr w:type="spellEnd"/>
+      <w:r>
+        <w:rPr>
+          <w:rFonts w:ascii="Calibri" w:hAnsi="Calibri" w:cs="Calibri"/>
+          <w:sz w:val="34"/>
+          <w:szCs w:val="34"/>
         </w:rPr>
         <w:t xml:space="preserve"> we can simply write </w:t>
       </w:r>
@@ -439,40 +589,61 @@
           <w:rFonts w:ascii="Calibri" w:hAnsi="Calibri" w:cs="Calibri"/>
           <w:b/>
           <w:bCs/>
+          <w:sz w:val="34"/>
+          <w:szCs w:val="34"/>
         </w:rPr>
         <w:t>.start</w:t>
       </w:r>
     </w:p>
     <w:p>
       <w:pPr>
-        <w:jc w:val="both"/>
-        <w:rPr>
-          <w:rFonts w:ascii="Calibri" w:hAnsi="Calibri" w:cs="Calibri"/>
-        </w:rPr>
-      </w:pPr>
-      <w:r>
-        <w:rPr>
-          <w:rFonts w:ascii="Calibri" w:hAnsi="Calibri" w:cs="Calibri"/>
+        <w:tabs>
+          <w:tab w:val="center" w:pos="4513"/>
+        </w:tabs>
+        <w:jc w:val="both"/>
+        <w:rPr>
+          <w:rFonts w:ascii="Calibri" w:hAnsi="Calibri" w:cs="Calibri"/>
+          <w:sz w:val="34"/>
+          <w:szCs w:val="34"/>
+        </w:rPr>
+      </w:pPr>
+      <w:r>
+        <w:rPr>
+          <w:rFonts w:ascii="Calibri" w:hAnsi="Calibri" w:cs="Calibri"/>
+          <w:sz w:val="34"/>
+          <w:szCs w:val="34"/>
         </w:rPr>
         <w:t># Old way</w:t>
       </w:r>
-    </w:p>
-    <w:p>
-      <w:pPr>
-        <w:jc w:val="both"/>
-        <w:rPr>
-          <w:rFonts w:ascii="Calibri" w:hAnsi="Calibri" w:cs="Calibri"/>
-          <w:b/>
-          <w:bCs/>
-          <w:color w:val="D86DCB" w:themeColor="accent5" w:themeTint="99"/>
-        </w:rPr>
-      </w:pPr>
-      <w:r>
-        <w:rPr>
-          <w:rFonts w:ascii="Calibri" w:hAnsi="Calibri" w:cs="Calibri"/>
-          <w:b/>
-          <w:bCs/>
-          <w:color w:val="D86DCB" w:themeColor="accent5" w:themeTint="99"/>
+      <w:r>
+        <w:rPr>
+          <w:rFonts w:ascii="Calibri" w:hAnsi="Calibri" w:cs="Calibri"/>
+          <w:sz w:val="34"/>
+          <w:szCs w:val="34"/>
+        </w:rPr>
+        <w:tab/>
+      </w:r>
+    </w:p>
+    <w:p>
+      <w:pPr>
+        <w:jc w:val="both"/>
+        <w:rPr>
+          <w:rFonts w:ascii="Calibri" w:hAnsi="Calibri" w:cs="Calibri"/>
+          <w:b/>
+          <w:bCs/>
+          <w:color w:val="D86DCB" w:themeColor="accent5" w:themeTint="99"/>
+          <w:sz w:val="34"/>
+          <w:szCs w:val="34"/>
+        </w:rPr>
+      </w:pPr>
+      <w:r>
+        <w:rPr>
+          <w:rFonts w:ascii="Calibri" w:hAnsi="Calibri" w:cs="Calibri"/>
+          <w:b/>
+          <w:bCs/>
+          <w:color w:val="D86DCB" w:themeColor="accent5" w:themeTint="99"/>
+          <w:sz w:val="34"/>
+          <w:szCs w:val="34"/>
         </w:rPr>
         <w:t>Row(</w:t>
       </w:r>
@@ -485,34 +656,90 @@
           <w:b/>
           <w:bCs/>
           <w:color w:val="D86DCB" w:themeColor="accent5" w:themeTint="99"/>
-        </w:rPr>
-      </w:pPr>
-      <w:r>
-        <w:rPr>
-          <w:rFonts w:ascii="Calibri" w:hAnsi="Calibri" w:cs="Calibri"/>
-          <w:b/>
-          <w:bCs/>
-          <w:color w:val="D86DCB" w:themeColor="accent5" w:themeTint="99"/>
-        </w:rPr>
-        <w:t xml:space="preserve">  crossAxisAlignment: CrossAxisAlignment.start,</w:t>
-      </w:r>
-    </w:p>
-    <w:p>
-      <w:pPr>
-        <w:jc w:val="both"/>
-        <w:rPr>
-          <w:rFonts w:ascii="Calibri" w:hAnsi="Calibri" w:cs="Calibri"/>
-          <w:b/>
-          <w:bCs/>
-          <w:color w:val="D86DCB" w:themeColor="accent5" w:themeTint="99"/>
-        </w:rPr>
-      </w:pPr>
-      <w:r>
-        <w:rPr>
-          <w:rFonts w:ascii="Calibri" w:hAnsi="Calibri" w:cs="Calibri"/>
-          <w:b/>
-          <w:bCs/>
-          <w:color w:val="D86DCB" w:themeColor="accent5" w:themeTint="99"/>
+          <w:sz w:val="34"/>
+          <w:szCs w:val="34"/>
+        </w:rPr>
+      </w:pPr>
+      <w:r>
+        <w:rPr>
+          <w:rFonts w:ascii="Calibri" w:hAnsi="Calibri" w:cs="Calibri"/>
+          <w:b/>
+          <w:bCs/>
+          <w:color w:val="D86DCB" w:themeColor="accent5" w:themeTint="99"/>
+          <w:sz w:val="34"/>
+          <w:szCs w:val="34"/>
+        </w:rPr>
+        <w:t xml:space="preserve">  </w:t>
+      </w:r>
+      <w:proofErr w:type="spellStart"/>
+      <w:r>
+        <w:rPr>
+          <w:rFonts w:ascii="Calibri" w:hAnsi="Calibri" w:cs="Calibri"/>
+          <w:b/>
+          <w:bCs/>
+          <w:color w:val="D86DCB" w:themeColor="accent5" w:themeTint="99"/>
+          <w:sz w:val="34"/>
+          <w:szCs w:val="34"/>
+        </w:rPr>
+        <w:t>crossAxisAlignment</w:t>
+      </w:r>
+      <w:proofErr w:type="spellEnd"/>
+      <w:r>
+        <w:rPr>
+          <w:rFonts w:ascii="Calibri" w:hAnsi="Calibri" w:cs="Calibri"/>
+          <w:b/>
+          <w:bCs/>
+          <w:color w:val="D86DCB" w:themeColor="accent5" w:themeTint="99"/>
+          <w:sz w:val="34"/>
+          <w:szCs w:val="34"/>
+        </w:rPr>
+        <w:t xml:space="preserve">: </w:t>
+      </w:r>
+      <w:proofErr w:type="spellStart"/>
+      <w:r>
+        <w:rPr>
+          <w:rFonts w:ascii="Calibri" w:hAnsi="Calibri" w:cs="Calibri"/>
+          <w:b/>
+          <w:bCs/>
+          <w:color w:val="D86DCB" w:themeColor="accent5" w:themeTint="99"/>
+          <w:sz w:val="34"/>
+          <w:szCs w:val="34"/>
+        </w:rPr>
+        <w:t>CrossAxisAlignment.start</w:t>
+      </w:r>
+      <w:proofErr w:type="spellEnd"/>
+      <w:r>
+        <w:rPr>
+          <w:rFonts w:ascii="Calibri" w:hAnsi="Calibri" w:cs="Calibri"/>
+          <w:b/>
+          <w:bCs/>
+          <w:color w:val="D86DCB" w:themeColor="accent5" w:themeTint="99"/>
+          <w:sz w:val="34"/>
+          <w:szCs w:val="34"/>
+        </w:rPr>
+        <w:t>,</w:t>
+      </w:r>
+    </w:p>
+    <w:p>
+      <w:pPr>
+        <w:jc w:val="both"/>
+        <w:rPr>
+          <w:rFonts w:ascii="Calibri" w:hAnsi="Calibri" w:cs="Calibri"/>
+          <w:b/>
+          <w:bCs/>
+          <w:color w:val="D86DCB" w:themeColor="accent5" w:themeTint="99"/>
+          <w:sz w:val="34"/>
+          <w:szCs w:val="34"/>
+        </w:rPr>
+      </w:pPr>
+      <w:r>
+        <w:rPr>
+          <w:rFonts w:ascii="Calibri" w:hAnsi="Calibri" w:cs="Calibri"/>
+          <w:b/>
+          <w:bCs/>
+          <w:color w:val="D86DCB" w:themeColor="accent5" w:themeTint="99"/>
+          <w:sz w:val="34"/>
+          <w:szCs w:val="34"/>
         </w:rPr>
         <w:t>)</w:t>
       </w:r>
@@ -522,11 +749,15 @@
         <w:jc w:val="both"/>
         <w:rPr>
           <w:rFonts w:ascii="Calibri" w:hAnsi="Calibri" w:cs="Calibri"/>
-        </w:rPr>
-      </w:pPr>
-      <w:r>
-        <w:rPr>
-          <w:rFonts w:ascii="Calibri" w:hAnsi="Calibri" w:cs="Calibri"/>
+          <w:sz w:val="34"/>
+          <w:szCs w:val="34"/>
+        </w:rPr>
+      </w:pPr>
+      <w:r>
+        <w:rPr>
+          <w:rFonts w:ascii="Calibri" w:hAnsi="Calibri" w:cs="Calibri"/>
+          <w:sz w:val="34"/>
+          <w:szCs w:val="34"/>
         </w:rPr>
         <w:t># New dart dot shorthand</w:t>
       </w:r>
@@ -539,14 +770,18 @@
           <w:b/>
           <w:bCs/>
           <w:color w:val="D86DCB" w:themeColor="accent5" w:themeTint="99"/>
-        </w:rPr>
-      </w:pPr>
-      <w:r>
-        <w:rPr>
-          <w:rFonts w:ascii="Calibri" w:hAnsi="Calibri" w:cs="Calibri"/>
-          <w:b/>
-          <w:bCs/>
-          <w:color w:val="D86DCB" w:themeColor="accent5" w:themeTint="99"/>
+          <w:sz w:val="34"/>
+          <w:szCs w:val="34"/>
+        </w:rPr>
+      </w:pPr>
+      <w:r>
+        <w:rPr>
+          <w:rFonts w:ascii="Calibri" w:hAnsi="Calibri" w:cs="Calibri"/>
+          <w:b/>
+          <w:bCs/>
+          <w:color w:val="D86DCB" w:themeColor="accent5" w:themeTint="99"/>
+          <w:sz w:val="34"/>
+          <w:szCs w:val="34"/>
         </w:rPr>
         <w:t>Row(</w:t>
       </w:r>
@@ -559,34 +794,90 @@
           <w:b/>
           <w:bCs/>
           <w:color w:val="D86DCB" w:themeColor="accent5" w:themeTint="99"/>
-        </w:rPr>
-      </w:pPr>
-      <w:r>
-        <w:rPr>
-          <w:rFonts w:ascii="Calibri" w:hAnsi="Calibri" w:cs="Calibri"/>
-          <w:b/>
-          <w:bCs/>
-          <w:color w:val="D86DCB" w:themeColor="accent5" w:themeTint="99"/>
-        </w:rPr>
-        <w:t xml:space="preserve">  crossAxisAlignment: CrossAxisAlignment.start,</w:t>
-      </w:r>
-    </w:p>
-    <w:p>
-      <w:pPr>
-        <w:jc w:val="both"/>
-        <w:rPr>
-          <w:rFonts w:ascii="Calibri" w:hAnsi="Calibri" w:cs="Calibri"/>
-          <w:b/>
-          <w:bCs/>
-          <w:color w:val="D86DCB" w:themeColor="accent5" w:themeTint="99"/>
-        </w:rPr>
-      </w:pPr>
-      <w:r>
-        <w:rPr>
-          <w:rFonts w:ascii="Calibri" w:hAnsi="Calibri" w:cs="Calibri"/>
-          <w:b/>
-          <w:bCs/>
-          <w:color w:val="D86DCB" w:themeColor="accent5" w:themeTint="99"/>
+          <w:sz w:val="34"/>
+          <w:szCs w:val="34"/>
+        </w:rPr>
+      </w:pPr>
+      <w:r>
+        <w:rPr>
+          <w:rFonts w:ascii="Calibri" w:hAnsi="Calibri" w:cs="Calibri"/>
+          <w:b/>
+          <w:bCs/>
+          <w:color w:val="D86DCB" w:themeColor="accent5" w:themeTint="99"/>
+          <w:sz w:val="34"/>
+          <w:szCs w:val="34"/>
+        </w:rPr>
+        <w:t xml:space="preserve">  </w:t>
+      </w:r>
+      <w:proofErr w:type="spellStart"/>
+      <w:r>
+        <w:rPr>
+          <w:rFonts w:ascii="Calibri" w:hAnsi="Calibri" w:cs="Calibri"/>
+          <w:b/>
+          <w:bCs/>
+          <w:color w:val="D86DCB" w:themeColor="accent5" w:themeTint="99"/>
+          <w:sz w:val="34"/>
+          <w:szCs w:val="34"/>
+        </w:rPr>
+        <w:t>crossAxisAlignment</w:t>
+      </w:r>
+      <w:proofErr w:type="spellEnd"/>
+      <w:r>
+        <w:rPr>
+          <w:rFonts w:ascii="Calibri" w:hAnsi="Calibri" w:cs="Calibri"/>
+          <w:b/>
+          <w:bCs/>
+          <w:color w:val="D86DCB" w:themeColor="accent5" w:themeTint="99"/>
+          <w:sz w:val="34"/>
+          <w:szCs w:val="34"/>
+        </w:rPr>
+        <w:t xml:space="preserve">: </w:t>
+      </w:r>
+      <w:proofErr w:type="spellStart"/>
+      <w:r>
+        <w:rPr>
+          <w:rFonts w:ascii="Calibri" w:hAnsi="Calibri" w:cs="Calibri"/>
+          <w:b/>
+          <w:bCs/>
+          <w:color w:val="D86DCB" w:themeColor="accent5" w:themeTint="99"/>
+          <w:sz w:val="34"/>
+          <w:szCs w:val="34"/>
+        </w:rPr>
+        <w:t>CrossAxisAlignment.start</w:t>
+      </w:r>
+      <w:proofErr w:type="spellEnd"/>
+      <w:r>
+        <w:rPr>
+          <w:rFonts w:ascii="Calibri" w:hAnsi="Calibri" w:cs="Calibri"/>
+          <w:b/>
+          <w:bCs/>
+          <w:color w:val="D86DCB" w:themeColor="accent5" w:themeTint="99"/>
+          <w:sz w:val="34"/>
+          <w:szCs w:val="34"/>
+        </w:rPr>
+        <w:t>,</w:t>
+      </w:r>
+    </w:p>
+    <w:p>
+      <w:pPr>
+        <w:jc w:val="both"/>
+        <w:rPr>
+          <w:rFonts w:ascii="Calibri" w:hAnsi="Calibri" w:cs="Calibri"/>
+          <w:b/>
+          <w:bCs/>
+          <w:color w:val="D86DCB" w:themeColor="accent5" w:themeTint="99"/>
+          <w:sz w:val="34"/>
+          <w:szCs w:val="34"/>
+        </w:rPr>
+      </w:pPr>
+      <w:r>
+        <w:rPr>
+          <w:rFonts w:ascii="Calibri" w:hAnsi="Calibri" w:cs="Calibri"/>
+          <w:b/>
+          <w:bCs/>
+          <w:color w:val="D86DCB" w:themeColor="accent5" w:themeTint="99"/>
+          <w:sz w:val="34"/>
+          <w:szCs w:val="34"/>
         </w:rPr>
         <w:t>)</w:t>
       </w:r>
@@ -596,19 +887,25 @@
         <w:jc w:val="both"/>
         <w:rPr>
           <w:rFonts w:ascii="Calibri" w:hAnsi="Calibri" w:cs="Calibri"/>
-        </w:rPr>
-      </w:pPr>
-    </w:p>
-    <w:p>
-      <w:pPr>
-        <w:jc w:val="both"/>
-        <w:rPr>
-          <w:rFonts w:ascii="Calibri" w:hAnsi="Calibri" w:cs="Calibri"/>
-        </w:rPr>
-      </w:pPr>
-      <w:r>
-        <w:rPr>
-          <w:rFonts w:ascii="Calibri" w:hAnsi="Calibri" w:cs="Calibri"/>
+          <w:sz w:val="34"/>
+          <w:szCs w:val="34"/>
+        </w:rPr>
+      </w:pPr>
+    </w:p>
+    <w:p>
+      <w:pPr>
+        <w:jc w:val="both"/>
+        <w:rPr>
+          <w:rFonts w:ascii="Calibri" w:hAnsi="Calibri" w:cs="Calibri"/>
+          <w:sz w:val="34"/>
+          <w:szCs w:val="34"/>
+        </w:rPr>
+      </w:pPr>
+      <w:r>
+        <w:rPr>
+          <w:rFonts w:ascii="Calibri" w:hAnsi="Calibri" w:cs="Calibri"/>
+          <w:sz w:val="34"/>
+          <w:szCs w:val="34"/>
         </w:rPr>
         <w:t>Works with many</w:t>
       </w:r>
@@ -617,14 +914,38 @@
           <w:rFonts w:ascii="Calibri" w:hAnsi="Calibri" w:cs="Calibri"/>
           <w:b/>
           <w:bCs/>
-        </w:rPr>
-        <w:t xml:space="preserve"> enum’</w:t>
-      </w:r>
-      <w:r>
-        <w:rPr>
-          <w:rFonts w:ascii="Calibri" w:hAnsi="Calibri" w:cs="Calibri"/>
-        </w:rPr>
-        <w:t>s in Flutter:</w:t>
+          <w:sz w:val="34"/>
+          <w:szCs w:val="34"/>
+        </w:rPr>
+        <w:t xml:space="preserve"> </w:t>
+      </w:r>
+      <w:proofErr w:type="spellStart"/>
+      <w:r>
+        <w:rPr>
+          <w:rFonts w:ascii="Calibri" w:hAnsi="Calibri" w:cs="Calibri"/>
+          <w:b/>
+          <w:bCs/>
+          <w:sz w:val="34"/>
+          <w:szCs w:val="34"/>
+        </w:rPr>
+        <w:t>enum’</w:t>
+      </w:r>
+      <w:r>
+        <w:rPr>
+          <w:rFonts w:ascii="Calibri" w:hAnsi="Calibri" w:cs="Calibri"/>
+          <w:sz w:val="34"/>
+          <w:szCs w:val="34"/>
+        </w:rPr>
+        <w:t>s</w:t>
+      </w:r>
+      <w:proofErr w:type="spellEnd"/>
+      <w:r>
+        <w:rPr>
+          <w:rFonts w:ascii="Calibri" w:hAnsi="Calibri" w:cs="Calibri"/>
+          <w:sz w:val="34"/>
+          <w:szCs w:val="34"/>
+        </w:rPr>
+        <w:t xml:space="preserve"> in Flutter:</w:t>
       </w:r>
     </w:p>
     <w:p>
@@ -640,11 +961,15 @@
           <w:rFonts w:ascii="Calibri" w:hAnsi="Calibri" w:cs="Calibri"/>
           <w:b/>
           <w:bCs/>
-        </w:rPr>
-      </w:pPr>
-      <w:r>
-        <w:rPr>
-          <w:rFonts w:ascii="Calibri" w:hAnsi="Calibri" w:cs="Calibri"/>
+          <w:sz w:val="34"/>
+          <w:szCs w:val="34"/>
+        </w:rPr>
+      </w:pPr>
+      <w:r>
+        <w:rPr>
+          <w:rFonts w:ascii="Calibri" w:hAnsi="Calibri" w:cs="Calibri"/>
+          <w:sz w:val="34"/>
+          <w:szCs w:val="34"/>
         </w:rPr>
         <w:t>Alignment:</w:t>
       </w:r>
@@ -653,6 +978,8 @@
           <w:rFonts w:ascii="Calibri" w:hAnsi="Calibri" w:cs="Calibri"/>
           <w:b/>
           <w:bCs/>
+          <w:sz w:val="34"/>
+          <w:szCs w:val="34"/>
         </w:rPr>
         <w:t xml:space="preserve"> </w:t>
       </w:r>
@@ -661,8 +988,8 @@
           <w:rFonts w:ascii="Calibri" w:hAnsi="Calibri" w:cs="Calibri"/>
           <w:b/>
           <w:bCs/>
-          <w:sz w:val="12"/>
-          <w:szCs w:val="12"/>
+          <w:sz w:val="22"/>
+          <w:szCs w:val="22"/>
         </w:rPr>
         <w:sym w:font="Wingdings" w:char="F0E0"/>
       </w:r>
@@ -671,6 +998,8 @@
           <w:rFonts w:ascii="Calibri" w:hAnsi="Calibri" w:cs="Calibri"/>
           <w:b/>
           <w:bCs/>
+          <w:sz w:val="34"/>
+          <w:szCs w:val="34"/>
         </w:rPr>
         <w:t xml:space="preserve"> alignment: .center,</w:t>
       </w:r>
@@ -688,19 +1017,35 @@
           <w:rFonts w:ascii="Calibri" w:hAnsi="Calibri" w:cs="Calibri"/>
           <w:b/>
           <w:bCs/>
-        </w:rPr>
-      </w:pPr>
-      <w:r>
-        <w:rPr>
-          <w:rFonts w:ascii="Calibri" w:hAnsi="Calibri" w:cs="Calibri"/>
-        </w:rPr>
-        <w:t>TextAlign:</w:t>
-      </w:r>
-      <w:r>
-        <w:rPr>
-          <w:rFonts w:ascii="Calibri" w:hAnsi="Calibri" w:cs="Calibri"/>
-          <w:b/>
-          <w:bCs/>
+          <w:sz w:val="34"/>
+          <w:szCs w:val="34"/>
+        </w:rPr>
+      </w:pPr>
+      <w:proofErr w:type="spellStart"/>
+      <w:r>
+        <w:rPr>
+          <w:rFonts w:ascii="Calibri" w:hAnsi="Calibri" w:cs="Calibri"/>
+          <w:sz w:val="34"/>
+          <w:szCs w:val="34"/>
+        </w:rPr>
+        <w:t>TextAlign</w:t>
+      </w:r>
+      <w:proofErr w:type="spellEnd"/>
+      <w:r>
+        <w:rPr>
+          <w:rFonts w:ascii="Calibri" w:hAnsi="Calibri" w:cs="Calibri"/>
+          <w:sz w:val="34"/>
+          <w:szCs w:val="34"/>
+        </w:rPr>
+        <w:t>:</w:t>
+      </w:r>
+      <w:r>
+        <w:rPr>
+          <w:rFonts w:ascii="Calibri" w:hAnsi="Calibri" w:cs="Calibri"/>
+          <w:b/>
+          <w:bCs/>
+          <w:sz w:val="34"/>
+          <w:szCs w:val="34"/>
         </w:rPr>
         <w:t xml:space="preserve"> </w:t>
       </w:r>
@@ -709,8 +1054,8 @@
           <w:rFonts w:ascii="Calibri" w:hAnsi="Calibri" w:cs="Calibri"/>
           <w:b/>
           <w:bCs/>
-          <w:sz w:val="12"/>
-          <w:szCs w:val="12"/>
+          <w:sz w:val="22"/>
+          <w:szCs w:val="22"/>
         </w:rPr>
         <w:sym w:font="Wingdings" w:char="F0E0"/>
       </w:r>
@@ -719,8 +1064,32 @@
           <w:rFonts w:ascii="Calibri" w:hAnsi="Calibri" w:cs="Calibri"/>
           <w:b/>
           <w:bCs/>
-        </w:rPr>
-        <w:t xml:space="preserve">  textAlign: .right,</w:t>
+          <w:sz w:val="34"/>
+          <w:szCs w:val="34"/>
+        </w:rPr>
+        <w:t xml:space="preserve">  </w:t>
+      </w:r>
+      <w:proofErr w:type="spellStart"/>
+      <w:r>
+        <w:rPr>
+          <w:rFonts w:ascii="Calibri" w:hAnsi="Calibri" w:cs="Calibri"/>
+          <w:b/>
+          <w:bCs/>
+          <w:sz w:val="34"/>
+          <w:szCs w:val="34"/>
+        </w:rPr>
+        <w:t>textAlign</w:t>
+      </w:r>
+      <w:proofErr w:type="spellEnd"/>
+      <w:r>
+        <w:rPr>
+          <w:rFonts w:ascii="Calibri" w:hAnsi="Calibri" w:cs="Calibri"/>
+          <w:b/>
+          <w:bCs/>
+          <w:sz w:val="34"/>
+          <w:szCs w:val="34"/>
+        </w:rPr>
+        <w:t>: .right,</w:t>
       </w:r>
     </w:p>
     <w:p>
@@ -736,19 +1105,35 @@
           <w:rFonts w:ascii="Calibri" w:hAnsi="Calibri" w:cs="Calibri"/>
           <w:b/>
           <w:bCs/>
-        </w:rPr>
-      </w:pPr>
-      <w:r>
-        <w:rPr>
-          <w:rFonts w:ascii="Calibri" w:hAnsi="Calibri" w:cs="Calibri"/>
-        </w:rPr>
-        <w:t>MainAxisAlignment:</w:t>
-      </w:r>
-      <w:r>
-        <w:rPr>
-          <w:rFonts w:ascii="Calibri" w:hAnsi="Calibri" w:cs="Calibri"/>
-          <w:b/>
-          <w:bCs/>
+          <w:sz w:val="34"/>
+          <w:szCs w:val="34"/>
+        </w:rPr>
+      </w:pPr>
+      <w:proofErr w:type="spellStart"/>
+      <w:r>
+        <w:rPr>
+          <w:rFonts w:ascii="Calibri" w:hAnsi="Calibri" w:cs="Calibri"/>
+          <w:sz w:val="34"/>
+          <w:szCs w:val="34"/>
+        </w:rPr>
+        <w:t>MainAxisAlignment</w:t>
+      </w:r>
+      <w:proofErr w:type="spellEnd"/>
+      <w:r>
+        <w:rPr>
+          <w:rFonts w:ascii="Calibri" w:hAnsi="Calibri" w:cs="Calibri"/>
+          <w:sz w:val="34"/>
+          <w:szCs w:val="34"/>
+        </w:rPr>
+        <w:t>:</w:t>
+      </w:r>
+      <w:r>
+        <w:rPr>
+          <w:rFonts w:ascii="Calibri" w:hAnsi="Calibri" w:cs="Calibri"/>
+          <w:b/>
+          <w:bCs/>
+          <w:sz w:val="34"/>
+          <w:szCs w:val="34"/>
         </w:rPr>
         <w:t xml:space="preserve"> </w:t>
       </w:r>
@@ -757,8 +1142,8 @@
           <w:rFonts w:ascii="Calibri" w:hAnsi="Calibri" w:cs="Calibri"/>
           <w:b/>
           <w:bCs/>
-          <w:sz w:val="12"/>
-          <w:szCs w:val="12"/>
+          <w:sz w:val="22"/>
+          <w:szCs w:val="22"/>
         </w:rPr>
         <w:sym w:font="Wingdings" w:char="F0E0"/>
       </w:r>
@@ -767,17 +1152,65 @@
           <w:rFonts w:ascii="Calibri" w:hAnsi="Calibri" w:cs="Calibri"/>
           <w:b/>
           <w:bCs/>
-        </w:rPr>
-        <w:t xml:space="preserve"> mainAxisAlignment: .spaceBetween,</w:t>
-      </w:r>
-    </w:p>
-    <w:p>
-      <w:pPr>
-        <w:jc w:val="both"/>
-        <w:rPr>
-          <w:rFonts w:ascii="Calibri" w:hAnsi="Calibri" w:cs="Calibri"/>
-          <w:b/>
-          <w:bCs/>
+          <w:sz w:val="34"/>
+          <w:szCs w:val="34"/>
+        </w:rPr>
+        <w:t xml:space="preserve"> </w:t>
+      </w:r>
+      <w:proofErr w:type="spellStart"/>
+      <w:r>
+        <w:rPr>
+          <w:rFonts w:ascii="Calibri" w:hAnsi="Calibri" w:cs="Calibri"/>
+          <w:b/>
+          <w:bCs/>
+          <w:sz w:val="34"/>
+          <w:szCs w:val="34"/>
+        </w:rPr>
+        <w:t>mainAxisAlignment</w:t>
+      </w:r>
+      <w:proofErr w:type="spellEnd"/>
+      <w:r>
+        <w:rPr>
+          <w:rFonts w:ascii="Calibri" w:hAnsi="Calibri" w:cs="Calibri"/>
+          <w:b/>
+          <w:bCs/>
+          <w:sz w:val="34"/>
+          <w:szCs w:val="34"/>
+        </w:rPr>
+        <w:t>: .</w:t>
+      </w:r>
+      <w:proofErr w:type="spellStart"/>
+      <w:r>
+        <w:rPr>
+          <w:rFonts w:ascii="Calibri" w:hAnsi="Calibri" w:cs="Calibri"/>
+          <w:b/>
+          <w:bCs/>
+          <w:sz w:val="34"/>
+          <w:szCs w:val="34"/>
+        </w:rPr>
+        <w:t>spaceBetween</w:t>
+      </w:r>
+      <w:proofErr w:type="spellEnd"/>
+      <w:r>
+        <w:rPr>
+          <w:rFonts w:ascii="Calibri" w:hAnsi="Calibri" w:cs="Calibri"/>
+          <w:b/>
+          <w:bCs/>
+          <w:sz w:val="34"/>
+          <w:szCs w:val="34"/>
+        </w:rPr>
+        <w:t>,</w:t>
+      </w:r>
+    </w:p>
+    <w:p>
+      <w:pPr>
+        <w:jc w:val="both"/>
+        <w:rPr>
+          <w:rFonts w:ascii="Calibri" w:hAnsi="Calibri" w:cs="Calibri"/>
+          <w:b/>
+          <w:bCs/>
+          <w:sz w:val="34"/>
+          <w:szCs w:val="34"/>
         </w:rPr>
       </w:pPr>
     </w:p>
@@ -794,19 +1227,35 @@
           <w:rFonts w:ascii="Calibri" w:hAnsi="Calibri" w:cs="Calibri"/>
           <w:b/>
           <w:bCs/>
-        </w:rPr>
-      </w:pPr>
-      <w:r>
-        <w:rPr>
-          <w:rFonts w:ascii="Calibri" w:hAnsi="Calibri" w:cs="Calibri"/>
-        </w:rPr>
-        <w:t>BoxFit:</w:t>
-      </w:r>
-      <w:r>
-        <w:rPr>
-          <w:rFonts w:ascii="Calibri" w:hAnsi="Calibri" w:cs="Calibri"/>
-          <w:b/>
-          <w:bCs/>
+          <w:sz w:val="34"/>
+          <w:szCs w:val="34"/>
+        </w:rPr>
+      </w:pPr>
+      <w:proofErr w:type="spellStart"/>
+      <w:r>
+        <w:rPr>
+          <w:rFonts w:ascii="Calibri" w:hAnsi="Calibri" w:cs="Calibri"/>
+          <w:sz w:val="34"/>
+          <w:szCs w:val="34"/>
+        </w:rPr>
+        <w:t>BoxFit</w:t>
+      </w:r>
+      <w:proofErr w:type="spellEnd"/>
+      <w:r>
+        <w:rPr>
+          <w:rFonts w:ascii="Calibri" w:hAnsi="Calibri" w:cs="Calibri"/>
+          <w:sz w:val="34"/>
+          <w:szCs w:val="34"/>
+        </w:rPr>
+        <w:t>:</w:t>
+      </w:r>
+      <w:r>
+        <w:rPr>
+          <w:rFonts w:ascii="Calibri" w:hAnsi="Calibri" w:cs="Calibri"/>
+          <w:b/>
+          <w:bCs/>
+          <w:sz w:val="34"/>
+          <w:szCs w:val="34"/>
         </w:rPr>
         <w:t xml:space="preserve"> </w:t>
       </w:r>
@@ -815,8 +1264,8 @@
           <w:rFonts w:ascii="Calibri" w:hAnsi="Calibri" w:cs="Calibri"/>
           <w:b/>
           <w:bCs/>
-          <w:sz w:val="12"/>
-          <w:szCs w:val="12"/>
+          <w:sz w:val="22"/>
+          <w:szCs w:val="22"/>
         </w:rPr>
         <w:sym w:font="Wingdings" w:char="F0E0"/>
       </w:r>
@@ -825,6 +1274,8 @@
           <w:rFonts w:ascii="Calibri" w:hAnsi="Calibri" w:cs="Calibri"/>
           <w:b/>
           <w:bCs/>
+          <w:sz w:val="34"/>
+          <w:szCs w:val="34"/>
         </w:rPr>
         <w:t xml:space="preserve"> fit: .cover,</w:t>
       </w:r>
@@ -842,11 +1293,15 @@
           <w:rFonts w:ascii="Calibri" w:hAnsi="Calibri" w:cs="Calibri"/>
           <w:b/>
           <w:bCs/>
-        </w:rPr>
-      </w:pPr>
-      <w:r>
-        <w:rPr>
-          <w:rFonts w:ascii="Calibri" w:hAnsi="Calibri" w:cs="Calibri"/>
+          <w:sz w:val="34"/>
+          <w:szCs w:val="34"/>
+        </w:rPr>
+      </w:pPr>
+      <w:r>
+        <w:rPr>
+          <w:rFonts w:ascii="Calibri" w:hAnsi="Calibri" w:cs="Calibri"/>
+          <w:sz w:val="34"/>
+          <w:szCs w:val="34"/>
         </w:rPr>
         <w:t xml:space="preserve">Axis: </w:t>
       </w:r>
@@ -855,8 +1310,8 @@
           <w:rFonts w:ascii="Calibri" w:hAnsi="Calibri" w:cs="Calibri"/>
           <w:b/>
           <w:bCs/>
-          <w:sz w:val="12"/>
-          <w:szCs w:val="12"/>
+          <w:sz w:val="22"/>
+          <w:szCs w:val="22"/>
         </w:rPr>
         <w:sym w:font="Wingdings" w:char="F0E0"/>
       </w:r>
@@ -865,8 +1320,32 @@
           <w:rFonts w:ascii="Calibri" w:hAnsi="Calibri" w:cs="Calibri"/>
           <w:b/>
           <w:bCs/>
-        </w:rPr>
-        <w:t xml:space="preserve"> scrollDirection: .horizontal,</w:t>
+          <w:sz w:val="34"/>
+          <w:szCs w:val="34"/>
+        </w:rPr>
+        <w:t xml:space="preserve"> </w:t>
+      </w:r>
+      <w:proofErr w:type="spellStart"/>
+      <w:r>
+        <w:rPr>
+          <w:rFonts w:ascii="Calibri" w:hAnsi="Calibri" w:cs="Calibri"/>
+          <w:b/>
+          <w:bCs/>
+          <w:sz w:val="34"/>
+          <w:szCs w:val="34"/>
+        </w:rPr>
+        <w:t>scrollDirection</w:t>
+      </w:r>
+      <w:proofErr w:type="spellEnd"/>
+      <w:r>
+        <w:rPr>
+          <w:rFonts w:ascii="Calibri" w:hAnsi="Calibri" w:cs="Calibri"/>
+          <w:b/>
+          <w:bCs/>
+          <w:sz w:val="34"/>
+          <w:szCs w:val="34"/>
+        </w:rPr>
+        <w:t>: .horizontal,</w:t>
       </w:r>
     </w:p>
     <w:p>
@@ -882,19 +1361,36 @@
           <w:rFonts w:ascii="Calibri" w:hAnsi="Calibri" w:cs="Calibri"/>
           <w:b/>
           <w:bCs/>
-        </w:rPr>
-      </w:pPr>
-      <w:r>
-        <w:rPr>
-          <w:rFonts w:ascii="Calibri" w:hAnsi="Calibri" w:cs="Calibri"/>
-        </w:rPr>
-        <w:t>BlendMode:</w:t>
-      </w:r>
-      <w:r>
-        <w:rPr>
-          <w:rFonts w:ascii="Calibri" w:hAnsi="Calibri" w:cs="Calibri"/>
-          <w:b/>
-          <w:bCs/>
+          <w:sz w:val="34"/>
+          <w:szCs w:val="34"/>
+        </w:rPr>
+      </w:pPr>
+      <w:proofErr w:type="spellStart"/>
+      <w:r>
+        <w:rPr>
+          <w:rFonts w:ascii="Calibri" w:hAnsi="Calibri" w:cs="Calibri"/>
+          <w:sz w:val="34"/>
+          <w:szCs w:val="34"/>
+        </w:rPr>
+        <w:lastRenderedPageBreak/>
+        <w:t>BlendMode</w:t>
+      </w:r>
+      <w:proofErr w:type="spellEnd"/>
+      <w:r>
+        <w:rPr>
+          <w:rFonts w:ascii="Calibri" w:hAnsi="Calibri" w:cs="Calibri"/>
+          <w:sz w:val="34"/>
+          <w:szCs w:val="34"/>
+        </w:rPr>
+        <w:t>:</w:t>
+      </w:r>
+      <w:r>
+        <w:rPr>
+          <w:rFonts w:ascii="Calibri" w:hAnsi="Calibri" w:cs="Calibri"/>
+          <w:b/>
+          <w:bCs/>
+          <w:sz w:val="34"/>
+          <w:szCs w:val="34"/>
         </w:rPr>
         <w:t xml:space="preserve"> </w:t>
       </w:r>
@@ -903,8 +1399,8 @@
           <w:rFonts w:ascii="Calibri" w:hAnsi="Calibri" w:cs="Calibri"/>
           <w:b/>
           <w:bCs/>
-          <w:sz w:val="12"/>
-          <w:szCs w:val="12"/>
+          <w:sz w:val="22"/>
+          <w:szCs w:val="22"/>
         </w:rPr>
         <w:sym w:font="Wingdings" w:char="F0E0"/>
       </w:r>
@@ -913,44 +1409,78 @@
           <w:rFonts w:ascii="Calibri" w:hAnsi="Calibri" w:cs="Calibri"/>
           <w:b/>
           <w:bCs/>
-        </w:rPr>
-        <w:t xml:space="preserve"> colorBlendMode: .multiply,</w:t>
-      </w:r>
-    </w:p>
-    <w:p>
-      <w:pPr>
-        <w:jc w:val="both"/>
-        <w:rPr>
-          <w:rFonts w:ascii="Calibri" w:hAnsi="Calibri" w:cs="Calibri"/>
-          <w:b/>
-          <w:bCs/>
-        </w:rPr>
-      </w:pPr>
-    </w:p>
-    <w:p>
-      <w:pPr>
-        <w:jc w:val="both"/>
-        <w:rPr>
-          <w:rFonts w:ascii="Calibri" w:hAnsi="Calibri" w:cs="Calibri"/>
-        </w:rPr>
-      </w:pPr>
-      <w:r>
-        <w:rPr>
-          <w:rFonts w:ascii="Calibri" w:hAnsi="Calibri" w:cs="Calibri"/>
-          <w:b/>
-          <w:bCs/>
+          <w:sz w:val="34"/>
+          <w:szCs w:val="34"/>
+        </w:rPr>
+        <w:t xml:space="preserve"> </w:t>
+      </w:r>
+      <w:proofErr w:type="spellStart"/>
+      <w:r>
+        <w:rPr>
+          <w:rFonts w:ascii="Calibri" w:hAnsi="Calibri" w:cs="Calibri"/>
+          <w:b/>
+          <w:bCs/>
+          <w:sz w:val="34"/>
+          <w:szCs w:val="34"/>
+        </w:rPr>
+        <w:t>colorBlendMode</w:t>
+      </w:r>
+      <w:proofErr w:type="spellEnd"/>
+      <w:r>
+        <w:rPr>
+          <w:rFonts w:ascii="Calibri" w:hAnsi="Calibri" w:cs="Calibri"/>
+          <w:b/>
+          <w:bCs/>
+          <w:sz w:val="34"/>
+          <w:szCs w:val="34"/>
+        </w:rPr>
+        <w:t>: .multiply,</w:t>
+      </w:r>
+    </w:p>
+    <w:p>
+      <w:pPr>
+        <w:jc w:val="both"/>
+        <w:rPr>
+          <w:rFonts w:ascii="Calibri" w:hAnsi="Calibri" w:cs="Calibri"/>
+          <w:b/>
+          <w:bCs/>
+          <w:sz w:val="34"/>
+          <w:szCs w:val="34"/>
+        </w:rPr>
+      </w:pPr>
+    </w:p>
+    <w:p>
+      <w:pPr>
+        <w:jc w:val="both"/>
+        <w:rPr>
+          <w:rFonts w:ascii="Calibri" w:hAnsi="Calibri" w:cs="Calibri"/>
+          <w:sz w:val="34"/>
+          <w:szCs w:val="34"/>
+        </w:rPr>
+      </w:pPr>
+      <w:r>
+        <w:rPr>
+          <w:rFonts w:ascii="Calibri" w:hAnsi="Calibri" w:cs="Calibri"/>
+          <w:b/>
+          <w:bCs/>
+          <w:sz w:val="34"/>
+          <w:szCs w:val="34"/>
         </w:rPr>
         <w:t>Note:</w:t>
       </w:r>
       <w:r>
         <w:rPr>
           <w:rFonts w:ascii="Calibri" w:hAnsi="Calibri" w:cs="Calibri"/>
+          <w:sz w:val="34"/>
+          <w:szCs w:val="34"/>
         </w:rPr>
         <w:t xml:space="preserve"> </w:t>
       </w:r>
       <w:r>
         <w:rPr>
           <w:rFonts w:ascii="Calibri" w:hAnsi="Calibri" w:cs="Calibri"/>
+          <w:sz w:val="34"/>
+          <w:szCs w:val="34"/>
         </w:rPr>
         <w:t xml:space="preserve">Dart chooses shorthand automatically based on context. Dot shorthand for </w:t>
       </w:r>
@@ -959,12 +1489,16 @@
           <w:rFonts w:ascii="Calibri" w:hAnsi="Calibri" w:cs="Calibri"/>
           <w:b/>
           <w:bCs/>
+          <w:sz w:val="34"/>
+          <w:szCs w:val="34"/>
         </w:rPr>
         <w:t>this</w:t>
       </w:r>
       <w:r>
         <w:rPr>
           <w:rFonts w:ascii="Calibri" w:hAnsi="Calibri" w:cs="Calibri"/>
+          <w:sz w:val="34"/>
+          <w:szCs w:val="34"/>
         </w:rPr>
         <w:t>:</w:t>
       </w:r>
@@ -977,1230 +1511,2100 @@
           <w:b/>
           <w:bCs/>
           <w:color w:val="D86DCB" w:themeColor="accent5" w:themeTint="99"/>
-        </w:rPr>
-      </w:pPr>
-      <w:r>
-        <w:rPr>
-          <w:rFonts w:ascii="Calibri" w:hAnsi="Calibri" w:cs="Calibri"/>
-          <w:b/>
-          <w:bCs/>
-          <w:color w:val="D86DCB" w:themeColor="accent5" w:themeTint="99"/>
-        </w:rPr>
-        <w:t>.title  ≡  this.title</w:t>
-      </w:r>
-    </w:p>
-    <w:p>
-      <w:pPr>
-        <w:jc w:val="both"/>
-        <w:rPr>
-          <w:rFonts w:ascii="Calibri" w:hAnsi="Calibri" w:cs="Calibri"/>
-        </w:rPr>
-      </w:pPr>
-      <w:r>
-        <w:rPr>
-          <w:rFonts w:ascii="Calibri" w:hAnsi="Calibri" w:cs="Calibri"/>
-        </w:rPr>
-        <w:t># Dot shorthand for enums:</w:t>
-      </w:r>
-    </w:p>
-    <w:p>
-      <w:pPr>
-        <w:jc w:val="both"/>
-        <w:rPr>
-          <w:rFonts w:ascii="Calibri" w:hAnsi="Calibri" w:cs="Calibri"/>
-          <w:b/>
-          <w:bCs/>
-          <w:color w:val="D86DCB" w:themeColor="accent5" w:themeTint="99"/>
-        </w:rPr>
-      </w:pPr>
-      <w:r>
-        <w:rPr>
-          <w:rFonts w:ascii="Calibri" w:hAnsi="Calibri" w:cs="Calibri"/>
-          <w:b/>
-          <w:bCs/>
-          <w:color w:val="D86DCB" w:themeColor="accent5" w:themeTint="99"/>
-        </w:rPr>
-        <w:t>.start  ≡  CrossAxisAlignment.start</w:t>
-      </w:r>
-    </w:p>
-    <w:p>
-      <w:pPr>
-        <w:jc w:val="both"/>
-        <w:rPr>
-          <w:rFonts w:ascii="Calibri" w:hAnsi="Calibri" w:cs="Calibri"/>
-        </w:rPr>
-      </w:pPr>
-    </w:p>
-    <w:p>
-      <w:pPr>
-        <w:jc w:val="both"/>
-        <w:rPr>
-          <w:rFonts w:ascii="Calibri" w:hAnsi="Calibri" w:cs="Calibri"/>
-        </w:rPr>
-      </w:pPr>
-    </w:p>
-    <w:p>
-      <w:pPr>
-        <w:jc w:val="both"/>
-        <w:rPr>
-          <w:rFonts w:ascii="Calibri" w:hAnsi="Calibri" w:cs="Calibri"/>
-          <w:b/>
-          <w:bCs/>
-        </w:rPr>
-      </w:pPr>
-      <w:r>
-        <w:rPr>
-          <w:rFonts w:ascii="Calibri" w:hAnsi="Calibri" w:cs="Calibri"/>
-          <w:b/>
-          <w:bCs/>
+          <w:sz w:val="34"/>
+          <w:szCs w:val="34"/>
+        </w:rPr>
+      </w:pPr>
+      <w:r>
+        <w:rPr>
+          <w:rFonts w:ascii="Calibri" w:hAnsi="Calibri" w:cs="Calibri"/>
+          <w:b/>
+          <w:bCs/>
+          <w:color w:val="D86DCB" w:themeColor="accent5" w:themeTint="99"/>
+          <w:sz w:val="34"/>
+          <w:szCs w:val="34"/>
+        </w:rPr>
+        <w:t xml:space="preserve">.title  ≡  </w:t>
+      </w:r>
+      <w:proofErr w:type="spellStart"/>
+      <w:r>
+        <w:rPr>
+          <w:rFonts w:ascii="Calibri" w:hAnsi="Calibri" w:cs="Calibri"/>
+          <w:b/>
+          <w:bCs/>
+          <w:color w:val="D86DCB" w:themeColor="accent5" w:themeTint="99"/>
+          <w:sz w:val="34"/>
+          <w:szCs w:val="34"/>
+        </w:rPr>
+        <w:t>this.title</w:t>
+      </w:r>
+      <w:proofErr w:type="spellEnd"/>
+    </w:p>
+    <w:p>
+      <w:pPr>
+        <w:jc w:val="both"/>
+        <w:rPr>
+          <w:rFonts w:ascii="Calibri" w:hAnsi="Calibri" w:cs="Calibri"/>
+          <w:sz w:val="34"/>
+          <w:szCs w:val="34"/>
+        </w:rPr>
+      </w:pPr>
+      <w:r>
+        <w:rPr>
+          <w:rFonts w:ascii="Calibri" w:hAnsi="Calibri" w:cs="Calibri"/>
+          <w:sz w:val="34"/>
+          <w:szCs w:val="34"/>
+        </w:rPr>
+        <w:t xml:space="preserve"># Dot shorthand for </w:t>
+      </w:r>
+      <w:proofErr w:type="spellStart"/>
+      <w:r>
+        <w:rPr>
+          <w:rFonts w:ascii="Calibri" w:hAnsi="Calibri" w:cs="Calibri"/>
+          <w:sz w:val="34"/>
+          <w:szCs w:val="34"/>
+        </w:rPr>
+        <w:t>enums</w:t>
+      </w:r>
+      <w:proofErr w:type="spellEnd"/>
+      <w:r>
+        <w:rPr>
+          <w:rFonts w:ascii="Calibri" w:hAnsi="Calibri" w:cs="Calibri"/>
+          <w:sz w:val="34"/>
+          <w:szCs w:val="34"/>
+        </w:rPr>
+        <w:t>:</w:t>
+      </w:r>
+    </w:p>
+    <w:p>
+      <w:pPr>
+        <w:jc w:val="both"/>
+        <w:rPr>
+          <w:rFonts w:ascii="Calibri" w:hAnsi="Calibri" w:cs="Calibri"/>
+          <w:b/>
+          <w:bCs/>
+          <w:color w:val="D86DCB" w:themeColor="accent5" w:themeTint="99"/>
+          <w:sz w:val="34"/>
+          <w:szCs w:val="34"/>
+        </w:rPr>
+      </w:pPr>
+      <w:r>
+        <w:rPr>
+          <w:rFonts w:ascii="Calibri" w:hAnsi="Calibri" w:cs="Calibri"/>
+          <w:b/>
+          <w:bCs/>
+          <w:color w:val="D86DCB" w:themeColor="accent5" w:themeTint="99"/>
+          <w:sz w:val="34"/>
+          <w:szCs w:val="34"/>
+        </w:rPr>
+        <w:t xml:space="preserve">.start  ≡  </w:t>
+      </w:r>
+      <w:proofErr w:type="spellStart"/>
+      <w:r>
+        <w:rPr>
+          <w:rFonts w:ascii="Calibri" w:hAnsi="Calibri" w:cs="Calibri"/>
+          <w:b/>
+          <w:bCs/>
+          <w:color w:val="D86DCB" w:themeColor="accent5" w:themeTint="99"/>
+          <w:sz w:val="34"/>
+          <w:szCs w:val="34"/>
+        </w:rPr>
+        <w:t>CrossAxisAlignment.start</w:t>
+      </w:r>
+      <w:proofErr w:type="spellEnd"/>
+    </w:p>
+    <w:p>
+      <w:pPr>
+        <w:jc w:val="both"/>
+        <w:rPr>
+          <w:rFonts w:ascii="Calibri" w:hAnsi="Calibri" w:cs="Calibri"/>
+          <w:sz w:val="34"/>
+          <w:szCs w:val="34"/>
+        </w:rPr>
+      </w:pPr>
+    </w:p>
+    <w:p>
+      <w:pPr>
+        <w:jc w:val="both"/>
+        <w:rPr>
+          <w:rFonts w:ascii="Calibri" w:hAnsi="Calibri" w:cs="Calibri"/>
+          <w:sz w:val="34"/>
+          <w:szCs w:val="34"/>
+        </w:rPr>
+      </w:pPr>
+    </w:p>
+    <w:p>
+      <w:pPr>
+        <w:jc w:val="both"/>
+        <w:rPr>
+          <w:rFonts w:ascii="Calibri" w:hAnsi="Calibri" w:cs="Calibri"/>
+          <w:b/>
+          <w:bCs/>
+          <w:sz w:val="34"/>
+          <w:szCs w:val="34"/>
+        </w:rPr>
+      </w:pPr>
+      <w:r>
+        <w:rPr>
+          <w:rFonts w:ascii="Calibri" w:hAnsi="Calibri" w:cs="Calibri"/>
+          <w:b/>
+          <w:bCs/>
+          <w:sz w:val="34"/>
+          <w:szCs w:val="34"/>
+        </w:rPr>
+        <w:t>Dot Shorthand with this:</w:t>
+      </w:r>
+    </w:p>
+    <w:p>
+      <w:pPr>
+        <w:jc w:val="both"/>
+        <w:rPr>
+          <w:rFonts w:ascii="Calibri" w:hAnsi="Calibri" w:cs="Calibri"/>
+          <w:sz w:val="34"/>
+          <w:szCs w:val="34"/>
+        </w:rPr>
+      </w:pPr>
+      <w:r>
+        <w:rPr>
+          <w:rFonts w:ascii="Calibri" w:hAnsi="Calibri" w:cs="Calibri"/>
+          <w:sz w:val="34"/>
+          <w:szCs w:val="34"/>
+        </w:rPr>
+        <w:t xml:space="preserve"># </w:t>
+      </w:r>
+      <w:r>
+        <w:rPr>
+          <w:rFonts w:ascii="Calibri" w:hAnsi="Calibri" w:cs="Calibri"/>
+          <w:sz w:val="34"/>
+          <w:szCs w:val="34"/>
+        </w:rPr>
+        <w:t xml:space="preserve">Normally, inside a class, when we want to access a variable from the same class, we must write like this </w:t>
+      </w:r>
+      <w:r>
+        <w:rPr>
+          <w:rFonts w:ascii="Calibri" w:hAnsi="Calibri" w:cs="Calibri"/>
+          <w:b/>
+          <w:bCs/>
+          <w:sz w:val="34"/>
+          <w:szCs w:val="34"/>
+        </w:rPr>
+        <w:t>this.name</w:t>
+      </w:r>
+      <w:r>
+        <w:rPr>
+          <w:rFonts w:ascii="Calibri" w:hAnsi="Calibri" w:cs="Calibri"/>
+          <w:sz w:val="34"/>
+          <w:szCs w:val="34"/>
+        </w:rPr>
+        <w:t>,</w:t>
+      </w:r>
+      <w:r>
+        <w:rPr>
+          <w:rFonts w:ascii="Calibri" w:hAnsi="Calibri" w:cs="Calibri"/>
+          <w:b/>
+          <w:bCs/>
+          <w:sz w:val="34"/>
+          <w:szCs w:val="34"/>
+        </w:rPr>
+        <w:t xml:space="preserve"> </w:t>
+      </w:r>
+      <w:proofErr w:type="spellStart"/>
+      <w:r>
+        <w:rPr>
+          <w:rFonts w:ascii="Calibri" w:hAnsi="Calibri" w:cs="Calibri"/>
+          <w:b/>
+          <w:bCs/>
+          <w:sz w:val="34"/>
+          <w:szCs w:val="34"/>
+        </w:rPr>
+        <w:t>this.age</w:t>
+      </w:r>
+      <w:proofErr w:type="spellEnd"/>
+      <w:r>
+        <w:rPr>
+          <w:rFonts w:ascii="Calibri" w:hAnsi="Calibri" w:cs="Calibri"/>
+          <w:sz w:val="34"/>
+          <w:szCs w:val="34"/>
+        </w:rPr>
+        <w:t xml:space="preserve"> and </w:t>
+      </w:r>
+      <w:proofErr w:type="spellStart"/>
+      <w:r>
+        <w:rPr>
+          <w:rFonts w:ascii="Calibri" w:hAnsi="Calibri" w:cs="Calibri"/>
+          <w:b/>
+          <w:bCs/>
+          <w:sz w:val="34"/>
+          <w:szCs w:val="34"/>
+        </w:rPr>
+        <w:t>this.calculateBMI</w:t>
+      </w:r>
+      <w:proofErr w:type="spellEnd"/>
+      <w:r>
+        <w:rPr>
+          <w:rFonts w:ascii="Calibri" w:hAnsi="Calibri" w:cs="Calibri"/>
+          <w:b/>
+          <w:bCs/>
+          <w:sz w:val="34"/>
+          <w:szCs w:val="34"/>
+        </w:rPr>
+        <w:t>()</w:t>
+      </w:r>
+      <w:r>
+        <w:rPr>
+          <w:rFonts w:ascii="Calibri" w:hAnsi="Calibri" w:cs="Calibri"/>
+          <w:sz w:val="34"/>
+          <w:szCs w:val="34"/>
+        </w:rPr>
+        <w:t>. But Dart 3.10 lets us write a short form like this</w:t>
+      </w:r>
+      <w:r>
+        <w:rPr>
+          <w:rFonts w:ascii="Calibri" w:hAnsi="Calibri" w:cs="Calibri"/>
+          <w:b/>
+          <w:bCs/>
+          <w:sz w:val="34"/>
+          <w:szCs w:val="34"/>
+        </w:rPr>
+        <w:t xml:space="preserve"> .name</w:t>
+      </w:r>
+      <w:r>
+        <w:rPr>
+          <w:rFonts w:ascii="Calibri" w:hAnsi="Calibri" w:cs="Calibri"/>
+          <w:sz w:val="34"/>
+          <w:szCs w:val="34"/>
+        </w:rPr>
+        <w:t>, .</w:t>
+      </w:r>
+      <w:r>
+        <w:rPr>
+          <w:rFonts w:ascii="Calibri" w:hAnsi="Calibri" w:cs="Calibri"/>
+          <w:b/>
+          <w:bCs/>
+          <w:sz w:val="34"/>
+          <w:szCs w:val="34"/>
+        </w:rPr>
+        <w:t xml:space="preserve">age </w:t>
+      </w:r>
+      <w:r>
+        <w:rPr>
+          <w:rFonts w:ascii="Calibri" w:hAnsi="Calibri" w:cs="Calibri"/>
+          <w:sz w:val="34"/>
+          <w:szCs w:val="34"/>
+        </w:rPr>
+        <w:t xml:space="preserve">and </w:t>
+      </w:r>
+      <w:r>
+        <w:rPr>
+          <w:rFonts w:ascii="Calibri" w:hAnsi="Calibri" w:cs="Calibri"/>
+          <w:b/>
+          <w:bCs/>
+          <w:sz w:val="34"/>
+          <w:szCs w:val="34"/>
+        </w:rPr>
+        <w:t>.</w:t>
+      </w:r>
+      <w:proofErr w:type="spellStart"/>
+      <w:r>
+        <w:rPr>
+          <w:rFonts w:ascii="Calibri" w:hAnsi="Calibri" w:cs="Calibri"/>
+          <w:b/>
+          <w:bCs/>
+          <w:sz w:val="34"/>
+          <w:szCs w:val="34"/>
+        </w:rPr>
+        <w:t>calculateBMI</w:t>
+      </w:r>
+      <w:proofErr w:type="spellEnd"/>
+      <w:r>
+        <w:rPr>
+          <w:rFonts w:ascii="Calibri" w:hAnsi="Calibri" w:cs="Calibri"/>
+          <w:b/>
+          <w:bCs/>
+          <w:sz w:val="34"/>
+          <w:szCs w:val="34"/>
+        </w:rPr>
+        <w:t>()</w:t>
+      </w:r>
+      <w:r>
+        <w:rPr>
+          <w:rFonts w:ascii="Calibri" w:hAnsi="Calibri" w:cs="Calibri"/>
+          <w:sz w:val="34"/>
+          <w:szCs w:val="34"/>
+        </w:rPr>
+        <w:t>. Yes, just a dot.</w:t>
+      </w:r>
+      <w:r>
+        <w:rPr>
+          <w:rFonts w:ascii="Calibri" w:hAnsi="Calibri" w:cs="Calibri"/>
+          <w:b/>
+          <w:bCs/>
+          <w:sz w:val="34"/>
+          <w:szCs w:val="34"/>
+        </w:rPr>
+        <w:t xml:space="preserve"> </w:t>
+      </w:r>
+      <w:r>
+        <w:rPr>
+          <w:rFonts w:ascii="Calibri" w:hAnsi="Calibri" w:cs="Calibri"/>
+          <w:sz w:val="34"/>
+          <w:szCs w:val="34"/>
+        </w:rPr>
+        <w:t>Dart automatically understands it means</w:t>
+      </w:r>
+      <w:r>
+        <w:rPr>
+          <w:rFonts w:ascii="Calibri" w:hAnsi="Calibri" w:cs="Calibri"/>
+          <w:b/>
+          <w:bCs/>
+          <w:sz w:val="34"/>
+          <w:szCs w:val="34"/>
+        </w:rPr>
+        <w:t xml:space="preserve"> this.name</w:t>
+      </w:r>
+      <w:r>
+        <w:rPr>
+          <w:rFonts w:ascii="Calibri" w:hAnsi="Calibri" w:cs="Calibri"/>
+          <w:sz w:val="34"/>
+          <w:szCs w:val="34"/>
+        </w:rPr>
+        <w:t xml:space="preserve">, </w:t>
+      </w:r>
+      <w:proofErr w:type="spellStart"/>
+      <w:r>
+        <w:rPr>
+          <w:rFonts w:ascii="Calibri" w:hAnsi="Calibri" w:cs="Calibri"/>
+          <w:b/>
+          <w:bCs/>
+          <w:sz w:val="34"/>
+          <w:szCs w:val="34"/>
+        </w:rPr>
+        <w:t>this.age</w:t>
+      </w:r>
+      <w:proofErr w:type="spellEnd"/>
+      <w:r>
+        <w:rPr>
+          <w:rFonts w:ascii="Calibri" w:hAnsi="Calibri" w:cs="Calibri"/>
+          <w:sz w:val="34"/>
+          <w:szCs w:val="34"/>
+        </w:rPr>
+        <w:t xml:space="preserve"> and </w:t>
+      </w:r>
+      <w:proofErr w:type="spellStart"/>
+      <w:r>
+        <w:rPr>
+          <w:rFonts w:ascii="Calibri" w:hAnsi="Calibri" w:cs="Calibri"/>
+          <w:b/>
+          <w:bCs/>
+          <w:sz w:val="34"/>
+          <w:szCs w:val="34"/>
+        </w:rPr>
+        <w:t>this.calculateBMI</w:t>
+      </w:r>
+      <w:proofErr w:type="spellEnd"/>
+      <w:r>
+        <w:rPr>
+          <w:rFonts w:ascii="Calibri" w:hAnsi="Calibri" w:cs="Calibri"/>
+          <w:b/>
+          <w:bCs/>
+          <w:sz w:val="34"/>
+          <w:szCs w:val="34"/>
+        </w:rPr>
+        <w:t>()</w:t>
+      </w:r>
+      <w:r>
+        <w:rPr>
+          <w:rFonts w:ascii="Calibri" w:hAnsi="Calibri" w:cs="Calibri"/>
+          <w:b/>
+          <w:bCs/>
+          <w:sz w:val="34"/>
+          <w:szCs w:val="34"/>
+        </w:rPr>
+        <w:t xml:space="preserve"> </w:t>
+      </w:r>
+      <w:r>
+        <w:rPr>
+          <w:rFonts w:ascii="Calibri" w:hAnsi="Calibri" w:cs="Calibri"/>
+          <w:sz w:val="34"/>
+          <w:szCs w:val="34"/>
+        </w:rPr>
+        <w:t>in that class</w:t>
+      </w:r>
+    </w:p>
+    <w:p>
+      <w:pPr>
+        <w:jc w:val="both"/>
+        <w:rPr>
+          <w:rFonts w:ascii="Calibri" w:hAnsi="Calibri" w:cs="Calibri"/>
+          <w:sz w:val="34"/>
+          <w:szCs w:val="34"/>
+        </w:rPr>
+      </w:pPr>
+      <w:r>
+        <w:rPr>
+          <w:rFonts w:ascii="Calibri" w:hAnsi="Calibri" w:cs="Calibri"/>
+          <w:sz w:val="34"/>
+          <w:szCs w:val="34"/>
+        </w:rPr>
+        <w:t># Example old way</w:t>
+      </w:r>
+    </w:p>
+    <w:p>
+      <w:pPr>
+        <w:jc w:val="both"/>
+        <w:rPr>
+          <w:rFonts w:ascii="Calibri" w:hAnsi="Calibri" w:cs="Calibri"/>
+          <w:b/>
+          <w:bCs/>
+          <w:color w:val="D86DCB" w:themeColor="accent5" w:themeTint="99"/>
+          <w:sz w:val="34"/>
+          <w:szCs w:val="34"/>
+        </w:rPr>
+      </w:pPr>
+      <w:r>
+        <w:rPr>
+          <w:rFonts w:ascii="Calibri" w:hAnsi="Calibri" w:cs="Calibri"/>
+          <w:b/>
+          <w:bCs/>
+          <w:color w:val="D86DCB" w:themeColor="accent5" w:themeTint="99"/>
+          <w:sz w:val="34"/>
+          <w:szCs w:val="34"/>
+        </w:rPr>
+        <w:t>class Person {</w:t>
+      </w:r>
+    </w:p>
+    <w:p>
+      <w:pPr>
+        <w:jc w:val="both"/>
+        <w:rPr>
+          <w:rFonts w:ascii="Calibri" w:hAnsi="Calibri" w:cs="Calibri"/>
+          <w:b/>
+          <w:bCs/>
+          <w:color w:val="D86DCB" w:themeColor="accent5" w:themeTint="99"/>
+          <w:sz w:val="34"/>
+          <w:szCs w:val="34"/>
+        </w:rPr>
+      </w:pPr>
+      <w:r>
+        <w:rPr>
+          <w:rFonts w:ascii="Calibri" w:hAnsi="Calibri" w:cs="Calibri"/>
+          <w:b/>
+          <w:bCs/>
+          <w:color w:val="D86DCB" w:themeColor="accent5" w:themeTint="99"/>
+          <w:sz w:val="34"/>
+          <w:szCs w:val="34"/>
+        </w:rPr>
+        <w:t xml:space="preserve">  final String name;</w:t>
+      </w:r>
+    </w:p>
+    <w:p>
+      <w:pPr>
+        <w:jc w:val="both"/>
+        <w:rPr>
+          <w:rFonts w:ascii="Calibri" w:hAnsi="Calibri" w:cs="Calibri"/>
+          <w:b/>
+          <w:bCs/>
+          <w:color w:val="D86DCB" w:themeColor="accent5" w:themeTint="99"/>
+          <w:sz w:val="34"/>
+          <w:szCs w:val="34"/>
+        </w:rPr>
+      </w:pPr>
+      <w:r>
+        <w:rPr>
+          <w:rFonts w:ascii="Calibri" w:hAnsi="Calibri" w:cs="Calibri"/>
+          <w:b/>
+          <w:bCs/>
+          <w:color w:val="D86DCB" w:themeColor="accent5" w:themeTint="99"/>
+          <w:sz w:val="34"/>
+          <w:szCs w:val="34"/>
+        </w:rPr>
+        <w:t xml:space="preserve">  final int age;</w:t>
+      </w:r>
+    </w:p>
+    <w:p>
+      <w:pPr>
+        <w:jc w:val="both"/>
+        <w:rPr>
+          <w:rFonts w:ascii="Calibri" w:hAnsi="Calibri" w:cs="Calibri"/>
+          <w:b/>
+          <w:bCs/>
+          <w:color w:val="D86DCB" w:themeColor="accent5" w:themeTint="99"/>
+          <w:sz w:val="34"/>
+          <w:szCs w:val="34"/>
+        </w:rPr>
+      </w:pPr>
+      <w:r>
+        <w:rPr>
+          <w:rFonts w:ascii="Calibri" w:hAnsi="Calibri" w:cs="Calibri"/>
+          <w:b/>
+          <w:bCs/>
+          <w:color w:val="D86DCB" w:themeColor="accent5" w:themeTint="99"/>
+          <w:sz w:val="34"/>
+          <w:szCs w:val="34"/>
+        </w:rPr>
+        <w:t xml:space="preserve">  Person(this.name, </w:t>
+      </w:r>
+      <w:proofErr w:type="spellStart"/>
+      <w:r>
+        <w:rPr>
+          <w:rFonts w:ascii="Calibri" w:hAnsi="Calibri" w:cs="Calibri"/>
+          <w:b/>
+          <w:bCs/>
+          <w:color w:val="D86DCB" w:themeColor="accent5" w:themeTint="99"/>
+          <w:sz w:val="34"/>
+          <w:szCs w:val="34"/>
+        </w:rPr>
+        <w:t>this.age</w:t>
+      </w:r>
+      <w:proofErr w:type="spellEnd"/>
+      <w:r>
+        <w:rPr>
+          <w:rFonts w:ascii="Calibri" w:hAnsi="Calibri" w:cs="Calibri"/>
+          <w:b/>
+          <w:bCs/>
+          <w:color w:val="D86DCB" w:themeColor="accent5" w:themeTint="99"/>
+          <w:sz w:val="34"/>
+          <w:szCs w:val="34"/>
+        </w:rPr>
+        <w:t>);</w:t>
+      </w:r>
+    </w:p>
+    <w:p>
+      <w:pPr>
+        <w:jc w:val="both"/>
+        <w:rPr>
+          <w:rFonts w:ascii="Calibri" w:hAnsi="Calibri" w:cs="Calibri"/>
+          <w:b/>
+          <w:bCs/>
+          <w:color w:val="D86DCB" w:themeColor="accent5" w:themeTint="99"/>
+          <w:sz w:val="34"/>
+          <w:szCs w:val="34"/>
+        </w:rPr>
+      </w:pPr>
+      <w:r>
+        <w:rPr>
+          <w:rFonts w:ascii="Calibri" w:hAnsi="Calibri" w:cs="Calibri"/>
+          <w:b/>
+          <w:bCs/>
+          <w:color w:val="D86DCB" w:themeColor="accent5" w:themeTint="99"/>
+          <w:sz w:val="34"/>
+          <w:szCs w:val="34"/>
+        </w:rPr>
+        <w:t xml:space="preserve">  void </w:t>
+      </w:r>
+      <w:proofErr w:type="spellStart"/>
+      <w:r>
+        <w:rPr>
+          <w:rFonts w:ascii="Calibri" w:hAnsi="Calibri" w:cs="Calibri"/>
+          <w:b/>
+          <w:bCs/>
+          <w:color w:val="D86DCB" w:themeColor="accent5" w:themeTint="99"/>
+          <w:sz w:val="34"/>
+          <w:szCs w:val="34"/>
+        </w:rPr>
+        <w:t>printInfo</w:t>
+      </w:r>
+      <w:proofErr w:type="spellEnd"/>
+      <w:r>
+        <w:rPr>
+          <w:rFonts w:ascii="Calibri" w:hAnsi="Calibri" w:cs="Calibri"/>
+          <w:b/>
+          <w:bCs/>
+          <w:color w:val="D86DCB" w:themeColor="accent5" w:themeTint="99"/>
+          <w:sz w:val="34"/>
+          <w:szCs w:val="34"/>
+        </w:rPr>
+        <w:t>() {</w:t>
+      </w:r>
+    </w:p>
+    <w:p>
+      <w:pPr>
+        <w:jc w:val="both"/>
+        <w:rPr>
+          <w:rFonts w:ascii="Calibri" w:hAnsi="Calibri" w:cs="Calibri"/>
+          <w:b/>
+          <w:bCs/>
+          <w:color w:val="D86DCB" w:themeColor="accent5" w:themeTint="99"/>
+          <w:sz w:val="34"/>
+          <w:szCs w:val="34"/>
+        </w:rPr>
+      </w:pPr>
+      <w:r>
+        <w:rPr>
+          <w:rFonts w:ascii="Calibri" w:hAnsi="Calibri" w:cs="Calibri"/>
+          <w:b/>
+          <w:bCs/>
+          <w:color w:val="D86DCB" w:themeColor="accent5" w:themeTint="99"/>
+          <w:sz w:val="34"/>
+          <w:szCs w:val="34"/>
+        </w:rPr>
+        <w:t xml:space="preserve">    print(this.name);</w:t>
+      </w:r>
+    </w:p>
+    <w:p>
+      <w:pPr>
+        <w:jc w:val="both"/>
+        <w:rPr>
+          <w:rFonts w:ascii="Calibri" w:hAnsi="Calibri" w:cs="Calibri"/>
+          <w:b/>
+          <w:bCs/>
+          <w:color w:val="D86DCB" w:themeColor="accent5" w:themeTint="99"/>
+          <w:sz w:val="34"/>
+          <w:szCs w:val="34"/>
+        </w:rPr>
+      </w:pPr>
+      <w:r>
+        <w:rPr>
+          <w:rFonts w:ascii="Calibri" w:hAnsi="Calibri" w:cs="Calibri"/>
+          <w:b/>
+          <w:bCs/>
+          <w:color w:val="D86DCB" w:themeColor="accent5" w:themeTint="99"/>
+          <w:sz w:val="34"/>
+          <w:szCs w:val="34"/>
         </w:rPr>
         <w:lastRenderedPageBreak/>
-        <w:t>Dot Shorthand with this:</w:t>
-      </w:r>
-    </w:p>
-    <w:p>
-      <w:pPr>
-        <w:jc w:val="both"/>
-        <w:rPr>
-          <w:rFonts w:ascii="Calibri" w:hAnsi="Calibri" w:cs="Calibri"/>
-        </w:rPr>
-      </w:pPr>
-      <w:r>
-        <w:rPr>
-          <w:rFonts w:ascii="Calibri" w:hAnsi="Calibri" w:cs="Calibri"/>
+        <w:t xml:space="preserve">    print(</w:t>
+      </w:r>
+      <w:proofErr w:type="spellStart"/>
+      <w:r>
+        <w:rPr>
+          <w:rFonts w:ascii="Calibri" w:hAnsi="Calibri" w:cs="Calibri"/>
+          <w:b/>
+          <w:bCs/>
+          <w:color w:val="D86DCB" w:themeColor="accent5" w:themeTint="99"/>
+          <w:sz w:val="34"/>
+          <w:szCs w:val="34"/>
+        </w:rPr>
+        <w:t>this.age</w:t>
+      </w:r>
+      <w:proofErr w:type="spellEnd"/>
+      <w:r>
+        <w:rPr>
+          <w:rFonts w:ascii="Calibri" w:hAnsi="Calibri" w:cs="Calibri"/>
+          <w:b/>
+          <w:bCs/>
+          <w:color w:val="D86DCB" w:themeColor="accent5" w:themeTint="99"/>
+          <w:sz w:val="34"/>
+          <w:szCs w:val="34"/>
+        </w:rPr>
+        <w:t>);</w:t>
+      </w:r>
+    </w:p>
+    <w:p>
+      <w:pPr>
+        <w:jc w:val="both"/>
+        <w:rPr>
+          <w:rFonts w:ascii="Calibri" w:hAnsi="Calibri" w:cs="Calibri"/>
+          <w:b/>
+          <w:bCs/>
+          <w:color w:val="D86DCB" w:themeColor="accent5" w:themeTint="99"/>
+          <w:sz w:val="34"/>
+          <w:szCs w:val="34"/>
+        </w:rPr>
+      </w:pPr>
+      <w:r>
+        <w:rPr>
+          <w:rFonts w:ascii="Calibri" w:hAnsi="Calibri" w:cs="Calibri"/>
+          <w:b/>
+          <w:bCs/>
+          <w:color w:val="D86DCB" w:themeColor="accent5" w:themeTint="99"/>
+          <w:sz w:val="34"/>
+          <w:szCs w:val="34"/>
+        </w:rPr>
+        <w:t xml:space="preserve">  }</w:t>
+      </w:r>
+    </w:p>
+    <w:p>
+      <w:pPr>
+        <w:jc w:val="both"/>
+        <w:rPr>
+          <w:rFonts w:ascii="Calibri" w:hAnsi="Calibri" w:cs="Calibri"/>
+          <w:b/>
+          <w:bCs/>
+          <w:color w:val="D86DCB" w:themeColor="accent5" w:themeTint="99"/>
+          <w:sz w:val="34"/>
+          <w:szCs w:val="34"/>
+        </w:rPr>
+      </w:pPr>
+      <w:r>
+        <w:rPr>
+          <w:rFonts w:ascii="Calibri" w:hAnsi="Calibri" w:cs="Calibri"/>
+          <w:b/>
+          <w:bCs/>
+          <w:color w:val="D86DCB" w:themeColor="accent5" w:themeTint="99"/>
+          <w:sz w:val="34"/>
+          <w:szCs w:val="34"/>
+        </w:rPr>
+        <w:t>}</w:t>
+      </w:r>
+    </w:p>
+    <w:p>
+      <w:pPr>
+        <w:jc w:val="both"/>
+        <w:rPr>
+          <w:rFonts w:ascii="Calibri" w:hAnsi="Calibri" w:cs="Calibri"/>
+          <w:sz w:val="34"/>
+          <w:szCs w:val="34"/>
+        </w:rPr>
+      </w:pPr>
+      <w:r>
+        <w:rPr>
+          <w:rFonts w:ascii="Calibri" w:hAnsi="Calibri" w:cs="Calibri"/>
+          <w:sz w:val="34"/>
+          <w:szCs w:val="34"/>
+        </w:rPr>
+        <w:t># New version using dot shorthand</w:t>
+      </w:r>
+    </w:p>
+    <w:p>
+      <w:pPr>
+        <w:jc w:val="both"/>
+        <w:rPr>
+          <w:rFonts w:ascii="Calibri" w:hAnsi="Calibri" w:cs="Calibri"/>
+          <w:b/>
+          <w:bCs/>
+          <w:color w:val="D86DCB" w:themeColor="accent5" w:themeTint="99"/>
+          <w:sz w:val="34"/>
+          <w:szCs w:val="34"/>
+        </w:rPr>
+      </w:pPr>
+      <w:r>
+        <w:rPr>
+          <w:rFonts w:ascii="Calibri" w:hAnsi="Calibri" w:cs="Calibri"/>
+          <w:b/>
+          <w:bCs/>
+          <w:color w:val="D86DCB" w:themeColor="accent5" w:themeTint="99"/>
+          <w:sz w:val="34"/>
+          <w:szCs w:val="34"/>
+        </w:rPr>
+        <w:t>class Person {</w:t>
+      </w:r>
+    </w:p>
+    <w:p>
+      <w:pPr>
+        <w:jc w:val="both"/>
+        <w:rPr>
+          <w:rFonts w:ascii="Calibri" w:hAnsi="Calibri" w:cs="Calibri"/>
+          <w:b/>
+          <w:bCs/>
+          <w:color w:val="D86DCB" w:themeColor="accent5" w:themeTint="99"/>
+          <w:sz w:val="34"/>
+          <w:szCs w:val="34"/>
+        </w:rPr>
+      </w:pPr>
+      <w:r>
+        <w:rPr>
+          <w:rFonts w:ascii="Calibri" w:hAnsi="Calibri" w:cs="Calibri"/>
+          <w:b/>
+          <w:bCs/>
+          <w:color w:val="D86DCB" w:themeColor="accent5" w:themeTint="99"/>
+          <w:sz w:val="34"/>
+          <w:szCs w:val="34"/>
+        </w:rPr>
+        <w:t xml:space="preserve">  final String name;</w:t>
+      </w:r>
+    </w:p>
+    <w:p>
+      <w:pPr>
+        <w:jc w:val="both"/>
+        <w:rPr>
+          <w:rFonts w:ascii="Calibri" w:hAnsi="Calibri" w:cs="Calibri"/>
+          <w:b/>
+          <w:bCs/>
+          <w:color w:val="D86DCB" w:themeColor="accent5" w:themeTint="99"/>
+          <w:sz w:val="34"/>
+          <w:szCs w:val="34"/>
+        </w:rPr>
+      </w:pPr>
+      <w:r>
+        <w:rPr>
+          <w:rFonts w:ascii="Calibri" w:hAnsi="Calibri" w:cs="Calibri"/>
+          <w:b/>
+          <w:bCs/>
+          <w:color w:val="D86DCB" w:themeColor="accent5" w:themeTint="99"/>
+          <w:sz w:val="34"/>
+          <w:szCs w:val="34"/>
+        </w:rPr>
+        <w:t xml:space="preserve">  final int age;</w:t>
+      </w:r>
+    </w:p>
+    <w:p>
+      <w:pPr>
+        <w:jc w:val="both"/>
+        <w:rPr>
+          <w:rFonts w:ascii="Calibri" w:hAnsi="Calibri" w:cs="Calibri"/>
+          <w:b/>
+          <w:bCs/>
+          <w:color w:val="D86DCB" w:themeColor="accent5" w:themeTint="99"/>
+          <w:sz w:val="34"/>
+          <w:szCs w:val="34"/>
+        </w:rPr>
+      </w:pPr>
+      <w:r>
+        <w:rPr>
+          <w:rFonts w:ascii="Calibri" w:hAnsi="Calibri" w:cs="Calibri"/>
+          <w:b/>
+          <w:bCs/>
+          <w:color w:val="D86DCB" w:themeColor="accent5" w:themeTint="99"/>
+          <w:sz w:val="34"/>
+          <w:szCs w:val="34"/>
+        </w:rPr>
+        <w:t xml:space="preserve">  Person(this.name, </w:t>
+      </w:r>
+      <w:proofErr w:type="spellStart"/>
+      <w:r>
+        <w:rPr>
+          <w:rFonts w:ascii="Calibri" w:hAnsi="Calibri" w:cs="Calibri"/>
+          <w:b/>
+          <w:bCs/>
+          <w:color w:val="D86DCB" w:themeColor="accent5" w:themeTint="99"/>
+          <w:sz w:val="34"/>
+          <w:szCs w:val="34"/>
+        </w:rPr>
+        <w:t>this.age</w:t>
+      </w:r>
+      <w:proofErr w:type="spellEnd"/>
+      <w:r>
+        <w:rPr>
+          <w:rFonts w:ascii="Calibri" w:hAnsi="Calibri" w:cs="Calibri"/>
+          <w:b/>
+          <w:bCs/>
+          <w:color w:val="D86DCB" w:themeColor="accent5" w:themeTint="99"/>
+          <w:sz w:val="34"/>
+          <w:szCs w:val="34"/>
+        </w:rPr>
+        <w:t>);</w:t>
+      </w:r>
+    </w:p>
+    <w:p>
+      <w:pPr>
+        <w:jc w:val="both"/>
+        <w:rPr>
+          <w:rFonts w:ascii="Calibri" w:hAnsi="Calibri" w:cs="Calibri"/>
+          <w:b/>
+          <w:bCs/>
+          <w:color w:val="D86DCB" w:themeColor="accent5" w:themeTint="99"/>
+          <w:sz w:val="34"/>
+          <w:szCs w:val="34"/>
+        </w:rPr>
+      </w:pPr>
+      <w:r>
+        <w:rPr>
+          <w:rFonts w:ascii="Calibri" w:hAnsi="Calibri" w:cs="Calibri"/>
+          <w:b/>
+          <w:bCs/>
+          <w:color w:val="D86DCB" w:themeColor="accent5" w:themeTint="99"/>
+          <w:sz w:val="34"/>
+          <w:szCs w:val="34"/>
+        </w:rPr>
+        <w:t xml:space="preserve">  void </w:t>
+      </w:r>
+      <w:proofErr w:type="spellStart"/>
+      <w:r>
+        <w:rPr>
+          <w:rFonts w:ascii="Calibri" w:hAnsi="Calibri" w:cs="Calibri"/>
+          <w:b/>
+          <w:bCs/>
+          <w:color w:val="D86DCB" w:themeColor="accent5" w:themeTint="99"/>
+          <w:sz w:val="34"/>
+          <w:szCs w:val="34"/>
+        </w:rPr>
+        <w:t>printInfo</w:t>
+      </w:r>
+      <w:proofErr w:type="spellEnd"/>
+      <w:r>
+        <w:rPr>
+          <w:rFonts w:ascii="Calibri" w:hAnsi="Calibri" w:cs="Calibri"/>
+          <w:b/>
+          <w:bCs/>
+          <w:color w:val="D86DCB" w:themeColor="accent5" w:themeTint="99"/>
+          <w:sz w:val="34"/>
+          <w:szCs w:val="34"/>
+        </w:rPr>
+        <w:t>() {</w:t>
+      </w:r>
+    </w:p>
+    <w:p>
+      <w:pPr>
+        <w:jc w:val="both"/>
+        <w:rPr>
+          <w:rFonts w:ascii="Calibri" w:hAnsi="Calibri" w:cs="Calibri"/>
+          <w:b/>
+          <w:bCs/>
+          <w:color w:val="D86DCB" w:themeColor="accent5" w:themeTint="99"/>
+          <w:sz w:val="34"/>
+          <w:szCs w:val="34"/>
+        </w:rPr>
+      </w:pPr>
+      <w:r>
+        <w:rPr>
+          <w:rFonts w:ascii="Calibri" w:hAnsi="Calibri" w:cs="Calibri"/>
+          <w:b/>
+          <w:bCs/>
+          <w:color w:val="D86DCB" w:themeColor="accent5" w:themeTint="99"/>
+          <w:sz w:val="34"/>
+          <w:szCs w:val="34"/>
+        </w:rPr>
+        <w:t xml:space="preserve">    print(.name);  // same as print(this.name)</w:t>
+      </w:r>
+    </w:p>
+    <w:p>
+      <w:pPr>
+        <w:jc w:val="both"/>
+        <w:rPr>
+          <w:rFonts w:ascii="Calibri" w:hAnsi="Calibri" w:cs="Calibri"/>
+          <w:b/>
+          <w:bCs/>
+          <w:color w:val="D86DCB" w:themeColor="accent5" w:themeTint="99"/>
+          <w:sz w:val="34"/>
+          <w:szCs w:val="34"/>
+        </w:rPr>
+      </w:pPr>
+      <w:r>
+        <w:rPr>
+          <w:rFonts w:ascii="Calibri" w:hAnsi="Calibri" w:cs="Calibri"/>
+          <w:b/>
+          <w:bCs/>
+          <w:color w:val="D86DCB" w:themeColor="accent5" w:themeTint="99"/>
+          <w:sz w:val="34"/>
+          <w:szCs w:val="34"/>
+        </w:rPr>
+        <w:t xml:space="preserve">    print(.age);   // same as print(</w:t>
+      </w:r>
+      <w:proofErr w:type="spellStart"/>
+      <w:r>
+        <w:rPr>
+          <w:rFonts w:ascii="Calibri" w:hAnsi="Calibri" w:cs="Calibri"/>
+          <w:b/>
+          <w:bCs/>
+          <w:color w:val="D86DCB" w:themeColor="accent5" w:themeTint="99"/>
+          <w:sz w:val="34"/>
+          <w:szCs w:val="34"/>
+        </w:rPr>
+        <w:t>this.age</w:t>
+      </w:r>
+      <w:proofErr w:type="spellEnd"/>
+      <w:r>
+        <w:rPr>
+          <w:rFonts w:ascii="Calibri" w:hAnsi="Calibri" w:cs="Calibri"/>
+          <w:b/>
+          <w:bCs/>
+          <w:color w:val="D86DCB" w:themeColor="accent5" w:themeTint="99"/>
+          <w:sz w:val="34"/>
+          <w:szCs w:val="34"/>
+        </w:rPr>
+        <w:t>)</w:t>
+      </w:r>
+    </w:p>
+    <w:p>
+      <w:pPr>
+        <w:jc w:val="both"/>
+        <w:rPr>
+          <w:rFonts w:ascii="Calibri" w:hAnsi="Calibri" w:cs="Calibri"/>
+          <w:b/>
+          <w:bCs/>
+          <w:color w:val="D86DCB" w:themeColor="accent5" w:themeTint="99"/>
+          <w:sz w:val="34"/>
+          <w:szCs w:val="34"/>
+        </w:rPr>
+      </w:pPr>
+      <w:r>
+        <w:rPr>
+          <w:rFonts w:ascii="Calibri" w:hAnsi="Calibri" w:cs="Calibri"/>
+          <w:b/>
+          <w:bCs/>
+          <w:color w:val="D86DCB" w:themeColor="accent5" w:themeTint="99"/>
+          <w:sz w:val="34"/>
+          <w:szCs w:val="34"/>
+        </w:rPr>
+        <w:t xml:space="preserve">  }</w:t>
+      </w:r>
+    </w:p>
+    <w:p>
+      <w:pPr>
+        <w:jc w:val="both"/>
+        <w:rPr>
+          <w:rFonts w:ascii="Calibri" w:hAnsi="Calibri" w:cs="Calibri"/>
+          <w:b/>
+          <w:bCs/>
+          <w:color w:val="D86DCB" w:themeColor="accent5" w:themeTint="99"/>
+          <w:sz w:val="34"/>
+          <w:szCs w:val="34"/>
+        </w:rPr>
+      </w:pPr>
+      <w:r>
+        <w:rPr>
+          <w:rFonts w:ascii="Calibri" w:hAnsi="Calibri" w:cs="Calibri"/>
+          <w:b/>
+          <w:bCs/>
+          <w:color w:val="D86DCB" w:themeColor="accent5" w:themeTint="99"/>
+          <w:sz w:val="34"/>
+          <w:szCs w:val="34"/>
+        </w:rPr>
+        <w:t>}</w:t>
+      </w:r>
+    </w:p>
+    <w:p>
+      <w:pPr>
+        <w:jc w:val="both"/>
+        <w:rPr>
+          <w:rFonts w:ascii="Calibri" w:hAnsi="Calibri" w:cs="Calibri"/>
+          <w:sz w:val="34"/>
+          <w:szCs w:val="34"/>
+        </w:rPr>
+      </w:pPr>
+      <w:r>
+        <w:rPr>
+          <w:rFonts w:ascii="Calibri" w:hAnsi="Calibri" w:cs="Calibri"/>
+          <w:sz w:val="34"/>
+          <w:szCs w:val="34"/>
+        </w:rPr>
+        <w:t xml:space="preserve"># We can also use </w:t>
+      </w:r>
+      <w:r>
+        <w:rPr>
+          <w:rFonts w:ascii="Calibri" w:hAnsi="Calibri" w:cs="Calibri"/>
+          <w:sz w:val="34"/>
+          <w:szCs w:val="34"/>
+        </w:rPr>
+        <w:t xml:space="preserve">it in Flutter build methods. Before </w:t>
+      </w:r>
+      <w:r>
+        <w:rPr>
+          <w:rFonts w:ascii="Calibri" w:hAnsi="Calibri" w:cs="Calibri"/>
+          <w:b/>
+          <w:bCs/>
+          <w:sz w:val="34"/>
+          <w:szCs w:val="34"/>
+        </w:rPr>
+        <w:t>Text(</w:t>
+      </w:r>
+      <w:proofErr w:type="spellStart"/>
+      <w:r>
+        <w:rPr>
+          <w:rFonts w:ascii="Calibri" w:hAnsi="Calibri" w:cs="Calibri"/>
+          <w:b/>
+          <w:bCs/>
+          <w:sz w:val="34"/>
+          <w:szCs w:val="34"/>
+        </w:rPr>
+        <w:t>this.title</w:t>
+      </w:r>
+      <w:proofErr w:type="spellEnd"/>
+      <w:r>
+        <w:rPr>
+          <w:rFonts w:ascii="Calibri" w:hAnsi="Calibri" w:cs="Calibri"/>
+          <w:b/>
+          <w:bCs/>
+          <w:sz w:val="34"/>
+          <w:szCs w:val="34"/>
+        </w:rPr>
+        <w:t xml:space="preserve">) </w:t>
+      </w:r>
+      <w:r>
+        <w:rPr>
+          <w:rFonts w:ascii="Calibri" w:hAnsi="Calibri" w:cs="Calibri"/>
+          <w:sz w:val="34"/>
+          <w:szCs w:val="34"/>
+        </w:rPr>
+        <w:t>but now</w:t>
+      </w:r>
+      <w:r>
+        <w:rPr>
+          <w:rFonts w:ascii="Calibri" w:hAnsi="Calibri" w:cs="Calibri"/>
+          <w:b/>
+          <w:bCs/>
+          <w:sz w:val="34"/>
+          <w:szCs w:val="34"/>
+        </w:rPr>
+        <w:t xml:space="preserve"> Text(.title)</w:t>
+      </w:r>
+    </w:p>
+    <w:p>
+      <w:pPr>
+        <w:jc w:val="both"/>
+        <w:rPr>
+          <w:rFonts w:ascii="Calibri" w:hAnsi="Calibri" w:cs="Calibri"/>
+          <w:b/>
+          <w:bCs/>
+          <w:color w:val="D86DCB" w:themeColor="accent5" w:themeTint="99"/>
+          <w:sz w:val="34"/>
+          <w:szCs w:val="34"/>
+        </w:rPr>
+      </w:pPr>
+      <w:r>
+        <w:rPr>
+          <w:rFonts w:ascii="Calibri" w:hAnsi="Calibri" w:cs="Calibri"/>
+          <w:b/>
+          <w:bCs/>
+          <w:color w:val="D86DCB" w:themeColor="accent5" w:themeTint="99"/>
+          <w:sz w:val="34"/>
+          <w:szCs w:val="34"/>
+        </w:rPr>
+        <w:t xml:space="preserve">class </w:t>
+      </w:r>
+      <w:proofErr w:type="spellStart"/>
+      <w:r>
+        <w:rPr>
+          <w:rFonts w:ascii="Calibri" w:hAnsi="Calibri" w:cs="Calibri"/>
+          <w:b/>
+          <w:bCs/>
+          <w:color w:val="D86DCB" w:themeColor="accent5" w:themeTint="99"/>
+          <w:sz w:val="34"/>
+          <w:szCs w:val="34"/>
+        </w:rPr>
+        <w:t>MyWidget</w:t>
+      </w:r>
+      <w:proofErr w:type="spellEnd"/>
+      <w:r>
+        <w:rPr>
+          <w:rFonts w:ascii="Calibri" w:hAnsi="Calibri" w:cs="Calibri"/>
+          <w:b/>
+          <w:bCs/>
+          <w:color w:val="D86DCB" w:themeColor="accent5" w:themeTint="99"/>
+          <w:sz w:val="34"/>
+          <w:szCs w:val="34"/>
+        </w:rPr>
+        <w:t xml:space="preserve"> extends </w:t>
+      </w:r>
+      <w:proofErr w:type="spellStart"/>
+      <w:r>
+        <w:rPr>
+          <w:rFonts w:ascii="Calibri" w:hAnsi="Calibri" w:cs="Calibri"/>
+          <w:b/>
+          <w:bCs/>
+          <w:color w:val="D86DCB" w:themeColor="accent5" w:themeTint="99"/>
+          <w:sz w:val="34"/>
+          <w:szCs w:val="34"/>
+        </w:rPr>
+        <w:t>StatelessWidget</w:t>
+      </w:r>
+      <w:proofErr w:type="spellEnd"/>
+      <w:r>
+        <w:rPr>
+          <w:rFonts w:ascii="Calibri" w:hAnsi="Calibri" w:cs="Calibri"/>
+          <w:b/>
+          <w:bCs/>
+          <w:color w:val="D86DCB" w:themeColor="accent5" w:themeTint="99"/>
+          <w:sz w:val="34"/>
+          <w:szCs w:val="34"/>
+        </w:rPr>
+        <w:t xml:space="preserve"> {</w:t>
+      </w:r>
+    </w:p>
+    <w:p>
+      <w:pPr>
+        <w:jc w:val="both"/>
+        <w:rPr>
+          <w:rFonts w:ascii="Calibri" w:hAnsi="Calibri" w:cs="Calibri"/>
+          <w:b/>
+          <w:bCs/>
+          <w:color w:val="D86DCB" w:themeColor="accent5" w:themeTint="99"/>
+          <w:sz w:val="34"/>
+          <w:szCs w:val="34"/>
+        </w:rPr>
+      </w:pPr>
+      <w:r>
+        <w:rPr>
+          <w:rFonts w:ascii="Calibri" w:hAnsi="Calibri" w:cs="Calibri"/>
+          <w:b/>
+          <w:bCs/>
+          <w:color w:val="D86DCB" w:themeColor="accent5" w:themeTint="99"/>
+          <w:sz w:val="34"/>
+          <w:szCs w:val="34"/>
+        </w:rPr>
+        <w:t xml:space="preserve">  final String title;</w:t>
+      </w:r>
+    </w:p>
+    <w:p>
+      <w:pPr>
+        <w:jc w:val="both"/>
+        <w:rPr>
+          <w:rFonts w:ascii="Calibri" w:hAnsi="Calibri" w:cs="Calibri"/>
+          <w:b/>
+          <w:bCs/>
+          <w:color w:val="D86DCB" w:themeColor="accent5" w:themeTint="99"/>
+          <w:sz w:val="34"/>
+          <w:szCs w:val="34"/>
+        </w:rPr>
+      </w:pPr>
+      <w:r>
+        <w:rPr>
+          <w:rFonts w:ascii="Calibri" w:hAnsi="Calibri" w:cs="Calibri"/>
+          <w:b/>
+          <w:bCs/>
+          <w:color w:val="D86DCB" w:themeColor="accent5" w:themeTint="99"/>
+          <w:sz w:val="34"/>
+          <w:szCs w:val="34"/>
+        </w:rPr>
+        <w:t xml:space="preserve">  const </w:t>
+      </w:r>
+      <w:proofErr w:type="spellStart"/>
+      <w:r>
+        <w:rPr>
+          <w:rFonts w:ascii="Calibri" w:hAnsi="Calibri" w:cs="Calibri"/>
+          <w:b/>
+          <w:bCs/>
+          <w:color w:val="D86DCB" w:themeColor="accent5" w:themeTint="99"/>
+          <w:sz w:val="34"/>
+          <w:szCs w:val="34"/>
+        </w:rPr>
+        <w:t>MyWidget</w:t>
+      </w:r>
+      <w:proofErr w:type="spellEnd"/>
+      <w:r>
+        <w:rPr>
+          <w:rFonts w:ascii="Calibri" w:hAnsi="Calibri" w:cs="Calibri"/>
+          <w:b/>
+          <w:bCs/>
+          <w:color w:val="D86DCB" w:themeColor="accent5" w:themeTint="99"/>
+          <w:sz w:val="34"/>
+          <w:szCs w:val="34"/>
+        </w:rPr>
+        <w:t>({required .title});</w:t>
+      </w:r>
+    </w:p>
+    <w:p>
+      <w:pPr>
+        <w:jc w:val="both"/>
+        <w:rPr>
+          <w:rFonts w:ascii="Calibri" w:hAnsi="Calibri" w:cs="Calibri"/>
+          <w:b/>
+          <w:bCs/>
+          <w:color w:val="D86DCB" w:themeColor="accent5" w:themeTint="99"/>
+          <w:sz w:val="34"/>
+          <w:szCs w:val="34"/>
+        </w:rPr>
+      </w:pPr>
+    </w:p>
+    <w:p>
+      <w:pPr>
+        <w:jc w:val="both"/>
+        <w:rPr>
+          <w:rFonts w:ascii="Calibri" w:hAnsi="Calibri" w:cs="Calibri"/>
+          <w:b/>
+          <w:bCs/>
+          <w:color w:val="D86DCB" w:themeColor="accent5" w:themeTint="99"/>
+          <w:sz w:val="34"/>
+          <w:szCs w:val="34"/>
+        </w:rPr>
+      </w:pPr>
+      <w:r>
+        <w:rPr>
+          <w:rFonts w:ascii="Calibri" w:hAnsi="Calibri" w:cs="Calibri"/>
+          <w:b/>
+          <w:bCs/>
+          <w:color w:val="D86DCB" w:themeColor="accent5" w:themeTint="99"/>
+          <w:sz w:val="34"/>
+          <w:szCs w:val="34"/>
+        </w:rPr>
+        <w:t xml:space="preserve">  @override</w:t>
+      </w:r>
+    </w:p>
+    <w:p>
+      <w:pPr>
+        <w:jc w:val="both"/>
+        <w:rPr>
+          <w:rFonts w:ascii="Calibri" w:hAnsi="Calibri" w:cs="Calibri"/>
+          <w:b/>
+          <w:bCs/>
+          <w:color w:val="D86DCB" w:themeColor="accent5" w:themeTint="99"/>
+          <w:sz w:val="34"/>
+          <w:szCs w:val="34"/>
+        </w:rPr>
+      </w:pPr>
+      <w:r>
+        <w:rPr>
+          <w:rFonts w:ascii="Calibri" w:hAnsi="Calibri" w:cs="Calibri"/>
+          <w:b/>
+          <w:bCs/>
+          <w:color w:val="D86DCB" w:themeColor="accent5" w:themeTint="99"/>
+          <w:sz w:val="34"/>
+          <w:szCs w:val="34"/>
+        </w:rPr>
+        <w:t xml:space="preserve">  Widget build(</w:t>
+      </w:r>
+      <w:proofErr w:type="spellStart"/>
+      <w:r>
+        <w:rPr>
+          <w:rFonts w:ascii="Calibri" w:hAnsi="Calibri" w:cs="Calibri"/>
+          <w:b/>
+          <w:bCs/>
+          <w:color w:val="D86DCB" w:themeColor="accent5" w:themeTint="99"/>
+          <w:sz w:val="34"/>
+          <w:szCs w:val="34"/>
+        </w:rPr>
+        <w:t>BuildContext</w:t>
+      </w:r>
+      <w:proofErr w:type="spellEnd"/>
+      <w:r>
+        <w:rPr>
+          <w:rFonts w:ascii="Calibri" w:hAnsi="Calibri" w:cs="Calibri"/>
+          <w:b/>
+          <w:bCs/>
+          <w:color w:val="D86DCB" w:themeColor="accent5" w:themeTint="99"/>
+          <w:sz w:val="34"/>
+          <w:szCs w:val="34"/>
+        </w:rPr>
+        <w:t xml:space="preserve"> context) {</w:t>
+      </w:r>
+    </w:p>
+    <w:p>
+      <w:pPr>
+        <w:jc w:val="both"/>
+        <w:rPr>
+          <w:rFonts w:ascii="Calibri" w:hAnsi="Calibri" w:cs="Calibri"/>
+          <w:b/>
+          <w:bCs/>
+          <w:color w:val="D86DCB" w:themeColor="accent5" w:themeTint="99"/>
+          <w:sz w:val="34"/>
+          <w:szCs w:val="34"/>
+        </w:rPr>
+      </w:pPr>
+      <w:r>
+        <w:rPr>
+          <w:rFonts w:ascii="Calibri" w:hAnsi="Calibri" w:cs="Calibri"/>
+          <w:b/>
+          <w:bCs/>
+          <w:color w:val="D86DCB" w:themeColor="accent5" w:themeTint="99"/>
+          <w:sz w:val="34"/>
+          <w:szCs w:val="34"/>
+        </w:rPr>
+        <w:t xml:space="preserve">    return Text(.title); // instead of </w:t>
+      </w:r>
+      <w:proofErr w:type="spellStart"/>
+      <w:r>
+        <w:rPr>
+          <w:rFonts w:ascii="Calibri" w:hAnsi="Calibri" w:cs="Calibri"/>
+          <w:b/>
+          <w:bCs/>
+          <w:color w:val="D86DCB" w:themeColor="accent5" w:themeTint="99"/>
+          <w:sz w:val="34"/>
+          <w:szCs w:val="34"/>
+        </w:rPr>
+        <w:t>this.title</w:t>
+      </w:r>
+      <w:proofErr w:type="spellEnd"/>
+    </w:p>
+    <w:p>
+      <w:pPr>
+        <w:jc w:val="both"/>
+        <w:rPr>
+          <w:rFonts w:ascii="Calibri" w:hAnsi="Calibri" w:cs="Calibri"/>
+          <w:b/>
+          <w:bCs/>
+          <w:color w:val="D86DCB" w:themeColor="accent5" w:themeTint="99"/>
+          <w:sz w:val="34"/>
+          <w:szCs w:val="34"/>
+        </w:rPr>
+      </w:pPr>
+      <w:r>
+        <w:rPr>
+          <w:rFonts w:ascii="Calibri" w:hAnsi="Calibri" w:cs="Calibri"/>
+          <w:b/>
+          <w:bCs/>
+          <w:color w:val="D86DCB" w:themeColor="accent5" w:themeTint="99"/>
+          <w:sz w:val="34"/>
+          <w:szCs w:val="34"/>
+        </w:rPr>
+        <w:lastRenderedPageBreak/>
+        <w:t xml:space="preserve">  }</w:t>
+      </w:r>
+    </w:p>
+    <w:p>
+      <w:pPr>
+        <w:jc w:val="both"/>
+        <w:rPr>
+          <w:rFonts w:ascii="Calibri" w:hAnsi="Calibri" w:cs="Calibri"/>
+          <w:b/>
+          <w:bCs/>
+          <w:color w:val="D86DCB" w:themeColor="accent5" w:themeTint="99"/>
+          <w:sz w:val="34"/>
+          <w:szCs w:val="34"/>
+        </w:rPr>
+      </w:pPr>
+      <w:r>
+        <w:rPr>
+          <w:rFonts w:ascii="Calibri" w:hAnsi="Calibri" w:cs="Calibri"/>
+          <w:b/>
+          <w:bCs/>
+          <w:color w:val="D86DCB" w:themeColor="accent5" w:themeTint="99"/>
+          <w:sz w:val="34"/>
+          <w:szCs w:val="34"/>
+        </w:rPr>
+        <w:t>}</w:t>
+      </w:r>
+    </w:p>
+    <w:p>
+      <w:pPr>
+        <w:jc w:val="both"/>
+        <w:rPr>
+          <w:rFonts w:ascii="Calibri" w:hAnsi="Calibri" w:cs="Calibri"/>
+          <w:sz w:val="34"/>
+          <w:szCs w:val="34"/>
+        </w:rPr>
+      </w:pPr>
+      <w:r>
+        <w:rPr>
+          <w:rFonts w:ascii="Calibri" w:hAnsi="Calibri" w:cs="Calibri"/>
+          <w:sz w:val="34"/>
+          <w:szCs w:val="34"/>
+        </w:rPr>
+        <w:t xml:space="preserve"># We can also use them in methods and constructors </w:t>
+      </w:r>
+      <w:r>
+        <w:rPr>
+          <w:rFonts w:ascii="Calibri" w:hAnsi="Calibri" w:cs="Calibri"/>
+          <w:sz w:val="34"/>
+          <w:szCs w:val="34"/>
+        </w:rPr>
+        <w:t xml:space="preserve">(before </w:t>
+      </w:r>
+      <w:r>
+        <w:rPr>
+          <w:rFonts w:ascii="Calibri" w:hAnsi="Calibri" w:cs="Calibri"/>
+          <w:b/>
+          <w:bCs/>
+          <w:sz w:val="34"/>
+          <w:szCs w:val="34"/>
+        </w:rPr>
+        <w:t xml:space="preserve">double </w:t>
+      </w:r>
+      <w:proofErr w:type="spellStart"/>
+      <w:r>
+        <w:rPr>
+          <w:rFonts w:ascii="Calibri" w:hAnsi="Calibri" w:cs="Calibri"/>
+          <w:b/>
+          <w:bCs/>
+          <w:sz w:val="34"/>
+          <w:szCs w:val="34"/>
+        </w:rPr>
+        <w:t>bmi</w:t>
+      </w:r>
+      <w:proofErr w:type="spellEnd"/>
+      <w:r>
+        <w:rPr>
+          <w:rFonts w:ascii="Calibri" w:hAnsi="Calibri" w:cs="Calibri"/>
+          <w:b/>
+          <w:bCs/>
+          <w:sz w:val="34"/>
+          <w:szCs w:val="34"/>
+        </w:rPr>
+        <w:t xml:space="preserve"> = </w:t>
+      </w:r>
+      <w:proofErr w:type="spellStart"/>
+      <w:r>
+        <w:rPr>
+          <w:rFonts w:ascii="Calibri" w:hAnsi="Calibri" w:cs="Calibri"/>
+          <w:b/>
+          <w:bCs/>
+          <w:sz w:val="34"/>
+          <w:szCs w:val="34"/>
+        </w:rPr>
+        <w:t>this.calculateBMI</w:t>
+      </w:r>
+      <w:proofErr w:type="spellEnd"/>
+      <w:r>
+        <w:rPr>
+          <w:rFonts w:ascii="Calibri" w:hAnsi="Calibri" w:cs="Calibri"/>
+          <w:b/>
+          <w:bCs/>
+          <w:sz w:val="34"/>
+          <w:szCs w:val="34"/>
+        </w:rPr>
+        <w:t>()</w:t>
+      </w:r>
+      <w:r>
+        <w:rPr>
+          <w:rFonts w:ascii="Calibri" w:hAnsi="Calibri" w:cs="Calibri"/>
+          <w:sz w:val="34"/>
+          <w:szCs w:val="34"/>
+        </w:rPr>
+        <w:t xml:space="preserve"> and </w:t>
+      </w:r>
+      <w:r>
+        <w:rPr>
+          <w:rFonts w:ascii="Calibri" w:hAnsi="Calibri" w:cs="Calibri"/>
+          <w:b/>
+          <w:bCs/>
+          <w:sz w:val="34"/>
+          <w:szCs w:val="34"/>
+        </w:rPr>
+        <w:t xml:space="preserve">User({required this.name, required </w:t>
+      </w:r>
+      <w:proofErr w:type="spellStart"/>
+      <w:r>
+        <w:rPr>
+          <w:rFonts w:ascii="Calibri" w:hAnsi="Calibri" w:cs="Calibri"/>
+          <w:b/>
+          <w:bCs/>
+          <w:sz w:val="34"/>
+          <w:szCs w:val="34"/>
+        </w:rPr>
+        <w:t>this.age</w:t>
+      </w:r>
+      <w:proofErr w:type="spellEnd"/>
+      <w:r>
+        <w:rPr>
+          <w:rFonts w:ascii="Calibri" w:hAnsi="Calibri" w:cs="Calibri"/>
+          <w:b/>
+          <w:bCs/>
+          <w:sz w:val="34"/>
+          <w:szCs w:val="34"/>
+        </w:rPr>
+        <w:t>})</w:t>
+      </w:r>
+      <w:r>
+        <w:rPr>
+          <w:rFonts w:ascii="Calibri" w:hAnsi="Calibri" w:cs="Calibri"/>
+          <w:sz w:val="34"/>
+          <w:szCs w:val="34"/>
+        </w:rPr>
+        <w:t xml:space="preserve"> )</w:t>
+      </w:r>
+      <w:r>
+        <w:rPr>
+          <w:rFonts w:ascii="Calibri" w:hAnsi="Calibri" w:cs="Calibri"/>
+          <w:sz w:val="34"/>
+          <w:szCs w:val="34"/>
+        </w:rPr>
+        <w:t>. Now</w:t>
+      </w:r>
+    </w:p>
+    <w:p>
+      <w:pPr>
+        <w:jc w:val="both"/>
+        <w:rPr>
+          <w:rFonts w:ascii="Calibri" w:hAnsi="Calibri" w:cs="Calibri"/>
+          <w:b/>
+          <w:bCs/>
+          <w:color w:val="D86DCB" w:themeColor="accent5" w:themeTint="99"/>
+          <w:sz w:val="34"/>
+          <w:szCs w:val="34"/>
+        </w:rPr>
+      </w:pPr>
+      <w:r>
+        <w:rPr>
+          <w:rFonts w:ascii="Calibri" w:hAnsi="Calibri" w:cs="Calibri"/>
+          <w:b/>
+          <w:bCs/>
+          <w:color w:val="D86DCB" w:themeColor="accent5" w:themeTint="99"/>
+          <w:sz w:val="34"/>
+          <w:szCs w:val="34"/>
+        </w:rPr>
+        <w:t xml:space="preserve">double </w:t>
+      </w:r>
+      <w:proofErr w:type="spellStart"/>
+      <w:r>
+        <w:rPr>
+          <w:rFonts w:ascii="Calibri" w:hAnsi="Calibri" w:cs="Calibri"/>
+          <w:b/>
+          <w:bCs/>
+          <w:color w:val="D86DCB" w:themeColor="accent5" w:themeTint="99"/>
+          <w:sz w:val="34"/>
+          <w:szCs w:val="34"/>
+        </w:rPr>
+        <w:t>bmi</w:t>
+      </w:r>
+      <w:proofErr w:type="spellEnd"/>
+      <w:r>
+        <w:rPr>
+          <w:rFonts w:ascii="Calibri" w:hAnsi="Calibri" w:cs="Calibri"/>
+          <w:b/>
+          <w:bCs/>
+          <w:color w:val="D86DCB" w:themeColor="accent5" w:themeTint="99"/>
+          <w:sz w:val="34"/>
+          <w:szCs w:val="34"/>
+        </w:rPr>
+        <w:t xml:space="preserve"> = .</w:t>
+      </w:r>
+      <w:proofErr w:type="spellStart"/>
+      <w:r>
+        <w:rPr>
+          <w:rFonts w:ascii="Calibri" w:hAnsi="Calibri" w:cs="Calibri"/>
+          <w:b/>
+          <w:bCs/>
+          <w:color w:val="D86DCB" w:themeColor="accent5" w:themeTint="99"/>
+          <w:sz w:val="34"/>
+          <w:szCs w:val="34"/>
+        </w:rPr>
+        <w:t>calculateBMI</w:t>
+      </w:r>
+      <w:proofErr w:type="spellEnd"/>
+      <w:r>
+        <w:rPr>
+          <w:rFonts w:ascii="Calibri" w:hAnsi="Calibri" w:cs="Calibri"/>
+          <w:b/>
+          <w:bCs/>
+          <w:color w:val="D86DCB" w:themeColor="accent5" w:themeTint="99"/>
+          <w:sz w:val="34"/>
+          <w:szCs w:val="34"/>
+        </w:rPr>
+        <w:t>();</w:t>
+      </w:r>
+    </w:p>
+    <w:p>
+      <w:pPr>
+        <w:jc w:val="both"/>
+        <w:rPr>
+          <w:rFonts w:ascii="Calibri" w:hAnsi="Calibri" w:cs="Calibri"/>
+          <w:b/>
+          <w:bCs/>
+          <w:color w:val="D86DCB" w:themeColor="accent5" w:themeTint="99"/>
+          <w:sz w:val="34"/>
+          <w:szCs w:val="34"/>
+        </w:rPr>
+      </w:pPr>
+      <w:r>
+        <w:rPr>
+          <w:rFonts w:ascii="Calibri" w:hAnsi="Calibri" w:cs="Calibri"/>
+          <w:b/>
+          <w:bCs/>
+          <w:color w:val="D86DCB" w:themeColor="accent5" w:themeTint="99"/>
+          <w:sz w:val="34"/>
+          <w:szCs w:val="34"/>
+        </w:rPr>
+        <w:t>User({required .name, required .age});</w:t>
+      </w:r>
+    </w:p>
+    <w:p>
+      <w:pPr>
+        <w:jc w:val="both"/>
+        <w:rPr>
+          <w:rFonts w:ascii="Calibri" w:hAnsi="Calibri" w:cs="Calibri"/>
+          <w:sz w:val="34"/>
+          <w:szCs w:val="34"/>
+        </w:rPr>
+      </w:pPr>
+      <w:r>
+        <w:rPr>
+          <w:rFonts w:ascii="Calibri" w:hAnsi="Calibri" w:cs="Calibri"/>
+          <w:sz w:val="34"/>
+          <w:szCs w:val="34"/>
+        </w:rPr>
+        <w:t xml:space="preserve">Note: </w:t>
+      </w:r>
+      <w:r>
+        <w:rPr>
+          <w:rFonts w:ascii="Calibri" w:hAnsi="Calibri" w:cs="Calibri"/>
+          <w:sz w:val="34"/>
+          <w:szCs w:val="34"/>
+        </w:rPr>
+        <w:t>It works only inside a class. We can only use .name when “name” is a field or method of this object. The leading dot always means “</w:t>
+      </w:r>
+      <w:r>
+        <w:rPr>
+          <w:rFonts w:ascii="Calibri" w:hAnsi="Calibri" w:cs="Calibri"/>
+          <w:b/>
+          <w:bCs/>
+          <w:sz w:val="34"/>
+          <w:szCs w:val="34"/>
+        </w:rPr>
+        <w:t>this</w:t>
+      </w:r>
+      <w:r>
+        <w:rPr>
+          <w:rFonts w:ascii="Calibri" w:hAnsi="Calibri" w:cs="Calibri"/>
+          <w:sz w:val="34"/>
+          <w:szCs w:val="34"/>
+        </w:rPr>
+        <w:t xml:space="preserve">” according to context. </w:t>
+      </w:r>
+      <w:r>
+        <w:rPr>
+          <w:rFonts w:ascii="Calibri" w:hAnsi="Calibri" w:cs="Calibri"/>
+          <w:sz w:val="34"/>
+          <w:szCs w:val="34"/>
+        </w:rPr>
+        <w:t xml:space="preserve">We can use it in methods, constructors, getters/setters, Flutter </w:t>
+      </w:r>
+      <w:r>
+        <w:rPr>
+          <w:rFonts w:ascii="Calibri" w:hAnsi="Calibri" w:cs="Calibri"/>
+          <w:b/>
+          <w:bCs/>
+          <w:sz w:val="34"/>
+          <w:szCs w:val="34"/>
+        </w:rPr>
+        <w:t xml:space="preserve">build() </w:t>
+      </w:r>
+      <w:r>
+        <w:rPr>
+          <w:rFonts w:ascii="Calibri" w:hAnsi="Calibri" w:cs="Calibri"/>
+          <w:sz w:val="34"/>
+          <w:szCs w:val="34"/>
+        </w:rPr>
+        <w:t>methods and overrides.</w:t>
+      </w:r>
+    </w:p>
+    <w:p>
+      <w:pPr>
+        <w:jc w:val="both"/>
+        <w:rPr>
+          <w:rFonts w:ascii="Calibri" w:hAnsi="Calibri" w:cs="Calibri"/>
+          <w:sz w:val="34"/>
+          <w:szCs w:val="34"/>
+        </w:rPr>
+      </w:pPr>
+    </w:p>
+    <w:p>
+      <w:pPr>
+        <w:jc w:val="both"/>
+        <w:rPr>
+          <w:rFonts w:ascii="Calibri" w:hAnsi="Calibri" w:cs="Calibri"/>
+          <w:sz w:val="34"/>
+          <w:szCs w:val="34"/>
+        </w:rPr>
+      </w:pPr>
+    </w:p>
+    <w:p>
+      <w:pPr>
+        <w:jc w:val="both"/>
+        <w:rPr>
+          <w:rFonts w:ascii="Calibri" w:hAnsi="Calibri" w:cs="Calibri"/>
+          <w:b/>
+          <w:bCs/>
+          <w:sz w:val="34"/>
+          <w:szCs w:val="34"/>
+        </w:rPr>
+      </w:pPr>
+      <w:r>
+        <w:rPr>
+          <w:rFonts w:ascii="Calibri" w:hAnsi="Calibri" w:cs="Calibri"/>
+          <w:b/>
+          <w:bCs/>
+          <w:sz w:val="34"/>
+          <w:szCs w:val="34"/>
+        </w:rPr>
+        <w:t>Dot shorthand For Creating Objects:</w:t>
+      </w:r>
+    </w:p>
+    <w:p>
+      <w:pPr>
+        <w:jc w:val="both"/>
+        <w:rPr>
+          <w:rFonts w:ascii="Calibri" w:hAnsi="Calibri" w:cs="Calibri"/>
+          <w:sz w:val="34"/>
+          <w:szCs w:val="34"/>
+        </w:rPr>
+      </w:pPr>
+      <w:r>
+        <w:rPr>
+          <w:rFonts w:ascii="Calibri" w:hAnsi="Calibri" w:cs="Calibri"/>
+          <w:sz w:val="34"/>
+          <w:szCs w:val="34"/>
+        </w:rPr>
+        <w:t xml:space="preserve"># We can use dot shorthand’s for creating objects using </w:t>
+      </w:r>
+      <w:r>
+        <w:rPr>
+          <w:rFonts w:ascii="Calibri" w:hAnsi="Calibri" w:cs="Calibri"/>
+          <w:b/>
+          <w:bCs/>
+          <w:sz w:val="34"/>
+          <w:szCs w:val="34"/>
+        </w:rPr>
+        <w:t xml:space="preserve">.new() </w:t>
+      </w:r>
+      <w:r>
+        <w:rPr>
+          <w:rFonts w:ascii="Calibri" w:hAnsi="Calibri" w:cs="Calibri"/>
+          <w:sz w:val="34"/>
+          <w:szCs w:val="34"/>
+        </w:rPr>
+        <w:t>keyword, we just need to specify the class as Type</w:t>
+      </w:r>
+    </w:p>
+    <w:p>
+      <w:pPr>
+        <w:jc w:val="both"/>
+        <w:rPr>
+          <w:rFonts w:ascii="Calibri" w:hAnsi="Calibri" w:cs="Calibri"/>
+          <w:sz w:val="34"/>
+          <w:szCs w:val="34"/>
+        </w:rPr>
+      </w:pPr>
+      <w:r>
+        <w:rPr>
+          <w:rFonts w:ascii="Calibri" w:hAnsi="Calibri" w:cs="Calibri"/>
+          <w:sz w:val="34"/>
+          <w:szCs w:val="34"/>
+        </w:rPr>
+        <w:t># Old</w:t>
+      </w:r>
+    </w:p>
+    <w:p>
+      <w:pPr>
+        <w:jc w:val="both"/>
+        <w:rPr>
+          <w:rFonts w:ascii="Calibri" w:hAnsi="Calibri" w:cs="Calibri"/>
+          <w:b/>
+          <w:bCs/>
+          <w:color w:val="D86DCB" w:themeColor="accent5" w:themeTint="99"/>
+          <w:sz w:val="34"/>
+          <w:szCs w:val="34"/>
+        </w:rPr>
+      </w:pPr>
+      <w:r>
+        <w:rPr>
+          <w:rFonts w:ascii="Calibri" w:hAnsi="Calibri" w:cs="Calibri"/>
+          <w:b/>
+          <w:bCs/>
+          <w:color w:val="D86DCB" w:themeColor="accent5" w:themeTint="99"/>
+          <w:sz w:val="34"/>
+          <w:szCs w:val="34"/>
+        </w:rPr>
+        <w:t xml:space="preserve">final controller = </w:t>
+      </w:r>
+      <w:proofErr w:type="spellStart"/>
+      <w:r>
+        <w:rPr>
+          <w:rFonts w:ascii="Calibri" w:hAnsi="Calibri" w:cs="Calibri"/>
+          <w:b/>
+          <w:bCs/>
+          <w:color w:val="D86DCB" w:themeColor="accent5" w:themeTint="99"/>
+          <w:sz w:val="34"/>
+          <w:szCs w:val="34"/>
+        </w:rPr>
+        <w:t>TextEditingController</w:t>
+      </w:r>
+      <w:proofErr w:type="spellEnd"/>
+      <w:r>
+        <w:rPr>
+          <w:rFonts w:ascii="Calibri" w:hAnsi="Calibri" w:cs="Calibri"/>
+          <w:b/>
+          <w:bCs/>
+          <w:color w:val="D86DCB" w:themeColor="accent5" w:themeTint="99"/>
+          <w:sz w:val="34"/>
+          <w:szCs w:val="34"/>
+        </w:rPr>
+        <w:t>(text: …);</w:t>
+      </w:r>
+    </w:p>
+    <w:p>
+      <w:pPr>
+        <w:jc w:val="both"/>
+        <w:rPr>
+          <w:rFonts w:ascii="Calibri" w:hAnsi="Calibri" w:cs="Calibri"/>
+          <w:sz w:val="34"/>
+          <w:szCs w:val="34"/>
+        </w:rPr>
+      </w:pPr>
+      <w:r>
+        <w:rPr>
+          <w:rFonts w:ascii="Calibri" w:hAnsi="Calibri" w:cs="Calibri"/>
+          <w:sz w:val="34"/>
+          <w:szCs w:val="34"/>
+        </w:rPr>
+        <w:t># New way</w:t>
+      </w:r>
+    </w:p>
+    <w:p>
+      <w:pPr>
+        <w:jc w:val="both"/>
+        <w:rPr>
+          <w:rFonts w:ascii="Calibri" w:hAnsi="Calibri" w:cs="Calibri"/>
+          <w:b/>
+          <w:bCs/>
+          <w:color w:val="D86DCB" w:themeColor="accent5" w:themeTint="99"/>
+          <w:sz w:val="34"/>
+          <w:szCs w:val="34"/>
+        </w:rPr>
+      </w:pPr>
+      <w:r>
+        <w:rPr>
+          <w:rFonts w:ascii="Calibri" w:hAnsi="Calibri" w:cs="Calibri"/>
+          <w:b/>
+          <w:bCs/>
+          <w:color w:val="D86DCB" w:themeColor="accent5" w:themeTint="99"/>
+          <w:sz w:val="34"/>
+          <w:szCs w:val="34"/>
+        </w:rPr>
+        <w:t xml:space="preserve">final </w:t>
+      </w:r>
+      <w:proofErr w:type="spellStart"/>
+      <w:r>
+        <w:rPr>
+          <w:rFonts w:ascii="Calibri" w:hAnsi="Calibri" w:cs="Calibri"/>
+          <w:b/>
+          <w:bCs/>
+          <w:color w:val="D86DCB" w:themeColor="accent5" w:themeTint="99"/>
+          <w:sz w:val="34"/>
+          <w:szCs w:val="34"/>
+        </w:rPr>
+        <w:t>TextEditingController</w:t>
+      </w:r>
+      <w:proofErr w:type="spellEnd"/>
+      <w:r>
+        <w:rPr>
+          <w:rFonts w:ascii="Calibri" w:hAnsi="Calibri" w:cs="Calibri"/>
+          <w:b/>
+          <w:bCs/>
+          <w:color w:val="D86DCB" w:themeColor="accent5" w:themeTint="99"/>
+          <w:sz w:val="34"/>
+          <w:szCs w:val="34"/>
+        </w:rPr>
+        <w:t xml:space="preserve"> controller = .new(text: '</w:t>
+      </w:r>
+      <w:proofErr w:type="spellStart"/>
+      <w:r>
+        <w:rPr>
+          <w:rFonts w:ascii="Calibri" w:hAnsi="Calibri" w:cs="Calibri"/>
+          <w:b/>
+          <w:bCs/>
+          <w:color w:val="D86DCB" w:themeColor="accent5" w:themeTint="99"/>
+          <w:sz w:val="34"/>
+          <w:szCs w:val="34"/>
+        </w:rPr>
+        <w:t>LOl</w:t>
+      </w:r>
+      <w:proofErr w:type="spellEnd"/>
+      <w:r>
+        <w:rPr>
+          <w:rFonts w:ascii="Calibri" w:hAnsi="Calibri" w:cs="Calibri"/>
+          <w:b/>
+          <w:bCs/>
+          <w:color w:val="D86DCB" w:themeColor="accent5" w:themeTint="99"/>
+          <w:sz w:val="34"/>
+          <w:szCs w:val="34"/>
+        </w:rPr>
+        <w:t>');</w:t>
+      </w:r>
+    </w:p>
+    <w:p>
+      <w:pPr>
+        <w:jc w:val="both"/>
+        <w:rPr>
+          <w:rFonts w:ascii="Calibri" w:hAnsi="Calibri" w:cs="Calibri"/>
+          <w:sz w:val="34"/>
+          <w:szCs w:val="34"/>
+        </w:rPr>
+      </w:pPr>
+    </w:p>
+    <w:p>
+      <w:pPr>
+        <w:jc w:val="center"/>
+        <w:rPr>
+          <w:rFonts w:ascii="Calibri" w:hAnsi="Calibri" w:cs="Calibri"/>
+          <w:sz w:val="34"/>
+          <w:szCs w:val="34"/>
+        </w:rPr>
+      </w:pPr>
+      <w:r>
+        <w:rPr>
+          <w:rFonts w:ascii="Calibri" w:hAnsi="Calibri" w:cs="Calibri"/>
+          <w:sz w:val="34"/>
+          <w:szCs w:val="34"/>
+        </w:rPr>
+        <w:t>Break</w:t>
+      </w:r>
+    </w:p>
+    <w:p>
+      <w:pPr>
+        <w:jc w:val="both"/>
+        <w:rPr>
+          <w:rFonts w:ascii="Calibri" w:hAnsi="Calibri" w:cs="Calibri"/>
+          <w:sz w:val="34"/>
+          <w:szCs w:val="34"/>
+        </w:rPr>
+      </w:pPr>
+    </w:p>
+    <w:p>
+      <w:pPr>
+        <w:jc w:val="both"/>
+        <w:rPr>
+          <w:rFonts w:ascii="Calibri" w:hAnsi="Calibri" w:cs="Calibri"/>
+          <w:b/>
+          <w:bCs/>
+          <w:sz w:val="34"/>
+          <w:szCs w:val="34"/>
+        </w:rPr>
+      </w:pPr>
+      <w:r>
+        <w:rPr>
+          <w:rFonts w:ascii="Calibri" w:hAnsi="Calibri" w:cs="Calibri"/>
+          <w:b/>
+          <w:bCs/>
+          <w:sz w:val="34"/>
+          <w:szCs w:val="34"/>
+        </w:rPr>
+        <w:t xml:space="preserve">Dart </w:t>
+      </w:r>
+      <w:r>
+        <w:rPr>
+          <w:rFonts w:ascii="Calibri" w:hAnsi="Calibri" w:cs="Calibri"/>
+          <w:b/>
+          <w:bCs/>
+          <w:sz w:val="34"/>
+          <w:szCs w:val="34"/>
+        </w:rPr>
+        <w:t xml:space="preserve">Pub </w:t>
+      </w:r>
+      <w:r>
+        <w:rPr>
+          <w:rFonts w:ascii="Calibri" w:hAnsi="Calibri" w:cs="Calibri"/>
+          <w:b/>
+          <w:bCs/>
+          <w:sz w:val="34"/>
+          <w:szCs w:val="34"/>
+        </w:rPr>
+        <w:t>Cache Cleaning</w:t>
+      </w:r>
+      <w:r>
+        <w:rPr>
+          <w:rFonts w:ascii="Calibri" w:hAnsi="Calibri" w:cs="Calibri"/>
+          <w:b/>
+          <w:bCs/>
+          <w:sz w:val="34"/>
+          <w:szCs w:val="34"/>
+        </w:rPr>
+        <w:t>:</w:t>
+      </w:r>
+    </w:p>
+    <w:p>
+      <w:pPr>
+        <w:jc w:val="both"/>
+        <w:rPr>
+          <w:rFonts w:ascii="Calibri" w:hAnsi="Calibri" w:cs="Calibri"/>
+          <w:sz w:val="34"/>
+          <w:szCs w:val="34"/>
+        </w:rPr>
+      </w:pPr>
+      <w:r>
+        <w:rPr>
+          <w:rFonts w:ascii="Calibri" w:hAnsi="Calibri" w:cs="Calibri"/>
+          <w:sz w:val="34"/>
+          <w:szCs w:val="34"/>
         </w:rPr>
         <w:t xml:space="preserve"># </w:t>
       </w:r>
       <w:r>
         <w:rPr>
           <w:rFonts w:ascii="Calibri" w:hAnsi="Calibri" w:cs="Calibri"/>
-        </w:rPr>
-        <w:t xml:space="preserve">Normally, inside a class, when we want to access a variable from the same class, we must write like this </w:t>
-      </w:r>
-      <w:r>
-        <w:rPr>
-          <w:rFonts w:ascii="Calibri" w:hAnsi="Calibri" w:cs="Calibri"/>
-          <w:b/>
-          <w:bCs/>
-        </w:rPr>
-        <w:t>this.name</w:t>
-      </w:r>
-      <w:r>
-        <w:rPr>
-          <w:rFonts w:ascii="Calibri" w:hAnsi="Calibri" w:cs="Calibri"/>
-        </w:rPr>
-        <w:t>,</w:t>
-      </w:r>
-      <w:r>
-        <w:rPr>
-          <w:rFonts w:ascii="Calibri" w:hAnsi="Calibri" w:cs="Calibri"/>
-          <w:b/>
-          <w:bCs/>
-        </w:rPr>
-        <w:t xml:space="preserve"> this.age</w:t>
-      </w:r>
-      <w:r>
-        <w:rPr>
-          <w:rFonts w:ascii="Calibri" w:hAnsi="Calibri" w:cs="Calibri"/>
-        </w:rPr>
-        <w:t xml:space="preserve"> and </w:t>
-      </w:r>
-      <w:r>
-        <w:rPr>
-          <w:rFonts w:ascii="Calibri" w:hAnsi="Calibri" w:cs="Calibri"/>
-          <w:b/>
-          <w:bCs/>
-        </w:rPr>
-        <w:t>this.calculateBMI()</w:t>
-      </w:r>
-      <w:r>
-        <w:rPr>
-          <w:rFonts w:ascii="Calibri" w:hAnsi="Calibri" w:cs="Calibri"/>
-        </w:rPr>
-        <w:t>. But Dart 3.10 lets us write a short form like this</w:t>
-      </w:r>
-      <w:r>
-        <w:rPr>
-          <w:rFonts w:ascii="Calibri" w:hAnsi="Calibri" w:cs="Calibri"/>
-          <w:b/>
-          <w:bCs/>
-        </w:rPr>
-        <w:t xml:space="preserve"> .name</w:t>
-      </w:r>
-      <w:r>
-        <w:rPr>
-          <w:rFonts w:ascii="Calibri" w:hAnsi="Calibri" w:cs="Calibri"/>
-        </w:rPr>
-        <w:t>, .</w:t>
-      </w:r>
-      <w:r>
-        <w:rPr>
-          <w:rFonts w:ascii="Calibri" w:hAnsi="Calibri" w:cs="Calibri"/>
-          <w:b/>
-          <w:bCs/>
-        </w:rPr>
-        <w:t xml:space="preserve">age </w:t>
-      </w:r>
-      <w:r>
-        <w:rPr>
-          <w:rFonts w:ascii="Calibri" w:hAnsi="Calibri" w:cs="Calibri"/>
-        </w:rPr>
-        <w:t xml:space="preserve">and </w:t>
-      </w:r>
-      <w:r>
-        <w:rPr>
-          <w:rFonts w:ascii="Calibri" w:hAnsi="Calibri" w:cs="Calibri"/>
-          <w:b/>
-          <w:bCs/>
-        </w:rPr>
-        <w:t>.calculateBMI()</w:t>
-      </w:r>
-      <w:r>
-        <w:rPr>
-          <w:rFonts w:ascii="Calibri" w:hAnsi="Calibri" w:cs="Calibri"/>
-        </w:rPr>
-        <w:t>. Yes, just a dot.</w:t>
-      </w:r>
-      <w:r>
-        <w:rPr>
-          <w:rFonts w:ascii="Calibri" w:hAnsi="Calibri" w:cs="Calibri"/>
-          <w:b/>
-          <w:bCs/>
-        </w:rPr>
-        <w:t xml:space="preserve"> </w:t>
-      </w:r>
-      <w:r>
-        <w:rPr>
-          <w:rFonts w:ascii="Calibri" w:hAnsi="Calibri" w:cs="Calibri"/>
-        </w:rPr>
-        <w:t>Dart automatically understands it means</w:t>
-      </w:r>
-      <w:r>
-        <w:rPr>
-          <w:rFonts w:ascii="Calibri" w:hAnsi="Calibri" w:cs="Calibri"/>
-          <w:b/>
-          <w:bCs/>
-        </w:rPr>
-        <w:t xml:space="preserve"> this.name</w:t>
-      </w:r>
-      <w:r>
-        <w:rPr>
-          <w:rFonts w:ascii="Calibri" w:hAnsi="Calibri" w:cs="Calibri"/>
-        </w:rPr>
-        <w:t xml:space="preserve">, </w:t>
-      </w:r>
-      <w:r>
-        <w:rPr>
-          <w:rFonts w:ascii="Calibri" w:hAnsi="Calibri" w:cs="Calibri"/>
-          <w:b/>
-          <w:bCs/>
-        </w:rPr>
-        <w:t>this.age</w:t>
-      </w:r>
-      <w:r>
-        <w:rPr>
-          <w:rFonts w:ascii="Calibri" w:hAnsi="Calibri" w:cs="Calibri"/>
-        </w:rPr>
-        <w:t xml:space="preserve"> and </w:t>
-      </w:r>
-      <w:r>
-        <w:rPr>
-          <w:rFonts w:ascii="Calibri" w:hAnsi="Calibri" w:cs="Calibri"/>
-          <w:b/>
-          <w:bCs/>
-        </w:rPr>
-        <w:t>this.calculateBMI()</w:t>
-      </w:r>
-      <w:r>
-        <w:rPr>
-          <w:rFonts w:ascii="Calibri" w:hAnsi="Calibri" w:cs="Calibri"/>
-          <w:b/>
-          <w:bCs/>
-        </w:rPr>
-        <w:t xml:space="preserve"> </w:t>
-      </w:r>
-      <w:r>
-        <w:rPr>
-          <w:rFonts w:ascii="Calibri" w:hAnsi="Calibri" w:cs="Calibri"/>
-        </w:rPr>
-        <w:t>in that class</w:t>
-      </w:r>
-    </w:p>
-    <w:p>
-      <w:pPr>
-        <w:jc w:val="both"/>
-        <w:rPr>
-          <w:rFonts w:ascii="Calibri" w:hAnsi="Calibri" w:cs="Calibri"/>
-        </w:rPr>
-      </w:pPr>
-      <w:r>
-        <w:rPr>
-          <w:rFonts w:ascii="Calibri" w:hAnsi="Calibri" w:cs="Calibri"/>
-        </w:rPr>
-        <w:t># Example old way</w:t>
-      </w:r>
-    </w:p>
-    <w:p>
-      <w:pPr>
-        <w:jc w:val="both"/>
-        <w:rPr>
-          <w:rFonts w:ascii="Calibri" w:hAnsi="Calibri" w:cs="Calibri"/>
-          <w:b/>
-          <w:bCs/>
-          <w:color w:val="D86DCB" w:themeColor="accent5" w:themeTint="99"/>
-        </w:rPr>
-      </w:pPr>
-      <w:r>
-        <w:rPr>
-          <w:rFonts w:ascii="Calibri" w:hAnsi="Calibri" w:cs="Calibri"/>
-          <w:b/>
-          <w:bCs/>
-          <w:color w:val="D86DCB" w:themeColor="accent5" w:themeTint="99"/>
-        </w:rPr>
-        <w:t>class Person {</w:t>
-      </w:r>
-    </w:p>
-    <w:p>
-      <w:pPr>
-        <w:jc w:val="both"/>
-        <w:rPr>
-          <w:rFonts w:ascii="Calibri" w:hAnsi="Calibri" w:cs="Calibri"/>
-          <w:b/>
-          <w:bCs/>
-          <w:color w:val="D86DCB" w:themeColor="accent5" w:themeTint="99"/>
-        </w:rPr>
-      </w:pPr>
-      <w:r>
-        <w:rPr>
-          <w:rFonts w:ascii="Calibri" w:hAnsi="Calibri" w:cs="Calibri"/>
-          <w:b/>
-          <w:bCs/>
-          <w:color w:val="D86DCB" w:themeColor="accent5" w:themeTint="99"/>
-        </w:rPr>
-        <w:t xml:space="preserve">  final String name;</w:t>
-      </w:r>
-    </w:p>
-    <w:p>
-      <w:pPr>
-        <w:jc w:val="both"/>
-        <w:rPr>
-          <w:rFonts w:ascii="Calibri" w:hAnsi="Calibri" w:cs="Calibri"/>
-          <w:b/>
-          <w:bCs/>
-          <w:color w:val="D86DCB" w:themeColor="accent5" w:themeTint="99"/>
-        </w:rPr>
-      </w:pPr>
-      <w:r>
-        <w:rPr>
-          <w:rFonts w:ascii="Calibri" w:hAnsi="Calibri" w:cs="Calibri"/>
-          <w:b/>
-          <w:bCs/>
-          <w:color w:val="D86DCB" w:themeColor="accent5" w:themeTint="99"/>
-        </w:rPr>
-        <w:t xml:space="preserve">  final int age;</w:t>
-      </w:r>
-    </w:p>
-    <w:p>
-      <w:pPr>
-        <w:jc w:val="both"/>
-        <w:rPr>
-          <w:rFonts w:ascii="Calibri" w:hAnsi="Calibri" w:cs="Calibri"/>
-          <w:b/>
-          <w:bCs/>
-          <w:color w:val="D86DCB" w:themeColor="accent5" w:themeTint="99"/>
-        </w:rPr>
-      </w:pPr>
-      <w:r>
-        <w:rPr>
-          <w:rFonts w:ascii="Calibri" w:hAnsi="Calibri" w:cs="Calibri"/>
-          <w:b/>
-          <w:bCs/>
-          <w:color w:val="D86DCB" w:themeColor="accent5" w:themeTint="99"/>
-        </w:rPr>
-        <w:t xml:space="preserve">  Person(this.name, this.age);</w:t>
-      </w:r>
-    </w:p>
-    <w:p>
-      <w:pPr>
-        <w:jc w:val="both"/>
-        <w:rPr>
-          <w:rFonts w:ascii="Calibri" w:hAnsi="Calibri" w:cs="Calibri"/>
-          <w:b/>
-          <w:bCs/>
-          <w:color w:val="D86DCB" w:themeColor="accent5" w:themeTint="99"/>
-        </w:rPr>
-      </w:pPr>
-      <w:r>
-        <w:rPr>
-          <w:rFonts w:ascii="Calibri" w:hAnsi="Calibri" w:cs="Calibri"/>
-          <w:b/>
-          <w:bCs/>
-          <w:color w:val="D86DCB" w:themeColor="accent5" w:themeTint="99"/>
-        </w:rPr>
-        <w:t xml:space="preserve">  void printInfo() {</w:t>
-      </w:r>
-    </w:p>
-    <w:p>
-      <w:pPr>
-        <w:jc w:val="both"/>
-        <w:rPr>
-          <w:rFonts w:ascii="Calibri" w:hAnsi="Calibri" w:cs="Calibri"/>
-          <w:b/>
-          <w:bCs/>
-          <w:color w:val="D86DCB" w:themeColor="accent5" w:themeTint="99"/>
-        </w:rPr>
-      </w:pPr>
-      <w:r>
-        <w:rPr>
-          <w:rFonts w:ascii="Calibri" w:hAnsi="Calibri" w:cs="Calibri"/>
-          <w:b/>
-          <w:bCs/>
-          <w:color w:val="D86DCB" w:themeColor="accent5" w:themeTint="99"/>
-        </w:rPr>
-        <w:t xml:space="preserve">    print(this.name);</w:t>
-      </w:r>
-    </w:p>
-    <w:p>
-      <w:pPr>
-        <w:jc w:val="both"/>
-        <w:rPr>
-          <w:rFonts w:ascii="Calibri" w:hAnsi="Calibri" w:cs="Calibri"/>
-          <w:b/>
-          <w:bCs/>
-          <w:color w:val="D86DCB" w:themeColor="accent5" w:themeTint="99"/>
-        </w:rPr>
-      </w:pPr>
-      <w:r>
-        <w:rPr>
-          <w:rFonts w:ascii="Calibri" w:hAnsi="Calibri" w:cs="Calibri"/>
-          <w:b/>
-          <w:bCs/>
-          <w:color w:val="D86DCB" w:themeColor="accent5" w:themeTint="99"/>
-        </w:rPr>
-        <w:t xml:space="preserve">    print(this.age);</w:t>
-      </w:r>
-    </w:p>
-    <w:p>
-      <w:pPr>
-        <w:jc w:val="both"/>
-        <w:rPr>
-          <w:rFonts w:ascii="Calibri" w:hAnsi="Calibri" w:cs="Calibri"/>
-          <w:b/>
-          <w:bCs/>
-          <w:color w:val="D86DCB" w:themeColor="accent5" w:themeTint="99"/>
-        </w:rPr>
-      </w:pPr>
-      <w:r>
-        <w:rPr>
-          <w:rFonts w:ascii="Calibri" w:hAnsi="Calibri" w:cs="Calibri"/>
-          <w:b/>
-          <w:bCs/>
-          <w:color w:val="D86DCB" w:themeColor="accent5" w:themeTint="99"/>
-        </w:rPr>
-        <w:t xml:space="preserve">  }</w:t>
-      </w:r>
-    </w:p>
-    <w:p>
-      <w:pPr>
-        <w:jc w:val="both"/>
-        <w:rPr>
-          <w:rFonts w:ascii="Calibri" w:hAnsi="Calibri" w:cs="Calibri"/>
-          <w:b/>
-          <w:bCs/>
-          <w:color w:val="D86DCB" w:themeColor="accent5" w:themeTint="99"/>
-        </w:rPr>
-      </w:pPr>
-      <w:r>
-        <w:rPr>
-          <w:rFonts w:ascii="Calibri" w:hAnsi="Calibri" w:cs="Calibri"/>
-          <w:b/>
-          <w:bCs/>
-          <w:color w:val="D86DCB" w:themeColor="accent5" w:themeTint="99"/>
-        </w:rPr>
-        <w:t>}</w:t>
-      </w:r>
-    </w:p>
-    <w:p>
-      <w:pPr>
-        <w:jc w:val="both"/>
-        <w:rPr>
-          <w:rFonts w:ascii="Calibri" w:hAnsi="Calibri" w:cs="Calibri"/>
-        </w:rPr>
-      </w:pPr>
-      <w:r>
-        <w:rPr>
-          <w:rFonts w:ascii="Calibri" w:hAnsi="Calibri" w:cs="Calibri"/>
-        </w:rPr>
-        <w:t># New version using dot shorthand</w:t>
-      </w:r>
-    </w:p>
-    <w:p>
-      <w:pPr>
-        <w:jc w:val="both"/>
-        <w:rPr>
-          <w:rFonts w:ascii="Calibri" w:hAnsi="Calibri" w:cs="Calibri"/>
-          <w:b/>
-          <w:bCs/>
-          <w:color w:val="D86DCB" w:themeColor="accent5" w:themeTint="99"/>
-        </w:rPr>
-      </w:pPr>
-      <w:r>
-        <w:rPr>
-          <w:rFonts w:ascii="Calibri" w:hAnsi="Calibri" w:cs="Calibri"/>
-          <w:b/>
-          <w:bCs/>
-          <w:color w:val="D86DCB" w:themeColor="accent5" w:themeTint="99"/>
-        </w:rPr>
-        <w:t>class Person {</w:t>
-      </w:r>
-    </w:p>
-    <w:p>
-      <w:pPr>
-        <w:jc w:val="both"/>
-        <w:rPr>
-          <w:rFonts w:ascii="Calibri" w:hAnsi="Calibri" w:cs="Calibri"/>
-          <w:b/>
-          <w:bCs/>
-          <w:color w:val="D86DCB" w:themeColor="accent5" w:themeTint="99"/>
-        </w:rPr>
-      </w:pPr>
-      <w:r>
-        <w:rPr>
-          <w:rFonts w:ascii="Calibri" w:hAnsi="Calibri" w:cs="Calibri"/>
-          <w:b/>
-          <w:bCs/>
-          <w:color w:val="D86DCB" w:themeColor="accent5" w:themeTint="99"/>
-        </w:rPr>
-        <w:t xml:space="preserve">  final String name;</w:t>
-      </w:r>
-    </w:p>
-    <w:p>
-      <w:pPr>
-        <w:jc w:val="both"/>
-        <w:rPr>
-          <w:rFonts w:ascii="Calibri" w:hAnsi="Calibri" w:cs="Calibri"/>
-          <w:b/>
-          <w:bCs/>
-          <w:color w:val="D86DCB" w:themeColor="accent5" w:themeTint="99"/>
-        </w:rPr>
-      </w:pPr>
-      <w:r>
-        <w:rPr>
-          <w:rFonts w:ascii="Calibri" w:hAnsi="Calibri" w:cs="Calibri"/>
-          <w:b/>
-          <w:bCs/>
-          <w:color w:val="D86DCB" w:themeColor="accent5" w:themeTint="99"/>
-        </w:rPr>
-        <w:t xml:space="preserve">  final int age;</w:t>
-      </w:r>
-    </w:p>
-    <w:p>
-      <w:pPr>
-        <w:jc w:val="both"/>
-        <w:rPr>
-          <w:rFonts w:ascii="Calibri" w:hAnsi="Calibri" w:cs="Calibri"/>
-          <w:b/>
-          <w:bCs/>
-          <w:color w:val="D86DCB" w:themeColor="accent5" w:themeTint="99"/>
-        </w:rPr>
-      </w:pPr>
-      <w:r>
-        <w:rPr>
-          <w:rFonts w:ascii="Calibri" w:hAnsi="Calibri" w:cs="Calibri"/>
-          <w:b/>
-          <w:bCs/>
-          <w:color w:val="D86DCB" w:themeColor="accent5" w:themeTint="99"/>
-        </w:rPr>
-        <w:t xml:space="preserve">  Person(this.name, this.age);</w:t>
-      </w:r>
-    </w:p>
-    <w:p>
-      <w:pPr>
-        <w:jc w:val="both"/>
-        <w:rPr>
-          <w:rFonts w:ascii="Calibri" w:hAnsi="Calibri" w:cs="Calibri"/>
-          <w:b/>
-          <w:bCs/>
-          <w:color w:val="D86DCB" w:themeColor="accent5" w:themeTint="99"/>
-        </w:rPr>
-      </w:pPr>
-      <w:r>
-        <w:rPr>
-          <w:rFonts w:ascii="Calibri" w:hAnsi="Calibri" w:cs="Calibri"/>
-          <w:b/>
-          <w:bCs/>
-          <w:color w:val="D86DCB" w:themeColor="accent5" w:themeTint="99"/>
-        </w:rPr>
-        <w:t xml:space="preserve">  void printInfo() {</w:t>
-      </w:r>
-    </w:p>
-    <w:p>
-      <w:pPr>
-        <w:jc w:val="both"/>
-        <w:rPr>
-          <w:rFonts w:ascii="Calibri" w:hAnsi="Calibri" w:cs="Calibri"/>
-          <w:b/>
-          <w:bCs/>
-          <w:color w:val="D86DCB" w:themeColor="accent5" w:themeTint="99"/>
-        </w:rPr>
-      </w:pPr>
-      <w:r>
-        <w:rPr>
-          <w:rFonts w:ascii="Calibri" w:hAnsi="Calibri" w:cs="Calibri"/>
-          <w:b/>
-          <w:bCs/>
-          <w:color w:val="D86DCB" w:themeColor="accent5" w:themeTint="99"/>
-        </w:rPr>
-        <w:t xml:space="preserve">    print(.name);  // same as print(this.name)</w:t>
-      </w:r>
-    </w:p>
-    <w:p>
-      <w:pPr>
-        <w:jc w:val="both"/>
-        <w:rPr>
-          <w:rFonts w:ascii="Calibri" w:hAnsi="Calibri" w:cs="Calibri"/>
-          <w:b/>
-          <w:bCs/>
-          <w:color w:val="D86DCB" w:themeColor="accent5" w:themeTint="99"/>
-        </w:rPr>
-      </w:pPr>
-      <w:r>
-        <w:rPr>
-          <w:rFonts w:ascii="Calibri" w:hAnsi="Calibri" w:cs="Calibri"/>
-          <w:b/>
-          <w:bCs/>
-          <w:color w:val="D86DCB" w:themeColor="accent5" w:themeTint="99"/>
-        </w:rPr>
-        <w:t xml:space="preserve">    print(.age);   // same as print(this.age)</w:t>
-      </w:r>
-    </w:p>
-    <w:p>
-      <w:pPr>
-        <w:jc w:val="both"/>
-        <w:rPr>
-          <w:rFonts w:ascii="Calibri" w:hAnsi="Calibri" w:cs="Calibri"/>
-          <w:b/>
-          <w:bCs/>
-          <w:color w:val="D86DCB" w:themeColor="accent5" w:themeTint="99"/>
-        </w:rPr>
-      </w:pPr>
-      <w:r>
-        <w:rPr>
-          <w:rFonts w:ascii="Calibri" w:hAnsi="Calibri" w:cs="Calibri"/>
-          <w:b/>
-          <w:bCs/>
-          <w:color w:val="D86DCB" w:themeColor="accent5" w:themeTint="99"/>
-        </w:rPr>
-        <w:t xml:space="preserve">  }</w:t>
-      </w:r>
-    </w:p>
-    <w:p>
-      <w:pPr>
-        <w:jc w:val="both"/>
-        <w:rPr>
-          <w:rFonts w:ascii="Calibri" w:hAnsi="Calibri" w:cs="Calibri"/>
-          <w:b/>
-          <w:bCs/>
-          <w:color w:val="D86DCB" w:themeColor="accent5" w:themeTint="99"/>
-        </w:rPr>
-      </w:pPr>
-      <w:r>
-        <w:rPr>
-          <w:rFonts w:ascii="Calibri" w:hAnsi="Calibri" w:cs="Calibri"/>
-          <w:b/>
-          <w:bCs/>
-          <w:color w:val="D86DCB" w:themeColor="accent5" w:themeTint="99"/>
-        </w:rPr>
-        <w:t>}</w:t>
-      </w:r>
-    </w:p>
-    <w:p>
-      <w:pPr>
-        <w:jc w:val="both"/>
-        <w:rPr>
-          <w:rFonts w:ascii="Calibri" w:hAnsi="Calibri" w:cs="Calibri"/>
-        </w:rPr>
-      </w:pPr>
-      <w:r>
-        <w:rPr>
-          <w:rFonts w:ascii="Calibri" w:hAnsi="Calibri" w:cs="Calibri"/>
-        </w:rPr>
-        <w:t xml:space="preserve"># We can also use </w:t>
-      </w:r>
-      <w:r>
-        <w:rPr>
-          <w:rFonts w:ascii="Calibri" w:hAnsi="Calibri" w:cs="Calibri"/>
-        </w:rPr>
-        <w:t xml:space="preserve">it in Flutter build methods. Before </w:t>
-      </w:r>
-      <w:r>
-        <w:rPr>
-          <w:rFonts w:ascii="Calibri" w:hAnsi="Calibri" w:cs="Calibri"/>
-          <w:b/>
-          <w:bCs/>
-        </w:rPr>
-        <w:t xml:space="preserve">Text(this.title) </w:t>
-      </w:r>
-      <w:r>
-        <w:rPr>
-          <w:rFonts w:ascii="Calibri" w:hAnsi="Calibri" w:cs="Calibri"/>
-        </w:rPr>
-        <w:t>but now</w:t>
-      </w:r>
-      <w:r>
-        <w:rPr>
-          <w:rFonts w:ascii="Calibri" w:hAnsi="Calibri" w:cs="Calibri"/>
-          <w:b/>
-          <w:bCs/>
-        </w:rPr>
-        <w:t xml:space="preserve"> Text(.title)</w:t>
-      </w:r>
-    </w:p>
-    <w:p>
-      <w:pPr>
-        <w:jc w:val="both"/>
-        <w:rPr>
-          <w:rFonts w:ascii="Calibri" w:hAnsi="Calibri" w:cs="Calibri"/>
-          <w:b/>
-          <w:bCs/>
-          <w:color w:val="D86DCB" w:themeColor="accent5" w:themeTint="99"/>
-        </w:rPr>
-      </w:pPr>
-      <w:r>
-        <w:rPr>
-          <w:rFonts w:ascii="Calibri" w:hAnsi="Calibri" w:cs="Calibri"/>
-          <w:b/>
-          <w:bCs/>
-          <w:color w:val="D86DCB" w:themeColor="accent5" w:themeTint="99"/>
-        </w:rPr>
-        <w:t>class MyWidget extends StatelessWidget {</w:t>
-      </w:r>
-    </w:p>
-    <w:p>
-      <w:pPr>
-        <w:jc w:val="both"/>
-        <w:rPr>
-          <w:rFonts w:ascii="Calibri" w:hAnsi="Calibri" w:cs="Calibri"/>
-          <w:b/>
-          <w:bCs/>
-          <w:color w:val="D86DCB" w:themeColor="accent5" w:themeTint="99"/>
-        </w:rPr>
-      </w:pPr>
-      <w:r>
-        <w:rPr>
-          <w:rFonts w:ascii="Calibri" w:hAnsi="Calibri" w:cs="Calibri"/>
-          <w:b/>
-          <w:bCs/>
-          <w:color w:val="D86DCB" w:themeColor="accent5" w:themeTint="99"/>
-        </w:rPr>
-        <w:t xml:space="preserve">  final String title;</w:t>
-      </w:r>
-    </w:p>
-    <w:p>
-      <w:pPr>
-        <w:jc w:val="both"/>
-        <w:rPr>
-          <w:rFonts w:ascii="Calibri" w:hAnsi="Calibri" w:cs="Calibri"/>
-          <w:b/>
-          <w:bCs/>
-          <w:color w:val="D86DCB" w:themeColor="accent5" w:themeTint="99"/>
-        </w:rPr>
-      </w:pPr>
-      <w:r>
-        <w:rPr>
-          <w:rFonts w:ascii="Calibri" w:hAnsi="Calibri" w:cs="Calibri"/>
-          <w:b/>
-          <w:bCs/>
-          <w:color w:val="D86DCB" w:themeColor="accent5" w:themeTint="99"/>
-        </w:rPr>
-        <w:t xml:space="preserve">  const MyWidget({required .title});</w:t>
-      </w:r>
-    </w:p>
-    <w:p>
-      <w:pPr>
-        <w:jc w:val="both"/>
-        <w:rPr>
-          <w:rFonts w:ascii="Calibri" w:hAnsi="Calibri" w:cs="Calibri"/>
-          <w:b/>
-          <w:bCs/>
-          <w:color w:val="D86DCB" w:themeColor="accent5" w:themeTint="99"/>
-        </w:rPr>
-      </w:pPr>
-    </w:p>
-    <w:p>
-      <w:pPr>
-        <w:jc w:val="both"/>
-        <w:rPr>
-          <w:rFonts w:ascii="Calibri" w:hAnsi="Calibri" w:cs="Calibri"/>
-          <w:b/>
-          <w:bCs/>
-          <w:color w:val="D86DCB" w:themeColor="accent5" w:themeTint="99"/>
-        </w:rPr>
-      </w:pPr>
-      <w:r>
-        <w:rPr>
-          <w:rFonts w:ascii="Calibri" w:hAnsi="Calibri" w:cs="Calibri"/>
-          <w:b/>
-          <w:bCs/>
-          <w:color w:val="D86DCB" w:themeColor="accent5" w:themeTint="99"/>
-        </w:rPr>
-        <w:t xml:space="preserve">  @override</w:t>
-      </w:r>
-    </w:p>
-    <w:p>
-      <w:pPr>
-        <w:jc w:val="both"/>
-        <w:rPr>
-          <w:rFonts w:ascii="Calibri" w:hAnsi="Calibri" w:cs="Calibri"/>
-          <w:b/>
-          <w:bCs/>
-          <w:color w:val="D86DCB" w:themeColor="accent5" w:themeTint="99"/>
-        </w:rPr>
-      </w:pPr>
-      <w:r>
-        <w:rPr>
-          <w:rFonts w:ascii="Calibri" w:hAnsi="Calibri" w:cs="Calibri"/>
-          <w:b/>
-          <w:bCs/>
-          <w:color w:val="D86DCB" w:themeColor="accent5" w:themeTint="99"/>
-        </w:rPr>
-        <w:t xml:space="preserve">  Widget build(BuildContext context) {</w:t>
-      </w:r>
-    </w:p>
-    <w:p>
-      <w:pPr>
-        <w:jc w:val="both"/>
-        <w:rPr>
-          <w:rFonts w:ascii="Calibri" w:hAnsi="Calibri" w:cs="Calibri"/>
-          <w:b/>
-          <w:bCs/>
-          <w:color w:val="D86DCB" w:themeColor="accent5" w:themeTint="99"/>
-        </w:rPr>
-      </w:pPr>
-      <w:r>
-        <w:rPr>
-          <w:rFonts w:ascii="Calibri" w:hAnsi="Calibri" w:cs="Calibri"/>
-          <w:b/>
-          <w:bCs/>
-          <w:color w:val="D86DCB" w:themeColor="accent5" w:themeTint="99"/>
-        </w:rPr>
-        <w:t xml:space="preserve">    return Text(.title); // instead of this.title</w:t>
-      </w:r>
-    </w:p>
-    <w:p>
-      <w:pPr>
-        <w:jc w:val="both"/>
-        <w:rPr>
-          <w:rFonts w:ascii="Calibri" w:hAnsi="Calibri" w:cs="Calibri"/>
-          <w:b/>
-          <w:bCs/>
-          <w:color w:val="D86DCB" w:themeColor="accent5" w:themeTint="99"/>
-        </w:rPr>
-      </w:pPr>
-      <w:r>
-        <w:rPr>
-          <w:rFonts w:ascii="Calibri" w:hAnsi="Calibri" w:cs="Calibri"/>
-          <w:b/>
-          <w:bCs/>
-          <w:color w:val="D86DCB" w:themeColor="accent5" w:themeTint="99"/>
-        </w:rPr>
-        <w:t xml:space="preserve">  }</w:t>
-      </w:r>
-    </w:p>
-    <w:p>
-      <w:pPr>
-        <w:jc w:val="both"/>
-        <w:rPr>
-          <w:rFonts w:ascii="Calibri" w:hAnsi="Calibri" w:cs="Calibri"/>
-          <w:b/>
-          <w:bCs/>
-          <w:color w:val="D86DCB" w:themeColor="accent5" w:themeTint="99"/>
-        </w:rPr>
-      </w:pPr>
-      <w:r>
-        <w:rPr>
-          <w:rFonts w:ascii="Calibri" w:hAnsi="Calibri" w:cs="Calibri"/>
-          <w:b/>
-          <w:bCs/>
-          <w:color w:val="D86DCB" w:themeColor="accent5" w:themeTint="99"/>
-        </w:rPr>
-        <w:t>}</w:t>
-      </w:r>
-    </w:p>
-    <w:p>
-      <w:pPr>
-        <w:jc w:val="both"/>
-        <w:rPr>
-          <w:rFonts w:ascii="Calibri" w:hAnsi="Calibri" w:cs="Calibri"/>
-        </w:rPr>
-      </w:pPr>
-      <w:r>
-        <w:rPr>
-          <w:rFonts w:ascii="Calibri" w:hAnsi="Calibri" w:cs="Calibri"/>
-        </w:rPr>
-        <w:t xml:space="preserve"># We can also use them in methods and constructors </w:t>
-      </w:r>
-      <w:r>
-        <w:rPr>
-          <w:rFonts w:ascii="Calibri" w:hAnsi="Calibri" w:cs="Calibri"/>
-        </w:rPr>
-        <w:t xml:space="preserve">(before </w:t>
-      </w:r>
-      <w:r>
-        <w:rPr>
-          <w:rFonts w:ascii="Calibri" w:hAnsi="Calibri" w:cs="Calibri"/>
-          <w:b/>
-          <w:bCs/>
-        </w:rPr>
-        <w:t>double bmi = this.calculateBMI()</w:t>
-      </w:r>
-      <w:r>
-        <w:rPr>
-          <w:rFonts w:ascii="Calibri" w:hAnsi="Calibri" w:cs="Calibri"/>
-        </w:rPr>
-        <w:t xml:space="preserve"> and </w:t>
-      </w:r>
-      <w:r>
-        <w:rPr>
-          <w:rFonts w:ascii="Calibri" w:hAnsi="Calibri" w:cs="Calibri"/>
-          <w:b/>
-          <w:bCs/>
-        </w:rPr>
-        <w:t>User({required this.name, required this.age})</w:t>
-      </w:r>
-      <w:r>
-        <w:rPr>
-          <w:rFonts w:ascii="Calibri" w:hAnsi="Calibri" w:cs="Calibri"/>
-        </w:rPr>
-        <w:t xml:space="preserve"> )</w:t>
-      </w:r>
-      <w:r>
-        <w:rPr>
-          <w:rFonts w:ascii="Calibri" w:hAnsi="Calibri" w:cs="Calibri"/>
-        </w:rPr>
-        <w:t>. Now</w:t>
-      </w:r>
-    </w:p>
-    <w:p>
-      <w:pPr>
-        <w:jc w:val="both"/>
-        <w:rPr>
-          <w:rFonts w:ascii="Calibri" w:hAnsi="Calibri" w:cs="Calibri"/>
-          <w:b/>
-          <w:bCs/>
-          <w:color w:val="D86DCB" w:themeColor="accent5" w:themeTint="99"/>
-        </w:rPr>
-      </w:pPr>
-      <w:r>
-        <w:rPr>
-          <w:rFonts w:ascii="Calibri" w:hAnsi="Calibri" w:cs="Calibri"/>
-          <w:b/>
-          <w:bCs/>
-          <w:color w:val="D86DCB" w:themeColor="accent5" w:themeTint="99"/>
-        </w:rPr>
-        <w:t>double bmi = .calculateBMI();</w:t>
-      </w:r>
-    </w:p>
-    <w:p>
-      <w:pPr>
-        <w:jc w:val="both"/>
-        <w:rPr>
-          <w:rFonts w:ascii="Calibri" w:hAnsi="Calibri" w:cs="Calibri"/>
-          <w:b/>
-          <w:bCs/>
-          <w:color w:val="D86DCB" w:themeColor="accent5" w:themeTint="99"/>
-        </w:rPr>
-      </w:pPr>
-      <w:r>
-        <w:rPr>
-          <w:rFonts w:ascii="Calibri" w:hAnsi="Calibri" w:cs="Calibri"/>
-          <w:b/>
-          <w:bCs/>
-          <w:color w:val="D86DCB" w:themeColor="accent5" w:themeTint="99"/>
-        </w:rPr>
-        <w:t>User({required .name, required .age});</w:t>
-      </w:r>
-    </w:p>
-    <w:p>
-      <w:pPr>
-        <w:jc w:val="both"/>
-        <w:rPr>
-          <w:rFonts w:ascii="Calibri" w:hAnsi="Calibri" w:cs="Calibri"/>
-        </w:rPr>
-      </w:pPr>
-      <w:r>
-        <w:rPr>
-          <w:rFonts w:ascii="Calibri" w:hAnsi="Calibri" w:cs="Calibri"/>
-        </w:rPr>
-        <w:t xml:space="preserve">Note: </w:t>
-      </w:r>
-      <w:r>
-        <w:rPr>
-          <w:rFonts w:ascii="Calibri" w:hAnsi="Calibri" w:cs="Calibri"/>
-        </w:rPr>
-        <w:t>It works only inside a class. We can only use .name when “name” is a field or method of this object. The leading dot always means “</w:t>
-      </w:r>
-      <w:r>
-        <w:rPr>
-          <w:rFonts w:ascii="Calibri" w:hAnsi="Calibri" w:cs="Calibri"/>
-          <w:b/>
-          <w:bCs/>
-        </w:rPr>
-        <w:t>this</w:t>
-      </w:r>
-      <w:r>
-        <w:rPr>
-          <w:rFonts w:ascii="Calibri" w:hAnsi="Calibri" w:cs="Calibri"/>
-        </w:rPr>
-        <w:t xml:space="preserve">” according to context. </w:t>
-      </w:r>
-      <w:r>
-        <w:rPr>
-          <w:rFonts w:ascii="Calibri" w:hAnsi="Calibri" w:cs="Calibri"/>
-        </w:rPr>
-        <w:t xml:space="preserve">We can use it in methods, constructors, getters/setters, Flutter </w:t>
-      </w:r>
-      <w:r>
-        <w:rPr>
-          <w:rFonts w:ascii="Calibri" w:hAnsi="Calibri" w:cs="Calibri"/>
-          <w:b/>
-          <w:bCs/>
-        </w:rPr>
-        <w:t xml:space="preserve">build() </w:t>
-      </w:r>
-      <w:r>
-        <w:rPr>
-          <w:rFonts w:ascii="Calibri" w:hAnsi="Calibri" w:cs="Calibri"/>
-        </w:rPr>
-        <w:t>methods and overrides.</w:t>
-      </w:r>
-    </w:p>
-    <w:p>
-      <w:pPr>
-        <w:jc w:val="both"/>
-        <w:rPr>
-          <w:rFonts w:ascii="Calibri" w:hAnsi="Calibri" w:cs="Calibri"/>
-        </w:rPr>
-      </w:pPr>
-    </w:p>
-    <w:p>
-      <w:pPr>
-        <w:jc w:val="both"/>
-        <w:rPr>
-          <w:rFonts w:ascii="Calibri" w:hAnsi="Calibri" w:cs="Calibri"/>
-        </w:rPr>
-      </w:pPr>
-    </w:p>
-    <w:p>
-      <w:pPr>
-        <w:jc w:val="both"/>
-        <w:rPr>
-          <w:rFonts w:ascii="Calibri" w:hAnsi="Calibri" w:cs="Calibri"/>
-          <w:b/>
-          <w:bCs/>
-        </w:rPr>
-      </w:pPr>
-      <w:r>
-        <w:rPr>
-          <w:rFonts w:ascii="Calibri" w:hAnsi="Calibri" w:cs="Calibri"/>
-          <w:b/>
-          <w:bCs/>
-        </w:rPr>
-        <w:t>Dot shorthand For Creating Objects:</w:t>
-      </w:r>
-    </w:p>
-    <w:p>
-      <w:pPr>
-        <w:jc w:val="both"/>
-        <w:rPr>
-          <w:rFonts w:ascii="Calibri" w:hAnsi="Calibri" w:cs="Calibri"/>
-        </w:rPr>
-      </w:pPr>
-      <w:r>
-        <w:rPr>
-          <w:rFonts w:ascii="Calibri" w:hAnsi="Calibri" w:cs="Calibri"/>
-        </w:rPr>
-        <w:t xml:space="preserve"># We can use dot shorthand’s for creating objects using </w:t>
-      </w:r>
-      <w:r>
-        <w:rPr>
-          <w:rFonts w:ascii="Calibri" w:hAnsi="Calibri" w:cs="Calibri"/>
-          <w:b/>
-          <w:bCs/>
-        </w:rPr>
-        <w:t xml:space="preserve">.new() </w:t>
-      </w:r>
-      <w:r>
-        <w:rPr>
-          <w:rFonts w:ascii="Calibri" w:hAnsi="Calibri" w:cs="Calibri"/>
-        </w:rPr>
-        <w:t>keyword, we just need to specify the class as Type</w:t>
-      </w:r>
-    </w:p>
-    <w:p>
-      <w:pPr>
-        <w:jc w:val="both"/>
-        <w:rPr>
-          <w:rFonts w:ascii="Calibri" w:hAnsi="Calibri" w:cs="Calibri"/>
-        </w:rPr>
-      </w:pPr>
-      <w:r>
-        <w:rPr>
-          <w:rFonts w:ascii="Calibri" w:hAnsi="Calibri" w:cs="Calibri"/>
-        </w:rPr>
-        <w:t># Old</w:t>
-      </w:r>
-    </w:p>
-    <w:p>
-      <w:pPr>
-        <w:jc w:val="both"/>
-        <w:rPr>
-          <w:rFonts w:ascii="Calibri" w:hAnsi="Calibri" w:cs="Calibri"/>
-          <w:b/>
-          <w:bCs/>
-          <w:color w:val="D86DCB" w:themeColor="accent5" w:themeTint="99"/>
-        </w:rPr>
-      </w:pPr>
-      <w:r>
-        <w:rPr>
-          <w:rFonts w:ascii="Calibri" w:hAnsi="Calibri" w:cs="Calibri"/>
-          <w:b/>
-          <w:bCs/>
-          <w:color w:val="D86DCB" w:themeColor="accent5" w:themeTint="99"/>
-        </w:rPr>
-        <w:t>final controller = TextEditingController(text: …);</w:t>
-      </w:r>
-    </w:p>
-    <w:p>
-      <w:pPr>
-        <w:jc w:val="both"/>
-        <w:rPr>
-          <w:rFonts w:ascii="Calibri" w:hAnsi="Calibri" w:cs="Calibri"/>
-        </w:rPr>
-      </w:pPr>
-      <w:r>
-        <w:rPr>
-          <w:rFonts w:ascii="Calibri" w:hAnsi="Calibri" w:cs="Calibri"/>
-        </w:rPr>
-        <w:t># New way</w:t>
-      </w:r>
-    </w:p>
-    <w:p>
-      <w:pPr>
-        <w:jc w:val="both"/>
-        <w:rPr>
-          <w:rFonts w:ascii="Calibri" w:hAnsi="Calibri" w:cs="Calibri"/>
-          <w:b/>
-          <w:bCs/>
-          <w:color w:val="D86DCB" w:themeColor="accent5" w:themeTint="99"/>
-        </w:rPr>
-      </w:pPr>
-      <w:r>
-        <w:rPr>
-          <w:rFonts w:ascii="Calibri" w:hAnsi="Calibri" w:cs="Calibri"/>
-          <w:b/>
-          <w:bCs/>
-          <w:color w:val="D86DCB" w:themeColor="accent5" w:themeTint="99"/>
-        </w:rPr>
-        <w:t>final TextEditingController controller = .new(text: 'LOl');</w:t>
-      </w:r>
-    </w:p>
-    <w:p>
-      <w:pPr>
-        <w:jc w:val="both"/>
-        <w:rPr>
-          <w:rFonts w:ascii="Calibri" w:hAnsi="Calibri" w:cs="Calibri"/>
-        </w:rPr>
-      </w:pPr>
-    </w:p>
-    <w:p>
-      <w:pPr>
-        <w:jc w:val="center"/>
-        <w:rPr>
-          <w:rFonts w:ascii="Calibri" w:hAnsi="Calibri" w:cs="Calibri"/>
-        </w:rPr>
-      </w:pPr>
-      <w:r>
-        <w:rPr>
-          <w:rFonts w:ascii="Calibri" w:hAnsi="Calibri" w:cs="Calibri"/>
-        </w:rPr>
-        <w:t>Break</w:t>
-      </w:r>
-    </w:p>
-    <w:p>
-      <w:pPr>
-        <w:jc w:val="both"/>
-        <w:rPr>
-          <w:rFonts w:ascii="Calibri" w:hAnsi="Calibri" w:cs="Calibri"/>
-        </w:rPr>
-      </w:pPr>
-    </w:p>
-    <w:p>
-      <w:pPr>
-        <w:jc w:val="both"/>
-        <w:rPr>
-          <w:rFonts w:ascii="Calibri" w:hAnsi="Calibri" w:cs="Calibri"/>
-          <w:b/>
-          <w:bCs/>
-        </w:rPr>
-      </w:pPr>
-      <w:r>
-        <w:rPr>
-          <w:rFonts w:ascii="Calibri" w:hAnsi="Calibri" w:cs="Calibri"/>
-          <w:b/>
-          <w:bCs/>
-        </w:rPr>
-        <w:t xml:space="preserve">Dart </w:t>
-      </w:r>
-      <w:r>
-        <w:rPr>
-          <w:rFonts w:ascii="Calibri" w:hAnsi="Calibri" w:cs="Calibri"/>
-          <w:b/>
-          <w:bCs/>
-        </w:rPr>
-        <w:t xml:space="preserve">Pub </w:t>
-      </w:r>
-      <w:r>
-        <w:rPr>
-          <w:rFonts w:ascii="Calibri" w:hAnsi="Calibri" w:cs="Calibri"/>
-          <w:b/>
-          <w:bCs/>
-        </w:rPr>
-        <w:t>Cache Cleaning</w:t>
-      </w:r>
-      <w:r>
-        <w:rPr>
-          <w:rFonts w:ascii="Calibri" w:hAnsi="Calibri" w:cs="Calibri"/>
-          <w:b/>
-          <w:bCs/>
-        </w:rPr>
-        <w:t>:</w:t>
-      </w:r>
-    </w:p>
-    <w:p>
-      <w:pPr>
-        <w:jc w:val="both"/>
-        <w:rPr>
-          <w:rFonts w:ascii="Calibri" w:hAnsi="Calibri" w:cs="Calibri"/>
-        </w:rPr>
-      </w:pPr>
-      <w:r>
-        <w:rPr>
-          <w:rFonts w:ascii="Calibri" w:hAnsi="Calibri" w:cs="Calibri"/>
-        </w:rPr>
-        <w:t xml:space="preserve"># </w:t>
-      </w:r>
-      <w:r>
-        <w:rPr>
-          <w:rFonts w:ascii="Calibri" w:hAnsi="Calibri" w:cs="Calibri"/>
-          <w:b/>
-          <w:bCs/>
-        </w:rPr>
-        <w:t>dart pub cache gc</w:t>
-      </w:r>
-      <w:r>
-        <w:rPr>
-          <w:rFonts w:ascii="Calibri" w:hAnsi="Calibri" w:cs="Calibri"/>
+          <w:b/>
+          <w:bCs/>
+          <w:sz w:val="34"/>
+          <w:szCs w:val="34"/>
+        </w:rPr>
+        <w:t xml:space="preserve">dart pub cache </w:t>
+      </w:r>
+      <w:proofErr w:type="spellStart"/>
+      <w:r>
+        <w:rPr>
+          <w:rFonts w:ascii="Calibri" w:hAnsi="Calibri" w:cs="Calibri"/>
+          <w:b/>
+          <w:bCs/>
+          <w:sz w:val="34"/>
+          <w:szCs w:val="34"/>
+        </w:rPr>
+        <w:t>gc</w:t>
+      </w:r>
+      <w:proofErr w:type="spellEnd"/>
+      <w:r>
+        <w:rPr>
+          <w:rFonts w:ascii="Calibri" w:hAnsi="Calibri" w:cs="Calibri"/>
+          <w:sz w:val="34"/>
+          <w:szCs w:val="34"/>
         </w:rPr>
         <w:t xml:space="preserve"> command cleans our local Dart/Flutter package cache by removing unused packages. It basically means smart cleanup of unused dependencies without breaking active projects</w:t>
       </w:r>
@@ -2210,21 +3614,26 @@
         <w:jc w:val="both"/>
         <w:rPr>
           <w:rFonts w:ascii="Calibri" w:hAnsi="Calibri" w:cs="Calibri"/>
-        </w:rPr>
-      </w:pPr>
-    </w:p>
-    <w:p>
-      <w:pPr>
-        <w:jc w:val="both"/>
-        <w:rPr>
-          <w:rFonts w:ascii="Calibri" w:hAnsi="Calibri" w:cs="Calibri"/>
-        </w:rPr>
-      </w:pPr>
-      <w:r>
-        <w:rPr>
-          <w:rFonts w:ascii="Calibri" w:hAnsi="Calibri" w:cs="Calibri"/>
-        </w:rPr>
-        <w:lastRenderedPageBreak/>
+          <w:sz w:val="34"/>
+          <w:szCs w:val="34"/>
+        </w:rPr>
+      </w:pPr>
+    </w:p>
+    <w:p>
+      <w:pPr>
+        <w:jc w:val="both"/>
+        <w:rPr>
+          <w:rFonts w:ascii="Calibri" w:hAnsi="Calibri" w:cs="Calibri"/>
+          <w:sz w:val="34"/>
+          <w:szCs w:val="34"/>
+        </w:rPr>
+      </w:pPr>
+      <w:r>
+        <w:rPr>
+          <w:rFonts w:ascii="Calibri" w:hAnsi="Calibri" w:cs="Calibri"/>
+          <w:sz w:val="34"/>
+          <w:szCs w:val="34"/>
+        </w:rPr>
         <w:t>Understand the System:</w:t>
       </w:r>
     </w:p>
@@ -2233,11 +3642,15 @@
         <w:jc w:val="both"/>
         <w:rPr>
           <w:rFonts w:ascii="Calibri" w:hAnsi="Calibri" w:cs="Calibri"/>
-        </w:rPr>
-      </w:pPr>
-      <w:r>
-        <w:rPr>
-          <w:rFonts w:ascii="Calibri" w:hAnsi="Calibri" w:cs="Calibri"/>
+          <w:sz w:val="34"/>
+          <w:szCs w:val="34"/>
+        </w:rPr>
+      </w:pPr>
+      <w:r>
+        <w:rPr>
+          <w:rFonts w:ascii="Calibri" w:hAnsi="Calibri" w:cs="Calibri"/>
+          <w:sz w:val="34"/>
+          <w:szCs w:val="34"/>
         </w:rPr>
         <w:t># When we run:</w:t>
       </w:r>
@@ -2250,6 +3663,8 @@
           <w:b/>
           <w:bCs/>
           <w:color w:val="60CAF3" w:themeColor="accent4" w:themeTint="99"/>
+          <w:sz w:val="34"/>
+          <w:szCs w:val="34"/>
         </w:rPr>
       </w:pPr>
       <w:r>
@@ -2258,6 +3673,8 @@
           <w:b/>
           <w:bCs/>
           <w:color w:val="60CAF3" w:themeColor="accent4" w:themeTint="99"/>
+          <w:sz w:val="34"/>
+          <w:szCs w:val="34"/>
         </w:rPr>
         <w:t>flutter pub get</w:t>
       </w:r>
@@ -2267,11 +3684,15 @@
         <w:jc w:val="both"/>
         <w:rPr>
           <w:rFonts w:ascii="Calibri" w:hAnsi="Calibri" w:cs="Calibri"/>
-        </w:rPr>
-      </w:pPr>
-      <w:r>
-        <w:rPr>
-          <w:rFonts w:ascii="Calibri" w:hAnsi="Calibri" w:cs="Calibri"/>
+          <w:sz w:val="34"/>
+          <w:szCs w:val="34"/>
+        </w:rPr>
+      </w:pPr>
+      <w:r>
+        <w:rPr>
+          <w:rFonts w:ascii="Calibri" w:hAnsi="Calibri" w:cs="Calibri"/>
+          <w:sz w:val="34"/>
+          <w:szCs w:val="34"/>
         </w:rPr>
         <w:t># Or:</w:t>
       </w:r>
@@ -2284,6 +3705,8 @@
           <w:b/>
           <w:bCs/>
           <w:color w:val="60CAF3" w:themeColor="accent4" w:themeTint="99"/>
+          <w:sz w:val="34"/>
+          <w:szCs w:val="34"/>
         </w:rPr>
       </w:pPr>
       <w:r>
@@ -2292,6 +3715,8 @@
           <w:b/>
           <w:bCs/>
           <w:color w:val="60CAF3" w:themeColor="accent4" w:themeTint="99"/>
+          <w:sz w:val="34"/>
+          <w:szCs w:val="34"/>
         </w:rPr>
         <w:t>dart pub get</w:t>
       </w:r>
@@ -2301,23 +3726,31 @@
         <w:jc w:val="both"/>
         <w:rPr>
           <w:rFonts w:ascii="Calibri" w:hAnsi="Calibri" w:cs="Calibri"/>
-        </w:rPr>
-      </w:pPr>
-      <w:r>
-        <w:rPr>
-          <w:rFonts w:ascii="Calibri" w:hAnsi="Calibri" w:cs="Calibri"/>
+          <w:sz w:val="34"/>
+          <w:szCs w:val="34"/>
+        </w:rPr>
+      </w:pPr>
+      <w:r>
+        <w:rPr>
+          <w:rFonts w:ascii="Calibri" w:hAnsi="Calibri" w:cs="Calibri"/>
+          <w:sz w:val="34"/>
+          <w:szCs w:val="34"/>
         </w:rPr>
         <w:t># Dart downloads package</w:t>
       </w:r>
       <w:r>
         <w:rPr>
           <w:rFonts w:ascii="Calibri" w:hAnsi="Calibri" w:cs="Calibri"/>
+          <w:sz w:val="34"/>
+          <w:szCs w:val="34"/>
         </w:rPr>
         <w:t>’</w:t>
       </w:r>
       <w:r>
         <w:rPr>
           <w:rFonts w:ascii="Calibri" w:hAnsi="Calibri" w:cs="Calibri"/>
+          <w:sz w:val="34"/>
+          <w:szCs w:val="34"/>
         </w:rPr>
         <w:t>s and stores them in a global cache folder. Example locations:</w:t>
       </w:r>
@@ -2332,11 +3765,15 @@
         <w:jc w:val="both"/>
         <w:rPr>
           <w:rFonts w:ascii="Calibri" w:hAnsi="Calibri" w:cs="Calibri"/>
-        </w:rPr>
-      </w:pPr>
-      <w:r>
-        <w:rPr>
-          <w:rFonts w:ascii="Calibri" w:hAnsi="Calibri" w:cs="Calibri"/>
+          <w:sz w:val="34"/>
+          <w:szCs w:val="34"/>
+        </w:rPr>
+      </w:pPr>
+      <w:r>
+        <w:rPr>
+          <w:rFonts w:ascii="Calibri" w:hAnsi="Calibri" w:cs="Calibri"/>
+          <w:sz w:val="34"/>
+          <w:szCs w:val="34"/>
         </w:rPr>
         <w:t>Linux/macOS → ~/.pub-cache</w:t>
       </w:r>
@@ -2351,11 +3788,15 @@
         <w:jc w:val="both"/>
         <w:rPr>
           <w:rFonts w:ascii="Calibri" w:hAnsi="Calibri" w:cs="Calibri"/>
-        </w:rPr>
-      </w:pPr>
-      <w:r>
-        <w:rPr>
-          <w:rFonts w:ascii="Calibri" w:hAnsi="Calibri" w:cs="Calibri"/>
+          <w:sz w:val="34"/>
+          <w:szCs w:val="34"/>
+        </w:rPr>
+      </w:pPr>
+      <w:r>
+        <w:rPr>
+          <w:rFonts w:ascii="Calibri" w:hAnsi="Calibri" w:cs="Calibri"/>
+          <w:sz w:val="34"/>
+          <w:szCs w:val="34"/>
         </w:rPr>
         <w:t>Windows → %LOCALAPPDATA%/Pub/Cache</w:t>
       </w:r>
@@ -2365,23 +3806,31 @@
         <w:jc w:val="both"/>
         <w:rPr>
           <w:rFonts w:ascii="Calibri" w:hAnsi="Calibri" w:cs="Calibri"/>
-        </w:rPr>
-      </w:pPr>
-      <w:r>
-        <w:rPr>
-          <w:rFonts w:ascii="Calibri" w:hAnsi="Calibri" w:cs="Calibri"/>
+          <w:sz w:val="34"/>
+          <w:szCs w:val="34"/>
+        </w:rPr>
+      </w:pPr>
+      <w:r>
+        <w:rPr>
+          <w:rFonts w:ascii="Calibri" w:hAnsi="Calibri" w:cs="Calibri"/>
+          <w:sz w:val="34"/>
+          <w:szCs w:val="34"/>
         </w:rPr>
         <w:t xml:space="preserve"># This cache is shared across ALL our projects. So, if we use http package in 10 projects </w:t>
       </w:r>
       <w:r>
         <w:rPr>
           <w:rFonts w:ascii="Calibri" w:hAnsi="Calibri" w:cs="Calibri"/>
+          <w:sz w:val="34"/>
+          <w:szCs w:val="34"/>
         </w:rPr>
         <w:sym w:font="Wingdings" w:char="F0E0"/>
       </w:r>
       <w:r>
         <w:rPr>
           <w:rFonts w:ascii="Calibri" w:hAnsi="Calibri" w:cs="Calibri"/>
+          <w:sz w:val="34"/>
+          <w:szCs w:val="34"/>
         </w:rPr>
         <w:t xml:space="preserve"> it downloads only once</w:t>
       </w:r>
@@ -2391,19 +3840,25 @@
         <w:jc w:val="both"/>
         <w:rPr>
           <w:rFonts w:ascii="Calibri" w:hAnsi="Calibri" w:cs="Calibri"/>
-        </w:rPr>
-      </w:pPr>
-    </w:p>
-    <w:p>
-      <w:pPr>
-        <w:jc w:val="both"/>
-        <w:rPr>
-          <w:rFonts w:ascii="Calibri" w:hAnsi="Calibri" w:cs="Calibri"/>
-        </w:rPr>
-      </w:pPr>
-      <w:r>
-        <w:rPr>
-          <w:rFonts w:ascii="Calibri" w:hAnsi="Calibri" w:cs="Calibri"/>
+          <w:sz w:val="34"/>
+          <w:szCs w:val="34"/>
+        </w:rPr>
+      </w:pPr>
+    </w:p>
+    <w:p>
+      <w:pPr>
+        <w:jc w:val="both"/>
+        <w:rPr>
+          <w:rFonts w:ascii="Calibri" w:hAnsi="Calibri" w:cs="Calibri"/>
+          <w:sz w:val="34"/>
+          <w:szCs w:val="34"/>
+        </w:rPr>
+      </w:pPr>
+      <w:r>
+        <w:rPr>
+          <w:rFonts w:ascii="Calibri" w:hAnsi="Calibri" w:cs="Calibri"/>
+          <w:sz w:val="34"/>
+          <w:szCs w:val="34"/>
         </w:rPr>
         <w:t>What it does:</w:t>
       </w:r>
@@ -2413,11 +3868,15 @@
         <w:jc w:val="both"/>
         <w:rPr>
           <w:rFonts w:ascii="Calibri" w:hAnsi="Calibri" w:cs="Calibri"/>
-        </w:rPr>
-      </w:pPr>
-      <w:r>
-        <w:rPr>
-          <w:rFonts w:ascii="Calibri" w:hAnsi="Calibri" w:cs="Calibri"/>
+          <w:sz w:val="34"/>
+          <w:szCs w:val="34"/>
+        </w:rPr>
+      </w:pPr>
+      <w:r>
+        <w:rPr>
+          <w:rFonts w:ascii="Calibri" w:hAnsi="Calibri" w:cs="Calibri"/>
+          <w:sz w:val="34"/>
+          <w:szCs w:val="34"/>
         </w:rPr>
         <w:t># Think of it like Garbage Collector (GC) in memory but for packages. Internally:</w:t>
       </w:r>
@@ -2432,11 +3891,15 @@
         <w:jc w:val="both"/>
         <w:rPr>
           <w:rFonts w:ascii="Calibri" w:hAnsi="Calibri" w:cs="Calibri"/>
-        </w:rPr>
-      </w:pPr>
-      <w:r>
-        <w:rPr>
-          <w:rFonts w:ascii="Calibri" w:hAnsi="Calibri" w:cs="Calibri"/>
+          <w:sz w:val="34"/>
+          <w:szCs w:val="34"/>
+        </w:rPr>
+      </w:pPr>
+      <w:r>
+        <w:rPr>
+          <w:rFonts w:ascii="Calibri" w:hAnsi="Calibri" w:cs="Calibri"/>
+          <w:sz w:val="34"/>
+          <w:szCs w:val="34"/>
         </w:rPr>
         <w:t>It scans our projects</w:t>
       </w:r>
@@ -2451,11 +3914,15 @@
         <w:jc w:val="both"/>
         <w:rPr>
           <w:rFonts w:ascii="Calibri" w:hAnsi="Calibri" w:cs="Calibri"/>
-        </w:rPr>
-      </w:pPr>
-      <w:r>
-        <w:rPr>
-          <w:rFonts w:ascii="Calibri" w:hAnsi="Calibri" w:cs="Calibri"/>
+          <w:sz w:val="34"/>
+          <w:szCs w:val="34"/>
+        </w:rPr>
+      </w:pPr>
+      <w:r>
+        <w:rPr>
+          <w:rFonts w:ascii="Calibri" w:hAnsi="Calibri" w:cs="Calibri"/>
+          <w:sz w:val="34"/>
+          <w:szCs w:val="34"/>
         </w:rPr>
         <w:t>Finds which packages are still used</w:t>
       </w:r>
@@ -2470,23 +3937,32 @@
         <w:jc w:val="both"/>
         <w:rPr>
           <w:rFonts w:ascii="Calibri" w:hAnsi="Calibri" w:cs="Calibri"/>
-        </w:rPr>
-      </w:pPr>
-      <w:r>
-        <w:rPr>
-          <w:rFonts w:ascii="Calibri" w:hAnsi="Calibri" w:cs="Calibri"/>
-        </w:rPr>
+          <w:sz w:val="34"/>
+          <w:szCs w:val="34"/>
+        </w:rPr>
+      </w:pPr>
+      <w:r>
+        <w:rPr>
+          <w:rFonts w:ascii="Calibri" w:hAnsi="Calibri" w:cs="Calibri"/>
+          <w:sz w:val="34"/>
+          <w:szCs w:val="34"/>
+        </w:rPr>
+        <w:lastRenderedPageBreak/>
         <w:t xml:space="preserve">Marks them as </w:t>
       </w:r>
       <w:r>
         <w:rPr>
           <w:rFonts w:ascii="Segoe UI Emoji" w:hAnsi="Segoe UI Emoji" w:cs="Segoe UI Emoji"/>
+          <w:sz w:val="34"/>
+          <w:szCs w:val="34"/>
         </w:rPr>
         <w:t>✅</w:t>
       </w:r>
       <w:r>
         <w:rPr>
           <w:rFonts w:ascii="Calibri" w:hAnsi="Calibri" w:cs="Calibri"/>
+          <w:sz w:val="34"/>
+          <w:szCs w:val="34"/>
         </w:rPr>
         <w:t xml:space="preserve"> "alive"</w:t>
       </w:r>
@@ -2501,17 +3977,23 @@
         <w:jc w:val="both"/>
         <w:rPr>
           <w:rFonts w:ascii="Calibri" w:hAnsi="Calibri" w:cs="Calibri"/>
-        </w:rPr>
-      </w:pPr>
-      <w:r>
-        <w:rPr>
-          <w:rFonts w:ascii="Calibri" w:hAnsi="Calibri" w:cs="Calibri"/>
+          <w:sz w:val="34"/>
+          <w:szCs w:val="34"/>
+        </w:rPr>
+      </w:pPr>
+      <w:r>
+        <w:rPr>
+          <w:rFonts w:ascii="Calibri" w:hAnsi="Calibri" w:cs="Calibri"/>
+          <w:sz w:val="34"/>
+          <w:szCs w:val="34"/>
         </w:rPr>
         <w:t xml:space="preserve">Deletes everything else </w:t>
       </w:r>
       <w:r>
         <w:rPr>
           <w:rFonts w:ascii="Segoe UI Emoji" w:hAnsi="Segoe UI Emoji" w:cs="Segoe UI Emoji"/>
+          <w:sz w:val="34"/>
+          <w:szCs w:val="34"/>
         </w:rPr>
         <w:t>❌</w:t>
       </w:r>
@@ -2521,19 +4003,25 @@
         <w:jc w:val="both"/>
         <w:rPr>
           <w:rFonts w:ascii="Calibri" w:hAnsi="Calibri" w:cs="Calibri"/>
-        </w:rPr>
-      </w:pPr>
-    </w:p>
-    <w:p>
-      <w:pPr>
-        <w:jc w:val="both"/>
-        <w:rPr>
-          <w:rFonts w:ascii="Calibri" w:hAnsi="Calibri" w:cs="Calibri"/>
-        </w:rPr>
-      </w:pPr>
-      <w:r>
-        <w:rPr>
-          <w:rFonts w:ascii="Calibri" w:hAnsi="Calibri" w:cs="Calibri"/>
+          <w:sz w:val="34"/>
+          <w:szCs w:val="34"/>
+        </w:rPr>
+      </w:pPr>
+    </w:p>
+    <w:p>
+      <w:pPr>
+        <w:jc w:val="both"/>
+        <w:rPr>
+          <w:rFonts w:ascii="Calibri" w:hAnsi="Calibri" w:cs="Calibri"/>
+          <w:sz w:val="34"/>
+          <w:szCs w:val="34"/>
+        </w:rPr>
+      </w:pPr>
+      <w:r>
+        <w:rPr>
+          <w:rFonts w:ascii="Calibri" w:hAnsi="Calibri" w:cs="Calibri"/>
+          <w:sz w:val="34"/>
+          <w:szCs w:val="34"/>
         </w:rPr>
         <w:t>Usage:</w:t>
       </w:r>
@@ -2543,11 +4031,15 @@
         <w:jc w:val="both"/>
         <w:rPr>
           <w:rFonts w:ascii="Calibri" w:hAnsi="Calibri" w:cs="Calibri"/>
-        </w:rPr>
-      </w:pPr>
-      <w:r>
-        <w:rPr>
-          <w:rFonts w:ascii="Calibri" w:hAnsi="Calibri" w:cs="Calibri"/>
+          <w:sz w:val="34"/>
+          <w:szCs w:val="34"/>
+        </w:rPr>
+      </w:pPr>
+      <w:r>
+        <w:rPr>
+          <w:rFonts w:ascii="Calibri" w:hAnsi="Calibri" w:cs="Calibri"/>
+          <w:sz w:val="34"/>
+          <w:szCs w:val="34"/>
         </w:rPr>
         <w:t># Run it in terminal / command line. Anywhere works:</w:t>
       </w:r>
@@ -2560,6 +4052,8 @@
           <w:b/>
           <w:bCs/>
           <w:color w:val="60CAF3" w:themeColor="accent4" w:themeTint="99"/>
+          <w:sz w:val="34"/>
+          <w:szCs w:val="34"/>
         </w:rPr>
       </w:pPr>
       <w:r>
@@ -2568,20 +4062,39 @@
           <w:b/>
           <w:bCs/>
           <w:color w:val="60CAF3" w:themeColor="accent4" w:themeTint="99"/>
-        </w:rPr>
-        <w:t>dart pub cache gc</w:t>
-      </w:r>
-    </w:p>
-    <w:p>
-      <w:pPr>
-        <w:jc w:val="both"/>
-        <w:rPr>
-          <w:rFonts w:ascii="Calibri" w:hAnsi="Calibri" w:cs="Calibri"/>
-        </w:rPr>
-      </w:pPr>
-      <w:r>
-        <w:rPr>
-          <w:rFonts w:ascii="Calibri" w:hAnsi="Calibri" w:cs="Calibri"/>
+          <w:sz w:val="34"/>
+          <w:szCs w:val="34"/>
+        </w:rPr>
+        <w:t xml:space="preserve">dart pub cache </w:t>
+      </w:r>
+      <w:proofErr w:type="spellStart"/>
+      <w:r>
+        <w:rPr>
+          <w:rFonts w:ascii="Calibri" w:hAnsi="Calibri" w:cs="Calibri"/>
+          <w:b/>
+          <w:bCs/>
+          <w:color w:val="60CAF3" w:themeColor="accent4" w:themeTint="99"/>
+          <w:sz w:val="34"/>
+          <w:szCs w:val="34"/>
+        </w:rPr>
+        <w:t>gc</w:t>
+      </w:r>
+      <w:proofErr w:type="spellEnd"/>
+    </w:p>
+    <w:p>
+      <w:pPr>
+        <w:jc w:val="both"/>
+        <w:rPr>
+          <w:rFonts w:ascii="Calibri" w:hAnsi="Calibri" w:cs="Calibri"/>
+          <w:sz w:val="34"/>
+          <w:szCs w:val="34"/>
+        </w:rPr>
+      </w:pPr>
+      <w:r>
+        <w:rPr>
+          <w:rFonts w:ascii="Calibri" w:hAnsi="Calibri" w:cs="Calibri"/>
+          <w:sz w:val="34"/>
+          <w:szCs w:val="34"/>
         </w:rPr>
         <w:t># Or (Flutter projects also fine):</w:t>
       </w:r>
@@ -2594,6 +4107,8 @@
           <w:b/>
           <w:bCs/>
           <w:color w:val="60CAF3" w:themeColor="accent4" w:themeTint="99"/>
+          <w:sz w:val="34"/>
+          <w:szCs w:val="34"/>
         </w:rPr>
       </w:pPr>
       <w:r>
@@ -2602,20 +4117,39 @@
           <w:b/>
           <w:bCs/>
           <w:color w:val="60CAF3" w:themeColor="accent4" w:themeTint="99"/>
-        </w:rPr>
-        <w:t>flutter pub cache gc</w:t>
-      </w:r>
-    </w:p>
-    <w:p>
-      <w:pPr>
-        <w:jc w:val="both"/>
-        <w:rPr>
-          <w:rFonts w:ascii="Calibri" w:hAnsi="Calibri" w:cs="Calibri"/>
-        </w:rPr>
-      </w:pPr>
-      <w:r>
-        <w:rPr>
-          <w:rFonts w:ascii="Calibri" w:hAnsi="Calibri" w:cs="Calibri"/>
+          <w:sz w:val="34"/>
+          <w:szCs w:val="34"/>
+        </w:rPr>
+        <w:t xml:space="preserve">flutter pub cache </w:t>
+      </w:r>
+      <w:proofErr w:type="spellStart"/>
+      <w:r>
+        <w:rPr>
+          <w:rFonts w:ascii="Calibri" w:hAnsi="Calibri" w:cs="Calibri"/>
+          <w:b/>
+          <w:bCs/>
+          <w:color w:val="60CAF3" w:themeColor="accent4" w:themeTint="99"/>
+          <w:sz w:val="34"/>
+          <w:szCs w:val="34"/>
+        </w:rPr>
+        <w:t>gc</w:t>
+      </w:r>
+      <w:proofErr w:type="spellEnd"/>
+    </w:p>
+    <w:p>
+      <w:pPr>
+        <w:jc w:val="both"/>
+        <w:rPr>
+          <w:rFonts w:ascii="Calibri" w:hAnsi="Calibri" w:cs="Calibri"/>
+          <w:sz w:val="34"/>
+          <w:szCs w:val="34"/>
+        </w:rPr>
+      </w:pPr>
+      <w:r>
+        <w:rPr>
+          <w:rFonts w:ascii="Calibri" w:hAnsi="Calibri" w:cs="Calibri"/>
+          <w:sz w:val="34"/>
+          <w:szCs w:val="34"/>
         </w:rPr>
         <w:t># Then run</w:t>
       </w:r>
@@ -2628,6 +4162,8 @@
           <w:b/>
           <w:bCs/>
           <w:color w:val="60CAF3" w:themeColor="accent4" w:themeTint="99"/>
+          <w:sz w:val="34"/>
+          <w:szCs w:val="34"/>
         </w:rPr>
       </w:pPr>
       <w:r>
@@ -2636,6 +4172,8 @@
           <w:b/>
           <w:bCs/>
           <w:color w:val="60CAF3" w:themeColor="accent4" w:themeTint="99"/>
+          <w:sz w:val="34"/>
+          <w:szCs w:val="34"/>
         </w:rPr>
         <w:t>flutter clean</w:t>
       </w:r>
@@ -2648,6 +4186,8 @@
           <w:b/>
           <w:bCs/>
           <w:color w:val="60CAF3" w:themeColor="accent4" w:themeTint="99"/>
+          <w:sz w:val="34"/>
+          <w:szCs w:val="34"/>
         </w:rPr>
       </w:pPr>
       <w:r>
@@ -2656,6 +4196,8 @@
           <w:b/>
           <w:bCs/>
           <w:color w:val="60CAF3" w:themeColor="accent4" w:themeTint="99"/>
+          <w:sz w:val="34"/>
+          <w:szCs w:val="34"/>
         </w:rPr>
         <w:t>flutter pub get</w:t>
       </w:r>
@@ -2665,19 +4207,25 @@
         <w:jc w:val="both"/>
         <w:rPr>
           <w:rFonts w:ascii="Calibri" w:hAnsi="Calibri" w:cs="Calibri"/>
-        </w:rPr>
-      </w:pPr>
-    </w:p>
-    <w:p>
-      <w:pPr>
-        <w:jc w:val="both"/>
-        <w:rPr>
-          <w:rFonts w:ascii="Calibri" w:hAnsi="Calibri" w:cs="Calibri"/>
-        </w:rPr>
-      </w:pPr>
-      <w:r>
-        <w:rPr>
-          <w:rFonts w:ascii="Calibri" w:hAnsi="Calibri" w:cs="Calibri"/>
+          <w:sz w:val="34"/>
+          <w:szCs w:val="34"/>
+        </w:rPr>
+      </w:pPr>
+    </w:p>
+    <w:p>
+      <w:pPr>
+        <w:jc w:val="both"/>
+        <w:rPr>
+          <w:rFonts w:ascii="Calibri" w:hAnsi="Calibri" w:cs="Calibri"/>
+          <w:sz w:val="34"/>
+          <w:szCs w:val="34"/>
+        </w:rPr>
+      </w:pPr>
+      <w:r>
+        <w:rPr>
+          <w:rFonts w:ascii="Calibri" w:hAnsi="Calibri" w:cs="Calibri"/>
+          <w:sz w:val="34"/>
+          <w:szCs w:val="34"/>
         </w:rPr>
         <w:t>Use Cases:</w:t>
       </w:r>
@@ -2692,11 +4240,15 @@
         <w:jc w:val="both"/>
         <w:rPr>
           <w:rFonts w:ascii="Calibri" w:hAnsi="Calibri" w:cs="Calibri"/>
-        </w:rPr>
-      </w:pPr>
-      <w:r>
-        <w:rPr>
-          <w:rFonts w:ascii="Calibri" w:hAnsi="Calibri" w:cs="Calibri"/>
+          <w:sz w:val="34"/>
+          <w:szCs w:val="34"/>
+        </w:rPr>
+      </w:pPr>
+      <w:r>
+        <w:rPr>
+          <w:rFonts w:ascii="Calibri" w:hAnsi="Calibri" w:cs="Calibri"/>
+          <w:sz w:val="34"/>
+          <w:szCs w:val="34"/>
         </w:rPr>
         <w:t>Disk space getting full. Big win (can free GBs)</w:t>
       </w:r>
@@ -2711,13 +4263,16 @@
         <w:jc w:val="both"/>
         <w:rPr>
           <w:rFonts w:ascii="Calibri" w:hAnsi="Calibri" w:cs="Calibri"/>
-        </w:rPr>
-      </w:pPr>
-      <w:r>
-        <w:rPr>
-          <w:rFonts w:ascii="Calibri" w:hAnsi="Calibri" w:cs="Calibri"/>
-        </w:rPr>
-        <w:lastRenderedPageBreak/>
+          <w:sz w:val="34"/>
+          <w:szCs w:val="34"/>
+        </w:rPr>
+      </w:pPr>
+      <w:r>
+        <w:rPr>
+          <w:rFonts w:ascii="Calibri" w:hAnsi="Calibri" w:cs="Calibri"/>
+          <w:sz w:val="34"/>
+          <w:szCs w:val="34"/>
+        </w:rPr>
         <w:t>After working on many projects. Especially if we experiment a lot</w:t>
       </w:r>
     </w:p>
@@ -2731,11 +4286,15 @@
         <w:jc w:val="both"/>
         <w:rPr>
           <w:rFonts w:ascii="Calibri" w:hAnsi="Calibri" w:cs="Calibri"/>
-        </w:rPr>
-      </w:pPr>
-      <w:r>
-        <w:rPr>
-          <w:rFonts w:ascii="Calibri" w:hAnsi="Calibri" w:cs="Calibri"/>
+          <w:sz w:val="34"/>
+          <w:szCs w:val="34"/>
+        </w:rPr>
+      </w:pPr>
+      <w:r>
+        <w:rPr>
+          <w:rFonts w:ascii="Calibri" w:hAnsi="Calibri" w:cs="Calibri"/>
+          <w:sz w:val="34"/>
+          <w:szCs w:val="34"/>
         </w:rPr>
         <w:t>Weird dependency issues. Sometimes old cached packages cause bugs</w:t>
       </w:r>
@@ -2750,11 +4309,15 @@
         <w:jc w:val="both"/>
         <w:rPr>
           <w:rFonts w:ascii="Calibri" w:hAnsi="Calibri" w:cs="Calibri"/>
-        </w:rPr>
-      </w:pPr>
-      <w:r>
-        <w:rPr>
-          <w:rFonts w:ascii="Calibri" w:hAnsi="Calibri" w:cs="Calibri"/>
+          <w:sz w:val="34"/>
+          <w:szCs w:val="34"/>
+        </w:rPr>
+      </w:pPr>
+      <w:r>
+        <w:rPr>
+          <w:rFonts w:ascii="Calibri" w:hAnsi="Calibri" w:cs="Calibri"/>
+          <w:sz w:val="34"/>
+          <w:szCs w:val="34"/>
         </w:rPr>
         <w:t>Before CI/CD or cleanup. Keeps environment clean</w:t>
       </w:r>
@@ -2764,19 +4327,25 @@
         <w:jc w:val="both"/>
         <w:rPr>
           <w:rFonts w:ascii="Calibri" w:hAnsi="Calibri" w:cs="Calibri"/>
-        </w:rPr>
-      </w:pPr>
-    </w:p>
-    <w:p>
-      <w:pPr>
-        <w:jc w:val="both"/>
-        <w:rPr>
-          <w:rFonts w:ascii="Calibri" w:hAnsi="Calibri" w:cs="Calibri"/>
-        </w:rPr>
-      </w:pPr>
-      <w:r>
-        <w:rPr>
-          <w:rFonts w:ascii="Calibri" w:hAnsi="Calibri" w:cs="Calibri"/>
+          <w:sz w:val="34"/>
+          <w:szCs w:val="34"/>
+        </w:rPr>
+      </w:pPr>
+    </w:p>
+    <w:p>
+      <w:pPr>
+        <w:jc w:val="both"/>
+        <w:rPr>
+          <w:rFonts w:ascii="Calibri" w:hAnsi="Calibri" w:cs="Calibri"/>
+          <w:sz w:val="34"/>
+          <w:szCs w:val="34"/>
+        </w:rPr>
+      </w:pPr>
+      <w:r>
+        <w:rPr>
+          <w:rFonts w:ascii="Calibri" w:hAnsi="Calibri" w:cs="Calibri"/>
+          <w:sz w:val="34"/>
+          <w:szCs w:val="34"/>
         </w:rPr>
         <w:t>Mental Model (Remember this):</w:t>
       </w:r>
@@ -2786,11 +4355,15 @@
         <w:jc w:val="both"/>
         <w:rPr>
           <w:rFonts w:ascii="Calibri" w:hAnsi="Calibri" w:cs="Calibri"/>
-        </w:rPr>
-      </w:pPr>
-      <w:r>
-        <w:rPr>
-          <w:rFonts w:ascii="Calibri" w:hAnsi="Calibri" w:cs="Calibri"/>
+          <w:sz w:val="34"/>
+          <w:szCs w:val="34"/>
+        </w:rPr>
+      </w:pPr>
+      <w:r>
+        <w:rPr>
+          <w:rFonts w:ascii="Calibri" w:hAnsi="Calibri" w:cs="Calibri"/>
+          <w:sz w:val="34"/>
+          <w:szCs w:val="34"/>
         </w:rPr>
         <w:t># Think of it like:</w:t>
       </w:r>
@@ -2802,8 +4375,8 @@
         <w:tblLook w:val="04A0" w:firstRow="1" w:lastRow="0" w:firstColumn="1" w:lastColumn="0" w:noHBand="0" w:noVBand="1"/>
       </w:tblPr>
       <w:tblGrid>
-        <w:gridCol w:w="1521"/>
-        <w:gridCol w:w="3266"/>
+        <w:gridCol w:w="2064"/>
+        <w:gridCol w:w="4537"/>
       </w:tblGrid>
       <w:tr>
         <w:trPr>
@@ -2821,12 +4394,17 @@
               <w:jc w:val="both"/>
               <w:rPr>
                 <w:rFonts w:ascii="Calibri" w:hAnsi="Calibri" w:cs="Calibri"/>
+                <w:sz w:val="34"/>
+                <w:szCs w:val="34"/>
               </w:rPr>
             </w:pPr>
             <w:r>
               <w:rPr>
                 <w:rFonts w:ascii="Calibri" w:hAnsi="Calibri" w:cs="Calibri"/>
+                <w:sz w:val="34"/>
+                <w:szCs w:val="34"/>
               </w:rPr>
+              <w:lastRenderedPageBreak/>
               <w:t>Concept</w:t>
             </w:r>
           </w:p>
@@ -2843,11 +4421,15 @@
               <w:cnfStyle w:val="100000000000" w:firstRow="1" w:lastRow="0" w:firstColumn="0" w:lastColumn="0" w:oddVBand="0" w:evenVBand="0" w:oddHBand="0" w:evenHBand="0" w:firstRowFirstColumn="0" w:firstRowLastColumn="0" w:lastRowFirstColumn="0" w:lastRowLastColumn="0"/>
               <w:rPr>
                 <w:rFonts w:ascii="Calibri" w:hAnsi="Calibri" w:cs="Calibri"/>
+                <w:sz w:val="34"/>
+                <w:szCs w:val="34"/>
               </w:rPr>
             </w:pPr>
             <w:r>
               <w:rPr>
                 <w:rFonts w:ascii="Calibri" w:hAnsi="Calibri" w:cs="Calibri"/>
+                <w:sz w:val="34"/>
+                <w:szCs w:val="34"/>
               </w:rPr>
               <w:t>Real life</w:t>
             </w:r>
@@ -2870,11 +4452,15 @@
               <w:jc w:val="both"/>
               <w:rPr>
                 <w:rFonts w:ascii="Calibri" w:hAnsi="Calibri" w:cs="Calibri"/>
+                <w:sz w:val="34"/>
+                <w:szCs w:val="34"/>
               </w:rPr>
             </w:pPr>
             <w:r>
               <w:rPr>
                 <w:rFonts w:ascii="Calibri" w:hAnsi="Calibri" w:cs="Calibri"/>
+                <w:sz w:val="34"/>
+                <w:szCs w:val="34"/>
               </w:rPr>
               <w:t>Pub cache</w:t>
             </w:r>
@@ -2892,11 +4478,15 @@
               <w:cnfStyle w:val="000000100000" w:firstRow="0" w:lastRow="0" w:firstColumn="0" w:lastColumn="0" w:oddVBand="0" w:evenVBand="0" w:oddHBand="1" w:evenHBand="0" w:firstRowFirstColumn="0" w:firstRowLastColumn="0" w:lastRowFirstColumn="0" w:lastRowLastColumn="0"/>
               <w:rPr>
                 <w:rFonts w:ascii="Calibri" w:hAnsi="Calibri" w:cs="Calibri"/>
+                <w:sz w:val="34"/>
+                <w:szCs w:val="34"/>
               </w:rPr>
             </w:pPr>
             <w:r>
               <w:rPr>
                 <w:rFonts w:ascii="Calibri" w:hAnsi="Calibri" w:cs="Calibri"/>
+                <w:sz w:val="34"/>
+                <w:szCs w:val="34"/>
               </w:rPr>
               <w:t>Warehouse</w:t>
             </w:r>
@@ -2916,11 +4506,15 @@
               <w:jc w:val="both"/>
               <w:rPr>
                 <w:rFonts w:ascii="Calibri" w:hAnsi="Calibri" w:cs="Calibri"/>
+                <w:sz w:val="34"/>
+                <w:szCs w:val="34"/>
               </w:rPr>
             </w:pPr>
             <w:r>
               <w:rPr>
                 <w:rFonts w:ascii="Calibri" w:hAnsi="Calibri" w:cs="Calibri"/>
+                <w:sz w:val="34"/>
+                <w:szCs w:val="34"/>
               </w:rPr>
               <w:t>Packages</w:t>
             </w:r>
@@ -2938,11 +4532,15 @@
               <w:cnfStyle w:val="000000000000" w:firstRow="0" w:lastRow="0" w:firstColumn="0" w:lastColumn="0" w:oddVBand="0" w:evenVBand="0" w:oddHBand="0" w:evenHBand="0" w:firstRowFirstColumn="0" w:firstRowLastColumn="0" w:lastRowFirstColumn="0" w:lastRowLastColumn="0"/>
               <w:rPr>
                 <w:rFonts w:ascii="Calibri" w:hAnsi="Calibri" w:cs="Calibri"/>
+                <w:sz w:val="34"/>
+                <w:szCs w:val="34"/>
               </w:rPr>
             </w:pPr>
             <w:r>
               <w:rPr>
                 <w:rFonts w:ascii="Calibri" w:hAnsi="Calibri" w:cs="Calibri"/>
+                <w:sz w:val="34"/>
+                <w:szCs w:val="34"/>
               </w:rPr>
               <w:t>Items</w:t>
             </w:r>
@@ -2965,11 +4563,15 @@
               <w:jc w:val="both"/>
               <w:rPr>
                 <w:rFonts w:ascii="Calibri" w:hAnsi="Calibri" w:cs="Calibri"/>
+                <w:sz w:val="34"/>
+                <w:szCs w:val="34"/>
               </w:rPr>
             </w:pPr>
             <w:r>
               <w:rPr>
                 <w:rFonts w:ascii="Calibri" w:hAnsi="Calibri" w:cs="Calibri"/>
+                <w:sz w:val="34"/>
+                <w:szCs w:val="34"/>
               </w:rPr>
               <w:t>Your projects</w:t>
             </w:r>
@@ -2987,11 +4589,15 @@
               <w:cnfStyle w:val="000000100000" w:firstRow="0" w:lastRow="0" w:firstColumn="0" w:lastColumn="0" w:oddVBand="0" w:evenVBand="0" w:oddHBand="1" w:evenHBand="0" w:firstRowFirstColumn="0" w:firstRowLastColumn="0" w:lastRowFirstColumn="0" w:lastRowLastColumn="0"/>
               <w:rPr>
                 <w:rFonts w:ascii="Calibri" w:hAnsi="Calibri" w:cs="Calibri"/>
+                <w:sz w:val="34"/>
+                <w:szCs w:val="34"/>
               </w:rPr>
             </w:pPr>
             <w:r>
               <w:rPr>
                 <w:rFonts w:ascii="Calibri" w:hAnsi="Calibri" w:cs="Calibri"/>
+                <w:sz w:val="34"/>
+                <w:szCs w:val="34"/>
               </w:rPr>
               <w:t>Customers</w:t>
             </w:r>
@@ -3011,14 +4617,20 @@
               <w:jc w:val="both"/>
               <w:rPr>
                 <w:rFonts w:ascii="Calibri" w:hAnsi="Calibri" w:cs="Calibri"/>
+                <w:sz w:val="34"/>
+                <w:szCs w:val="34"/>
               </w:rPr>
             </w:pPr>
+            <w:proofErr w:type="spellStart"/>
             <w:r>
               <w:rPr>
                 <w:rFonts w:ascii="Calibri" w:hAnsi="Calibri" w:cs="Calibri"/>
+                <w:sz w:val="34"/>
+                <w:szCs w:val="34"/>
               </w:rPr>
               <w:t>gc</w:t>
             </w:r>
+            <w:proofErr w:type="spellEnd"/>
           </w:p>
         </w:tc>
         <w:tc>
@@ -3033,11 +4645,15 @@
               <w:cnfStyle w:val="000000000000" w:firstRow="0" w:lastRow="0" w:firstColumn="0" w:lastColumn="0" w:oddVBand="0" w:evenVBand="0" w:oddHBand="0" w:evenHBand="0" w:firstRowFirstColumn="0" w:firstRowLastColumn="0" w:lastRowFirstColumn="0" w:lastRowLastColumn="0"/>
               <w:rPr>
                 <w:rFonts w:ascii="Calibri" w:hAnsi="Calibri" w:cs="Calibri"/>
+                <w:sz w:val="34"/>
+                <w:szCs w:val="34"/>
               </w:rPr>
             </w:pPr>
             <w:r>
               <w:rPr>
                 <w:rFonts w:ascii="Calibri" w:hAnsi="Calibri" w:cs="Calibri"/>
+                <w:sz w:val="34"/>
+                <w:szCs w:val="34"/>
               </w:rPr>
               <w:t>Throw away items nobody uses</w:t>
             </w:r>
@@ -3050,19 +4666,25 @@
         <w:jc w:val="both"/>
         <w:rPr>
           <w:rFonts w:ascii="Calibri" w:hAnsi="Calibri" w:cs="Calibri"/>
-        </w:rPr>
-      </w:pPr>
-    </w:p>
-    <w:p>
-      <w:pPr>
-        <w:jc w:val="both"/>
-        <w:rPr>
-          <w:rFonts w:ascii="Calibri" w:hAnsi="Calibri" w:cs="Calibri"/>
-        </w:rPr>
-      </w:pPr>
-      <w:r>
-        <w:rPr>
-          <w:rFonts w:ascii="Calibri" w:hAnsi="Calibri" w:cs="Calibri"/>
+          <w:sz w:val="34"/>
+          <w:szCs w:val="34"/>
+        </w:rPr>
+      </w:pPr>
+    </w:p>
+    <w:p>
+      <w:pPr>
+        <w:jc w:val="both"/>
+        <w:rPr>
+          <w:rFonts w:ascii="Calibri" w:hAnsi="Calibri" w:cs="Calibri"/>
+          <w:sz w:val="34"/>
+          <w:szCs w:val="34"/>
+        </w:rPr>
+      </w:pPr>
+      <w:r>
+        <w:rPr>
+          <w:rFonts w:ascii="Calibri" w:hAnsi="Calibri" w:cs="Calibri"/>
+          <w:sz w:val="34"/>
+          <w:szCs w:val="34"/>
         </w:rPr>
         <w:t>Comparison with Other Commands:</w:t>
       </w:r>
@@ -3074,8 +4696,8 @@
         <w:tblLook w:val="04A0" w:firstRow="1" w:lastRow="0" w:firstColumn="1" w:lastColumn="0" w:noHBand="0" w:noVBand="1"/>
       </w:tblPr>
       <w:tblGrid>
-        <w:gridCol w:w="1874"/>
-        <w:gridCol w:w="4471"/>
+        <w:gridCol w:w="2564"/>
+        <w:gridCol w:w="6243"/>
       </w:tblGrid>
       <w:tr>
         <w:trPr>
@@ -3093,11 +4715,15 @@
               <w:jc w:val="both"/>
               <w:rPr>
                 <w:rFonts w:ascii="Calibri" w:hAnsi="Calibri" w:cs="Calibri"/>
+                <w:sz w:val="34"/>
+                <w:szCs w:val="34"/>
               </w:rPr>
             </w:pPr>
             <w:r>
               <w:rPr>
                 <w:rFonts w:ascii="Calibri" w:hAnsi="Calibri" w:cs="Calibri"/>
+                <w:sz w:val="34"/>
+                <w:szCs w:val="34"/>
               </w:rPr>
               <w:t>Command</w:t>
             </w:r>
@@ -3115,11 +4741,15 @@
               <w:cnfStyle w:val="100000000000" w:firstRow="1" w:lastRow="0" w:firstColumn="0" w:lastColumn="0" w:oddVBand="0" w:evenVBand="0" w:oddHBand="0" w:evenHBand="0" w:firstRowFirstColumn="0" w:firstRowLastColumn="0" w:lastRowFirstColumn="0" w:lastRowLastColumn="0"/>
               <w:rPr>
                 <w:rFonts w:ascii="Calibri" w:hAnsi="Calibri" w:cs="Calibri"/>
+                <w:sz w:val="34"/>
+                <w:szCs w:val="34"/>
               </w:rPr>
             </w:pPr>
             <w:r>
               <w:rPr>
                 <w:rFonts w:ascii="Calibri" w:hAnsi="Calibri" w:cs="Calibri"/>
+                <w:sz w:val="34"/>
+                <w:szCs w:val="34"/>
               </w:rPr>
               <w:t>What it does</w:t>
             </w:r>
@@ -3142,11 +4772,15 @@
               <w:jc w:val="both"/>
               <w:rPr>
                 <w:rFonts w:ascii="Calibri" w:hAnsi="Calibri" w:cs="Calibri"/>
+                <w:sz w:val="34"/>
+                <w:szCs w:val="34"/>
               </w:rPr>
             </w:pPr>
             <w:r>
               <w:rPr>
                 <w:rFonts w:ascii="Calibri" w:hAnsi="Calibri" w:cs="Calibri"/>
+                <w:sz w:val="34"/>
+                <w:szCs w:val="34"/>
               </w:rPr>
               <w:t>pub get</w:t>
             </w:r>
@@ -3164,11 +4798,15 @@
               <w:cnfStyle w:val="000000100000" w:firstRow="0" w:lastRow="0" w:firstColumn="0" w:lastColumn="0" w:oddVBand="0" w:evenVBand="0" w:oddHBand="1" w:evenHBand="0" w:firstRowFirstColumn="0" w:firstRowLastColumn="0" w:lastRowFirstColumn="0" w:lastRowLastColumn="0"/>
               <w:rPr>
                 <w:rFonts w:ascii="Calibri" w:hAnsi="Calibri" w:cs="Calibri"/>
+                <w:sz w:val="34"/>
+                <w:szCs w:val="34"/>
               </w:rPr>
             </w:pPr>
             <w:r>
               <w:rPr>
                 <w:rFonts w:ascii="Calibri" w:hAnsi="Calibri" w:cs="Calibri"/>
+                <w:sz w:val="34"/>
+                <w:szCs w:val="34"/>
               </w:rPr>
               <w:t>Download dependencies for current project</w:t>
             </w:r>
@@ -3188,11 +4826,15 @@
               <w:jc w:val="both"/>
               <w:rPr>
                 <w:rFonts w:ascii="Calibri" w:hAnsi="Calibri" w:cs="Calibri"/>
+                <w:sz w:val="34"/>
+                <w:szCs w:val="34"/>
               </w:rPr>
             </w:pPr>
             <w:r>
               <w:rPr>
                 <w:rFonts w:ascii="Calibri" w:hAnsi="Calibri" w:cs="Calibri"/>
+                <w:sz w:val="34"/>
+                <w:szCs w:val="34"/>
               </w:rPr>
               <w:t>pub upgrade</w:t>
             </w:r>
@@ -3210,11 +4852,15 @@
               <w:cnfStyle w:val="000000000000" w:firstRow="0" w:lastRow="0" w:firstColumn="0" w:lastColumn="0" w:oddVBand="0" w:evenVBand="0" w:oddHBand="0" w:evenHBand="0" w:firstRowFirstColumn="0" w:firstRowLastColumn="0" w:lastRowFirstColumn="0" w:lastRowLastColumn="0"/>
               <w:rPr>
                 <w:rFonts w:ascii="Calibri" w:hAnsi="Calibri" w:cs="Calibri"/>
+                <w:sz w:val="34"/>
+                <w:szCs w:val="34"/>
               </w:rPr>
             </w:pPr>
             <w:r>
               <w:rPr>
                 <w:rFonts w:ascii="Calibri" w:hAnsi="Calibri" w:cs="Calibri"/>
+                <w:sz w:val="34"/>
+                <w:szCs w:val="34"/>
               </w:rPr>
               <w:t>Get newer versions</w:t>
             </w:r>
@@ -3237,11 +4883,15 @@
               <w:jc w:val="both"/>
               <w:rPr>
                 <w:rFonts w:ascii="Calibri" w:hAnsi="Calibri" w:cs="Calibri"/>
+                <w:sz w:val="34"/>
+                <w:szCs w:val="34"/>
               </w:rPr>
             </w:pPr>
             <w:r>
               <w:rPr>
                 <w:rFonts w:ascii="Calibri" w:hAnsi="Calibri" w:cs="Calibri"/>
+                <w:sz w:val="34"/>
+                <w:szCs w:val="34"/>
               </w:rPr>
               <w:t>pub cache repair</w:t>
             </w:r>
@@ -3259,11 +4909,15 @@
               <w:cnfStyle w:val="000000100000" w:firstRow="0" w:lastRow="0" w:firstColumn="0" w:lastColumn="0" w:oddVBand="0" w:evenVBand="0" w:oddHBand="1" w:evenHBand="0" w:firstRowFirstColumn="0" w:firstRowLastColumn="0" w:lastRowFirstColumn="0" w:lastRowLastColumn="0"/>
               <w:rPr>
                 <w:rFonts w:ascii="Calibri" w:hAnsi="Calibri" w:cs="Calibri"/>
+                <w:sz w:val="34"/>
+                <w:szCs w:val="34"/>
               </w:rPr>
             </w:pPr>
             <w:r>
               <w:rPr>
                 <w:rFonts w:ascii="Calibri" w:hAnsi="Calibri" w:cs="Calibri"/>
+                <w:sz w:val="34"/>
+                <w:szCs w:val="34"/>
               </w:rPr>
               <w:t>Reinstall ALL cached packages</w:t>
             </w:r>
@@ -3283,11 +4937,15 @@
               <w:jc w:val="both"/>
               <w:rPr>
                 <w:rFonts w:ascii="Calibri" w:hAnsi="Calibri" w:cs="Calibri"/>
+                <w:sz w:val="34"/>
+                <w:szCs w:val="34"/>
               </w:rPr>
             </w:pPr>
             <w:r>
               <w:rPr>
                 <w:rFonts w:ascii="Calibri" w:hAnsi="Calibri" w:cs="Calibri"/>
+                <w:sz w:val="34"/>
+                <w:szCs w:val="34"/>
               </w:rPr>
               <w:t>pub cache clean</w:t>
             </w:r>
@@ -3305,11 +4963,15 @@
               <w:cnfStyle w:val="000000000000" w:firstRow="0" w:lastRow="0" w:firstColumn="0" w:lastColumn="0" w:oddVBand="0" w:evenVBand="0" w:oddHBand="0" w:evenHBand="0" w:firstRowFirstColumn="0" w:firstRowLastColumn="0" w:lastRowFirstColumn="0" w:lastRowLastColumn="0"/>
               <w:rPr>
                 <w:rFonts w:ascii="Calibri" w:hAnsi="Calibri" w:cs="Calibri"/>
+                <w:sz w:val="34"/>
+                <w:szCs w:val="34"/>
               </w:rPr>
             </w:pPr>
             <w:r>
               <w:rPr>
                 <w:rFonts w:ascii="Calibri" w:hAnsi="Calibri" w:cs="Calibri"/>
+                <w:sz w:val="34"/>
+                <w:szCs w:val="34"/>
               </w:rPr>
               <w:t>Delete EVERYTHING</w:t>
             </w:r>
@@ -3332,14 +4994,28 @@
               <w:jc w:val="both"/>
               <w:rPr>
                 <w:rFonts w:ascii="Calibri" w:hAnsi="Calibri" w:cs="Calibri"/>
+                <w:sz w:val="34"/>
+                <w:szCs w:val="34"/>
               </w:rPr>
             </w:pPr>
             <w:r>
               <w:rPr>
                 <w:rFonts w:ascii="Calibri" w:hAnsi="Calibri" w:cs="Calibri"/>
+                <w:sz w:val="34"/>
+                <w:szCs w:val="34"/>
               </w:rPr>
-              <w:t>pub cache gc</w:t>
+              <w:t xml:space="preserve">pub cache </w:t>
             </w:r>
+            <w:proofErr w:type="spellStart"/>
+            <w:r>
+              <w:rPr>
+                <w:rFonts w:ascii="Calibri" w:hAnsi="Calibri" w:cs="Calibri"/>
+                <w:sz w:val="34"/>
+                <w:szCs w:val="34"/>
+              </w:rPr>
+              <w:t>gc</w:t>
+            </w:r>
+            <w:proofErr w:type="spellEnd"/>
           </w:p>
         </w:tc>
         <w:tc>
@@ -3354,17 +5030,23 @@
               <w:cnfStyle w:val="000000100000" w:firstRow="0" w:lastRow="0" w:firstColumn="0" w:lastColumn="0" w:oddVBand="0" w:evenVBand="0" w:oddHBand="1" w:evenHBand="0" w:firstRowFirstColumn="0" w:firstRowLastColumn="0" w:lastRowFirstColumn="0" w:lastRowLastColumn="0"/>
               <w:rPr>
                 <w:rFonts w:ascii="Calibri" w:hAnsi="Calibri" w:cs="Calibri"/>
+                <w:sz w:val="34"/>
+                <w:szCs w:val="34"/>
               </w:rPr>
             </w:pPr>
             <w:r>
               <w:rPr>
                 <w:rFonts w:ascii="Calibri" w:hAnsi="Calibri" w:cs="Calibri"/>
+                <w:sz w:val="34"/>
+                <w:szCs w:val="34"/>
               </w:rPr>
               <w:t xml:space="preserve">Delete ONLY unused packages </w:t>
             </w:r>
             <w:r>
               <w:rPr>
                 <w:rFonts w:ascii="Segoe UI Emoji" w:hAnsi="Segoe UI Emoji" w:cs="Segoe UI Emoji"/>
+                <w:sz w:val="34"/>
+                <w:szCs w:val="34"/>
               </w:rPr>
               <w:t>✅</w:t>
             </w:r>
@@ -3377,14 +5059,18 @@
         <w:jc w:val="both"/>
         <w:rPr>
           <w:rFonts w:ascii="Calibri" w:hAnsi="Calibri" w:cs="Calibri"/>
-        </w:rPr>
-      </w:pPr>
-    </w:p>
-    <w:p>
-      <w:pPr>
-        <w:jc w:val="both"/>
-        <w:rPr>
-          <w:rFonts w:ascii="Calibri" w:hAnsi="Calibri" w:cs="Calibri"/>
+          <w:sz w:val="34"/>
+          <w:szCs w:val="34"/>
+        </w:rPr>
+      </w:pPr>
+    </w:p>
+    <w:p>
+      <w:pPr>
+        <w:jc w:val="both"/>
+        <w:rPr>
+          <w:rFonts w:ascii="Calibri" w:hAnsi="Calibri" w:cs="Calibri"/>
+          <w:sz w:val="34"/>
+          <w:szCs w:val="34"/>
         </w:rPr>
       </w:pPr>
     </w:p>
@@ -3393,11 +5079,15 @@
         <w:jc w:val="center"/>
         <w:rPr>
           <w:rFonts w:ascii="Calibri" w:hAnsi="Calibri" w:cs="Calibri"/>
-        </w:rPr>
-      </w:pPr>
-      <w:r>
-        <w:rPr>
-          <w:rFonts w:ascii="Calibri" w:hAnsi="Calibri" w:cs="Calibri"/>
+          <w:sz w:val="34"/>
+          <w:szCs w:val="34"/>
+        </w:rPr>
+      </w:pPr>
+      <w:r>
+        <w:rPr>
+          <w:rFonts w:ascii="Calibri" w:hAnsi="Calibri" w:cs="Calibri"/>
+          <w:sz w:val="34"/>
+          <w:szCs w:val="34"/>
         </w:rPr>
         <w:t>Break</w:t>
       </w:r>
@@ -3409,23 +5099,29 @@
           <w:rFonts w:ascii="Calibri" w:hAnsi="Calibri" w:cs="Calibri"/>
           <w:b/>
           <w:bCs/>
-        </w:rPr>
-      </w:pPr>
-    </w:p>
-    <w:p>
-      <w:pPr>
-        <w:jc w:val="both"/>
-        <w:rPr>
-          <w:rFonts w:ascii="Calibri" w:hAnsi="Calibri" w:cs="Calibri"/>
-          <w:b/>
-          <w:bCs/>
-        </w:rPr>
-      </w:pPr>
-      <w:r>
-        <w:rPr>
-          <w:rFonts w:ascii="Calibri" w:hAnsi="Calibri" w:cs="Calibri"/>
-          <w:b/>
-          <w:bCs/>
+          <w:sz w:val="34"/>
+          <w:szCs w:val="34"/>
+        </w:rPr>
+      </w:pPr>
+    </w:p>
+    <w:p>
+      <w:pPr>
+        <w:jc w:val="both"/>
+        <w:rPr>
+          <w:rFonts w:ascii="Calibri" w:hAnsi="Calibri" w:cs="Calibri"/>
+          <w:b/>
+          <w:bCs/>
+          <w:sz w:val="34"/>
+          <w:szCs w:val="34"/>
+        </w:rPr>
+      </w:pPr>
+      <w:r>
+        <w:rPr>
+          <w:rFonts w:ascii="Calibri" w:hAnsi="Calibri" w:cs="Calibri"/>
+          <w:b/>
+          <w:bCs/>
+          <w:sz w:val="34"/>
+          <w:szCs w:val="34"/>
         </w:rPr>
         <w:t>Primary</w:t>
       </w:r>
@@ -3434,6 +5130,8 @@
           <w:rFonts w:ascii="Calibri" w:hAnsi="Calibri" w:cs="Calibri"/>
           <w:b/>
           <w:bCs/>
+          <w:sz w:val="34"/>
+          <w:szCs w:val="34"/>
         </w:rPr>
         <w:t xml:space="preserve"> &amp; Concise</w:t>
       </w:r>
@@ -3442,6 +5140,8 @@
           <w:rFonts w:ascii="Calibri" w:hAnsi="Calibri" w:cs="Calibri"/>
           <w:b/>
           <w:bCs/>
+          <w:sz w:val="34"/>
+          <w:szCs w:val="34"/>
         </w:rPr>
         <w:t xml:space="preserve"> Constructors in Dart (</w:t>
       </w:r>
@@ -3450,6 +5150,8 @@
           <w:rFonts w:ascii="Calibri" w:hAnsi="Calibri" w:cs="Calibri"/>
           <w:b/>
           <w:bCs/>
+          <w:sz w:val="34"/>
+          <w:szCs w:val="34"/>
         </w:rPr>
         <w:t>New)</w:t>
       </w:r>
@@ -3458,6 +5160,8 @@
           <w:rFonts w:ascii="Calibri" w:hAnsi="Calibri" w:cs="Calibri"/>
           <w:b/>
           <w:bCs/>
+          <w:sz w:val="34"/>
+          <w:szCs w:val="34"/>
         </w:rPr>
         <w:t>:</w:t>
       </w:r>
@@ -3470,17 +5174,23 @@
           <w:b/>
           <w:bCs/>
           <w:color w:val="D86DCB" w:themeColor="accent5" w:themeTint="99"/>
-        </w:rPr>
-      </w:pPr>
-      <w:r>
-        <w:rPr>
-          <w:rFonts w:ascii="Calibri" w:hAnsi="Calibri" w:cs="Calibri"/>
+          <w:sz w:val="34"/>
+          <w:szCs w:val="34"/>
+        </w:rPr>
+      </w:pPr>
+      <w:r>
+        <w:rPr>
+          <w:rFonts w:ascii="Calibri" w:hAnsi="Calibri" w:cs="Calibri"/>
+          <w:sz w:val="34"/>
+          <w:szCs w:val="34"/>
         </w:rPr>
         <w:t xml:space="preserve"># </w:t>
       </w:r>
       <w:r>
         <w:rPr>
           <w:rFonts w:ascii="Calibri" w:hAnsi="Calibri" w:cs="Calibri"/>
+          <w:sz w:val="34"/>
+          <w:szCs w:val="34"/>
         </w:rPr>
         <w:t>For more info see d5 part 2 of dart OOP doc</w:t>
       </w:r>
@@ -3490,6 +5200,8 @@
         <w:jc w:val="both"/>
         <w:rPr>
           <w:rFonts w:ascii="Calibri" w:hAnsi="Calibri" w:cs="Calibri"/>
+          <w:sz w:val="34"/>
+          <w:szCs w:val="34"/>
         </w:rPr>
       </w:pPr>
     </w:p>
@@ -3498,11 +5210,15 @@
         <w:jc w:val="center"/>
         <w:rPr>
           <w:rFonts w:ascii="Calibri" w:hAnsi="Calibri" w:cs="Calibri"/>
-        </w:rPr>
-      </w:pPr>
-      <w:r>
-        <w:rPr>
-          <w:rFonts w:ascii="Calibri" w:hAnsi="Calibri" w:cs="Calibri"/>
+          <w:sz w:val="34"/>
+          <w:szCs w:val="34"/>
+        </w:rPr>
+      </w:pPr>
+      <w:r>
+        <w:rPr>
+          <w:rFonts w:ascii="Calibri" w:hAnsi="Calibri" w:cs="Calibri"/>
+          <w:sz w:val="34"/>
+          <w:szCs w:val="34"/>
         </w:rPr>
         <w:t>Break</w:t>
       </w:r>
@@ -3511,22 +5227,28 @@
       <w:pPr>
         <w:rPr>
           <w:rFonts w:ascii="Calibri" w:hAnsi="Calibri" w:cs="Calibri"/>
-        </w:rPr>
-      </w:pPr>
-    </w:p>
-    <w:p>
-      <w:pPr>
-        <w:jc w:val="both"/>
-        <w:rPr>
-          <w:rFonts w:ascii="Calibri" w:hAnsi="Calibri" w:cs="Calibri"/>
-        </w:rPr>
-      </w:pPr>
-    </w:p>
-    <w:p>
-      <w:pPr>
-        <w:jc w:val="both"/>
-        <w:rPr>
-          <w:rFonts w:ascii="Calibri" w:hAnsi="Calibri" w:cs="Calibri"/>
+          <w:sz w:val="34"/>
+          <w:szCs w:val="34"/>
+        </w:rPr>
+      </w:pPr>
+    </w:p>
+    <w:p>
+      <w:pPr>
+        <w:jc w:val="both"/>
+        <w:rPr>
+          <w:rFonts w:ascii="Calibri" w:hAnsi="Calibri" w:cs="Calibri"/>
+          <w:sz w:val="34"/>
+          <w:szCs w:val="34"/>
+        </w:rPr>
+      </w:pPr>
+    </w:p>
+    <w:p>
+      <w:pPr>
+        <w:jc w:val="both"/>
+        <w:rPr>
+          <w:rFonts w:ascii="Calibri" w:hAnsi="Calibri" w:cs="Calibri"/>
+          <w:sz w:val="34"/>
+          <w:szCs w:val="34"/>
         </w:rPr>
       </w:pPr>
     </w:p>

--- a/d9_dart_new_features.docx
+++ b/d9_dart_new_features.docx
@@ -6,20 +6,20 @@
       <w:pPr>
         <w:jc w:val="center"/>
         <w:rPr>
-          <w:rFonts w:ascii="Calibri" w:hAnsi="Calibri" w:cs="Calibri"/>
-          <w:b/>
-          <w:bCs/>
-          <w:sz w:val="42"/>
-          <w:szCs w:val="42"/>
-        </w:rPr>
-      </w:pPr>
-      <w:r>
-        <w:rPr>
-          <w:rFonts w:ascii="Calibri" w:hAnsi="Calibri" w:cs="Calibri"/>
-          <w:b/>
-          <w:bCs/>
-          <w:sz w:val="42"/>
-          <w:szCs w:val="42"/>
+          <w:rFonts w:cs="Calibri"/>
+          <w:b/>
+          <w:bCs/>
+          <w:sz w:val="40"/>
+          <w:szCs w:val="40"/>
+        </w:rPr>
+      </w:pPr>
+      <w:r>
+        <w:rPr>
+          <w:rFonts w:cs="Calibri"/>
+          <w:b/>
+          <w:bCs/>
+          <w:sz w:val="40"/>
+          <w:szCs w:val="40"/>
         </w:rPr>
         <w:t>INDEX</w:t>
       </w:r>
@@ -33,14 +33,14 @@
         </w:numPr>
         <w:jc w:val="both"/>
         <w:rPr>
-          <w:rFonts w:ascii="Calibri" w:hAnsi="Calibri" w:cs="Calibri"/>
-          <w:sz w:val="32"/>
-          <w:szCs w:val="32"/>
-        </w:rPr>
-      </w:pPr>
-      <w:r>
-        <w:rPr>
-          <w:rFonts w:ascii="Calibri" w:hAnsi="Calibri" w:cs="Calibri"/>
+          <w:rFonts w:cs="Calibri"/>
+          <w:sz w:val="32"/>
+          <w:szCs w:val="32"/>
+        </w:rPr>
+      </w:pPr>
+      <w:r>
+        <w:rPr>
+          <w:rFonts w:cs="Calibri"/>
           <w:sz w:val="32"/>
           <w:szCs w:val="32"/>
         </w:rPr>
@@ -48,7 +48,7 @@
       </w:r>
       <w:r>
         <w:rPr>
-          <w:rFonts w:ascii="Calibri" w:hAnsi="Calibri" w:cs="Calibri"/>
+          <w:rFonts w:cs="Calibri"/>
           <w:b/>
           <w:bCs/>
           <w:sz w:val="32"/>
@@ -58,31 +58,25 @@
       </w:r>
       <w:r>
         <w:rPr>
-          <w:rFonts w:ascii="Calibri" w:hAnsi="Calibri" w:cs="Calibri"/>
-          <w:sz w:val="32"/>
-          <w:szCs w:val="32"/>
-        </w:rPr>
-        <w:t>……………………………</w:t>
-      </w:r>
-      <w:r>
-        <w:rPr>
-          <w:rFonts w:ascii="Calibri" w:hAnsi="Calibri" w:cs="Calibri"/>
-          <w:sz w:val="32"/>
-          <w:szCs w:val="32"/>
-        </w:rPr>
-        <w:t>…………</w:t>
-      </w:r>
-      <w:r>
-        <w:rPr>
-          <w:rFonts w:ascii="Calibri" w:hAnsi="Calibri" w:cs="Calibri"/>
-          <w:sz w:val="32"/>
-          <w:szCs w:val="32"/>
-        </w:rPr>
-        <w:t>…</w:t>
-      </w:r>
-      <w:r>
-        <w:rPr>
-          <w:rFonts w:ascii="Calibri" w:hAnsi="Calibri" w:cs="Calibri"/>
+          <w:rFonts w:cs="Calibri"/>
+          <w:sz w:val="32"/>
+          <w:szCs w:val="32"/>
+        </w:rPr>
+        <w:t>…………………………</w:t>
+      </w:r>
+      <w:proofErr w:type="gramStart"/>
+      <w:r>
+        <w:rPr>
+          <w:rFonts w:cs="Calibri"/>
+          <w:sz w:val="32"/>
+          <w:szCs w:val="32"/>
+        </w:rPr>
+        <w:t>…..</w:t>
+      </w:r>
+      <w:proofErr w:type="gramEnd"/>
+      <w:r>
+        <w:rPr>
+          <w:rFonts w:cs="Calibri"/>
           <w:sz w:val="32"/>
           <w:szCs w:val="32"/>
         </w:rPr>
@@ -90,7 +84,7 @@
       </w:r>
       <w:r>
         <w:rPr>
-          <w:rFonts w:ascii="Calibri" w:hAnsi="Calibri" w:cs="Calibri"/>
+          <w:rFonts w:cs="Calibri"/>
           <w:sz w:val="32"/>
           <w:szCs w:val="32"/>
         </w:rPr>
@@ -106,14 +100,14 @@
         </w:numPr>
         <w:jc w:val="both"/>
         <w:rPr>
-          <w:rFonts w:ascii="Calibri" w:hAnsi="Calibri" w:cs="Calibri"/>
-          <w:sz w:val="32"/>
-          <w:szCs w:val="32"/>
-        </w:rPr>
-      </w:pPr>
-      <w:r>
-        <w:rPr>
-          <w:rFonts w:ascii="Calibri" w:hAnsi="Calibri" w:cs="Calibri"/>
+          <w:rFonts w:cs="Calibri"/>
+          <w:sz w:val="32"/>
+          <w:szCs w:val="32"/>
+        </w:rPr>
+      </w:pPr>
+      <w:r>
+        <w:rPr>
+          <w:rFonts w:cs="Calibri"/>
           <w:sz w:val="32"/>
           <w:szCs w:val="32"/>
         </w:rPr>
@@ -121,7 +115,7 @@
       </w:r>
       <w:r>
         <w:rPr>
-          <w:rFonts w:ascii="Calibri" w:hAnsi="Calibri" w:cs="Calibri"/>
+          <w:rFonts w:cs="Calibri"/>
           <w:b/>
           <w:bCs/>
           <w:sz w:val="32"/>
@@ -131,7 +125,7 @@
       </w:r>
       <w:r>
         <w:rPr>
-          <w:rFonts w:ascii="Calibri" w:hAnsi="Calibri" w:cs="Calibri"/>
+          <w:rFonts w:cs="Calibri"/>
           <w:sz w:val="32"/>
           <w:szCs w:val="32"/>
         </w:rPr>
@@ -139,7 +133,7 @@
       </w:r>
       <w:r>
         <w:rPr>
-          <w:rFonts w:ascii="Calibri" w:hAnsi="Calibri" w:cs="Calibri"/>
+          <w:rFonts w:cs="Calibri"/>
           <w:sz w:val="32"/>
           <w:szCs w:val="32"/>
         </w:rPr>
@@ -147,15 +141,33 @@
       </w:r>
       <w:r>
         <w:rPr>
-          <w:rFonts w:ascii="Calibri" w:hAnsi="Calibri" w:cs="Calibri"/>
-          <w:sz w:val="32"/>
-          <w:szCs w:val="32"/>
-        </w:rPr>
-        <w:t>……………………</w:t>
-      </w:r>
-      <w:r>
-        <w:rPr>
-          <w:rFonts w:ascii="Calibri" w:hAnsi="Calibri" w:cs="Calibri"/>
+          <w:rFonts w:cs="Calibri"/>
+          <w:sz w:val="32"/>
+          <w:szCs w:val="32"/>
+        </w:rPr>
+        <w:t>……</w:t>
+      </w:r>
+      <w:proofErr w:type="gramStart"/>
+      <w:r>
+        <w:rPr>
+          <w:rFonts w:cs="Calibri"/>
+          <w:sz w:val="32"/>
+          <w:szCs w:val="32"/>
+        </w:rPr>
+        <w:t>…</w:t>
+      </w:r>
+      <w:r>
+        <w:rPr>
+          <w:rFonts w:cs="Calibri"/>
+          <w:sz w:val="32"/>
+          <w:szCs w:val="32"/>
+        </w:rPr>
+        <w:t>..</w:t>
+      </w:r>
+      <w:proofErr w:type="gramEnd"/>
+      <w:r>
+        <w:rPr>
+          <w:rFonts w:cs="Calibri"/>
           <w:sz w:val="32"/>
           <w:szCs w:val="32"/>
         </w:rPr>
@@ -171,14 +183,14 @@
         </w:numPr>
         <w:jc w:val="both"/>
         <w:rPr>
-          <w:rFonts w:ascii="Calibri" w:hAnsi="Calibri" w:cs="Calibri"/>
-          <w:sz w:val="32"/>
-          <w:szCs w:val="32"/>
-        </w:rPr>
-      </w:pPr>
-      <w:r>
-        <w:rPr>
-          <w:rFonts w:ascii="Calibri" w:hAnsi="Calibri" w:cs="Calibri"/>
+          <w:rFonts w:cs="Calibri"/>
+          <w:sz w:val="32"/>
+          <w:szCs w:val="32"/>
+        </w:rPr>
+      </w:pPr>
+      <w:r>
+        <w:rPr>
+          <w:rFonts w:cs="Calibri"/>
           <w:sz w:val="32"/>
           <w:szCs w:val="32"/>
         </w:rPr>
@@ -186,7 +198,7 @@
       </w:r>
       <w:r>
         <w:rPr>
-          <w:rFonts w:ascii="Calibri" w:hAnsi="Calibri" w:cs="Calibri"/>
+          <w:rFonts w:cs="Calibri"/>
           <w:sz w:val="32"/>
           <w:szCs w:val="32"/>
         </w:rPr>
@@ -194,7 +206,7 @@
       </w:r>
       <w:r>
         <w:rPr>
-          <w:rFonts w:ascii="Calibri" w:hAnsi="Calibri" w:cs="Calibri"/>
+          <w:rFonts w:cs="Calibri"/>
           <w:sz w:val="32"/>
           <w:szCs w:val="32"/>
         </w:rPr>
@@ -202,15 +214,7 @@
       </w:r>
       <w:r>
         <w:rPr>
-          <w:rFonts w:ascii="Calibri" w:hAnsi="Calibri" w:cs="Calibri"/>
-          <w:sz w:val="32"/>
-          <w:szCs w:val="32"/>
-        </w:rPr>
-        <w:t>……………</w:t>
-      </w:r>
-      <w:r>
-        <w:rPr>
-          <w:rFonts w:ascii="Calibri" w:hAnsi="Calibri" w:cs="Calibri"/>
+          <w:rFonts w:cs="Calibri"/>
           <w:sz w:val="32"/>
           <w:szCs w:val="32"/>
         </w:rPr>
@@ -218,7 +222,15 @@
       </w:r>
       <w:r>
         <w:rPr>
-          <w:rFonts w:ascii="Calibri" w:hAnsi="Calibri" w:cs="Calibri"/>
+          <w:rFonts w:cs="Calibri"/>
+          <w:sz w:val="32"/>
+          <w:szCs w:val="32"/>
+        </w:rPr>
+        <w:t>…</w:t>
+      </w:r>
+      <w:r>
+        <w:rPr>
+          <w:rFonts w:cs="Calibri"/>
           <w:sz w:val="32"/>
           <w:szCs w:val="32"/>
         </w:rPr>
@@ -234,14 +246,14 @@
         </w:numPr>
         <w:jc w:val="both"/>
         <w:rPr>
-          <w:rFonts w:ascii="Calibri" w:hAnsi="Calibri" w:cs="Calibri"/>
-          <w:sz w:val="32"/>
-          <w:szCs w:val="32"/>
-        </w:rPr>
-      </w:pPr>
-      <w:r>
-        <w:rPr>
-          <w:rFonts w:ascii="Calibri" w:hAnsi="Calibri" w:cs="Calibri"/>
+          <w:rFonts w:cs="Calibri"/>
+          <w:sz w:val="32"/>
+          <w:szCs w:val="32"/>
+        </w:rPr>
+      </w:pPr>
+      <w:r>
+        <w:rPr>
+          <w:rFonts w:cs="Calibri"/>
           <w:b/>
           <w:bCs/>
           <w:sz w:val="32"/>
@@ -251,31 +263,41 @@
       </w:r>
       <w:r>
         <w:rPr>
-          <w:rFonts w:ascii="Calibri" w:hAnsi="Calibri" w:cs="Calibri"/>
-          <w:sz w:val="32"/>
-          <w:szCs w:val="32"/>
-        </w:rPr>
-        <w:t xml:space="preserve"> pub cache cleaning (free storage)………………………</w:t>
-      </w:r>
-      <w:r>
-        <w:rPr>
-          <w:rFonts w:ascii="Calibri" w:hAnsi="Calibri" w:cs="Calibri"/>
-          <w:sz w:val="32"/>
-          <w:szCs w:val="32"/>
-        </w:rPr>
-        <w:t>………………</w:t>
-      </w:r>
-      <w:r>
-        <w:rPr>
-          <w:rFonts w:ascii="Calibri" w:hAnsi="Calibri" w:cs="Calibri"/>
-          <w:sz w:val="32"/>
-          <w:szCs w:val="32"/>
-        </w:rPr>
-        <w:t>…</w:t>
-      </w:r>
-      <w:r>
-        <w:rPr>
-          <w:rFonts w:ascii="Calibri" w:hAnsi="Calibri" w:cs="Calibri"/>
+          <w:rFonts w:cs="Calibri"/>
+          <w:sz w:val="32"/>
+          <w:szCs w:val="32"/>
+        </w:rPr>
+        <w:t xml:space="preserve"> pub cache cleaning (free </w:t>
+      </w:r>
+      <w:proofErr w:type="gramStart"/>
+      <w:r>
+        <w:rPr>
+          <w:rFonts w:cs="Calibri"/>
+          <w:sz w:val="32"/>
+          <w:szCs w:val="32"/>
+        </w:rPr>
+        <w:t>storage)…</w:t>
+      </w:r>
+      <w:proofErr w:type="gramEnd"/>
+      <w:r>
+        <w:rPr>
+          <w:rFonts w:cs="Calibri"/>
+          <w:sz w:val="32"/>
+          <w:szCs w:val="32"/>
+        </w:rPr>
+        <w:t>……………………</w:t>
+      </w:r>
+      <w:r>
+        <w:rPr>
+          <w:rFonts w:cs="Calibri"/>
+          <w:sz w:val="32"/>
+          <w:szCs w:val="32"/>
+        </w:rPr>
+        <w:t>………</w:t>
+      </w:r>
+      <w:r>
+        <w:rPr>
+          <w:rFonts w:cs="Calibri"/>
           <w:sz w:val="32"/>
           <w:szCs w:val="32"/>
         </w:rPr>
@@ -283,7 +305,7 @@
       </w:r>
       <w:r>
         <w:rPr>
-          <w:rFonts w:ascii="Calibri" w:hAnsi="Calibri" w:cs="Calibri"/>
+          <w:rFonts w:cs="Calibri"/>
           <w:sz w:val="32"/>
           <w:szCs w:val="32"/>
         </w:rPr>
@@ -299,14 +321,14 @@
         </w:numPr>
         <w:jc w:val="both"/>
         <w:rPr>
-          <w:rFonts w:ascii="Calibri" w:hAnsi="Calibri" w:cs="Calibri"/>
-          <w:sz w:val="32"/>
-          <w:szCs w:val="32"/>
-        </w:rPr>
-      </w:pPr>
-      <w:r>
-        <w:rPr>
-          <w:rFonts w:ascii="Calibri" w:hAnsi="Calibri" w:cs="Calibri"/>
+          <w:rFonts w:cs="Calibri"/>
+          <w:sz w:val="32"/>
+          <w:szCs w:val="32"/>
+        </w:rPr>
+      </w:pPr>
+      <w:r>
+        <w:rPr>
+          <w:rFonts w:cs="Calibri"/>
           <w:sz w:val="32"/>
           <w:szCs w:val="32"/>
         </w:rPr>
@@ -314,7 +336,7 @@
       </w:r>
       <w:r>
         <w:rPr>
-          <w:rFonts w:ascii="Calibri" w:hAnsi="Calibri" w:cs="Calibri"/>
+          <w:rFonts w:cs="Calibri"/>
           <w:sz w:val="32"/>
           <w:szCs w:val="32"/>
         </w:rPr>
@@ -322,7 +344,7 @@
       </w:r>
       <w:r>
         <w:rPr>
-          <w:rFonts w:ascii="Calibri" w:hAnsi="Calibri" w:cs="Calibri"/>
+          <w:rFonts w:cs="Calibri"/>
           <w:sz w:val="32"/>
           <w:szCs w:val="32"/>
         </w:rPr>
@@ -330,7 +352,7 @@
       </w:r>
       <w:r>
         <w:rPr>
-          <w:rFonts w:ascii="Calibri" w:hAnsi="Calibri" w:cs="Calibri"/>
+          <w:rFonts w:cs="Calibri"/>
           <w:b/>
           <w:bCs/>
           <w:sz w:val="32"/>
@@ -340,31 +362,33 @@
       </w:r>
       <w:r>
         <w:rPr>
-          <w:rFonts w:ascii="Calibri" w:hAnsi="Calibri" w:cs="Calibri"/>
+          <w:rFonts w:cs="Calibri"/>
           <w:sz w:val="32"/>
           <w:szCs w:val="32"/>
         </w:rPr>
         <w:t>…………………………</w:t>
       </w:r>
-      <w:r>
-        <w:rPr>
-          <w:rFonts w:ascii="Calibri" w:hAnsi="Calibri" w:cs="Calibri"/>
-          <w:sz w:val="32"/>
-          <w:szCs w:val="32"/>
-        </w:rPr>
-        <w:t>…………….</w:t>
-      </w:r>
-      <w:r>
-        <w:rPr>
-          <w:rFonts w:ascii="Calibri" w:hAnsi="Calibri" w:cs="Calibri"/>
+      <w:proofErr w:type="gramStart"/>
+      <w:r>
+        <w:rPr>
+          <w:rFonts w:cs="Calibri"/>
+          <w:sz w:val="32"/>
+          <w:szCs w:val="32"/>
+        </w:rPr>
+        <w:t>….</w:t>
+      </w:r>
+      <w:r>
+        <w:rPr>
+          <w:rFonts w:cs="Calibri"/>
           <w:sz w:val="32"/>
           <w:szCs w:val="32"/>
         </w:rPr>
         <w:t>.</w:t>
       </w:r>
-      <w:r>
-        <w:rPr>
-          <w:rFonts w:ascii="Calibri" w:hAnsi="Calibri" w:cs="Calibri"/>
+      <w:proofErr w:type="gramEnd"/>
+      <w:r>
+        <w:rPr>
+          <w:rFonts w:cs="Calibri"/>
           <w:sz w:val="32"/>
           <w:szCs w:val="32"/>
         </w:rPr>
@@ -373,15 +397,97 @@
     </w:p>
     <w:p>
       <w:pPr>
-        <w:rPr>
-          <w:rFonts w:ascii="Calibri" w:hAnsi="Calibri" w:cs="Calibri"/>
-          <w:sz w:val="32"/>
-          <w:szCs w:val="32"/>
-        </w:rPr>
-      </w:pPr>
-      <w:r>
-        <w:rPr>
-          <w:rFonts w:ascii="Calibri" w:hAnsi="Calibri" w:cs="Calibri"/>
+        <w:pStyle w:val="ListParagraph"/>
+        <w:numPr>
+          <w:ilvl w:val="0"/>
+          <w:numId w:val="10"/>
+        </w:numPr>
+        <w:jc w:val="both"/>
+        <w:rPr>
+          <w:rFonts w:cs="Calibri"/>
+          <w:sz w:val="32"/>
+          <w:szCs w:val="32"/>
+        </w:rPr>
+      </w:pPr>
+      <w:r>
+        <w:rPr>
+          <w:rFonts w:cs="Calibri"/>
+          <w:sz w:val="32"/>
+          <w:szCs w:val="32"/>
+        </w:rPr>
+        <w:t>Private Named Parameters in</w:t>
+      </w:r>
+      <w:r>
+        <w:rPr>
+          <w:rFonts w:cs="Calibri"/>
+          <w:b/>
+          <w:bCs/>
+          <w:sz w:val="32"/>
+          <w:szCs w:val="32"/>
+        </w:rPr>
+        <w:t xml:space="preserve"> Dart</w:t>
+      </w:r>
+      <w:r>
+        <w:rPr>
+          <w:rFonts w:cs="Calibri"/>
+          <w:sz w:val="32"/>
+          <w:szCs w:val="32"/>
+        </w:rPr>
+        <w:t>…………………………………</w:t>
+      </w:r>
+      <w:proofErr w:type="gramStart"/>
+      <w:r>
+        <w:rPr>
+          <w:rFonts w:cs="Calibri"/>
+          <w:sz w:val="32"/>
+          <w:szCs w:val="32"/>
+        </w:rPr>
+        <w:t>…</w:t>
+      </w:r>
+      <w:r>
+        <w:rPr>
+          <w:rFonts w:cs="Calibri"/>
+          <w:sz w:val="32"/>
+          <w:szCs w:val="32"/>
+        </w:rPr>
+        <w:t>..</w:t>
+      </w:r>
+      <w:proofErr w:type="gramEnd"/>
+      <w:r>
+        <w:rPr>
+          <w:rFonts w:cs="Calibri"/>
+          <w:sz w:val="32"/>
+          <w:szCs w:val="32"/>
+        </w:rPr>
+        <w:t>8</w:t>
+      </w:r>
+    </w:p>
+    <w:p>
+      <w:pPr>
+        <w:pStyle w:val="ListParagraph"/>
+        <w:numPr>
+          <w:ilvl w:val="0"/>
+          <w:numId w:val="10"/>
+        </w:numPr>
+        <w:jc w:val="both"/>
+        <w:rPr>
+          <w:rFonts w:cs="Calibri"/>
+          <w:sz w:val="32"/>
+          <w:szCs w:val="32"/>
+        </w:rPr>
+      </w:pPr>
+    </w:p>
+    <w:p>
+      <w:pPr>
+        <w:rPr>
+          <w:rFonts w:cs="Calibri"/>
+          <w:sz w:val="32"/>
+          <w:szCs w:val="32"/>
+        </w:rPr>
+      </w:pPr>
+      <w:r>
+        <w:rPr>
+          <w:rFonts w:cs="Calibri"/>
           <w:sz w:val="32"/>
           <w:szCs w:val="32"/>
         </w:rPr>
@@ -392,20 +498,20 @@
       <w:pPr>
         <w:jc w:val="both"/>
         <w:rPr>
-          <w:rFonts w:ascii="Calibri" w:hAnsi="Calibri" w:cs="Calibri"/>
-          <w:b/>
-          <w:bCs/>
-          <w:sz w:val="34"/>
-          <w:szCs w:val="34"/>
-        </w:rPr>
-      </w:pPr>
-      <w:r>
-        <w:rPr>
-          <w:rFonts w:ascii="Calibri" w:hAnsi="Calibri" w:cs="Calibri"/>
-          <w:b/>
-          <w:bCs/>
-          <w:sz w:val="34"/>
-          <w:szCs w:val="34"/>
+          <w:rFonts w:cs="Calibri"/>
+          <w:b/>
+          <w:bCs/>
+          <w:sz w:val="32"/>
+          <w:szCs w:val="32"/>
+        </w:rPr>
+      </w:pPr>
+      <w:r>
+        <w:rPr>
+          <w:rFonts w:cs="Calibri"/>
+          <w:b/>
+          <w:bCs/>
+          <w:sz w:val="32"/>
+          <w:szCs w:val="32"/>
         </w:rPr>
         <w:lastRenderedPageBreak/>
         <w:t>Dot Short-Hands:</w:t>
@@ -415,20 +521,20 @@
       <w:pPr>
         <w:jc w:val="both"/>
         <w:rPr>
-          <w:rFonts w:ascii="Calibri" w:hAnsi="Calibri" w:cs="Calibri"/>
-          <w:b/>
-          <w:bCs/>
-          <w:sz w:val="34"/>
-          <w:szCs w:val="34"/>
-        </w:rPr>
-      </w:pPr>
-      <w:r>
-        <w:rPr>
-          <w:rFonts w:ascii="Calibri" w:hAnsi="Calibri" w:cs="Calibri"/>
-          <w:b/>
-          <w:bCs/>
-          <w:sz w:val="34"/>
-          <w:szCs w:val="34"/>
+          <w:rFonts w:cs="Calibri"/>
+          <w:b/>
+          <w:bCs/>
+          <w:sz w:val="32"/>
+          <w:szCs w:val="32"/>
+        </w:rPr>
+      </w:pPr>
+      <w:r>
+        <w:rPr>
+          <w:rFonts w:cs="Calibri"/>
+          <w:b/>
+          <w:bCs/>
+          <w:sz w:val="32"/>
+          <w:szCs w:val="32"/>
         </w:rPr>
         <w:t>Dot Short-Hands for enum:</w:t>
       </w:r>
@@ -437,163 +543,173 @@
       <w:pPr>
         <w:jc w:val="both"/>
         <w:rPr>
-          <w:rFonts w:ascii="Calibri" w:hAnsi="Calibri" w:cs="Calibri"/>
-          <w:b/>
-          <w:bCs/>
-          <w:sz w:val="34"/>
-          <w:szCs w:val="34"/>
-        </w:rPr>
-      </w:pPr>
-      <w:r>
-        <w:rPr>
-          <w:rFonts w:ascii="Calibri" w:hAnsi="Calibri" w:cs="Calibri"/>
-          <w:sz w:val="34"/>
-          <w:szCs w:val="34"/>
+          <w:rFonts w:cs="Calibri"/>
+          <w:b/>
+          <w:bCs/>
+          <w:sz w:val="32"/>
+          <w:szCs w:val="32"/>
+        </w:rPr>
+      </w:pPr>
+      <w:r>
+        <w:rPr>
+          <w:rFonts w:cs="Calibri"/>
+          <w:sz w:val="32"/>
+          <w:szCs w:val="32"/>
         </w:rPr>
         <w:t xml:space="preserve"># </w:t>
       </w:r>
       <w:r>
         <w:rPr>
-          <w:rFonts w:ascii="Calibri" w:hAnsi="Calibri" w:cs="Calibri"/>
-          <w:sz w:val="34"/>
-          <w:szCs w:val="34"/>
+          <w:rFonts w:cs="Calibri"/>
+          <w:sz w:val="32"/>
+          <w:szCs w:val="32"/>
         </w:rPr>
         <w:t xml:space="preserve">Dart 3.10 introduced “contextual shorthand” for </w:t>
       </w:r>
       <w:r>
         <w:rPr>
-          <w:rFonts w:ascii="Calibri" w:hAnsi="Calibri" w:cs="Calibri"/>
-          <w:b/>
-          <w:bCs/>
-          <w:sz w:val="34"/>
-          <w:szCs w:val="34"/>
+          <w:rFonts w:cs="Calibri"/>
+          <w:b/>
+          <w:bCs/>
+          <w:sz w:val="32"/>
+          <w:szCs w:val="32"/>
         </w:rPr>
         <w:t xml:space="preserve">enum </w:t>
       </w:r>
       <w:r>
         <w:rPr>
-          <w:rFonts w:ascii="Calibri" w:hAnsi="Calibri" w:cs="Calibri"/>
-          <w:sz w:val="34"/>
-          <w:szCs w:val="34"/>
+          <w:rFonts w:cs="Calibri"/>
+          <w:sz w:val="32"/>
+          <w:szCs w:val="32"/>
         </w:rPr>
         <w:t>values inside Flutter widget properties.</w:t>
       </w:r>
       <w:r>
         <w:rPr>
-          <w:rFonts w:ascii="Calibri" w:hAnsi="Calibri" w:cs="Calibri"/>
-          <w:sz w:val="34"/>
-          <w:szCs w:val="34"/>
+          <w:rFonts w:cs="Calibri"/>
+          <w:sz w:val="32"/>
+          <w:szCs w:val="32"/>
         </w:rPr>
         <w:t xml:space="preserve"> When a parameter expects an </w:t>
       </w:r>
       <w:r>
         <w:rPr>
-          <w:rFonts w:ascii="Calibri" w:hAnsi="Calibri" w:cs="Calibri"/>
-          <w:b/>
-          <w:bCs/>
-          <w:sz w:val="34"/>
-          <w:szCs w:val="34"/>
+          <w:rFonts w:cs="Calibri"/>
+          <w:b/>
+          <w:bCs/>
+          <w:sz w:val="32"/>
+          <w:szCs w:val="32"/>
         </w:rPr>
         <w:t>enum</w:t>
       </w:r>
       <w:r>
         <w:rPr>
-          <w:rFonts w:ascii="Calibri" w:hAnsi="Calibri" w:cs="Calibri"/>
-          <w:sz w:val="34"/>
-          <w:szCs w:val="34"/>
+          <w:rFonts w:cs="Calibri"/>
+          <w:sz w:val="32"/>
+          <w:szCs w:val="32"/>
         </w:rPr>
         <w:t xml:space="preserve"> type like this </w:t>
       </w:r>
       <w:proofErr w:type="spellStart"/>
       <w:r>
         <w:rPr>
-          <w:rFonts w:ascii="Calibri" w:hAnsi="Calibri" w:cs="Calibri"/>
-          <w:b/>
-          <w:bCs/>
-          <w:sz w:val="34"/>
-          <w:szCs w:val="34"/>
+          <w:rFonts w:cs="Calibri"/>
+          <w:b/>
+          <w:bCs/>
+          <w:sz w:val="32"/>
+          <w:szCs w:val="32"/>
         </w:rPr>
         <w:t>crossAxisAlignment</w:t>
       </w:r>
       <w:proofErr w:type="spellEnd"/>
       <w:r>
         <w:rPr>
-          <w:rFonts w:ascii="Calibri" w:hAnsi="Calibri" w:cs="Calibri"/>
-          <w:b/>
-          <w:bCs/>
-          <w:sz w:val="34"/>
-          <w:szCs w:val="34"/>
+          <w:rFonts w:cs="Calibri"/>
+          <w:b/>
+          <w:bCs/>
+          <w:sz w:val="32"/>
+          <w:szCs w:val="32"/>
         </w:rPr>
         <w:t xml:space="preserve">: </w:t>
       </w:r>
       <w:proofErr w:type="spellStart"/>
       <w:r>
         <w:rPr>
-          <w:rFonts w:ascii="Calibri" w:hAnsi="Calibri" w:cs="Calibri"/>
-          <w:b/>
-          <w:bCs/>
-          <w:sz w:val="34"/>
-          <w:szCs w:val="34"/>
+          <w:rFonts w:cs="Calibri"/>
+          <w:b/>
+          <w:bCs/>
+          <w:sz w:val="32"/>
+          <w:szCs w:val="32"/>
         </w:rPr>
         <w:t>CrossAxisAlignment</w:t>
       </w:r>
       <w:proofErr w:type="spellEnd"/>
       <w:r>
         <w:rPr>
-          <w:rFonts w:ascii="Calibri" w:hAnsi="Calibri" w:cs="Calibri"/>
-          <w:b/>
-          <w:bCs/>
-          <w:sz w:val="34"/>
-          <w:szCs w:val="34"/>
+          <w:rFonts w:cs="Calibri"/>
+          <w:b/>
+          <w:bCs/>
+          <w:sz w:val="32"/>
+          <w:szCs w:val="32"/>
         </w:rPr>
         <w:t xml:space="preserve"> </w:t>
       </w:r>
       <w:r>
         <w:rPr>
-          <w:rFonts w:ascii="Calibri" w:hAnsi="Calibri" w:cs="Calibri"/>
-          <w:sz w:val="34"/>
-          <w:szCs w:val="34"/>
+          <w:rFonts w:cs="Calibri"/>
+          <w:sz w:val="32"/>
+          <w:szCs w:val="32"/>
         </w:rPr>
         <w:t>Dart already knows the type. So instead of repeating</w:t>
       </w:r>
       <w:r>
         <w:rPr>
-          <w:rFonts w:ascii="Calibri" w:hAnsi="Calibri" w:cs="Calibri"/>
-          <w:sz w:val="34"/>
-          <w:szCs w:val="34"/>
+          <w:rFonts w:cs="Calibri"/>
+          <w:sz w:val="32"/>
+          <w:szCs w:val="32"/>
         </w:rPr>
         <w:t xml:space="preserve"> </w:t>
       </w:r>
       <w:proofErr w:type="spellStart"/>
       <w:r>
         <w:rPr>
-          <w:rFonts w:ascii="Calibri" w:hAnsi="Calibri" w:cs="Calibri"/>
-          <w:b/>
-          <w:bCs/>
-          <w:sz w:val="34"/>
-          <w:szCs w:val="34"/>
+          <w:rFonts w:cs="Calibri"/>
+          <w:b/>
+          <w:bCs/>
+          <w:sz w:val="32"/>
+          <w:szCs w:val="32"/>
         </w:rPr>
         <w:t>CrossAxisAlignment.start</w:t>
       </w:r>
       <w:proofErr w:type="spellEnd"/>
       <w:r>
         <w:rPr>
-          <w:rFonts w:ascii="Calibri" w:hAnsi="Calibri" w:cs="Calibri"/>
-          <w:sz w:val="34"/>
-          <w:szCs w:val="34"/>
-        </w:rPr>
-        <w:t xml:space="preserve"> we can simply write </w:t>
-      </w:r>
-      <w:r>
-        <w:rPr>
-          <w:rFonts w:ascii="Calibri" w:hAnsi="Calibri" w:cs="Calibri"/>
-          <w:b/>
-          <w:bCs/>
-          <w:sz w:val="34"/>
-          <w:szCs w:val="34"/>
+          <w:rFonts w:cs="Calibri"/>
+          <w:sz w:val="32"/>
+          <w:szCs w:val="32"/>
+        </w:rPr>
+        <w:t xml:space="preserve"> we can simply </w:t>
+      </w:r>
+      <w:proofErr w:type="gramStart"/>
+      <w:r>
+        <w:rPr>
+          <w:rFonts w:cs="Calibri"/>
+          <w:sz w:val="32"/>
+          <w:szCs w:val="32"/>
+        </w:rPr>
+        <w:t xml:space="preserve">write </w:t>
+      </w:r>
+      <w:r>
+        <w:rPr>
+          <w:rFonts w:cs="Calibri"/>
+          <w:b/>
+          <w:bCs/>
+          <w:sz w:val="32"/>
+          <w:szCs w:val="32"/>
         </w:rPr>
         <w:t>.start</w:t>
       </w:r>
+      <w:proofErr w:type="gramEnd"/>
     </w:p>
     <w:p>
       <w:pPr>
@@ -602,24 +718,24 @@
         </w:tabs>
         <w:jc w:val="both"/>
         <w:rPr>
-          <w:rFonts w:ascii="Calibri" w:hAnsi="Calibri" w:cs="Calibri"/>
-          <w:sz w:val="34"/>
-          <w:szCs w:val="34"/>
-        </w:rPr>
-      </w:pPr>
-      <w:r>
-        <w:rPr>
-          <w:rFonts w:ascii="Calibri" w:hAnsi="Calibri" w:cs="Calibri"/>
-          <w:sz w:val="34"/>
-          <w:szCs w:val="34"/>
+          <w:rFonts w:cs="Calibri"/>
+          <w:sz w:val="32"/>
+          <w:szCs w:val="32"/>
+        </w:rPr>
+      </w:pPr>
+      <w:r>
+        <w:rPr>
+          <w:rFonts w:cs="Calibri"/>
+          <w:sz w:val="32"/>
+          <w:szCs w:val="32"/>
         </w:rPr>
         <w:t># Old way</w:t>
       </w:r>
       <w:r>
         <w:rPr>
-          <w:rFonts w:ascii="Calibri" w:hAnsi="Calibri" w:cs="Calibri"/>
-          <w:sz w:val="34"/>
-          <w:szCs w:val="34"/>
+          <w:rFonts w:cs="Calibri"/>
+          <w:sz w:val="32"/>
+          <w:szCs w:val="32"/>
         </w:rPr>
         <w:tab/>
       </w:r>
@@ -628,94 +744,96 @@
       <w:pPr>
         <w:jc w:val="both"/>
         <w:rPr>
-          <w:rFonts w:ascii="Calibri" w:hAnsi="Calibri" w:cs="Calibri"/>
-          <w:b/>
-          <w:bCs/>
-          <w:color w:val="D86DCB" w:themeColor="accent5" w:themeTint="99"/>
-          <w:sz w:val="34"/>
-          <w:szCs w:val="34"/>
-        </w:rPr>
-      </w:pPr>
-      <w:r>
-        <w:rPr>
-          <w:rFonts w:ascii="Calibri" w:hAnsi="Calibri" w:cs="Calibri"/>
-          <w:b/>
-          <w:bCs/>
-          <w:color w:val="D86DCB" w:themeColor="accent5" w:themeTint="99"/>
-          <w:sz w:val="34"/>
-          <w:szCs w:val="34"/>
+          <w:rFonts w:cs="Calibri"/>
+          <w:b/>
+          <w:bCs/>
+          <w:color w:val="D86DCB" w:themeColor="accent5" w:themeTint="99"/>
+          <w:sz w:val="32"/>
+          <w:szCs w:val="32"/>
+        </w:rPr>
+      </w:pPr>
+      <w:proofErr w:type="gramStart"/>
+      <w:r>
+        <w:rPr>
+          <w:rFonts w:cs="Calibri"/>
+          <w:b/>
+          <w:bCs/>
+          <w:color w:val="D86DCB" w:themeColor="accent5" w:themeTint="99"/>
+          <w:sz w:val="32"/>
+          <w:szCs w:val="32"/>
         </w:rPr>
         <w:t>Row(</w:t>
       </w:r>
-    </w:p>
-    <w:p>
-      <w:pPr>
-        <w:jc w:val="both"/>
-        <w:rPr>
-          <w:rFonts w:ascii="Calibri" w:hAnsi="Calibri" w:cs="Calibri"/>
-          <w:b/>
-          <w:bCs/>
-          <w:color w:val="D86DCB" w:themeColor="accent5" w:themeTint="99"/>
-          <w:sz w:val="34"/>
-          <w:szCs w:val="34"/>
-        </w:rPr>
-      </w:pPr>
-      <w:r>
-        <w:rPr>
-          <w:rFonts w:ascii="Calibri" w:hAnsi="Calibri" w:cs="Calibri"/>
-          <w:b/>
-          <w:bCs/>
-          <w:color w:val="D86DCB" w:themeColor="accent5" w:themeTint="99"/>
-          <w:sz w:val="34"/>
-          <w:szCs w:val="34"/>
+      <w:proofErr w:type="gramEnd"/>
+    </w:p>
+    <w:p>
+      <w:pPr>
+        <w:jc w:val="both"/>
+        <w:rPr>
+          <w:rFonts w:cs="Calibri"/>
+          <w:b/>
+          <w:bCs/>
+          <w:color w:val="D86DCB" w:themeColor="accent5" w:themeTint="99"/>
+          <w:sz w:val="32"/>
+          <w:szCs w:val="32"/>
+        </w:rPr>
+      </w:pPr>
+      <w:r>
+        <w:rPr>
+          <w:rFonts w:cs="Calibri"/>
+          <w:b/>
+          <w:bCs/>
+          <w:color w:val="D86DCB" w:themeColor="accent5" w:themeTint="99"/>
+          <w:sz w:val="32"/>
+          <w:szCs w:val="32"/>
         </w:rPr>
         <w:t xml:space="preserve">  </w:t>
       </w:r>
       <w:proofErr w:type="spellStart"/>
       <w:r>
         <w:rPr>
-          <w:rFonts w:ascii="Calibri" w:hAnsi="Calibri" w:cs="Calibri"/>
-          <w:b/>
-          <w:bCs/>
-          <w:color w:val="D86DCB" w:themeColor="accent5" w:themeTint="99"/>
-          <w:sz w:val="34"/>
-          <w:szCs w:val="34"/>
+          <w:rFonts w:cs="Calibri"/>
+          <w:b/>
+          <w:bCs/>
+          <w:color w:val="D86DCB" w:themeColor="accent5" w:themeTint="99"/>
+          <w:sz w:val="32"/>
+          <w:szCs w:val="32"/>
         </w:rPr>
         <w:t>crossAxisAlignment</w:t>
       </w:r>
       <w:proofErr w:type="spellEnd"/>
       <w:r>
         <w:rPr>
-          <w:rFonts w:ascii="Calibri" w:hAnsi="Calibri" w:cs="Calibri"/>
-          <w:b/>
-          <w:bCs/>
-          <w:color w:val="D86DCB" w:themeColor="accent5" w:themeTint="99"/>
-          <w:sz w:val="34"/>
-          <w:szCs w:val="34"/>
+          <w:rFonts w:cs="Calibri"/>
+          <w:b/>
+          <w:bCs/>
+          <w:color w:val="D86DCB" w:themeColor="accent5" w:themeTint="99"/>
+          <w:sz w:val="32"/>
+          <w:szCs w:val="32"/>
         </w:rPr>
         <w:t xml:space="preserve">: </w:t>
       </w:r>
       <w:proofErr w:type="spellStart"/>
       <w:r>
         <w:rPr>
-          <w:rFonts w:ascii="Calibri" w:hAnsi="Calibri" w:cs="Calibri"/>
-          <w:b/>
-          <w:bCs/>
-          <w:color w:val="D86DCB" w:themeColor="accent5" w:themeTint="99"/>
-          <w:sz w:val="34"/>
-          <w:szCs w:val="34"/>
+          <w:rFonts w:cs="Calibri"/>
+          <w:b/>
+          <w:bCs/>
+          <w:color w:val="D86DCB" w:themeColor="accent5" w:themeTint="99"/>
+          <w:sz w:val="32"/>
+          <w:szCs w:val="32"/>
         </w:rPr>
         <w:t>CrossAxisAlignment.start</w:t>
       </w:r>
       <w:proofErr w:type="spellEnd"/>
       <w:r>
         <w:rPr>
-          <w:rFonts w:ascii="Calibri" w:hAnsi="Calibri" w:cs="Calibri"/>
-          <w:b/>
-          <w:bCs/>
-          <w:color w:val="D86DCB" w:themeColor="accent5" w:themeTint="99"/>
-          <w:sz w:val="34"/>
-          <w:szCs w:val="34"/>
+          <w:rFonts w:cs="Calibri"/>
+          <w:b/>
+          <w:bCs/>
+          <w:color w:val="D86DCB" w:themeColor="accent5" w:themeTint="99"/>
+          <w:sz w:val="32"/>
+          <w:szCs w:val="32"/>
         </w:rPr>
         <w:t>,</w:t>
       </w:r>
@@ -724,22 +842,22 @@
       <w:pPr>
         <w:jc w:val="both"/>
         <w:rPr>
-          <w:rFonts w:ascii="Calibri" w:hAnsi="Calibri" w:cs="Calibri"/>
-          <w:b/>
-          <w:bCs/>
-          <w:color w:val="D86DCB" w:themeColor="accent5" w:themeTint="99"/>
-          <w:sz w:val="34"/>
-          <w:szCs w:val="34"/>
-        </w:rPr>
-      </w:pPr>
-      <w:r>
-        <w:rPr>
-          <w:rFonts w:ascii="Calibri" w:hAnsi="Calibri" w:cs="Calibri"/>
-          <w:b/>
-          <w:bCs/>
-          <w:color w:val="D86DCB" w:themeColor="accent5" w:themeTint="99"/>
-          <w:sz w:val="34"/>
-          <w:szCs w:val="34"/>
+          <w:rFonts w:cs="Calibri"/>
+          <w:b/>
+          <w:bCs/>
+          <w:color w:val="D86DCB" w:themeColor="accent5" w:themeTint="99"/>
+          <w:sz w:val="32"/>
+          <w:szCs w:val="32"/>
+        </w:rPr>
+      </w:pPr>
+      <w:r>
+        <w:rPr>
+          <w:rFonts w:cs="Calibri"/>
+          <w:b/>
+          <w:bCs/>
+          <w:color w:val="D86DCB" w:themeColor="accent5" w:themeTint="99"/>
+          <w:sz w:val="32"/>
+          <w:szCs w:val="32"/>
         </w:rPr>
         <w:t>)</w:t>
       </w:r>
@@ -748,16 +866,16 @@
       <w:pPr>
         <w:jc w:val="both"/>
         <w:rPr>
-          <w:rFonts w:ascii="Calibri" w:hAnsi="Calibri" w:cs="Calibri"/>
-          <w:sz w:val="34"/>
-          <w:szCs w:val="34"/>
-        </w:rPr>
-      </w:pPr>
-      <w:r>
-        <w:rPr>
-          <w:rFonts w:ascii="Calibri" w:hAnsi="Calibri" w:cs="Calibri"/>
-          <w:sz w:val="34"/>
-          <w:szCs w:val="34"/>
+          <w:rFonts w:cs="Calibri"/>
+          <w:sz w:val="32"/>
+          <w:szCs w:val="32"/>
+        </w:rPr>
+      </w:pPr>
+      <w:r>
+        <w:rPr>
+          <w:rFonts w:cs="Calibri"/>
+          <w:sz w:val="32"/>
+          <w:szCs w:val="32"/>
         </w:rPr>
         <w:t># New dart dot shorthand</w:t>
       </w:r>
@@ -766,94 +884,96 @@
       <w:pPr>
         <w:jc w:val="both"/>
         <w:rPr>
-          <w:rFonts w:ascii="Calibri" w:hAnsi="Calibri" w:cs="Calibri"/>
-          <w:b/>
-          <w:bCs/>
-          <w:color w:val="D86DCB" w:themeColor="accent5" w:themeTint="99"/>
-          <w:sz w:val="34"/>
-          <w:szCs w:val="34"/>
-        </w:rPr>
-      </w:pPr>
-      <w:r>
-        <w:rPr>
-          <w:rFonts w:ascii="Calibri" w:hAnsi="Calibri" w:cs="Calibri"/>
-          <w:b/>
-          <w:bCs/>
-          <w:color w:val="D86DCB" w:themeColor="accent5" w:themeTint="99"/>
-          <w:sz w:val="34"/>
-          <w:szCs w:val="34"/>
+          <w:rFonts w:cs="Calibri"/>
+          <w:b/>
+          <w:bCs/>
+          <w:color w:val="D86DCB" w:themeColor="accent5" w:themeTint="99"/>
+          <w:sz w:val="32"/>
+          <w:szCs w:val="32"/>
+        </w:rPr>
+      </w:pPr>
+      <w:proofErr w:type="gramStart"/>
+      <w:r>
+        <w:rPr>
+          <w:rFonts w:cs="Calibri"/>
+          <w:b/>
+          <w:bCs/>
+          <w:color w:val="D86DCB" w:themeColor="accent5" w:themeTint="99"/>
+          <w:sz w:val="32"/>
+          <w:szCs w:val="32"/>
         </w:rPr>
         <w:t>Row(</w:t>
       </w:r>
-    </w:p>
-    <w:p>
-      <w:pPr>
-        <w:jc w:val="both"/>
-        <w:rPr>
-          <w:rFonts w:ascii="Calibri" w:hAnsi="Calibri" w:cs="Calibri"/>
-          <w:b/>
-          <w:bCs/>
-          <w:color w:val="D86DCB" w:themeColor="accent5" w:themeTint="99"/>
-          <w:sz w:val="34"/>
-          <w:szCs w:val="34"/>
-        </w:rPr>
-      </w:pPr>
-      <w:r>
-        <w:rPr>
-          <w:rFonts w:ascii="Calibri" w:hAnsi="Calibri" w:cs="Calibri"/>
-          <w:b/>
-          <w:bCs/>
-          <w:color w:val="D86DCB" w:themeColor="accent5" w:themeTint="99"/>
-          <w:sz w:val="34"/>
-          <w:szCs w:val="34"/>
+      <w:proofErr w:type="gramEnd"/>
+    </w:p>
+    <w:p>
+      <w:pPr>
+        <w:jc w:val="both"/>
+        <w:rPr>
+          <w:rFonts w:cs="Calibri"/>
+          <w:b/>
+          <w:bCs/>
+          <w:color w:val="D86DCB" w:themeColor="accent5" w:themeTint="99"/>
+          <w:sz w:val="32"/>
+          <w:szCs w:val="32"/>
+        </w:rPr>
+      </w:pPr>
+      <w:r>
+        <w:rPr>
+          <w:rFonts w:cs="Calibri"/>
+          <w:b/>
+          <w:bCs/>
+          <w:color w:val="D86DCB" w:themeColor="accent5" w:themeTint="99"/>
+          <w:sz w:val="32"/>
+          <w:szCs w:val="32"/>
         </w:rPr>
         <w:t xml:space="preserve">  </w:t>
       </w:r>
       <w:proofErr w:type="spellStart"/>
       <w:r>
         <w:rPr>
-          <w:rFonts w:ascii="Calibri" w:hAnsi="Calibri" w:cs="Calibri"/>
-          <w:b/>
-          <w:bCs/>
-          <w:color w:val="D86DCB" w:themeColor="accent5" w:themeTint="99"/>
-          <w:sz w:val="34"/>
-          <w:szCs w:val="34"/>
+          <w:rFonts w:cs="Calibri"/>
+          <w:b/>
+          <w:bCs/>
+          <w:color w:val="D86DCB" w:themeColor="accent5" w:themeTint="99"/>
+          <w:sz w:val="32"/>
+          <w:szCs w:val="32"/>
         </w:rPr>
         <w:t>crossAxisAlignment</w:t>
       </w:r>
       <w:proofErr w:type="spellEnd"/>
       <w:r>
         <w:rPr>
-          <w:rFonts w:ascii="Calibri" w:hAnsi="Calibri" w:cs="Calibri"/>
-          <w:b/>
-          <w:bCs/>
-          <w:color w:val="D86DCB" w:themeColor="accent5" w:themeTint="99"/>
-          <w:sz w:val="34"/>
-          <w:szCs w:val="34"/>
+          <w:rFonts w:cs="Calibri"/>
+          <w:b/>
+          <w:bCs/>
+          <w:color w:val="D86DCB" w:themeColor="accent5" w:themeTint="99"/>
+          <w:sz w:val="32"/>
+          <w:szCs w:val="32"/>
         </w:rPr>
         <w:t xml:space="preserve">: </w:t>
       </w:r>
       <w:proofErr w:type="spellStart"/>
       <w:r>
         <w:rPr>
-          <w:rFonts w:ascii="Calibri" w:hAnsi="Calibri" w:cs="Calibri"/>
-          <w:b/>
-          <w:bCs/>
-          <w:color w:val="D86DCB" w:themeColor="accent5" w:themeTint="99"/>
-          <w:sz w:val="34"/>
-          <w:szCs w:val="34"/>
+          <w:rFonts w:cs="Calibri"/>
+          <w:b/>
+          <w:bCs/>
+          <w:color w:val="D86DCB" w:themeColor="accent5" w:themeTint="99"/>
+          <w:sz w:val="32"/>
+          <w:szCs w:val="32"/>
         </w:rPr>
         <w:t>CrossAxisAlignment.start</w:t>
       </w:r>
       <w:proofErr w:type="spellEnd"/>
       <w:r>
         <w:rPr>
-          <w:rFonts w:ascii="Calibri" w:hAnsi="Calibri" w:cs="Calibri"/>
-          <w:b/>
-          <w:bCs/>
-          <w:color w:val="D86DCB" w:themeColor="accent5" w:themeTint="99"/>
-          <w:sz w:val="34"/>
-          <w:szCs w:val="34"/>
+          <w:rFonts w:cs="Calibri"/>
+          <w:b/>
+          <w:bCs/>
+          <w:color w:val="D86DCB" w:themeColor="accent5" w:themeTint="99"/>
+          <w:sz w:val="32"/>
+          <w:szCs w:val="32"/>
         </w:rPr>
         <w:t>,</w:t>
       </w:r>
@@ -862,22 +982,22 @@
       <w:pPr>
         <w:jc w:val="both"/>
         <w:rPr>
-          <w:rFonts w:ascii="Calibri" w:hAnsi="Calibri" w:cs="Calibri"/>
-          <w:b/>
-          <w:bCs/>
-          <w:color w:val="D86DCB" w:themeColor="accent5" w:themeTint="99"/>
-          <w:sz w:val="34"/>
-          <w:szCs w:val="34"/>
-        </w:rPr>
-      </w:pPr>
-      <w:r>
-        <w:rPr>
-          <w:rFonts w:ascii="Calibri" w:hAnsi="Calibri" w:cs="Calibri"/>
-          <w:b/>
-          <w:bCs/>
-          <w:color w:val="D86DCB" w:themeColor="accent5" w:themeTint="99"/>
-          <w:sz w:val="34"/>
-          <w:szCs w:val="34"/>
+          <w:rFonts w:cs="Calibri"/>
+          <w:b/>
+          <w:bCs/>
+          <w:color w:val="D86DCB" w:themeColor="accent5" w:themeTint="99"/>
+          <w:sz w:val="32"/>
+          <w:szCs w:val="32"/>
+        </w:rPr>
+      </w:pPr>
+      <w:r>
+        <w:rPr>
+          <w:rFonts w:cs="Calibri"/>
+          <w:b/>
+          <w:bCs/>
+          <w:color w:val="D86DCB" w:themeColor="accent5" w:themeTint="99"/>
+          <w:sz w:val="32"/>
+          <w:szCs w:val="32"/>
         </w:rPr>
         <w:t>)</w:t>
       </w:r>
@@ -886,64 +1006,64 @@
       <w:pPr>
         <w:jc w:val="both"/>
         <w:rPr>
-          <w:rFonts w:ascii="Calibri" w:hAnsi="Calibri" w:cs="Calibri"/>
-          <w:sz w:val="34"/>
-          <w:szCs w:val="34"/>
-        </w:rPr>
-      </w:pPr>
-    </w:p>
-    <w:p>
-      <w:pPr>
-        <w:jc w:val="both"/>
-        <w:rPr>
-          <w:rFonts w:ascii="Calibri" w:hAnsi="Calibri" w:cs="Calibri"/>
-          <w:sz w:val="34"/>
-          <w:szCs w:val="34"/>
-        </w:rPr>
-      </w:pPr>
-      <w:r>
-        <w:rPr>
-          <w:rFonts w:ascii="Calibri" w:hAnsi="Calibri" w:cs="Calibri"/>
-          <w:sz w:val="34"/>
-          <w:szCs w:val="34"/>
+          <w:rFonts w:cs="Calibri"/>
+          <w:sz w:val="32"/>
+          <w:szCs w:val="32"/>
+        </w:rPr>
+      </w:pPr>
+    </w:p>
+    <w:p>
+      <w:pPr>
+        <w:jc w:val="both"/>
+        <w:rPr>
+          <w:rFonts w:cs="Calibri"/>
+          <w:sz w:val="32"/>
+          <w:szCs w:val="32"/>
+        </w:rPr>
+      </w:pPr>
+      <w:r>
+        <w:rPr>
+          <w:rFonts w:cs="Calibri"/>
+          <w:sz w:val="32"/>
+          <w:szCs w:val="32"/>
         </w:rPr>
         <w:t>Works with many</w:t>
       </w:r>
       <w:r>
         <w:rPr>
-          <w:rFonts w:ascii="Calibri" w:hAnsi="Calibri" w:cs="Calibri"/>
-          <w:b/>
-          <w:bCs/>
-          <w:sz w:val="34"/>
-          <w:szCs w:val="34"/>
+          <w:rFonts w:cs="Calibri"/>
+          <w:b/>
+          <w:bCs/>
+          <w:sz w:val="32"/>
+          <w:szCs w:val="32"/>
         </w:rPr>
         <w:t xml:space="preserve"> </w:t>
       </w:r>
       <w:proofErr w:type="spellStart"/>
       <w:r>
         <w:rPr>
-          <w:rFonts w:ascii="Calibri" w:hAnsi="Calibri" w:cs="Calibri"/>
-          <w:b/>
-          <w:bCs/>
-          <w:sz w:val="34"/>
-          <w:szCs w:val="34"/>
+          <w:rFonts w:cs="Calibri"/>
+          <w:b/>
+          <w:bCs/>
+          <w:sz w:val="32"/>
+          <w:szCs w:val="32"/>
         </w:rPr>
         <w:t>enum’</w:t>
       </w:r>
       <w:r>
         <w:rPr>
-          <w:rFonts w:ascii="Calibri" w:hAnsi="Calibri" w:cs="Calibri"/>
-          <w:sz w:val="34"/>
-          <w:szCs w:val="34"/>
+          <w:rFonts w:cs="Calibri"/>
+          <w:sz w:val="32"/>
+          <w:szCs w:val="32"/>
         </w:rPr>
         <w:t>s</w:t>
       </w:r>
       <w:proofErr w:type="spellEnd"/>
       <w:r>
         <w:rPr>
-          <w:rFonts w:ascii="Calibri" w:hAnsi="Calibri" w:cs="Calibri"/>
-          <w:sz w:val="34"/>
-          <w:szCs w:val="34"/>
+          <w:rFonts w:cs="Calibri"/>
+          <w:sz w:val="32"/>
+          <w:szCs w:val="32"/>
         </w:rPr>
         <w:t xml:space="preserve"> in Flutter:</w:t>
       </w:r>
@@ -958,50 +1078,72 @@
         <w:ind w:left="360"/>
         <w:jc w:val="both"/>
         <w:rPr>
-          <w:rFonts w:ascii="Calibri" w:hAnsi="Calibri" w:cs="Calibri"/>
-          <w:b/>
-          <w:bCs/>
-          <w:sz w:val="34"/>
-          <w:szCs w:val="34"/>
-        </w:rPr>
-      </w:pPr>
-      <w:r>
-        <w:rPr>
-          <w:rFonts w:ascii="Calibri" w:hAnsi="Calibri" w:cs="Calibri"/>
-          <w:sz w:val="34"/>
-          <w:szCs w:val="34"/>
+          <w:rFonts w:cs="Calibri"/>
+          <w:b/>
+          <w:bCs/>
+          <w:sz w:val="32"/>
+          <w:szCs w:val="32"/>
+        </w:rPr>
+      </w:pPr>
+      <w:r>
+        <w:rPr>
+          <w:rFonts w:cs="Calibri"/>
+          <w:sz w:val="32"/>
+          <w:szCs w:val="32"/>
         </w:rPr>
         <w:t>Alignment:</w:t>
       </w:r>
       <w:r>
         <w:rPr>
-          <w:rFonts w:ascii="Calibri" w:hAnsi="Calibri" w:cs="Calibri"/>
-          <w:b/>
-          <w:bCs/>
-          <w:sz w:val="34"/>
-          <w:szCs w:val="34"/>
+          <w:rFonts w:cs="Calibri"/>
+          <w:b/>
+          <w:bCs/>
+          <w:sz w:val="32"/>
+          <w:szCs w:val="32"/>
         </w:rPr>
         <w:t xml:space="preserve"> </w:t>
       </w:r>
       <w:r>
         <w:rPr>
-          <w:rFonts w:ascii="Calibri" w:hAnsi="Calibri" w:cs="Calibri"/>
-          <w:b/>
-          <w:bCs/>
-          <w:sz w:val="22"/>
-          <w:szCs w:val="22"/>
+          <w:rFonts w:cs="Calibri"/>
+          <w:b/>
+          <w:bCs/>
+          <w:sz w:val="20"/>
+          <w:szCs w:val="20"/>
         </w:rPr>
         <w:sym w:font="Wingdings" w:char="F0E0"/>
       </w:r>
       <w:r>
         <w:rPr>
-          <w:rFonts w:ascii="Calibri" w:hAnsi="Calibri" w:cs="Calibri"/>
-          <w:b/>
-          <w:bCs/>
-          <w:sz w:val="34"/>
-          <w:szCs w:val="34"/>
-        </w:rPr>
-        <w:t xml:space="preserve"> alignment: .center,</w:t>
+          <w:rFonts w:cs="Calibri"/>
+          <w:b/>
+          <w:bCs/>
+          <w:sz w:val="32"/>
+          <w:szCs w:val="32"/>
+        </w:rPr>
+        <w:t xml:space="preserve"> alignment</w:t>
+      </w:r>
+      <w:proofErr w:type="gramStart"/>
+      <w:r>
+        <w:rPr>
+          <w:rFonts w:cs="Calibri"/>
+          <w:b/>
+          <w:bCs/>
+          <w:sz w:val="32"/>
+          <w:szCs w:val="32"/>
+        </w:rPr>
+        <w:t>: .center</w:t>
+      </w:r>
+      <w:proofErr w:type="gramEnd"/>
+      <w:r>
+        <w:rPr>
+          <w:rFonts w:cs="Calibri"/>
+          <w:b/>
+          <w:bCs/>
+          <w:sz w:val="32"/>
+          <w:szCs w:val="32"/>
+        </w:rPr>
+        <w:t>,</w:t>
       </w:r>
     </w:p>
     <w:p>
@@ -1014,82 +1156,94 @@
         <w:ind w:left="360"/>
         <w:jc w:val="both"/>
         <w:rPr>
-          <w:rFonts w:ascii="Calibri" w:hAnsi="Calibri" w:cs="Calibri"/>
-          <w:b/>
-          <w:bCs/>
-          <w:sz w:val="34"/>
-          <w:szCs w:val="34"/>
+          <w:rFonts w:cs="Calibri"/>
+          <w:b/>
+          <w:bCs/>
+          <w:sz w:val="32"/>
+          <w:szCs w:val="32"/>
         </w:rPr>
       </w:pPr>
       <w:proofErr w:type="spellStart"/>
       <w:r>
         <w:rPr>
-          <w:rFonts w:ascii="Calibri" w:hAnsi="Calibri" w:cs="Calibri"/>
-          <w:sz w:val="34"/>
-          <w:szCs w:val="34"/>
+          <w:rFonts w:cs="Calibri"/>
+          <w:sz w:val="32"/>
+          <w:szCs w:val="32"/>
         </w:rPr>
         <w:t>TextAlign</w:t>
       </w:r>
       <w:proofErr w:type="spellEnd"/>
       <w:r>
         <w:rPr>
-          <w:rFonts w:ascii="Calibri" w:hAnsi="Calibri" w:cs="Calibri"/>
-          <w:sz w:val="34"/>
-          <w:szCs w:val="34"/>
+          <w:rFonts w:cs="Calibri"/>
+          <w:sz w:val="32"/>
+          <w:szCs w:val="32"/>
         </w:rPr>
         <w:t>:</w:t>
       </w:r>
       <w:r>
         <w:rPr>
-          <w:rFonts w:ascii="Calibri" w:hAnsi="Calibri" w:cs="Calibri"/>
-          <w:b/>
-          <w:bCs/>
-          <w:sz w:val="34"/>
-          <w:szCs w:val="34"/>
+          <w:rFonts w:cs="Calibri"/>
+          <w:b/>
+          <w:bCs/>
+          <w:sz w:val="32"/>
+          <w:szCs w:val="32"/>
         </w:rPr>
         <w:t xml:space="preserve"> </w:t>
       </w:r>
       <w:r>
         <w:rPr>
-          <w:rFonts w:ascii="Calibri" w:hAnsi="Calibri" w:cs="Calibri"/>
-          <w:b/>
-          <w:bCs/>
-          <w:sz w:val="22"/>
-          <w:szCs w:val="22"/>
+          <w:rFonts w:cs="Calibri"/>
+          <w:b/>
+          <w:bCs/>
+          <w:sz w:val="20"/>
+          <w:szCs w:val="20"/>
         </w:rPr>
         <w:sym w:font="Wingdings" w:char="F0E0"/>
       </w:r>
       <w:r>
         <w:rPr>
-          <w:rFonts w:ascii="Calibri" w:hAnsi="Calibri" w:cs="Calibri"/>
-          <w:b/>
-          <w:bCs/>
-          <w:sz w:val="34"/>
-          <w:szCs w:val="34"/>
+          <w:rFonts w:cs="Calibri"/>
+          <w:b/>
+          <w:bCs/>
+          <w:sz w:val="32"/>
+          <w:szCs w:val="32"/>
         </w:rPr>
         <w:t xml:space="preserve">  </w:t>
       </w:r>
       <w:proofErr w:type="spellStart"/>
       <w:r>
         <w:rPr>
-          <w:rFonts w:ascii="Calibri" w:hAnsi="Calibri" w:cs="Calibri"/>
-          <w:b/>
-          <w:bCs/>
-          <w:sz w:val="34"/>
-          <w:szCs w:val="34"/>
+          <w:rFonts w:cs="Calibri"/>
+          <w:b/>
+          <w:bCs/>
+          <w:sz w:val="32"/>
+          <w:szCs w:val="32"/>
         </w:rPr>
         <w:t>textAlign</w:t>
       </w:r>
       <w:proofErr w:type="spellEnd"/>
-      <w:r>
-        <w:rPr>
-          <w:rFonts w:ascii="Calibri" w:hAnsi="Calibri" w:cs="Calibri"/>
-          <w:b/>
-          <w:bCs/>
-          <w:sz w:val="34"/>
-          <w:szCs w:val="34"/>
-        </w:rPr>
-        <w:t>: .right,</w:t>
+      <w:proofErr w:type="gramStart"/>
+      <w:r>
+        <w:rPr>
+          <w:rFonts w:cs="Calibri"/>
+          <w:b/>
+          <w:bCs/>
+          <w:sz w:val="32"/>
+          <w:szCs w:val="32"/>
+        </w:rPr>
+        <w:t>: .right</w:t>
+      </w:r>
+      <w:proofErr w:type="gramEnd"/>
+      <w:r>
+        <w:rPr>
+          <w:rFonts w:cs="Calibri"/>
+          <w:b/>
+          <w:bCs/>
+          <w:sz w:val="32"/>
+          <w:szCs w:val="32"/>
+        </w:rPr>
+        <w:t>,</w:t>
       </w:r>
     </w:p>
     <w:p>
@@ -1102,102 +1256,104 @@
         <w:ind w:left="360"/>
         <w:jc w:val="both"/>
         <w:rPr>
-          <w:rFonts w:ascii="Calibri" w:hAnsi="Calibri" w:cs="Calibri"/>
-          <w:b/>
-          <w:bCs/>
-          <w:sz w:val="34"/>
-          <w:szCs w:val="34"/>
+          <w:rFonts w:cs="Calibri"/>
+          <w:b/>
+          <w:bCs/>
+          <w:sz w:val="32"/>
+          <w:szCs w:val="32"/>
         </w:rPr>
       </w:pPr>
       <w:proofErr w:type="spellStart"/>
       <w:r>
         <w:rPr>
-          <w:rFonts w:ascii="Calibri" w:hAnsi="Calibri" w:cs="Calibri"/>
-          <w:sz w:val="34"/>
-          <w:szCs w:val="34"/>
+          <w:rFonts w:cs="Calibri"/>
+          <w:sz w:val="32"/>
+          <w:szCs w:val="32"/>
         </w:rPr>
         <w:t>MainAxisAlignment</w:t>
       </w:r>
       <w:proofErr w:type="spellEnd"/>
       <w:r>
         <w:rPr>
-          <w:rFonts w:ascii="Calibri" w:hAnsi="Calibri" w:cs="Calibri"/>
-          <w:sz w:val="34"/>
-          <w:szCs w:val="34"/>
+          <w:rFonts w:cs="Calibri"/>
+          <w:sz w:val="32"/>
+          <w:szCs w:val="32"/>
         </w:rPr>
         <w:t>:</w:t>
       </w:r>
       <w:r>
         <w:rPr>
-          <w:rFonts w:ascii="Calibri" w:hAnsi="Calibri" w:cs="Calibri"/>
-          <w:b/>
-          <w:bCs/>
-          <w:sz w:val="34"/>
-          <w:szCs w:val="34"/>
+          <w:rFonts w:cs="Calibri"/>
+          <w:b/>
+          <w:bCs/>
+          <w:sz w:val="32"/>
+          <w:szCs w:val="32"/>
         </w:rPr>
         <w:t xml:space="preserve"> </w:t>
       </w:r>
       <w:r>
         <w:rPr>
-          <w:rFonts w:ascii="Calibri" w:hAnsi="Calibri" w:cs="Calibri"/>
-          <w:b/>
-          <w:bCs/>
-          <w:sz w:val="22"/>
-          <w:szCs w:val="22"/>
+          <w:rFonts w:cs="Calibri"/>
+          <w:b/>
+          <w:bCs/>
+          <w:sz w:val="20"/>
+          <w:szCs w:val="20"/>
         </w:rPr>
         <w:sym w:font="Wingdings" w:char="F0E0"/>
       </w:r>
       <w:r>
         <w:rPr>
-          <w:rFonts w:ascii="Calibri" w:hAnsi="Calibri" w:cs="Calibri"/>
-          <w:b/>
-          <w:bCs/>
-          <w:sz w:val="34"/>
-          <w:szCs w:val="34"/>
+          <w:rFonts w:cs="Calibri"/>
+          <w:b/>
+          <w:bCs/>
+          <w:sz w:val="32"/>
+          <w:szCs w:val="32"/>
         </w:rPr>
         <w:t xml:space="preserve"> </w:t>
       </w:r>
       <w:proofErr w:type="spellStart"/>
       <w:r>
         <w:rPr>
-          <w:rFonts w:ascii="Calibri" w:hAnsi="Calibri" w:cs="Calibri"/>
-          <w:b/>
-          <w:bCs/>
-          <w:sz w:val="34"/>
-          <w:szCs w:val="34"/>
+          <w:rFonts w:cs="Calibri"/>
+          <w:b/>
+          <w:bCs/>
+          <w:sz w:val="32"/>
+          <w:szCs w:val="32"/>
         </w:rPr>
         <w:t>mainAxisAlignment</w:t>
       </w:r>
       <w:proofErr w:type="spellEnd"/>
-      <w:r>
-        <w:rPr>
-          <w:rFonts w:ascii="Calibri" w:hAnsi="Calibri" w:cs="Calibri"/>
-          <w:b/>
-          <w:bCs/>
-          <w:sz w:val="34"/>
-          <w:szCs w:val="34"/>
+      <w:proofErr w:type="gramStart"/>
+      <w:r>
+        <w:rPr>
+          <w:rFonts w:cs="Calibri"/>
+          <w:b/>
+          <w:bCs/>
+          <w:sz w:val="32"/>
+          <w:szCs w:val="32"/>
         </w:rPr>
         <w:t>: .</w:t>
       </w:r>
       <w:proofErr w:type="spellStart"/>
       <w:r>
         <w:rPr>
-          <w:rFonts w:ascii="Calibri" w:hAnsi="Calibri" w:cs="Calibri"/>
-          <w:b/>
-          <w:bCs/>
-          <w:sz w:val="34"/>
-          <w:szCs w:val="34"/>
+          <w:rFonts w:cs="Calibri"/>
+          <w:b/>
+          <w:bCs/>
+          <w:sz w:val="32"/>
+          <w:szCs w:val="32"/>
         </w:rPr>
         <w:t>spaceBetween</w:t>
       </w:r>
       <w:proofErr w:type="spellEnd"/>
-      <w:r>
-        <w:rPr>
-          <w:rFonts w:ascii="Calibri" w:hAnsi="Calibri" w:cs="Calibri"/>
-          <w:b/>
-          <w:bCs/>
-          <w:sz w:val="34"/>
-          <w:szCs w:val="34"/>
+      <w:proofErr w:type="gramEnd"/>
+      <w:r>
+        <w:rPr>
+          <w:rFonts w:cs="Calibri"/>
+          <w:b/>
+          <w:bCs/>
+          <w:sz w:val="32"/>
+          <w:szCs w:val="32"/>
         </w:rPr>
         <w:t>,</w:t>
       </w:r>
@@ -1206,11 +1362,11 @@
       <w:pPr>
         <w:jc w:val="both"/>
         <w:rPr>
-          <w:rFonts w:ascii="Calibri" w:hAnsi="Calibri" w:cs="Calibri"/>
-          <w:b/>
-          <w:bCs/>
-          <w:sz w:val="34"/>
-          <w:szCs w:val="34"/>
+          <w:rFonts w:cs="Calibri"/>
+          <w:b/>
+          <w:bCs/>
+          <w:sz w:val="32"/>
+          <w:szCs w:val="32"/>
         </w:rPr>
       </w:pPr>
     </w:p>
@@ -1224,60 +1380,82 @@
         <w:ind w:left="360"/>
         <w:jc w:val="both"/>
         <w:rPr>
-          <w:rFonts w:ascii="Calibri" w:hAnsi="Calibri" w:cs="Calibri"/>
-          <w:b/>
-          <w:bCs/>
-          <w:sz w:val="34"/>
-          <w:szCs w:val="34"/>
+          <w:rFonts w:cs="Calibri"/>
+          <w:b/>
+          <w:bCs/>
+          <w:sz w:val="32"/>
+          <w:szCs w:val="32"/>
         </w:rPr>
       </w:pPr>
       <w:proofErr w:type="spellStart"/>
       <w:r>
         <w:rPr>
-          <w:rFonts w:ascii="Calibri" w:hAnsi="Calibri" w:cs="Calibri"/>
-          <w:sz w:val="34"/>
-          <w:szCs w:val="34"/>
+          <w:rFonts w:cs="Calibri"/>
+          <w:sz w:val="32"/>
+          <w:szCs w:val="32"/>
         </w:rPr>
         <w:t>BoxFit</w:t>
       </w:r>
       <w:proofErr w:type="spellEnd"/>
       <w:r>
         <w:rPr>
-          <w:rFonts w:ascii="Calibri" w:hAnsi="Calibri" w:cs="Calibri"/>
-          <w:sz w:val="34"/>
-          <w:szCs w:val="34"/>
+          <w:rFonts w:cs="Calibri"/>
+          <w:sz w:val="32"/>
+          <w:szCs w:val="32"/>
         </w:rPr>
         <w:t>:</w:t>
       </w:r>
       <w:r>
         <w:rPr>
-          <w:rFonts w:ascii="Calibri" w:hAnsi="Calibri" w:cs="Calibri"/>
-          <w:b/>
-          <w:bCs/>
-          <w:sz w:val="34"/>
-          <w:szCs w:val="34"/>
+          <w:rFonts w:cs="Calibri"/>
+          <w:b/>
+          <w:bCs/>
+          <w:sz w:val="32"/>
+          <w:szCs w:val="32"/>
         </w:rPr>
         <w:t xml:space="preserve"> </w:t>
       </w:r>
       <w:r>
         <w:rPr>
-          <w:rFonts w:ascii="Calibri" w:hAnsi="Calibri" w:cs="Calibri"/>
-          <w:b/>
-          <w:bCs/>
-          <w:sz w:val="22"/>
-          <w:szCs w:val="22"/>
+          <w:rFonts w:cs="Calibri"/>
+          <w:b/>
+          <w:bCs/>
+          <w:sz w:val="20"/>
+          <w:szCs w:val="20"/>
         </w:rPr>
         <w:sym w:font="Wingdings" w:char="F0E0"/>
       </w:r>
       <w:r>
         <w:rPr>
-          <w:rFonts w:ascii="Calibri" w:hAnsi="Calibri" w:cs="Calibri"/>
-          <w:b/>
-          <w:bCs/>
-          <w:sz w:val="34"/>
-          <w:szCs w:val="34"/>
-        </w:rPr>
-        <w:t xml:space="preserve"> fit: .cover,</w:t>
+          <w:rFonts w:cs="Calibri"/>
+          <w:b/>
+          <w:bCs/>
+          <w:sz w:val="32"/>
+          <w:szCs w:val="32"/>
+        </w:rPr>
+        <w:t xml:space="preserve"> fit</w:t>
+      </w:r>
+      <w:proofErr w:type="gramStart"/>
+      <w:r>
+        <w:rPr>
+          <w:rFonts w:cs="Calibri"/>
+          <w:b/>
+          <w:bCs/>
+          <w:sz w:val="32"/>
+          <w:szCs w:val="32"/>
+        </w:rPr>
+        <w:t>: .cover</w:t>
+      </w:r>
+      <w:proofErr w:type="gramEnd"/>
+      <w:r>
+        <w:rPr>
+          <w:rFonts w:cs="Calibri"/>
+          <w:b/>
+          <w:bCs/>
+          <w:sz w:val="32"/>
+          <w:szCs w:val="32"/>
+        </w:rPr>
+        <w:t>,</w:t>
       </w:r>
     </w:p>
     <w:p>
@@ -1290,62 +1468,74 @@
         <w:ind w:left="360"/>
         <w:jc w:val="both"/>
         <w:rPr>
-          <w:rFonts w:ascii="Calibri" w:hAnsi="Calibri" w:cs="Calibri"/>
-          <w:b/>
-          <w:bCs/>
-          <w:sz w:val="34"/>
-          <w:szCs w:val="34"/>
-        </w:rPr>
-      </w:pPr>
-      <w:r>
-        <w:rPr>
-          <w:rFonts w:ascii="Calibri" w:hAnsi="Calibri" w:cs="Calibri"/>
-          <w:sz w:val="34"/>
-          <w:szCs w:val="34"/>
+          <w:rFonts w:cs="Calibri"/>
+          <w:b/>
+          <w:bCs/>
+          <w:sz w:val="32"/>
+          <w:szCs w:val="32"/>
+        </w:rPr>
+      </w:pPr>
+      <w:r>
+        <w:rPr>
+          <w:rFonts w:cs="Calibri"/>
+          <w:sz w:val="32"/>
+          <w:szCs w:val="32"/>
         </w:rPr>
         <w:t xml:space="preserve">Axis: </w:t>
       </w:r>
       <w:r>
         <w:rPr>
-          <w:rFonts w:ascii="Calibri" w:hAnsi="Calibri" w:cs="Calibri"/>
-          <w:b/>
-          <w:bCs/>
-          <w:sz w:val="22"/>
-          <w:szCs w:val="22"/>
+          <w:rFonts w:cs="Calibri"/>
+          <w:b/>
+          <w:bCs/>
+          <w:sz w:val="20"/>
+          <w:szCs w:val="20"/>
         </w:rPr>
         <w:sym w:font="Wingdings" w:char="F0E0"/>
       </w:r>
       <w:r>
         <w:rPr>
-          <w:rFonts w:ascii="Calibri" w:hAnsi="Calibri" w:cs="Calibri"/>
-          <w:b/>
-          <w:bCs/>
-          <w:sz w:val="34"/>
-          <w:szCs w:val="34"/>
+          <w:rFonts w:cs="Calibri"/>
+          <w:b/>
+          <w:bCs/>
+          <w:sz w:val="32"/>
+          <w:szCs w:val="32"/>
         </w:rPr>
         <w:t xml:space="preserve"> </w:t>
       </w:r>
       <w:proofErr w:type="spellStart"/>
       <w:r>
         <w:rPr>
-          <w:rFonts w:ascii="Calibri" w:hAnsi="Calibri" w:cs="Calibri"/>
-          <w:b/>
-          <w:bCs/>
-          <w:sz w:val="34"/>
-          <w:szCs w:val="34"/>
+          <w:rFonts w:cs="Calibri"/>
+          <w:b/>
+          <w:bCs/>
+          <w:sz w:val="32"/>
+          <w:szCs w:val="32"/>
         </w:rPr>
         <w:t>scrollDirection</w:t>
       </w:r>
       <w:proofErr w:type="spellEnd"/>
-      <w:r>
-        <w:rPr>
-          <w:rFonts w:ascii="Calibri" w:hAnsi="Calibri" w:cs="Calibri"/>
-          <w:b/>
-          <w:bCs/>
-          <w:sz w:val="34"/>
-          <w:szCs w:val="34"/>
-        </w:rPr>
-        <w:t>: .horizontal,</w:t>
+      <w:proofErr w:type="gramStart"/>
+      <w:r>
+        <w:rPr>
+          <w:rFonts w:cs="Calibri"/>
+          <w:b/>
+          <w:bCs/>
+          <w:sz w:val="32"/>
+          <w:szCs w:val="32"/>
+        </w:rPr>
+        <w:t>: .horizontal</w:t>
+      </w:r>
+      <w:proofErr w:type="gramEnd"/>
+      <w:r>
+        <w:rPr>
+          <w:rFonts w:cs="Calibri"/>
+          <w:b/>
+          <w:bCs/>
+          <w:sz w:val="32"/>
+          <w:szCs w:val="32"/>
+        </w:rPr>
+        <w:t>,</w:t>
       </w:r>
     </w:p>
     <w:p>
@@ -1358,147 +1548,2530 @@
         <w:ind w:left="360"/>
         <w:jc w:val="both"/>
         <w:rPr>
-          <w:rFonts w:ascii="Calibri" w:hAnsi="Calibri" w:cs="Calibri"/>
-          <w:b/>
-          <w:bCs/>
-          <w:sz w:val="34"/>
-          <w:szCs w:val="34"/>
+          <w:rFonts w:cs="Calibri"/>
+          <w:b/>
+          <w:bCs/>
+          <w:sz w:val="32"/>
+          <w:szCs w:val="32"/>
         </w:rPr>
       </w:pPr>
       <w:proofErr w:type="spellStart"/>
       <w:r>
         <w:rPr>
-          <w:rFonts w:ascii="Calibri" w:hAnsi="Calibri" w:cs="Calibri"/>
-          <w:sz w:val="34"/>
-          <w:szCs w:val="34"/>
+          <w:rFonts w:cs="Calibri"/>
+          <w:sz w:val="32"/>
+          <w:szCs w:val="32"/>
+        </w:rPr>
+        <w:t>BlendMode</w:t>
+      </w:r>
+      <w:proofErr w:type="spellEnd"/>
+      <w:r>
+        <w:rPr>
+          <w:rFonts w:cs="Calibri"/>
+          <w:sz w:val="32"/>
+          <w:szCs w:val="32"/>
+        </w:rPr>
+        <w:t>:</w:t>
+      </w:r>
+      <w:r>
+        <w:rPr>
+          <w:rFonts w:cs="Calibri"/>
+          <w:b/>
+          <w:bCs/>
+          <w:sz w:val="32"/>
+          <w:szCs w:val="32"/>
+        </w:rPr>
+        <w:t xml:space="preserve"> </w:t>
+      </w:r>
+      <w:r>
+        <w:rPr>
+          <w:rFonts w:cs="Calibri"/>
+          <w:b/>
+          <w:bCs/>
+          <w:sz w:val="20"/>
+          <w:szCs w:val="20"/>
+        </w:rPr>
+        <w:sym w:font="Wingdings" w:char="F0E0"/>
+      </w:r>
+      <w:r>
+        <w:rPr>
+          <w:rFonts w:cs="Calibri"/>
+          <w:b/>
+          <w:bCs/>
+          <w:sz w:val="32"/>
+          <w:szCs w:val="32"/>
+        </w:rPr>
+        <w:t xml:space="preserve"> </w:t>
+      </w:r>
+      <w:proofErr w:type="spellStart"/>
+      <w:r>
+        <w:rPr>
+          <w:rFonts w:cs="Calibri"/>
+          <w:b/>
+          <w:bCs/>
+          <w:sz w:val="32"/>
+          <w:szCs w:val="32"/>
+        </w:rPr>
+        <w:t>colorBlendMode</w:t>
+      </w:r>
+      <w:proofErr w:type="spellEnd"/>
+      <w:proofErr w:type="gramStart"/>
+      <w:r>
+        <w:rPr>
+          <w:rFonts w:cs="Calibri"/>
+          <w:b/>
+          <w:bCs/>
+          <w:sz w:val="32"/>
+          <w:szCs w:val="32"/>
+        </w:rPr>
+        <w:t>: .multiply</w:t>
+      </w:r>
+      <w:proofErr w:type="gramEnd"/>
+      <w:r>
+        <w:rPr>
+          <w:rFonts w:cs="Calibri"/>
+          <w:b/>
+          <w:bCs/>
+          <w:sz w:val="32"/>
+          <w:szCs w:val="32"/>
+        </w:rPr>
+        <w:t>,</w:t>
+      </w:r>
+    </w:p>
+    <w:p>
+      <w:pPr>
+        <w:jc w:val="both"/>
+        <w:rPr>
+          <w:rFonts w:cs="Calibri"/>
+          <w:b/>
+          <w:bCs/>
+          <w:sz w:val="32"/>
+          <w:szCs w:val="32"/>
+        </w:rPr>
+      </w:pPr>
+    </w:p>
+    <w:p>
+      <w:pPr>
+        <w:jc w:val="both"/>
+        <w:rPr>
+          <w:rFonts w:cs="Calibri"/>
+          <w:sz w:val="32"/>
+          <w:szCs w:val="32"/>
+        </w:rPr>
+      </w:pPr>
+      <w:r>
+        <w:rPr>
+          <w:rFonts w:cs="Calibri"/>
+          <w:b/>
+          <w:bCs/>
+          <w:sz w:val="32"/>
+          <w:szCs w:val="32"/>
         </w:rPr>
         <w:lastRenderedPageBreak/>
-        <w:t>BlendMode</w:t>
+        <w:t>Note:</w:t>
+      </w:r>
+      <w:r>
+        <w:rPr>
+          <w:rFonts w:cs="Calibri"/>
+          <w:sz w:val="32"/>
+          <w:szCs w:val="32"/>
+        </w:rPr>
+        <w:t xml:space="preserve"> </w:t>
+      </w:r>
+      <w:r>
+        <w:rPr>
+          <w:rFonts w:cs="Calibri"/>
+          <w:sz w:val="32"/>
+          <w:szCs w:val="32"/>
+        </w:rPr>
+        <w:t xml:space="preserve">Dart chooses shorthand automatically based on context. Dot shorthand for </w:t>
+      </w:r>
+      <w:r>
+        <w:rPr>
+          <w:rFonts w:cs="Calibri"/>
+          <w:b/>
+          <w:bCs/>
+          <w:sz w:val="32"/>
+          <w:szCs w:val="32"/>
+        </w:rPr>
+        <w:t>this</w:t>
+      </w:r>
+      <w:r>
+        <w:rPr>
+          <w:rFonts w:cs="Calibri"/>
+          <w:sz w:val="32"/>
+          <w:szCs w:val="32"/>
+        </w:rPr>
+        <w:t>:</w:t>
+      </w:r>
+    </w:p>
+    <w:p>
+      <w:pPr>
+        <w:jc w:val="both"/>
+        <w:rPr>
+          <w:rFonts w:cs="Calibri"/>
+          <w:b/>
+          <w:bCs/>
+          <w:color w:val="D86DCB" w:themeColor="accent5" w:themeTint="99"/>
+          <w:sz w:val="32"/>
+          <w:szCs w:val="32"/>
+        </w:rPr>
+      </w:pPr>
+      <w:proofErr w:type="gramStart"/>
+      <w:r>
+        <w:rPr>
+          <w:rFonts w:cs="Calibri"/>
+          <w:b/>
+          <w:bCs/>
+          <w:color w:val="D86DCB" w:themeColor="accent5" w:themeTint="99"/>
+          <w:sz w:val="32"/>
+          <w:szCs w:val="32"/>
+        </w:rPr>
+        <w:t>.title</w:t>
+      </w:r>
+      <w:proofErr w:type="gramEnd"/>
+      <w:r>
+        <w:rPr>
+          <w:rFonts w:cs="Calibri"/>
+          <w:b/>
+          <w:bCs/>
+          <w:color w:val="D86DCB" w:themeColor="accent5" w:themeTint="99"/>
+          <w:sz w:val="32"/>
+          <w:szCs w:val="32"/>
+        </w:rPr>
+        <w:t xml:space="preserve">  ≡  </w:t>
+      </w:r>
+      <w:proofErr w:type="spellStart"/>
+      <w:r>
+        <w:rPr>
+          <w:rFonts w:cs="Calibri"/>
+          <w:b/>
+          <w:bCs/>
+          <w:color w:val="D86DCB" w:themeColor="accent5" w:themeTint="99"/>
+          <w:sz w:val="32"/>
+          <w:szCs w:val="32"/>
+        </w:rPr>
+        <w:t>this.title</w:t>
       </w:r>
       <w:proofErr w:type="spellEnd"/>
-      <w:r>
-        <w:rPr>
-          <w:rFonts w:ascii="Calibri" w:hAnsi="Calibri" w:cs="Calibri"/>
-          <w:sz w:val="34"/>
-          <w:szCs w:val="34"/>
+    </w:p>
+    <w:p>
+      <w:pPr>
+        <w:jc w:val="both"/>
+        <w:rPr>
+          <w:rFonts w:cs="Calibri"/>
+          <w:sz w:val="32"/>
+          <w:szCs w:val="32"/>
+        </w:rPr>
+      </w:pPr>
+      <w:r>
+        <w:rPr>
+          <w:rFonts w:cs="Calibri"/>
+          <w:sz w:val="32"/>
+          <w:szCs w:val="32"/>
+        </w:rPr>
+        <w:t xml:space="preserve"># Dot shorthand for </w:t>
+      </w:r>
+      <w:proofErr w:type="spellStart"/>
+      <w:r>
+        <w:rPr>
+          <w:rFonts w:cs="Calibri"/>
+          <w:sz w:val="32"/>
+          <w:szCs w:val="32"/>
+        </w:rPr>
+        <w:t>enums</w:t>
+      </w:r>
+      <w:proofErr w:type="spellEnd"/>
+      <w:r>
+        <w:rPr>
+          <w:rFonts w:cs="Calibri"/>
+          <w:sz w:val="32"/>
+          <w:szCs w:val="32"/>
         </w:rPr>
         <w:t>:</w:t>
       </w:r>
-      <w:r>
-        <w:rPr>
-          <w:rFonts w:ascii="Calibri" w:hAnsi="Calibri" w:cs="Calibri"/>
-          <w:b/>
-          <w:bCs/>
-          <w:sz w:val="34"/>
-          <w:szCs w:val="34"/>
+    </w:p>
+    <w:p>
+      <w:pPr>
+        <w:jc w:val="both"/>
+        <w:rPr>
+          <w:rFonts w:cs="Calibri"/>
+          <w:b/>
+          <w:bCs/>
+          <w:color w:val="D86DCB" w:themeColor="accent5" w:themeTint="99"/>
+          <w:sz w:val="32"/>
+          <w:szCs w:val="32"/>
+        </w:rPr>
+      </w:pPr>
+      <w:proofErr w:type="gramStart"/>
+      <w:r>
+        <w:rPr>
+          <w:rFonts w:cs="Calibri"/>
+          <w:b/>
+          <w:bCs/>
+          <w:color w:val="D86DCB" w:themeColor="accent5" w:themeTint="99"/>
+          <w:sz w:val="32"/>
+          <w:szCs w:val="32"/>
+        </w:rPr>
+        <w:t>.start</w:t>
+      </w:r>
+      <w:proofErr w:type="gramEnd"/>
+      <w:r>
+        <w:rPr>
+          <w:rFonts w:cs="Calibri"/>
+          <w:b/>
+          <w:bCs/>
+          <w:color w:val="D86DCB" w:themeColor="accent5" w:themeTint="99"/>
+          <w:sz w:val="32"/>
+          <w:szCs w:val="32"/>
+        </w:rPr>
+        <w:t xml:space="preserve">  ≡  </w:t>
+      </w:r>
+      <w:proofErr w:type="spellStart"/>
+      <w:r>
+        <w:rPr>
+          <w:rFonts w:cs="Calibri"/>
+          <w:b/>
+          <w:bCs/>
+          <w:color w:val="D86DCB" w:themeColor="accent5" w:themeTint="99"/>
+          <w:sz w:val="32"/>
+          <w:szCs w:val="32"/>
+        </w:rPr>
+        <w:t>CrossAxisAlignment.start</w:t>
+      </w:r>
+      <w:proofErr w:type="spellEnd"/>
+    </w:p>
+    <w:p>
+      <w:pPr>
+        <w:jc w:val="both"/>
+        <w:rPr>
+          <w:rFonts w:cs="Calibri"/>
+          <w:sz w:val="32"/>
+          <w:szCs w:val="32"/>
+        </w:rPr>
+      </w:pPr>
+    </w:p>
+    <w:p>
+      <w:pPr>
+        <w:jc w:val="both"/>
+        <w:rPr>
+          <w:rFonts w:cs="Calibri"/>
+          <w:sz w:val="32"/>
+          <w:szCs w:val="32"/>
+        </w:rPr>
+      </w:pPr>
+    </w:p>
+    <w:p>
+      <w:pPr>
+        <w:jc w:val="both"/>
+        <w:rPr>
+          <w:rFonts w:cs="Calibri"/>
+          <w:b/>
+          <w:bCs/>
+          <w:sz w:val="32"/>
+          <w:szCs w:val="32"/>
+        </w:rPr>
+      </w:pPr>
+      <w:r>
+        <w:rPr>
+          <w:rFonts w:cs="Calibri"/>
+          <w:b/>
+          <w:bCs/>
+          <w:sz w:val="32"/>
+          <w:szCs w:val="32"/>
+        </w:rPr>
+        <w:t>Dot Shorthand with this:</w:t>
+      </w:r>
+    </w:p>
+    <w:p>
+      <w:pPr>
+        <w:jc w:val="both"/>
+        <w:rPr>
+          <w:rFonts w:cs="Calibri"/>
+          <w:sz w:val="32"/>
+          <w:szCs w:val="32"/>
+        </w:rPr>
+      </w:pPr>
+      <w:r>
+        <w:rPr>
+          <w:rFonts w:cs="Calibri"/>
+          <w:sz w:val="32"/>
+          <w:szCs w:val="32"/>
+        </w:rPr>
+        <w:t xml:space="preserve"># </w:t>
+      </w:r>
+      <w:r>
+        <w:rPr>
+          <w:rFonts w:cs="Calibri"/>
+          <w:sz w:val="32"/>
+          <w:szCs w:val="32"/>
+        </w:rPr>
+        <w:t xml:space="preserve">Normally, inside a class, when we want to access a variable from the same class, we must write like this </w:t>
+      </w:r>
+      <w:r>
+        <w:rPr>
+          <w:rFonts w:cs="Calibri"/>
+          <w:b/>
+          <w:bCs/>
+          <w:sz w:val="32"/>
+          <w:szCs w:val="32"/>
+        </w:rPr>
+        <w:t>this.name</w:t>
+      </w:r>
+      <w:r>
+        <w:rPr>
+          <w:rFonts w:cs="Calibri"/>
+          <w:sz w:val="32"/>
+          <w:szCs w:val="32"/>
+        </w:rPr>
+        <w:t>,</w:t>
+      </w:r>
+      <w:r>
+        <w:rPr>
+          <w:rFonts w:cs="Calibri"/>
+          <w:b/>
+          <w:bCs/>
+          <w:sz w:val="32"/>
+          <w:szCs w:val="32"/>
         </w:rPr>
         <w:t xml:space="preserve"> </w:t>
       </w:r>
-      <w:r>
-        <w:rPr>
-          <w:rFonts w:ascii="Calibri" w:hAnsi="Calibri" w:cs="Calibri"/>
-          <w:b/>
-          <w:bCs/>
-          <w:sz w:val="22"/>
-          <w:szCs w:val="22"/>
-        </w:rPr>
-        <w:sym w:font="Wingdings" w:char="F0E0"/>
-      </w:r>
-      <w:r>
-        <w:rPr>
-          <w:rFonts w:ascii="Calibri" w:hAnsi="Calibri" w:cs="Calibri"/>
-          <w:b/>
-          <w:bCs/>
-          <w:sz w:val="34"/>
-          <w:szCs w:val="34"/>
+      <w:proofErr w:type="spellStart"/>
+      <w:r>
+        <w:rPr>
+          <w:rFonts w:cs="Calibri"/>
+          <w:b/>
+          <w:bCs/>
+          <w:sz w:val="32"/>
+          <w:szCs w:val="32"/>
+        </w:rPr>
+        <w:t>this.age</w:t>
+      </w:r>
+      <w:proofErr w:type="spellEnd"/>
+      <w:r>
+        <w:rPr>
+          <w:rFonts w:cs="Calibri"/>
+          <w:sz w:val="32"/>
+          <w:szCs w:val="32"/>
+        </w:rPr>
+        <w:t xml:space="preserve"> and </w:t>
+      </w:r>
+      <w:proofErr w:type="spellStart"/>
+      <w:proofErr w:type="gramStart"/>
+      <w:r>
+        <w:rPr>
+          <w:rFonts w:cs="Calibri"/>
+          <w:b/>
+          <w:bCs/>
+          <w:sz w:val="32"/>
+          <w:szCs w:val="32"/>
+        </w:rPr>
+        <w:t>this.calculateBMI</w:t>
+      </w:r>
+      <w:proofErr w:type="spellEnd"/>
+      <w:proofErr w:type="gramEnd"/>
+      <w:r>
+        <w:rPr>
+          <w:rFonts w:cs="Calibri"/>
+          <w:b/>
+          <w:bCs/>
+          <w:sz w:val="32"/>
+          <w:szCs w:val="32"/>
+        </w:rPr>
+        <w:t>()</w:t>
+      </w:r>
+      <w:r>
+        <w:rPr>
+          <w:rFonts w:cs="Calibri"/>
+          <w:sz w:val="32"/>
+          <w:szCs w:val="32"/>
+        </w:rPr>
+        <w:t>. But Dart 3.10 lets us write a short form like this</w:t>
+      </w:r>
+      <w:r>
+        <w:rPr>
+          <w:rFonts w:cs="Calibri"/>
+          <w:b/>
+          <w:bCs/>
+          <w:sz w:val="32"/>
+          <w:szCs w:val="32"/>
+        </w:rPr>
+        <w:t xml:space="preserve"> .name</w:t>
+      </w:r>
+      <w:proofErr w:type="gramStart"/>
+      <w:r>
+        <w:rPr>
+          <w:rFonts w:cs="Calibri"/>
+          <w:sz w:val="32"/>
+          <w:szCs w:val="32"/>
+        </w:rPr>
+        <w:t>, .</w:t>
+      </w:r>
+      <w:r>
+        <w:rPr>
+          <w:rFonts w:cs="Calibri"/>
+          <w:b/>
+          <w:bCs/>
+          <w:sz w:val="32"/>
+          <w:szCs w:val="32"/>
+        </w:rPr>
+        <w:t>age</w:t>
+      </w:r>
+      <w:proofErr w:type="gramEnd"/>
+      <w:r>
+        <w:rPr>
+          <w:rFonts w:cs="Calibri"/>
+          <w:b/>
+          <w:bCs/>
+          <w:sz w:val="32"/>
+          <w:szCs w:val="32"/>
         </w:rPr>
         <w:t xml:space="preserve"> </w:t>
       </w:r>
+      <w:r>
+        <w:rPr>
+          <w:rFonts w:cs="Calibri"/>
+          <w:sz w:val="32"/>
+          <w:szCs w:val="32"/>
+        </w:rPr>
+        <w:t xml:space="preserve">and </w:t>
+      </w:r>
+      <w:r>
+        <w:rPr>
+          <w:rFonts w:cs="Calibri"/>
+          <w:b/>
+          <w:bCs/>
+          <w:sz w:val="32"/>
+          <w:szCs w:val="32"/>
+        </w:rPr>
+        <w:t>.</w:t>
+      </w:r>
       <w:proofErr w:type="spellStart"/>
       <w:r>
         <w:rPr>
-          <w:rFonts w:ascii="Calibri" w:hAnsi="Calibri" w:cs="Calibri"/>
-          <w:b/>
-          <w:bCs/>
-          <w:sz w:val="34"/>
-          <w:szCs w:val="34"/>
-        </w:rPr>
-        <w:t>colorBlendMode</w:t>
+          <w:rFonts w:cs="Calibri"/>
+          <w:b/>
+          <w:bCs/>
+          <w:sz w:val="32"/>
+          <w:szCs w:val="32"/>
+        </w:rPr>
+        <w:t>calculateBMI</w:t>
       </w:r>
       <w:proofErr w:type="spellEnd"/>
       <w:r>
         <w:rPr>
-          <w:rFonts w:ascii="Calibri" w:hAnsi="Calibri" w:cs="Calibri"/>
-          <w:b/>
-          <w:bCs/>
-          <w:sz w:val="34"/>
-          <w:szCs w:val="34"/>
-        </w:rPr>
-        <w:t>: .multiply,</w:t>
-      </w:r>
-    </w:p>
-    <w:p>
-      <w:pPr>
-        <w:jc w:val="both"/>
-        <w:rPr>
-          <w:rFonts w:ascii="Calibri" w:hAnsi="Calibri" w:cs="Calibri"/>
-          <w:b/>
-          <w:bCs/>
-          <w:sz w:val="34"/>
-          <w:szCs w:val="34"/>
-        </w:rPr>
-      </w:pPr>
-    </w:p>
-    <w:p>
-      <w:pPr>
-        <w:jc w:val="both"/>
-        <w:rPr>
-          <w:rFonts w:ascii="Calibri" w:hAnsi="Calibri" w:cs="Calibri"/>
-          <w:sz w:val="34"/>
-          <w:szCs w:val="34"/>
-        </w:rPr>
-      </w:pPr>
-      <w:r>
-        <w:rPr>
-          <w:rFonts w:ascii="Calibri" w:hAnsi="Calibri" w:cs="Calibri"/>
-          <w:b/>
-          <w:bCs/>
-          <w:sz w:val="34"/>
-          <w:szCs w:val="34"/>
-        </w:rPr>
-        <w:t>Note:</w:t>
-      </w:r>
-      <w:r>
-        <w:rPr>
-          <w:rFonts w:ascii="Calibri" w:hAnsi="Calibri" w:cs="Calibri"/>
-          <w:sz w:val="34"/>
-          <w:szCs w:val="34"/>
+          <w:rFonts w:cs="Calibri"/>
+          <w:b/>
+          <w:bCs/>
+          <w:sz w:val="32"/>
+          <w:szCs w:val="32"/>
+        </w:rPr>
+        <w:t>()</w:t>
+      </w:r>
+      <w:r>
+        <w:rPr>
+          <w:rFonts w:cs="Calibri"/>
+          <w:sz w:val="32"/>
+          <w:szCs w:val="32"/>
+        </w:rPr>
+        <w:t>. Yes, just a dot.</w:t>
+      </w:r>
+      <w:r>
+        <w:rPr>
+          <w:rFonts w:cs="Calibri"/>
+          <w:b/>
+          <w:bCs/>
+          <w:sz w:val="32"/>
+          <w:szCs w:val="32"/>
         </w:rPr>
         <w:t xml:space="preserve"> </w:t>
       </w:r>
       <w:r>
         <w:rPr>
-          <w:rFonts w:ascii="Calibri" w:hAnsi="Calibri" w:cs="Calibri"/>
-          <w:sz w:val="34"/>
-          <w:szCs w:val="34"/>
-        </w:rPr>
-        <w:t xml:space="preserve">Dart chooses shorthand automatically based on context. Dot shorthand for </w:t>
-      </w:r>
-      <w:r>
-        <w:rPr>
-          <w:rFonts w:ascii="Calibri" w:hAnsi="Calibri" w:cs="Calibri"/>
-          <w:b/>
-          <w:bCs/>
-          <w:sz w:val="34"/>
-          <w:szCs w:val="34"/>
+          <w:rFonts w:cs="Calibri"/>
+          <w:sz w:val="32"/>
+          <w:szCs w:val="32"/>
+        </w:rPr>
+        <w:t>Dart automatically understands it means</w:t>
+      </w:r>
+      <w:r>
+        <w:rPr>
+          <w:rFonts w:cs="Calibri"/>
+          <w:b/>
+          <w:bCs/>
+          <w:sz w:val="32"/>
+          <w:szCs w:val="32"/>
+        </w:rPr>
+        <w:t xml:space="preserve"> this.name</w:t>
+      </w:r>
+      <w:r>
+        <w:rPr>
+          <w:rFonts w:cs="Calibri"/>
+          <w:sz w:val="32"/>
+          <w:szCs w:val="32"/>
+        </w:rPr>
+        <w:t xml:space="preserve">, </w:t>
+      </w:r>
+      <w:proofErr w:type="spellStart"/>
+      <w:r>
+        <w:rPr>
+          <w:rFonts w:cs="Calibri"/>
+          <w:b/>
+          <w:bCs/>
+          <w:sz w:val="32"/>
+          <w:szCs w:val="32"/>
+        </w:rPr>
+        <w:t>this.age</w:t>
+      </w:r>
+      <w:proofErr w:type="spellEnd"/>
+      <w:r>
+        <w:rPr>
+          <w:rFonts w:cs="Calibri"/>
+          <w:sz w:val="32"/>
+          <w:szCs w:val="32"/>
+        </w:rPr>
+        <w:t xml:space="preserve"> and </w:t>
+      </w:r>
+      <w:proofErr w:type="spellStart"/>
+      <w:proofErr w:type="gramStart"/>
+      <w:r>
+        <w:rPr>
+          <w:rFonts w:cs="Calibri"/>
+          <w:b/>
+          <w:bCs/>
+          <w:sz w:val="32"/>
+          <w:szCs w:val="32"/>
+        </w:rPr>
+        <w:t>this.calculateBMI</w:t>
+      </w:r>
+      <w:proofErr w:type="spellEnd"/>
+      <w:proofErr w:type="gramEnd"/>
+      <w:r>
+        <w:rPr>
+          <w:rFonts w:cs="Calibri"/>
+          <w:b/>
+          <w:bCs/>
+          <w:sz w:val="32"/>
+          <w:szCs w:val="32"/>
+        </w:rPr>
+        <w:t>()</w:t>
+      </w:r>
+      <w:r>
+        <w:rPr>
+          <w:rFonts w:cs="Calibri"/>
+          <w:b/>
+          <w:bCs/>
+          <w:sz w:val="32"/>
+          <w:szCs w:val="32"/>
+        </w:rPr>
+        <w:t xml:space="preserve"> </w:t>
+      </w:r>
+      <w:r>
+        <w:rPr>
+          <w:rFonts w:cs="Calibri"/>
+          <w:sz w:val="32"/>
+          <w:szCs w:val="32"/>
+        </w:rPr>
+        <w:t>in that class</w:t>
+      </w:r>
+    </w:p>
+    <w:p>
+      <w:pPr>
+        <w:jc w:val="both"/>
+        <w:rPr>
+          <w:rFonts w:cs="Calibri"/>
+          <w:sz w:val="32"/>
+          <w:szCs w:val="32"/>
+        </w:rPr>
+      </w:pPr>
+      <w:r>
+        <w:rPr>
+          <w:rFonts w:cs="Calibri"/>
+          <w:sz w:val="32"/>
+          <w:szCs w:val="32"/>
+        </w:rPr>
+        <w:t># Example old way</w:t>
+      </w:r>
+    </w:p>
+    <w:p>
+      <w:pPr>
+        <w:jc w:val="both"/>
+        <w:rPr>
+          <w:rFonts w:cs="Calibri"/>
+          <w:b/>
+          <w:bCs/>
+          <w:color w:val="D86DCB" w:themeColor="accent5" w:themeTint="99"/>
+          <w:sz w:val="32"/>
+          <w:szCs w:val="32"/>
+        </w:rPr>
+      </w:pPr>
+      <w:r>
+        <w:rPr>
+          <w:rFonts w:cs="Calibri"/>
+          <w:b/>
+          <w:bCs/>
+          <w:color w:val="D86DCB" w:themeColor="accent5" w:themeTint="99"/>
+          <w:sz w:val="32"/>
+          <w:szCs w:val="32"/>
+        </w:rPr>
+        <w:t>class Person {</w:t>
+      </w:r>
+    </w:p>
+    <w:p>
+      <w:pPr>
+        <w:jc w:val="both"/>
+        <w:rPr>
+          <w:rFonts w:cs="Calibri"/>
+          <w:b/>
+          <w:bCs/>
+          <w:color w:val="D86DCB" w:themeColor="accent5" w:themeTint="99"/>
+          <w:sz w:val="32"/>
+          <w:szCs w:val="32"/>
+        </w:rPr>
+      </w:pPr>
+      <w:r>
+        <w:rPr>
+          <w:rFonts w:cs="Calibri"/>
+          <w:b/>
+          <w:bCs/>
+          <w:color w:val="D86DCB" w:themeColor="accent5" w:themeTint="99"/>
+          <w:sz w:val="32"/>
+          <w:szCs w:val="32"/>
+        </w:rPr>
+        <w:t xml:space="preserve">  final String name;</w:t>
+      </w:r>
+    </w:p>
+    <w:p>
+      <w:pPr>
+        <w:jc w:val="both"/>
+        <w:rPr>
+          <w:rFonts w:cs="Calibri"/>
+          <w:b/>
+          <w:bCs/>
+          <w:color w:val="D86DCB" w:themeColor="accent5" w:themeTint="99"/>
+          <w:sz w:val="32"/>
+          <w:szCs w:val="32"/>
+        </w:rPr>
+      </w:pPr>
+      <w:r>
+        <w:rPr>
+          <w:rFonts w:cs="Calibri"/>
+          <w:b/>
+          <w:bCs/>
+          <w:color w:val="D86DCB" w:themeColor="accent5" w:themeTint="99"/>
+          <w:sz w:val="32"/>
+          <w:szCs w:val="32"/>
+        </w:rPr>
+        <w:t xml:space="preserve">  final int age;</w:t>
+      </w:r>
+    </w:p>
+    <w:p>
+      <w:pPr>
+        <w:jc w:val="both"/>
+        <w:rPr>
+          <w:rFonts w:cs="Calibri"/>
+          <w:b/>
+          <w:bCs/>
+          <w:color w:val="D86DCB" w:themeColor="accent5" w:themeTint="99"/>
+          <w:sz w:val="32"/>
+          <w:szCs w:val="32"/>
+        </w:rPr>
+      </w:pPr>
+      <w:r>
+        <w:rPr>
+          <w:rFonts w:cs="Calibri"/>
+          <w:b/>
+          <w:bCs/>
+          <w:color w:val="D86DCB" w:themeColor="accent5" w:themeTint="99"/>
+          <w:sz w:val="32"/>
+          <w:szCs w:val="32"/>
+        </w:rPr>
+        <w:t xml:space="preserve">  </w:t>
+      </w:r>
+      <w:proofErr w:type="gramStart"/>
+      <w:r>
+        <w:rPr>
+          <w:rFonts w:cs="Calibri"/>
+          <w:b/>
+          <w:bCs/>
+          <w:color w:val="D86DCB" w:themeColor="accent5" w:themeTint="99"/>
+          <w:sz w:val="32"/>
+          <w:szCs w:val="32"/>
+        </w:rPr>
+        <w:t>Person(</w:t>
+      </w:r>
+      <w:proofErr w:type="gramEnd"/>
+      <w:r>
+        <w:rPr>
+          <w:rFonts w:cs="Calibri"/>
+          <w:b/>
+          <w:bCs/>
+          <w:color w:val="D86DCB" w:themeColor="accent5" w:themeTint="99"/>
+          <w:sz w:val="32"/>
+          <w:szCs w:val="32"/>
+        </w:rPr>
+        <w:t xml:space="preserve">this.name, </w:t>
+      </w:r>
+      <w:proofErr w:type="spellStart"/>
+      <w:r>
+        <w:rPr>
+          <w:rFonts w:cs="Calibri"/>
+          <w:b/>
+          <w:bCs/>
+          <w:color w:val="D86DCB" w:themeColor="accent5" w:themeTint="99"/>
+          <w:sz w:val="32"/>
+          <w:szCs w:val="32"/>
+        </w:rPr>
+        <w:t>this.age</w:t>
+      </w:r>
+      <w:proofErr w:type="spellEnd"/>
+      <w:r>
+        <w:rPr>
+          <w:rFonts w:cs="Calibri"/>
+          <w:b/>
+          <w:bCs/>
+          <w:color w:val="D86DCB" w:themeColor="accent5" w:themeTint="99"/>
+          <w:sz w:val="32"/>
+          <w:szCs w:val="32"/>
+        </w:rPr>
+        <w:t>);</w:t>
+      </w:r>
+    </w:p>
+    <w:p>
+      <w:pPr>
+        <w:jc w:val="both"/>
+        <w:rPr>
+          <w:rFonts w:cs="Calibri"/>
+          <w:b/>
+          <w:bCs/>
+          <w:color w:val="D86DCB" w:themeColor="accent5" w:themeTint="99"/>
+          <w:sz w:val="32"/>
+          <w:szCs w:val="32"/>
+        </w:rPr>
+      </w:pPr>
+      <w:r>
+        <w:rPr>
+          <w:rFonts w:cs="Calibri"/>
+          <w:b/>
+          <w:bCs/>
+          <w:color w:val="D86DCB" w:themeColor="accent5" w:themeTint="99"/>
+          <w:sz w:val="32"/>
+          <w:szCs w:val="32"/>
+        </w:rPr>
+        <w:t xml:space="preserve">  void </w:t>
+      </w:r>
+      <w:proofErr w:type="spellStart"/>
+      <w:proofErr w:type="gramStart"/>
+      <w:r>
+        <w:rPr>
+          <w:rFonts w:cs="Calibri"/>
+          <w:b/>
+          <w:bCs/>
+          <w:color w:val="D86DCB" w:themeColor="accent5" w:themeTint="99"/>
+          <w:sz w:val="32"/>
+          <w:szCs w:val="32"/>
+        </w:rPr>
+        <w:t>printInfo</w:t>
+      </w:r>
+      <w:proofErr w:type="spellEnd"/>
+      <w:r>
+        <w:rPr>
+          <w:rFonts w:cs="Calibri"/>
+          <w:b/>
+          <w:bCs/>
+          <w:color w:val="D86DCB" w:themeColor="accent5" w:themeTint="99"/>
+          <w:sz w:val="32"/>
+          <w:szCs w:val="32"/>
+        </w:rPr>
+        <w:t>(</w:t>
+      </w:r>
+      <w:proofErr w:type="gramEnd"/>
+      <w:r>
+        <w:rPr>
+          <w:rFonts w:cs="Calibri"/>
+          <w:b/>
+          <w:bCs/>
+          <w:color w:val="D86DCB" w:themeColor="accent5" w:themeTint="99"/>
+          <w:sz w:val="32"/>
+          <w:szCs w:val="32"/>
+        </w:rPr>
+        <w:t>) {</w:t>
+      </w:r>
+    </w:p>
+    <w:p>
+      <w:pPr>
+        <w:jc w:val="both"/>
+        <w:rPr>
+          <w:rFonts w:cs="Calibri"/>
+          <w:b/>
+          <w:bCs/>
+          <w:color w:val="D86DCB" w:themeColor="accent5" w:themeTint="99"/>
+          <w:sz w:val="32"/>
+          <w:szCs w:val="32"/>
+        </w:rPr>
+      </w:pPr>
+      <w:r>
+        <w:rPr>
+          <w:rFonts w:cs="Calibri"/>
+          <w:b/>
+          <w:bCs/>
+          <w:color w:val="D86DCB" w:themeColor="accent5" w:themeTint="99"/>
+          <w:sz w:val="32"/>
+          <w:szCs w:val="32"/>
+        </w:rPr>
+        <w:t xml:space="preserve">    print(this.name);</w:t>
+      </w:r>
+    </w:p>
+    <w:p>
+      <w:pPr>
+        <w:jc w:val="both"/>
+        <w:rPr>
+          <w:rFonts w:cs="Calibri"/>
+          <w:b/>
+          <w:bCs/>
+          <w:color w:val="D86DCB" w:themeColor="accent5" w:themeTint="99"/>
+          <w:sz w:val="32"/>
+          <w:szCs w:val="32"/>
+        </w:rPr>
+      </w:pPr>
+      <w:r>
+        <w:rPr>
+          <w:rFonts w:cs="Calibri"/>
+          <w:b/>
+          <w:bCs/>
+          <w:color w:val="D86DCB" w:themeColor="accent5" w:themeTint="99"/>
+          <w:sz w:val="32"/>
+          <w:szCs w:val="32"/>
+        </w:rPr>
+        <w:t xml:space="preserve">    print(</w:t>
+      </w:r>
+      <w:proofErr w:type="spellStart"/>
+      <w:r>
+        <w:rPr>
+          <w:rFonts w:cs="Calibri"/>
+          <w:b/>
+          <w:bCs/>
+          <w:color w:val="D86DCB" w:themeColor="accent5" w:themeTint="99"/>
+          <w:sz w:val="32"/>
+          <w:szCs w:val="32"/>
+        </w:rPr>
+        <w:t>this.age</w:t>
+      </w:r>
+      <w:proofErr w:type="spellEnd"/>
+      <w:r>
+        <w:rPr>
+          <w:rFonts w:cs="Calibri"/>
+          <w:b/>
+          <w:bCs/>
+          <w:color w:val="D86DCB" w:themeColor="accent5" w:themeTint="99"/>
+          <w:sz w:val="32"/>
+          <w:szCs w:val="32"/>
+        </w:rPr>
+        <w:t>);</w:t>
+      </w:r>
+    </w:p>
+    <w:p>
+      <w:pPr>
+        <w:jc w:val="both"/>
+        <w:rPr>
+          <w:rFonts w:cs="Calibri"/>
+          <w:b/>
+          <w:bCs/>
+          <w:color w:val="D86DCB" w:themeColor="accent5" w:themeTint="99"/>
+          <w:sz w:val="32"/>
+          <w:szCs w:val="32"/>
+        </w:rPr>
+      </w:pPr>
+      <w:r>
+        <w:rPr>
+          <w:rFonts w:cs="Calibri"/>
+          <w:b/>
+          <w:bCs/>
+          <w:color w:val="D86DCB" w:themeColor="accent5" w:themeTint="99"/>
+          <w:sz w:val="32"/>
+          <w:szCs w:val="32"/>
+        </w:rPr>
+        <w:t xml:space="preserve">  }</w:t>
+      </w:r>
+    </w:p>
+    <w:p>
+      <w:pPr>
+        <w:jc w:val="both"/>
+        <w:rPr>
+          <w:rFonts w:cs="Calibri"/>
+          <w:b/>
+          <w:bCs/>
+          <w:color w:val="D86DCB" w:themeColor="accent5" w:themeTint="99"/>
+          <w:sz w:val="32"/>
+          <w:szCs w:val="32"/>
+        </w:rPr>
+      </w:pPr>
+      <w:r>
+        <w:rPr>
+          <w:rFonts w:cs="Calibri"/>
+          <w:b/>
+          <w:bCs/>
+          <w:color w:val="D86DCB" w:themeColor="accent5" w:themeTint="99"/>
+          <w:sz w:val="32"/>
+          <w:szCs w:val="32"/>
+        </w:rPr>
+        <w:t>}</w:t>
+      </w:r>
+    </w:p>
+    <w:p>
+      <w:pPr>
+        <w:jc w:val="both"/>
+        <w:rPr>
+          <w:rFonts w:cs="Calibri"/>
+          <w:sz w:val="32"/>
+          <w:szCs w:val="32"/>
+        </w:rPr>
+      </w:pPr>
+      <w:r>
+        <w:rPr>
+          <w:rFonts w:cs="Calibri"/>
+          <w:sz w:val="32"/>
+          <w:szCs w:val="32"/>
+        </w:rPr>
+        <w:lastRenderedPageBreak/>
+        <w:t># New version using dot shorthand</w:t>
+      </w:r>
+    </w:p>
+    <w:p>
+      <w:pPr>
+        <w:jc w:val="both"/>
+        <w:rPr>
+          <w:rFonts w:cs="Calibri"/>
+          <w:b/>
+          <w:bCs/>
+          <w:color w:val="D86DCB" w:themeColor="accent5" w:themeTint="99"/>
+          <w:sz w:val="32"/>
+          <w:szCs w:val="32"/>
+        </w:rPr>
+      </w:pPr>
+      <w:r>
+        <w:rPr>
+          <w:rFonts w:cs="Calibri"/>
+          <w:b/>
+          <w:bCs/>
+          <w:color w:val="D86DCB" w:themeColor="accent5" w:themeTint="99"/>
+          <w:sz w:val="32"/>
+          <w:szCs w:val="32"/>
+        </w:rPr>
+        <w:t>class Person {</w:t>
+      </w:r>
+    </w:p>
+    <w:p>
+      <w:pPr>
+        <w:jc w:val="both"/>
+        <w:rPr>
+          <w:rFonts w:cs="Calibri"/>
+          <w:b/>
+          <w:bCs/>
+          <w:color w:val="D86DCB" w:themeColor="accent5" w:themeTint="99"/>
+          <w:sz w:val="32"/>
+          <w:szCs w:val="32"/>
+        </w:rPr>
+      </w:pPr>
+      <w:r>
+        <w:rPr>
+          <w:rFonts w:cs="Calibri"/>
+          <w:b/>
+          <w:bCs/>
+          <w:color w:val="D86DCB" w:themeColor="accent5" w:themeTint="99"/>
+          <w:sz w:val="32"/>
+          <w:szCs w:val="32"/>
+        </w:rPr>
+        <w:t xml:space="preserve">  final String name;</w:t>
+      </w:r>
+    </w:p>
+    <w:p>
+      <w:pPr>
+        <w:jc w:val="both"/>
+        <w:rPr>
+          <w:rFonts w:cs="Calibri"/>
+          <w:b/>
+          <w:bCs/>
+          <w:color w:val="D86DCB" w:themeColor="accent5" w:themeTint="99"/>
+          <w:sz w:val="32"/>
+          <w:szCs w:val="32"/>
+        </w:rPr>
+      </w:pPr>
+      <w:r>
+        <w:rPr>
+          <w:rFonts w:cs="Calibri"/>
+          <w:b/>
+          <w:bCs/>
+          <w:color w:val="D86DCB" w:themeColor="accent5" w:themeTint="99"/>
+          <w:sz w:val="32"/>
+          <w:szCs w:val="32"/>
+        </w:rPr>
+        <w:t xml:space="preserve">  final int age;</w:t>
+      </w:r>
+    </w:p>
+    <w:p>
+      <w:pPr>
+        <w:jc w:val="both"/>
+        <w:rPr>
+          <w:rFonts w:cs="Calibri"/>
+          <w:b/>
+          <w:bCs/>
+          <w:color w:val="D86DCB" w:themeColor="accent5" w:themeTint="99"/>
+          <w:sz w:val="32"/>
+          <w:szCs w:val="32"/>
+        </w:rPr>
+      </w:pPr>
+      <w:r>
+        <w:rPr>
+          <w:rFonts w:cs="Calibri"/>
+          <w:b/>
+          <w:bCs/>
+          <w:color w:val="D86DCB" w:themeColor="accent5" w:themeTint="99"/>
+          <w:sz w:val="32"/>
+          <w:szCs w:val="32"/>
+        </w:rPr>
+        <w:t xml:space="preserve">  </w:t>
+      </w:r>
+      <w:proofErr w:type="gramStart"/>
+      <w:r>
+        <w:rPr>
+          <w:rFonts w:cs="Calibri"/>
+          <w:b/>
+          <w:bCs/>
+          <w:color w:val="D86DCB" w:themeColor="accent5" w:themeTint="99"/>
+          <w:sz w:val="32"/>
+          <w:szCs w:val="32"/>
+        </w:rPr>
+        <w:t>Person(</w:t>
+      </w:r>
+      <w:proofErr w:type="gramEnd"/>
+      <w:r>
+        <w:rPr>
+          <w:rFonts w:cs="Calibri"/>
+          <w:b/>
+          <w:bCs/>
+          <w:color w:val="D86DCB" w:themeColor="accent5" w:themeTint="99"/>
+          <w:sz w:val="32"/>
+          <w:szCs w:val="32"/>
+        </w:rPr>
+        <w:t xml:space="preserve">this.name, </w:t>
+      </w:r>
+      <w:proofErr w:type="spellStart"/>
+      <w:r>
+        <w:rPr>
+          <w:rFonts w:cs="Calibri"/>
+          <w:b/>
+          <w:bCs/>
+          <w:color w:val="D86DCB" w:themeColor="accent5" w:themeTint="99"/>
+          <w:sz w:val="32"/>
+          <w:szCs w:val="32"/>
+        </w:rPr>
+        <w:t>this.age</w:t>
+      </w:r>
+      <w:proofErr w:type="spellEnd"/>
+      <w:r>
+        <w:rPr>
+          <w:rFonts w:cs="Calibri"/>
+          <w:b/>
+          <w:bCs/>
+          <w:color w:val="D86DCB" w:themeColor="accent5" w:themeTint="99"/>
+          <w:sz w:val="32"/>
+          <w:szCs w:val="32"/>
+        </w:rPr>
+        <w:t>);</w:t>
+      </w:r>
+    </w:p>
+    <w:p>
+      <w:pPr>
+        <w:jc w:val="both"/>
+        <w:rPr>
+          <w:rFonts w:cs="Calibri"/>
+          <w:b/>
+          <w:bCs/>
+          <w:color w:val="D86DCB" w:themeColor="accent5" w:themeTint="99"/>
+          <w:sz w:val="32"/>
+          <w:szCs w:val="32"/>
+        </w:rPr>
+      </w:pPr>
+      <w:r>
+        <w:rPr>
+          <w:rFonts w:cs="Calibri"/>
+          <w:b/>
+          <w:bCs/>
+          <w:color w:val="D86DCB" w:themeColor="accent5" w:themeTint="99"/>
+          <w:sz w:val="32"/>
+          <w:szCs w:val="32"/>
+        </w:rPr>
+        <w:t xml:space="preserve">  void </w:t>
+      </w:r>
+      <w:proofErr w:type="spellStart"/>
+      <w:proofErr w:type="gramStart"/>
+      <w:r>
+        <w:rPr>
+          <w:rFonts w:cs="Calibri"/>
+          <w:b/>
+          <w:bCs/>
+          <w:color w:val="D86DCB" w:themeColor="accent5" w:themeTint="99"/>
+          <w:sz w:val="32"/>
+          <w:szCs w:val="32"/>
+        </w:rPr>
+        <w:t>printInfo</w:t>
+      </w:r>
+      <w:proofErr w:type="spellEnd"/>
+      <w:r>
+        <w:rPr>
+          <w:rFonts w:cs="Calibri"/>
+          <w:b/>
+          <w:bCs/>
+          <w:color w:val="D86DCB" w:themeColor="accent5" w:themeTint="99"/>
+          <w:sz w:val="32"/>
+          <w:szCs w:val="32"/>
+        </w:rPr>
+        <w:t>(</w:t>
+      </w:r>
+      <w:proofErr w:type="gramEnd"/>
+      <w:r>
+        <w:rPr>
+          <w:rFonts w:cs="Calibri"/>
+          <w:b/>
+          <w:bCs/>
+          <w:color w:val="D86DCB" w:themeColor="accent5" w:themeTint="99"/>
+          <w:sz w:val="32"/>
+          <w:szCs w:val="32"/>
+        </w:rPr>
+        <w:t>) {</w:t>
+      </w:r>
+    </w:p>
+    <w:p>
+      <w:pPr>
+        <w:jc w:val="both"/>
+        <w:rPr>
+          <w:rFonts w:cs="Calibri"/>
+          <w:b/>
+          <w:bCs/>
+          <w:color w:val="D86DCB" w:themeColor="accent5" w:themeTint="99"/>
+          <w:sz w:val="32"/>
+          <w:szCs w:val="32"/>
+        </w:rPr>
+      </w:pPr>
+      <w:r>
+        <w:rPr>
+          <w:rFonts w:cs="Calibri"/>
+          <w:b/>
+          <w:bCs/>
+          <w:color w:val="D86DCB" w:themeColor="accent5" w:themeTint="99"/>
+          <w:sz w:val="32"/>
+          <w:szCs w:val="32"/>
+        </w:rPr>
+        <w:t xml:space="preserve">    print(.name</w:t>
+      </w:r>
+      <w:proofErr w:type="gramStart"/>
+      <w:r>
+        <w:rPr>
+          <w:rFonts w:cs="Calibri"/>
+          <w:b/>
+          <w:bCs/>
+          <w:color w:val="D86DCB" w:themeColor="accent5" w:themeTint="99"/>
+          <w:sz w:val="32"/>
+          <w:szCs w:val="32"/>
+        </w:rPr>
+        <w:t>);  /</w:t>
+      </w:r>
+      <w:proofErr w:type="gramEnd"/>
+      <w:r>
+        <w:rPr>
+          <w:rFonts w:cs="Calibri"/>
+          <w:b/>
+          <w:bCs/>
+          <w:color w:val="D86DCB" w:themeColor="accent5" w:themeTint="99"/>
+          <w:sz w:val="32"/>
+          <w:szCs w:val="32"/>
+        </w:rPr>
+        <w:t>/ same as print(this.name)</w:t>
+      </w:r>
+    </w:p>
+    <w:p>
+      <w:pPr>
+        <w:jc w:val="both"/>
+        <w:rPr>
+          <w:rFonts w:cs="Calibri"/>
+          <w:b/>
+          <w:bCs/>
+          <w:color w:val="D86DCB" w:themeColor="accent5" w:themeTint="99"/>
+          <w:sz w:val="32"/>
+          <w:szCs w:val="32"/>
+        </w:rPr>
+      </w:pPr>
+      <w:r>
+        <w:rPr>
+          <w:rFonts w:cs="Calibri"/>
+          <w:b/>
+          <w:bCs/>
+          <w:color w:val="D86DCB" w:themeColor="accent5" w:themeTint="99"/>
+          <w:sz w:val="32"/>
+          <w:szCs w:val="32"/>
+        </w:rPr>
+        <w:t xml:space="preserve">    print(.age</w:t>
+      </w:r>
+      <w:proofErr w:type="gramStart"/>
+      <w:r>
+        <w:rPr>
+          <w:rFonts w:cs="Calibri"/>
+          <w:b/>
+          <w:bCs/>
+          <w:color w:val="D86DCB" w:themeColor="accent5" w:themeTint="99"/>
+          <w:sz w:val="32"/>
+          <w:szCs w:val="32"/>
+        </w:rPr>
+        <w:t xml:space="preserve">);   </w:t>
+      </w:r>
+      <w:proofErr w:type="gramEnd"/>
+      <w:r>
+        <w:rPr>
+          <w:rFonts w:cs="Calibri"/>
+          <w:b/>
+          <w:bCs/>
+          <w:color w:val="D86DCB" w:themeColor="accent5" w:themeTint="99"/>
+          <w:sz w:val="32"/>
+          <w:szCs w:val="32"/>
+        </w:rPr>
+        <w:t>// same as print(</w:t>
+      </w:r>
+      <w:proofErr w:type="spellStart"/>
+      <w:r>
+        <w:rPr>
+          <w:rFonts w:cs="Calibri"/>
+          <w:b/>
+          <w:bCs/>
+          <w:color w:val="D86DCB" w:themeColor="accent5" w:themeTint="99"/>
+          <w:sz w:val="32"/>
+          <w:szCs w:val="32"/>
+        </w:rPr>
+        <w:t>this.age</w:t>
+      </w:r>
+      <w:proofErr w:type="spellEnd"/>
+      <w:r>
+        <w:rPr>
+          <w:rFonts w:cs="Calibri"/>
+          <w:b/>
+          <w:bCs/>
+          <w:color w:val="D86DCB" w:themeColor="accent5" w:themeTint="99"/>
+          <w:sz w:val="32"/>
+          <w:szCs w:val="32"/>
+        </w:rPr>
+        <w:t>)</w:t>
+      </w:r>
+    </w:p>
+    <w:p>
+      <w:pPr>
+        <w:jc w:val="both"/>
+        <w:rPr>
+          <w:rFonts w:cs="Calibri"/>
+          <w:b/>
+          <w:bCs/>
+          <w:color w:val="D86DCB" w:themeColor="accent5" w:themeTint="99"/>
+          <w:sz w:val="32"/>
+          <w:szCs w:val="32"/>
+        </w:rPr>
+      </w:pPr>
+      <w:r>
+        <w:rPr>
+          <w:rFonts w:cs="Calibri"/>
+          <w:b/>
+          <w:bCs/>
+          <w:color w:val="D86DCB" w:themeColor="accent5" w:themeTint="99"/>
+          <w:sz w:val="32"/>
+          <w:szCs w:val="32"/>
+        </w:rPr>
+        <w:t xml:space="preserve">  }</w:t>
+      </w:r>
+    </w:p>
+    <w:p>
+      <w:pPr>
+        <w:jc w:val="both"/>
+        <w:rPr>
+          <w:rFonts w:cs="Calibri"/>
+          <w:b/>
+          <w:bCs/>
+          <w:color w:val="D86DCB" w:themeColor="accent5" w:themeTint="99"/>
+          <w:sz w:val="32"/>
+          <w:szCs w:val="32"/>
+        </w:rPr>
+      </w:pPr>
+      <w:r>
+        <w:rPr>
+          <w:rFonts w:cs="Calibri"/>
+          <w:b/>
+          <w:bCs/>
+          <w:color w:val="D86DCB" w:themeColor="accent5" w:themeTint="99"/>
+          <w:sz w:val="32"/>
+          <w:szCs w:val="32"/>
+        </w:rPr>
+        <w:t>}</w:t>
+      </w:r>
+    </w:p>
+    <w:p>
+      <w:pPr>
+        <w:jc w:val="both"/>
+        <w:rPr>
+          <w:rFonts w:cs="Calibri"/>
+          <w:sz w:val="32"/>
+          <w:szCs w:val="32"/>
+        </w:rPr>
+      </w:pPr>
+      <w:r>
+        <w:rPr>
+          <w:rFonts w:cs="Calibri"/>
+          <w:sz w:val="32"/>
+          <w:szCs w:val="32"/>
+        </w:rPr>
+        <w:t xml:space="preserve"># We can also use </w:t>
+      </w:r>
+      <w:r>
+        <w:rPr>
+          <w:rFonts w:cs="Calibri"/>
+          <w:sz w:val="32"/>
+          <w:szCs w:val="32"/>
+        </w:rPr>
+        <w:t xml:space="preserve">it in Flutter build methods. Before </w:t>
+      </w:r>
+      <w:r>
+        <w:rPr>
+          <w:rFonts w:cs="Calibri"/>
+          <w:b/>
+          <w:bCs/>
+          <w:sz w:val="32"/>
+          <w:szCs w:val="32"/>
+        </w:rPr>
+        <w:t>Text(</w:t>
+      </w:r>
+      <w:proofErr w:type="spellStart"/>
+      <w:proofErr w:type="gramStart"/>
+      <w:r>
+        <w:rPr>
+          <w:rFonts w:cs="Calibri"/>
+          <w:b/>
+          <w:bCs/>
+          <w:sz w:val="32"/>
+          <w:szCs w:val="32"/>
+        </w:rPr>
+        <w:t>this.title</w:t>
+      </w:r>
+      <w:proofErr w:type="spellEnd"/>
+      <w:proofErr w:type="gramEnd"/>
+      <w:r>
+        <w:rPr>
+          <w:rFonts w:cs="Calibri"/>
+          <w:b/>
+          <w:bCs/>
+          <w:sz w:val="32"/>
+          <w:szCs w:val="32"/>
+        </w:rPr>
+        <w:t xml:space="preserve">) </w:t>
+      </w:r>
+      <w:r>
+        <w:rPr>
+          <w:rFonts w:cs="Calibri"/>
+          <w:sz w:val="32"/>
+          <w:szCs w:val="32"/>
+        </w:rPr>
+        <w:t>but now</w:t>
+      </w:r>
+      <w:r>
+        <w:rPr>
+          <w:rFonts w:cs="Calibri"/>
+          <w:b/>
+          <w:bCs/>
+          <w:sz w:val="32"/>
+          <w:szCs w:val="32"/>
+        </w:rPr>
+        <w:t xml:space="preserve"> Text(.title)</w:t>
+      </w:r>
+    </w:p>
+    <w:p>
+      <w:pPr>
+        <w:jc w:val="both"/>
+        <w:rPr>
+          <w:rFonts w:cs="Calibri"/>
+          <w:b/>
+          <w:bCs/>
+          <w:color w:val="D86DCB" w:themeColor="accent5" w:themeTint="99"/>
+          <w:sz w:val="32"/>
+          <w:szCs w:val="32"/>
+        </w:rPr>
+      </w:pPr>
+      <w:r>
+        <w:rPr>
+          <w:rFonts w:cs="Calibri"/>
+          <w:b/>
+          <w:bCs/>
+          <w:color w:val="D86DCB" w:themeColor="accent5" w:themeTint="99"/>
+          <w:sz w:val="32"/>
+          <w:szCs w:val="32"/>
+        </w:rPr>
+        <w:t xml:space="preserve">class </w:t>
+      </w:r>
+      <w:proofErr w:type="spellStart"/>
+      <w:r>
+        <w:rPr>
+          <w:rFonts w:cs="Calibri"/>
+          <w:b/>
+          <w:bCs/>
+          <w:color w:val="D86DCB" w:themeColor="accent5" w:themeTint="99"/>
+          <w:sz w:val="32"/>
+          <w:szCs w:val="32"/>
+        </w:rPr>
+        <w:t>MyWidget</w:t>
+      </w:r>
+      <w:proofErr w:type="spellEnd"/>
+      <w:r>
+        <w:rPr>
+          <w:rFonts w:cs="Calibri"/>
+          <w:b/>
+          <w:bCs/>
+          <w:color w:val="D86DCB" w:themeColor="accent5" w:themeTint="99"/>
+          <w:sz w:val="32"/>
+          <w:szCs w:val="32"/>
+        </w:rPr>
+        <w:t xml:space="preserve"> extends </w:t>
+      </w:r>
+      <w:proofErr w:type="spellStart"/>
+      <w:r>
+        <w:rPr>
+          <w:rFonts w:cs="Calibri"/>
+          <w:b/>
+          <w:bCs/>
+          <w:color w:val="D86DCB" w:themeColor="accent5" w:themeTint="99"/>
+          <w:sz w:val="32"/>
+          <w:szCs w:val="32"/>
+        </w:rPr>
+        <w:t>StatelessWidget</w:t>
+      </w:r>
+      <w:proofErr w:type="spellEnd"/>
+      <w:r>
+        <w:rPr>
+          <w:rFonts w:cs="Calibri"/>
+          <w:b/>
+          <w:bCs/>
+          <w:color w:val="D86DCB" w:themeColor="accent5" w:themeTint="99"/>
+          <w:sz w:val="32"/>
+          <w:szCs w:val="32"/>
+        </w:rPr>
+        <w:t xml:space="preserve"> {</w:t>
+      </w:r>
+    </w:p>
+    <w:p>
+      <w:pPr>
+        <w:jc w:val="both"/>
+        <w:rPr>
+          <w:rFonts w:cs="Calibri"/>
+          <w:b/>
+          <w:bCs/>
+          <w:color w:val="D86DCB" w:themeColor="accent5" w:themeTint="99"/>
+          <w:sz w:val="32"/>
+          <w:szCs w:val="32"/>
+        </w:rPr>
+      </w:pPr>
+      <w:r>
+        <w:rPr>
+          <w:rFonts w:cs="Calibri"/>
+          <w:b/>
+          <w:bCs/>
+          <w:color w:val="D86DCB" w:themeColor="accent5" w:themeTint="99"/>
+          <w:sz w:val="32"/>
+          <w:szCs w:val="32"/>
+        </w:rPr>
+        <w:t xml:space="preserve">  final String title;</w:t>
+      </w:r>
+    </w:p>
+    <w:p>
+      <w:pPr>
+        <w:jc w:val="both"/>
+        <w:rPr>
+          <w:rFonts w:cs="Calibri"/>
+          <w:b/>
+          <w:bCs/>
+          <w:color w:val="D86DCB" w:themeColor="accent5" w:themeTint="99"/>
+          <w:sz w:val="32"/>
+          <w:szCs w:val="32"/>
+        </w:rPr>
+      </w:pPr>
+      <w:r>
+        <w:rPr>
+          <w:rFonts w:cs="Calibri"/>
+          <w:b/>
+          <w:bCs/>
+          <w:color w:val="D86DCB" w:themeColor="accent5" w:themeTint="99"/>
+          <w:sz w:val="32"/>
+          <w:szCs w:val="32"/>
+        </w:rPr>
+        <w:t xml:space="preserve">  const </w:t>
+      </w:r>
+      <w:proofErr w:type="spellStart"/>
+      <w:proofErr w:type="gramStart"/>
+      <w:r>
+        <w:rPr>
+          <w:rFonts w:cs="Calibri"/>
+          <w:b/>
+          <w:bCs/>
+          <w:color w:val="D86DCB" w:themeColor="accent5" w:themeTint="99"/>
+          <w:sz w:val="32"/>
+          <w:szCs w:val="32"/>
+        </w:rPr>
+        <w:t>MyWidget</w:t>
+      </w:r>
+      <w:proofErr w:type="spellEnd"/>
+      <w:r>
+        <w:rPr>
+          <w:rFonts w:cs="Calibri"/>
+          <w:b/>
+          <w:bCs/>
+          <w:color w:val="D86DCB" w:themeColor="accent5" w:themeTint="99"/>
+          <w:sz w:val="32"/>
+          <w:szCs w:val="32"/>
+        </w:rPr>
+        <w:t>(</w:t>
+      </w:r>
+      <w:proofErr w:type="gramEnd"/>
+      <w:r>
+        <w:rPr>
+          <w:rFonts w:cs="Calibri"/>
+          <w:b/>
+          <w:bCs/>
+          <w:color w:val="D86DCB" w:themeColor="accent5" w:themeTint="99"/>
+          <w:sz w:val="32"/>
+          <w:szCs w:val="32"/>
+        </w:rPr>
+        <w:t>{required .title});</w:t>
+      </w:r>
+    </w:p>
+    <w:p>
+      <w:pPr>
+        <w:jc w:val="both"/>
+        <w:rPr>
+          <w:rFonts w:cs="Calibri"/>
+          <w:b/>
+          <w:bCs/>
+          <w:color w:val="D86DCB" w:themeColor="accent5" w:themeTint="99"/>
+          <w:sz w:val="32"/>
+          <w:szCs w:val="32"/>
+        </w:rPr>
+      </w:pPr>
+    </w:p>
+    <w:p>
+      <w:pPr>
+        <w:jc w:val="both"/>
+        <w:rPr>
+          <w:rFonts w:cs="Calibri"/>
+          <w:b/>
+          <w:bCs/>
+          <w:color w:val="D86DCB" w:themeColor="accent5" w:themeTint="99"/>
+          <w:sz w:val="32"/>
+          <w:szCs w:val="32"/>
+        </w:rPr>
+      </w:pPr>
+      <w:r>
+        <w:rPr>
+          <w:rFonts w:cs="Calibri"/>
+          <w:b/>
+          <w:bCs/>
+          <w:color w:val="D86DCB" w:themeColor="accent5" w:themeTint="99"/>
+          <w:sz w:val="32"/>
+          <w:szCs w:val="32"/>
+        </w:rPr>
+        <w:t xml:space="preserve">  @override</w:t>
+      </w:r>
+    </w:p>
+    <w:p>
+      <w:pPr>
+        <w:jc w:val="both"/>
+        <w:rPr>
+          <w:rFonts w:cs="Calibri"/>
+          <w:b/>
+          <w:bCs/>
+          <w:color w:val="D86DCB" w:themeColor="accent5" w:themeTint="99"/>
+          <w:sz w:val="32"/>
+          <w:szCs w:val="32"/>
+        </w:rPr>
+      </w:pPr>
+      <w:r>
+        <w:rPr>
+          <w:rFonts w:cs="Calibri"/>
+          <w:b/>
+          <w:bCs/>
+          <w:color w:val="D86DCB" w:themeColor="accent5" w:themeTint="99"/>
+          <w:sz w:val="32"/>
+          <w:szCs w:val="32"/>
+        </w:rPr>
+        <w:t xml:space="preserve">  Widget </w:t>
+      </w:r>
+      <w:proofErr w:type="gramStart"/>
+      <w:r>
+        <w:rPr>
+          <w:rFonts w:cs="Calibri"/>
+          <w:b/>
+          <w:bCs/>
+          <w:color w:val="D86DCB" w:themeColor="accent5" w:themeTint="99"/>
+          <w:sz w:val="32"/>
+          <w:szCs w:val="32"/>
+        </w:rPr>
+        <w:t>build(</w:t>
+      </w:r>
+      <w:proofErr w:type="spellStart"/>
+      <w:proofErr w:type="gramEnd"/>
+      <w:r>
+        <w:rPr>
+          <w:rFonts w:cs="Calibri"/>
+          <w:b/>
+          <w:bCs/>
+          <w:color w:val="D86DCB" w:themeColor="accent5" w:themeTint="99"/>
+          <w:sz w:val="32"/>
+          <w:szCs w:val="32"/>
+        </w:rPr>
+        <w:t>BuildContext</w:t>
+      </w:r>
+      <w:proofErr w:type="spellEnd"/>
+      <w:r>
+        <w:rPr>
+          <w:rFonts w:cs="Calibri"/>
+          <w:b/>
+          <w:bCs/>
+          <w:color w:val="D86DCB" w:themeColor="accent5" w:themeTint="99"/>
+          <w:sz w:val="32"/>
+          <w:szCs w:val="32"/>
+        </w:rPr>
+        <w:t xml:space="preserve"> context) {</w:t>
+      </w:r>
+    </w:p>
+    <w:p>
+      <w:pPr>
+        <w:jc w:val="both"/>
+        <w:rPr>
+          <w:rFonts w:cs="Calibri"/>
+          <w:b/>
+          <w:bCs/>
+          <w:color w:val="D86DCB" w:themeColor="accent5" w:themeTint="99"/>
+          <w:sz w:val="32"/>
+          <w:szCs w:val="32"/>
+        </w:rPr>
+      </w:pPr>
+      <w:r>
+        <w:rPr>
+          <w:rFonts w:cs="Calibri"/>
+          <w:b/>
+          <w:bCs/>
+          <w:color w:val="D86DCB" w:themeColor="accent5" w:themeTint="99"/>
+          <w:sz w:val="32"/>
+          <w:szCs w:val="32"/>
+        </w:rPr>
+        <w:t xml:space="preserve">    return Text</w:t>
+      </w:r>
+      <w:proofErr w:type="gramStart"/>
+      <w:r>
+        <w:rPr>
+          <w:rFonts w:cs="Calibri"/>
+          <w:b/>
+          <w:bCs/>
+          <w:color w:val="D86DCB" w:themeColor="accent5" w:themeTint="99"/>
+          <w:sz w:val="32"/>
+          <w:szCs w:val="32"/>
+        </w:rPr>
+        <w:t>(.title</w:t>
+      </w:r>
+      <w:proofErr w:type="gramEnd"/>
+      <w:r>
+        <w:rPr>
+          <w:rFonts w:cs="Calibri"/>
+          <w:b/>
+          <w:bCs/>
+          <w:color w:val="D86DCB" w:themeColor="accent5" w:themeTint="99"/>
+          <w:sz w:val="32"/>
+          <w:szCs w:val="32"/>
+        </w:rPr>
+        <w:t xml:space="preserve">); // instead of </w:t>
+      </w:r>
+      <w:proofErr w:type="spellStart"/>
+      <w:r>
+        <w:rPr>
+          <w:rFonts w:cs="Calibri"/>
+          <w:b/>
+          <w:bCs/>
+          <w:color w:val="D86DCB" w:themeColor="accent5" w:themeTint="99"/>
+          <w:sz w:val="32"/>
+          <w:szCs w:val="32"/>
+        </w:rPr>
+        <w:t>this.title</w:t>
+      </w:r>
+      <w:proofErr w:type="spellEnd"/>
+    </w:p>
+    <w:p>
+      <w:pPr>
+        <w:jc w:val="both"/>
+        <w:rPr>
+          <w:rFonts w:cs="Calibri"/>
+          <w:b/>
+          <w:bCs/>
+          <w:color w:val="D86DCB" w:themeColor="accent5" w:themeTint="99"/>
+          <w:sz w:val="32"/>
+          <w:szCs w:val="32"/>
+        </w:rPr>
+      </w:pPr>
+      <w:r>
+        <w:rPr>
+          <w:rFonts w:cs="Calibri"/>
+          <w:b/>
+          <w:bCs/>
+          <w:color w:val="D86DCB" w:themeColor="accent5" w:themeTint="99"/>
+          <w:sz w:val="32"/>
+          <w:szCs w:val="32"/>
+        </w:rPr>
+        <w:t xml:space="preserve">  }</w:t>
+      </w:r>
+    </w:p>
+    <w:p>
+      <w:pPr>
+        <w:jc w:val="both"/>
+        <w:rPr>
+          <w:rFonts w:cs="Calibri"/>
+          <w:b/>
+          <w:bCs/>
+          <w:color w:val="D86DCB" w:themeColor="accent5" w:themeTint="99"/>
+          <w:sz w:val="32"/>
+          <w:szCs w:val="32"/>
+        </w:rPr>
+      </w:pPr>
+      <w:r>
+        <w:rPr>
+          <w:rFonts w:cs="Calibri"/>
+          <w:b/>
+          <w:bCs/>
+          <w:color w:val="D86DCB" w:themeColor="accent5" w:themeTint="99"/>
+          <w:sz w:val="32"/>
+          <w:szCs w:val="32"/>
+        </w:rPr>
+        <w:t>}</w:t>
+      </w:r>
+    </w:p>
+    <w:p>
+      <w:pPr>
+        <w:jc w:val="both"/>
+        <w:rPr>
+          <w:rFonts w:cs="Calibri"/>
+          <w:sz w:val="32"/>
+          <w:szCs w:val="32"/>
+        </w:rPr>
+      </w:pPr>
+      <w:r>
+        <w:rPr>
+          <w:rFonts w:cs="Calibri"/>
+          <w:sz w:val="32"/>
+          <w:szCs w:val="32"/>
+        </w:rPr>
+        <w:lastRenderedPageBreak/>
+        <w:t xml:space="preserve"># We can also use them in methods and constructors </w:t>
+      </w:r>
+      <w:r>
+        <w:rPr>
+          <w:rFonts w:cs="Calibri"/>
+          <w:sz w:val="32"/>
+          <w:szCs w:val="32"/>
+        </w:rPr>
+        <w:t xml:space="preserve">(before </w:t>
+      </w:r>
+      <w:r>
+        <w:rPr>
+          <w:rFonts w:cs="Calibri"/>
+          <w:b/>
+          <w:bCs/>
+          <w:sz w:val="32"/>
+          <w:szCs w:val="32"/>
+        </w:rPr>
+        <w:t xml:space="preserve">double </w:t>
+      </w:r>
+      <w:proofErr w:type="spellStart"/>
+      <w:r>
+        <w:rPr>
+          <w:rFonts w:cs="Calibri"/>
+          <w:b/>
+          <w:bCs/>
+          <w:sz w:val="32"/>
+          <w:szCs w:val="32"/>
+        </w:rPr>
+        <w:t>bmi</w:t>
+      </w:r>
+      <w:proofErr w:type="spellEnd"/>
+      <w:r>
+        <w:rPr>
+          <w:rFonts w:cs="Calibri"/>
+          <w:b/>
+          <w:bCs/>
+          <w:sz w:val="32"/>
+          <w:szCs w:val="32"/>
+        </w:rPr>
+        <w:t xml:space="preserve"> = </w:t>
+      </w:r>
+      <w:proofErr w:type="spellStart"/>
+      <w:proofErr w:type="gramStart"/>
+      <w:r>
+        <w:rPr>
+          <w:rFonts w:cs="Calibri"/>
+          <w:b/>
+          <w:bCs/>
+          <w:sz w:val="32"/>
+          <w:szCs w:val="32"/>
+        </w:rPr>
+        <w:t>this.calculateBMI</w:t>
+      </w:r>
+      <w:proofErr w:type="spellEnd"/>
+      <w:proofErr w:type="gramEnd"/>
+      <w:r>
+        <w:rPr>
+          <w:rFonts w:cs="Calibri"/>
+          <w:b/>
+          <w:bCs/>
+          <w:sz w:val="32"/>
+          <w:szCs w:val="32"/>
+        </w:rPr>
+        <w:t>()</w:t>
+      </w:r>
+      <w:r>
+        <w:rPr>
+          <w:rFonts w:cs="Calibri"/>
+          <w:sz w:val="32"/>
+          <w:szCs w:val="32"/>
+        </w:rPr>
+        <w:t xml:space="preserve"> and </w:t>
+      </w:r>
+      <w:r>
+        <w:rPr>
+          <w:rFonts w:cs="Calibri"/>
+          <w:b/>
+          <w:bCs/>
+          <w:sz w:val="32"/>
+          <w:szCs w:val="32"/>
+        </w:rPr>
+        <w:t xml:space="preserve">User({required this.name, required </w:t>
+      </w:r>
+      <w:proofErr w:type="spellStart"/>
+      <w:r>
+        <w:rPr>
+          <w:rFonts w:cs="Calibri"/>
+          <w:b/>
+          <w:bCs/>
+          <w:sz w:val="32"/>
+          <w:szCs w:val="32"/>
+        </w:rPr>
+        <w:t>this.age</w:t>
+      </w:r>
+      <w:proofErr w:type="spellEnd"/>
+      <w:r>
+        <w:rPr>
+          <w:rFonts w:cs="Calibri"/>
+          <w:b/>
+          <w:bCs/>
+          <w:sz w:val="32"/>
+          <w:szCs w:val="32"/>
+        </w:rPr>
+        <w:t>})</w:t>
+      </w:r>
+      <w:r>
+        <w:rPr>
+          <w:rFonts w:cs="Calibri"/>
+          <w:sz w:val="32"/>
+          <w:szCs w:val="32"/>
+        </w:rPr>
+        <w:t xml:space="preserve"> )</w:t>
+      </w:r>
+      <w:r>
+        <w:rPr>
+          <w:rFonts w:cs="Calibri"/>
+          <w:sz w:val="32"/>
+          <w:szCs w:val="32"/>
+        </w:rPr>
+        <w:t>. Now</w:t>
+      </w:r>
+    </w:p>
+    <w:p>
+      <w:pPr>
+        <w:jc w:val="both"/>
+        <w:rPr>
+          <w:rFonts w:cs="Calibri"/>
+          <w:b/>
+          <w:bCs/>
+          <w:color w:val="D86DCB" w:themeColor="accent5" w:themeTint="99"/>
+          <w:sz w:val="32"/>
+          <w:szCs w:val="32"/>
+        </w:rPr>
+      </w:pPr>
+      <w:r>
+        <w:rPr>
+          <w:rFonts w:cs="Calibri"/>
+          <w:b/>
+          <w:bCs/>
+          <w:color w:val="D86DCB" w:themeColor="accent5" w:themeTint="99"/>
+          <w:sz w:val="32"/>
+          <w:szCs w:val="32"/>
+        </w:rPr>
+        <w:t xml:space="preserve">double </w:t>
+      </w:r>
+      <w:proofErr w:type="spellStart"/>
+      <w:r>
+        <w:rPr>
+          <w:rFonts w:cs="Calibri"/>
+          <w:b/>
+          <w:bCs/>
+          <w:color w:val="D86DCB" w:themeColor="accent5" w:themeTint="99"/>
+          <w:sz w:val="32"/>
+          <w:szCs w:val="32"/>
+        </w:rPr>
+        <w:t>bmi</w:t>
+      </w:r>
+      <w:proofErr w:type="spellEnd"/>
+      <w:r>
+        <w:rPr>
+          <w:rFonts w:cs="Calibri"/>
+          <w:b/>
+          <w:bCs/>
+          <w:color w:val="D86DCB" w:themeColor="accent5" w:themeTint="99"/>
+          <w:sz w:val="32"/>
+          <w:szCs w:val="32"/>
+        </w:rPr>
+        <w:t xml:space="preserve"> </w:t>
+      </w:r>
+      <w:proofErr w:type="gramStart"/>
+      <w:r>
+        <w:rPr>
+          <w:rFonts w:cs="Calibri"/>
+          <w:b/>
+          <w:bCs/>
+          <w:color w:val="D86DCB" w:themeColor="accent5" w:themeTint="99"/>
+          <w:sz w:val="32"/>
+          <w:szCs w:val="32"/>
+        </w:rPr>
+        <w:t>= .</w:t>
+      </w:r>
+      <w:proofErr w:type="spellStart"/>
+      <w:r>
+        <w:rPr>
+          <w:rFonts w:cs="Calibri"/>
+          <w:b/>
+          <w:bCs/>
+          <w:color w:val="D86DCB" w:themeColor="accent5" w:themeTint="99"/>
+          <w:sz w:val="32"/>
+          <w:szCs w:val="32"/>
+        </w:rPr>
+        <w:t>calculateBMI</w:t>
+      </w:r>
+      <w:proofErr w:type="spellEnd"/>
+      <w:proofErr w:type="gramEnd"/>
+      <w:r>
+        <w:rPr>
+          <w:rFonts w:cs="Calibri"/>
+          <w:b/>
+          <w:bCs/>
+          <w:color w:val="D86DCB" w:themeColor="accent5" w:themeTint="99"/>
+          <w:sz w:val="32"/>
+          <w:szCs w:val="32"/>
+        </w:rPr>
+        <w:t>();</w:t>
+      </w:r>
+    </w:p>
+    <w:p>
+      <w:pPr>
+        <w:jc w:val="both"/>
+        <w:rPr>
+          <w:rFonts w:cs="Calibri"/>
+          <w:b/>
+          <w:bCs/>
+          <w:color w:val="D86DCB" w:themeColor="accent5" w:themeTint="99"/>
+          <w:sz w:val="32"/>
+          <w:szCs w:val="32"/>
+        </w:rPr>
+      </w:pPr>
+      <w:proofErr w:type="gramStart"/>
+      <w:r>
+        <w:rPr>
+          <w:rFonts w:cs="Calibri"/>
+          <w:b/>
+          <w:bCs/>
+          <w:color w:val="D86DCB" w:themeColor="accent5" w:themeTint="99"/>
+          <w:sz w:val="32"/>
+          <w:szCs w:val="32"/>
+        </w:rPr>
+        <w:t>User(</w:t>
+      </w:r>
+      <w:proofErr w:type="gramEnd"/>
+      <w:r>
+        <w:rPr>
+          <w:rFonts w:cs="Calibri"/>
+          <w:b/>
+          <w:bCs/>
+          <w:color w:val="D86DCB" w:themeColor="accent5" w:themeTint="99"/>
+          <w:sz w:val="32"/>
+          <w:szCs w:val="32"/>
+        </w:rPr>
+        <w:t>{required .name, required .age});</w:t>
+      </w:r>
+    </w:p>
+    <w:p>
+      <w:pPr>
+        <w:jc w:val="both"/>
+        <w:rPr>
+          <w:rFonts w:cs="Calibri"/>
+          <w:sz w:val="32"/>
+          <w:szCs w:val="32"/>
+        </w:rPr>
+      </w:pPr>
+      <w:r>
+        <w:rPr>
+          <w:rFonts w:cs="Calibri"/>
+          <w:sz w:val="32"/>
+          <w:szCs w:val="32"/>
+        </w:rPr>
+        <w:t xml:space="preserve">Note: </w:t>
+      </w:r>
+      <w:r>
+        <w:rPr>
+          <w:rFonts w:cs="Calibri"/>
+          <w:sz w:val="32"/>
+          <w:szCs w:val="32"/>
+        </w:rPr>
+        <w:t>It works only inside a class. We can only use .name when “name” is a field or method of this object. The leading dot always means “</w:t>
+      </w:r>
+      <w:r>
+        <w:rPr>
+          <w:rFonts w:cs="Calibri"/>
+          <w:b/>
+          <w:bCs/>
+          <w:sz w:val="32"/>
+          <w:szCs w:val="32"/>
         </w:rPr>
         <w:t>this</w:t>
       </w:r>
       <w:r>
         <w:rPr>
-          <w:rFonts w:ascii="Calibri" w:hAnsi="Calibri" w:cs="Calibri"/>
-          <w:sz w:val="34"/>
-          <w:szCs w:val="34"/>
+          <w:rFonts w:cs="Calibri"/>
+          <w:sz w:val="32"/>
+          <w:szCs w:val="32"/>
+        </w:rPr>
+        <w:t xml:space="preserve">” according to context. </w:t>
+      </w:r>
+      <w:r>
+        <w:rPr>
+          <w:rFonts w:cs="Calibri"/>
+          <w:sz w:val="32"/>
+          <w:szCs w:val="32"/>
+        </w:rPr>
+        <w:t xml:space="preserve">We can use it in methods, constructors, getters/setters, Flutter </w:t>
+      </w:r>
+      <w:proofErr w:type="gramStart"/>
+      <w:r>
+        <w:rPr>
+          <w:rFonts w:cs="Calibri"/>
+          <w:b/>
+          <w:bCs/>
+          <w:sz w:val="32"/>
+          <w:szCs w:val="32"/>
+        </w:rPr>
+        <w:t>build(</w:t>
+      </w:r>
+      <w:proofErr w:type="gramEnd"/>
+      <w:r>
+        <w:rPr>
+          <w:rFonts w:cs="Calibri"/>
+          <w:b/>
+          <w:bCs/>
+          <w:sz w:val="32"/>
+          <w:szCs w:val="32"/>
+        </w:rPr>
+        <w:t xml:space="preserve">) </w:t>
+      </w:r>
+      <w:r>
+        <w:rPr>
+          <w:rFonts w:cs="Calibri"/>
+          <w:sz w:val="32"/>
+          <w:szCs w:val="32"/>
+        </w:rPr>
+        <w:t>methods and overrides.</w:t>
+      </w:r>
+    </w:p>
+    <w:p>
+      <w:pPr>
+        <w:jc w:val="both"/>
+        <w:rPr>
+          <w:rFonts w:cs="Calibri"/>
+          <w:sz w:val="32"/>
+          <w:szCs w:val="32"/>
+        </w:rPr>
+      </w:pPr>
+    </w:p>
+    <w:p>
+      <w:pPr>
+        <w:jc w:val="both"/>
+        <w:rPr>
+          <w:rFonts w:cs="Calibri"/>
+          <w:sz w:val="32"/>
+          <w:szCs w:val="32"/>
+        </w:rPr>
+      </w:pPr>
+    </w:p>
+    <w:p>
+      <w:pPr>
+        <w:jc w:val="both"/>
+        <w:rPr>
+          <w:rFonts w:cs="Calibri"/>
+          <w:b/>
+          <w:bCs/>
+          <w:sz w:val="32"/>
+          <w:szCs w:val="32"/>
+        </w:rPr>
+      </w:pPr>
+      <w:r>
+        <w:rPr>
+          <w:rFonts w:cs="Calibri"/>
+          <w:b/>
+          <w:bCs/>
+          <w:sz w:val="32"/>
+          <w:szCs w:val="32"/>
+        </w:rPr>
+        <w:t>Dot shorthand For Creating Objects:</w:t>
+      </w:r>
+    </w:p>
+    <w:p>
+      <w:pPr>
+        <w:jc w:val="both"/>
+        <w:rPr>
+          <w:rFonts w:cs="Calibri"/>
+          <w:sz w:val="32"/>
+          <w:szCs w:val="32"/>
+        </w:rPr>
+      </w:pPr>
+      <w:r>
+        <w:rPr>
+          <w:rFonts w:cs="Calibri"/>
+          <w:sz w:val="32"/>
+          <w:szCs w:val="32"/>
+        </w:rPr>
+        <w:t xml:space="preserve"># We can use dot shorthand’s for creating objects </w:t>
+      </w:r>
+      <w:proofErr w:type="gramStart"/>
+      <w:r>
+        <w:rPr>
+          <w:rFonts w:cs="Calibri"/>
+          <w:sz w:val="32"/>
+          <w:szCs w:val="32"/>
+        </w:rPr>
+        <w:t xml:space="preserve">using </w:t>
+      </w:r>
+      <w:r>
+        <w:rPr>
+          <w:rFonts w:cs="Calibri"/>
+          <w:b/>
+          <w:bCs/>
+          <w:sz w:val="32"/>
+          <w:szCs w:val="32"/>
+        </w:rPr>
+        <w:t>.new</w:t>
+      </w:r>
+      <w:proofErr w:type="gramEnd"/>
+      <w:r>
+        <w:rPr>
+          <w:rFonts w:cs="Calibri"/>
+          <w:b/>
+          <w:bCs/>
+          <w:sz w:val="32"/>
+          <w:szCs w:val="32"/>
+        </w:rPr>
+        <w:t xml:space="preserve">() </w:t>
+      </w:r>
+      <w:r>
+        <w:rPr>
+          <w:rFonts w:cs="Calibri"/>
+          <w:sz w:val="32"/>
+          <w:szCs w:val="32"/>
+        </w:rPr>
+        <w:t>keyword, we just need to specify the class as Type</w:t>
+      </w:r>
+    </w:p>
+    <w:p>
+      <w:pPr>
+        <w:jc w:val="both"/>
+        <w:rPr>
+          <w:rFonts w:cs="Calibri"/>
+          <w:sz w:val="32"/>
+          <w:szCs w:val="32"/>
+        </w:rPr>
+      </w:pPr>
+      <w:r>
+        <w:rPr>
+          <w:rFonts w:cs="Calibri"/>
+          <w:sz w:val="32"/>
+          <w:szCs w:val="32"/>
+        </w:rPr>
+        <w:t># Old</w:t>
+      </w:r>
+    </w:p>
+    <w:p>
+      <w:pPr>
+        <w:jc w:val="both"/>
+        <w:rPr>
+          <w:rFonts w:cs="Calibri"/>
+          <w:b/>
+          <w:bCs/>
+          <w:color w:val="D86DCB" w:themeColor="accent5" w:themeTint="99"/>
+          <w:sz w:val="32"/>
+          <w:szCs w:val="32"/>
+        </w:rPr>
+      </w:pPr>
+      <w:r>
+        <w:rPr>
+          <w:rFonts w:cs="Calibri"/>
+          <w:b/>
+          <w:bCs/>
+          <w:color w:val="D86DCB" w:themeColor="accent5" w:themeTint="99"/>
+          <w:sz w:val="32"/>
+          <w:szCs w:val="32"/>
+        </w:rPr>
+        <w:t xml:space="preserve">final controller = </w:t>
+      </w:r>
+      <w:proofErr w:type="spellStart"/>
+      <w:proofErr w:type="gramStart"/>
+      <w:r>
+        <w:rPr>
+          <w:rFonts w:cs="Calibri"/>
+          <w:b/>
+          <w:bCs/>
+          <w:color w:val="D86DCB" w:themeColor="accent5" w:themeTint="99"/>
+          <w:sz w:val="32"/>
+          <w:szCs w:val="32"/>
+        </w:rPr>
+        <w:t>TextEditingController</w:t>
+      </w:r>
+      <w:proofErr w:type="spellEnd"/>
+      <w:r>
+        <w:rPr>
+          <w:rFonts w:cs="Calibri"/>
+          <w:b/>
+          <w:bCs/>
+          <w:color w:val="D86DCB" w:themeColor="accent5" w:themeTint="99"/>
+          <w:sz w:val="32"/>
+          <w:szCs w:val="32"/>
+        </w:rPr>
+        <w:t>(</w:t>
+      </w:r>
+      <w:proofErr w:type="gramEnd"/>
+      <w:r>
+        <w:rPr>
+          <w:rFonts w:cs="Calibri"/>
+          <w:b/>
+          <w:bCs/>
+          <w:color w:val="D86DCB" w:themeColor="accent5" w:themeTint="99"/>
+          <w:sz w:val="32"/>
+          <w:szCs w:val="32"/>
+        </w:rPr>
+        <w:t>text: …);</w:t>
+      </w:r>
+    </w:p>
+    <w:p>
+      <w:pPr>
+        <w:jc w:val="both"/>
+        <w:rPr>
+          <w:rFonts w:cs="Calibri"/>
+          <w:sz w:val="32"/>
+          <w:szCs w:val="32"/>
+        </w:rPr>
+      </w:pPr>
+      <w:r>
+        <w:rPr>
+          <w:rFonts w:cs="Calibri"/>
+          <w:sz w:val="32"/>
+          <w:szCs w:val="32"/>
+        </w:rPr>
+        <w:t># New way</w:t>
+      </w:r>
+    </w:p>
+    <w:p>
+      <w:pPr>
+        <w:jc w:val="both"/>
+        <w:rPr>
+          <w:rFonts w:cs="Calibri"/>
+          <w:b/>
+          <w:bCs/>
+          <w:color w:val="D86DCB" w:themeColor="accent5" w:themeTint="99"/>
+          <w:sz w:val="32"/>
+          <w:szCs w:val="32"/>
+        </w:rPr>
+      </w:pPr>
+      <w:r>
+        <w:rPr>
+          <w:rFonts w:cs="Calibri"/>
+          <w:b/>
+          <w:bCs/>
+          <w:color w:val="D86DCB" w:themeColor="accent5" w:themeTint="99"/>
+          <w:sz w:val="32"/>
+          <w:szCs w:val="32"/>
+        </w:rPr>
+        <w:t xml:space="preserve">final </w:t>
+      </w:r>
+      <w:proofErr w:type="spellStart"/>
+      <w:r>
+        <w:rPr>
+          <w:rFonts w:cs="Calibri"/>
+          <w:b/>
+          <w:bCs/>
+          <w:color w:val="D86DCB" w:themeColor="accent5" w:themeTint="99"/>
+          <w:sz w:val="32"/>
+          <w:szCs w:val="32"/>
+        </w:rPr>
+        <w:t>TextEditingController</w:t>
+      </w:r>
+      <w:proofErr w:type="spellEnd"/>
+      <w:r>
+        <w:rPr>
+          <w:rFonts w:cs="Calibri"/>
+          <w:b/>
+          <w:bCs/>
+          <w:color w:val="D86DCB" w:themeColor="accent5" w:themeTint="99"/>
+          <w:sz w:val="32"/>
+          <w:szCs w:val="32"/>
+        </w:rPr>
+        <w:t xml:space="preserve"> controller </w:t>
+      </w:r>
+      <w:proofErr w:type="gramStart"/>
+      <w:r>
+        <w:rPr>
+          <w:rFonts w:cs="Calibri"/>
+          <w:b/>
+          <w:bCs/>
+          <w:color w:val="D86DCB" w:themeColor="accent5" w:themeTint="99"/>
+          <w:sz w:val="32"/>
+          <w:szCs w:val="32"/>
+        </w:rPr>
+        <w:t>= .new</w:t>
+      </w:r>
+      <w:proofErr w:type="gramEnd"/>
+      <w:r>
+        <w:rPr>
+          <w:rFonts w:cs="Calibri"/>
+          <w:b/>
+          <w:bCs/>
+          <w:color w:val="D86DCB" w:themeColor="accent5" w:themeTint="99"/>
+          <w:sz w:val="32"/>
+          <w:szCs w:val="32"/>
+        </w:rPr>
+        <w:t>(text: '</w:t>
+      </w:r>
+      <w:proofErr w:type="spellStart"/>
+      <w:r>
+        <w:rPr>
+          <w:rFonts w:cs="Calibri"/>
+          <w:b/>
+          <w:bCs/>
+          <w:color w:val="D86DCB" w:themeColor="accent5" w:themeTint="99"/>
+          <w:sz w:val="32"/>
+          <w:szCs w:val="32"/>
+        </w:rPr>
+        <w:t>LOl</w:t>
+      </w:r>
+      <w:proofErr w:type="spellEnd"/>
+      <w:r>
+        <w:rPr>
+          <w:rFonts w:cs="Calibri"/>
+          <w:b/>
+          <w:bCs/>
+          <w:color w:val="D86DCB" w:themeColor="accent5" w:themeTint="99"/>
+          <w:sz w:val="32"/>
+          <w:szCs w:val="32"/>
+        </w:rPr>
+        <w:t>');</w:t>
+      </w:r>
+    </w:p>
+    <w:p>
+      <w:pPr>
+        <w:jc w:val="both"/>
+        <w:rPr>
+          <w:rFonts w:cs="Calibri"/>
+          <w:sz w:val="32"/>
+          <w:szCs w:val="32"/>
+        </w:rPr>
+      </w:pPr>
+    </w:p>
+    <w:p>
+      <w:pPr>
+        <w:jc w:val="center"/>
+        <w:rPr>
+          <w:rFonts w:cs="Calibri"/>
+          <w:sz w:val="32"/>
+          <w:szCs w:val="32"/>
+        </w:rPr>
+      </w:pPr>
+      <w:r>
+        <w:rPr>
+          <w:rFonts w:cs="Calibri"/>
+          <w:sz w:val="32"/>
+          <w:szCs w:val="32"/>
+        </w:rPr>
+        <w:t>Break</w:t>
+      </w:r>
+    </w:p>
+    <w:p>
+      <w:pPr>
+        <w:jc w:val="both"/>
+        <w:rPr>
+          <w:rFonts w:cs="Calibri"/>
+          <w:sz w:val="32"/>
+          <w:szCs w:val="32"/>
+        </w:rPr>
+      </w:pPr>
+    </w:p>
+    <w:p>
+      <w:pPr>
+        <w:jc w:val="both"/>
+        <w:rPr>
+          <w:rFonts w:cs="Calibri"/>
+          <w:b/>
+          <w:bCs/>
+          <w:sz w:val="32"/>
+          <w:szCs w:val="32"/>
+        </w:rPr>
+      </w:pPr>
+      <w:r>
+        <w:rPr>
+          <w:rFonts w:cs="Calibri"/>
+          <w:b/>
+          <w:bCs/>
+          <w:sz w:val="32"/>
+          <w:szCs w:val="32"/>
+        </w:rPr>
+        <w:t xml:space="preserve">Dart </w:t>
+      </w:r>
+      <w:r>
+        <w:rPr>
+          <w:rFonts w:cs="Calibri"/>
+          <w:b/>
+          <w:bCs/>
+          <w:sz w:val="32"/>
+          <w:szCs w:val="32"/>
+        </w:rPr>
+        <w:t xml:space="preserve">Pub </w:t>
+      </w:r>
+      <w:r>
+        <w:rPr>
+          <w:rFonts w:cs="Calibri"/>
+          <w:b/>
+          <w:bCs/>
+          <w:sz w:val="32"/>
+          <w:szCs w:val="32"/>
+        </w:rPr>
+        <w:t>Cache Cleaning</w:t>
+      </w:r>
+      <w:r>
+        <w:rPr>
+          <w:rFonts w:cs="Calibri"/>
+          <w:b/>
+          <w:bCs/>
+          <w:sz w:val="32"/>
+          <w:szCs w:val="32"/>
         </w:rPr>
         <w:t>:</w:t>
       </w:r>
@@ -1507,2132 +4080,83 @@
       <w:pPr>
         <w:jc w:val="both"/>
         <w:rPr>
-          <w:rFonts w:ascii="Calibri" w:hAnsi="Calibri" w:cs="Calibri"/>
-          <w:b/>
-          <w:bCs/>
-          <w:color w:val="D86DCB" w:themeColor="accent5" w:themeTint="99"/>
-          <w:sz w:val="34"/>
-          <w:szCs w:val="34"/>
-        </w:rPr>
-      </w:pPr>
-      <w:r>
-        <w:rPr>
-          <w:rFonts w:ascii="Calibri" w:hAnsi="Calibri" w:cs="Calibri"/>
-          <w:b/>
-          <w:bCs/>
-          <w:color w:val="D86DCB" w:themeColor="accent5" w:themeTint="99"/>
-          <w:sz w:val="34"/>
-          <w:szCs w:val="34"/>
-        </w:rPr>
-        <w:t xml:space="preserve">.title  ≡  </w:t>
+          <w:rFonts w:cs="Calibri"/>
+          <w:sz w:val="32"/>
+          <w:szCs w:val="32"/>
+        </w:rPr>
+      </w:pPr>
+      <w:r>
+        <w:rPr>
+          <w:rFonts w:cs="Calibri"/>
+          <w:sz w:val="32"/>
+          <w:szCs w:val="32"/>
+        </w:rPr>
+        <w:t xml:space="preserve"># </w:t>
+      </w:r>
+      <w:r>
+        <w:rPr>
+          <w:rFonts w:cs="Calibri"/>
+          <w:b/>
+          <w:bCs/>
+          <w:sz w:val="32"/>
+          <w:szCs w:val="32"/>
+        </w:rPr>
+        <w:t xml:space="preserve">dart pub cache </w:t>
       </w:r>
       <w:proofErr w:type="spellStart"/>
       <w:r>
         <w:rPr>
-          <w:rFonts w:ascii="Calibri" w:hAnsi="Calibri" w:cs="Calibri"/>
-          <w:b/>
-          <w:bCs/>
-          <w:color w:val="D86DCB" w:themeColor="accent5" w:themeTint="99"/>
-          <w:sz w:val="34"/>
-          <w:szCs w:val="34"/>
-        </w:rPr>
-        <w:t>this.title</w:t>
+          <w:rFonts w:cs="Calibri"/>
+          <w:b/>
+          <w:bCs/>
+          <w:sz w:val="32"/>
+          <w:szCs w:val="32"/>
+        </w:rPr>
+        <w:t>gc</w:t>
       </w:r>
       <w:proofErr w:type="spellEnd"/>
-    </w:p>
-    <w:p>
-      <w:pPr>
-        <w:jc w:val="both"/>
-        <w:rPr>
-          <w:rFonts w:ascii="Calibri" w:hAnsi="Calibri" w:cs="Calibri"/>
-          <w:sz w:val="34"/>
-          <w:szCs w:val="34"/>
-        </w:rPr>
-      </w:pPr>
-      <w:r>
-        <w:rPr>
-          <w:rFonts w:ascii="Calibri" w:hAnsi="Calibri" w:cs="Calibri"/>
-          <w:sz w:val="34"/>
-          <w:szCs w:val="34"/>
-        </w:rPr>
-        <w:t xml:space="preserve"># Dot shorthand for </w:t>
-      </w:r>
-      <w:proofErr w:type="spellStart"/>
-      <w:r>
-        <w:rPr>
-          <w:rFonts w:ascii="Calibri" w:hAnsi="Calibri" w:cs="Calibri"/>
-          <w:sz w:val="34"/>
-          <w:szCs w:val="34"/>
-        </w:rPr>
-        <w:t>enums</w:t>
-      </w:r>
-      <w:proofErr w:type="spellEnd"/>
-      <w:r>
-        <w:rPr>
-          <w:rFonts w:ascii="Calibri" w:hAnsi="Calibri" w:cs="Calibri"/>
-          <w:sz w:val="34"/>
-          <w:szCs w:val="34"/>
-        </w:rPr>
-        <w:t>:</w:t>
-      </w:r>
-    </w:p>
-    <w:p>
-      <w:pPr>
-        <w:jc w:val="both"/>
-        <w:rPr>
-          <w:rFonts w:ascii="Calibri" w:hAnsi="Calibri" w:cs="Calibri"/>
-          <w:b/>
-          <w:bCs/>
-          <w:color w:val="D86DCB" w:themeColor="accent5" w:themeTint="99"/>
-          <w:sz w:val="34"/>
-          <w:szCs w:val="34"/>
-        </w:rPr>
-      </w:pPr>
-      <w:r>
-        <w:rPr>
-          <w:rFonts w:ascii="Calibri" w:hAnsi="Calibri" w:cs="Calibri"/>
-          <w:b/>
-          <w:bCs/>
-          <w:color w:val="D86DCB" w:themeColor="accent5" w:themeTint="99"/>
-          <w:sz w:val="34"/>
-          <w:szCs w:val="34"/>
-        </w:rPr>
-        <w:t xml:space="preserve">.start  ≡  </w:t>
-      </w:r>
-      <w:proofErr w:type="spellStart"/>
-      <w:r>
-        <w:rPr>
-          <w:rFonts w:ascii="Calibri" w:hAnsi="Calibri" w:cs="Calibri"/>
-          <w:b/>
-          <w:bCs/>
-          <w:color w:val="D86DCB" w:themeColor="accent5" w:themeTint="99"/>
-          <w:sz w:val="34"/>
-          <w:szCs w:val="34"/>
-        </w:rPr>
-        <w:t>CrossAxisAlignment.start</w:t>
-      </w:r>
-      <w:proofErr w:type="spellEnd"/>
-    </w:p>
-    <w:p>
-      <w:pPr>
-        <w:jc w:val="both"/>
-        <w:rPr>
-          <w:rFonts w:ascii="Calibri" w:hAnsi="Calibri" w:cs="Calibri"/>
-          <w:sz w:val="34"/>
-          <w:szCs w:val="34"/>
-        </w:rPr>
-      </w:pPr>
-    </w:p>
-    <w:p>
-      <w:pPr>
-        <w:jc w:val="both"/>
-        <w:rPr>
-          <w:rFonts w:ascii="Calibri" w:hAnsi="Calibri" w:cs="Calibri"/>
-          <w:sz w:val="34"/>
-          <w:szCs w:val="34"/>
-        </w:rPr>
-      </w:pPr>
-    </w:p>
-    <w:p>
-      <w:pPr>
-        <w:jc w:val="both"/>
-        <w:rPr>
-          <w:rFonts w:ascii="Calibri" w:hAnsi="Calibri" w:cs="Calibri"/>
-          <w:b/>
-          <w:bCs/>
-          <w:sz w:val="34"/>
-          <w:szCs w:val="34"/>
-        </w:rPr>
-      </w:pPr>
-      <w:r>
-        <w:rPr>
-          <w:rFonts w:ascii="Calibri" w:hAnsi="Calibri" w:cs="Calibri"/>
-          <w:b/>
-          <w:bCs/>
-          <w:sz w:val="34"/>
-          <w:szCs w:val="34"/>
-        </w:rPr>
-        <w:t>Dot Shorthand with this:</w:t>
-      </w:r>
-    </w:p>
-    <w:p>
-      <w:pPr>
-        <w:jc w:val="both"/>
-        <w:rPr>
-          <w:rFonts w:ascii="Calibri" w:hAnsi="Calibri" w:cs="Calibri"/>
-          <w:sz w:val="34"/>
-          <w:szCs w:val="34"/>
-        </w:rPr>
-      </w:pPr>
-      <w:r>
-        <w:rPr>
-          <w:rFonts w:ascii="Calibri" w:hAnsi="Calibri" w:cs="Calibri"/>
-          <w:sz w:val="34"/>
-          <w:szCs w:val="34"/>
-        </w:rPr>
-        <w:t xml:space="preserve"># </w:t>
-      </w:r>
-      <w:r>
-        <w:rPr>
-          <w:rFonts w:ascii="Calibri" w:hAnsi="Calibri" w:cs="Calibri"/>
-          <w:sz w:val="34"/>
-          <w:szCs w:val="34"/>
-        </w:rPr>
-        <w:t xml:space="preserve">Normally, inside a class, when we want to access a variable from the same class, we must write like this </w:t>
-      </w:r>
-      <w:r>
-        <w:rPr>
-          <w:rFonts w:ascii="Calibri" w:hAnsi="Calibri" w:cs="Calibri"/>
-          <w:b/>
-          <w:bCs/>
-          <w:sz w:val="34"/>
-          <w:szCs w:val="34"/>
-        </w:rPr>
-        <w:t>this.name</w:t>
-      </w:r>
-      <w:r>
-        <w:rPr>
-          <w:rFonts w:ascii="Calibri" w:hAnsi="Calibri" w:cs="Calibri"/>
-          <w:sz w:val="34"/>
-          <w:szCs w:val="34"/>
-        </w:rPr>
-        <w:t>,</w:t>
-      </w:r>
-      <w:r>
-        <w:rPr>
-          <w:rFonts w:ascii="Calibri" w:hAnsi="Calibri" w:cs="Calibri"/>
-          <w:b/>
-          <w:bCs/>
-          <w:sz w:val="34"/>
-          <w:szCs w:val="34"/>
-        </w:rPr>
-        <w:t xml:space="preserve"> </w:t>
-      </w:r>
-      <w:proofErr w:type="spellStart"/>
-      <w:r>
-        <w:rPr>
-          <w:rFonts w:ascii="Calibri" w:hAnsi="Calibri" w:cs="Calibri"/>
-          <w:b/>
-          <w:bCs/>
-          <w:sz w:val="34"/>
-          <w:szCs w:val="34"/>
-        </w:rPr>
-        <w:t>this.age</w:t>
-      </w:r>
-      <w:proofErr w:type="spellEnd"/>
-      <w:r>
-        <w:rPr>
-          <w:rFonts w:ascii="Calibri" w:hAnsi="Calibri" w:cs="Calibri"/>
-          <w:sz w:val="34"/>
-          <w:szCs w:val="34"/>
-        </w:rPr>
-        <w:t xml:space="preserve"> and </w:t>
-      </w:r>
-      <w:proofErr w:type="spellStart"/>
-      <w:r>
-        <w:rPr>
-          <w:rFonts w:ascii="Calibri" w:hAnsi="Calibri" w:cs="Calibri"/>
-          <w:b/>
-          <w:bCs/>
-          <w:sz w:val="34"/>
-          <w:szCs w:val="34"/>
-        </w:rPr>
-        <w:t>this.calculateBMI</w:t>
-      </w:r>
-      <w:proofErr w:type="spellEnd"/>
-      <w:r>
-        <w:rPr>
-          <w:rFonts w:ascii="Calibri" w:hAnsi="Calibri" w:cs="Calibri"/>
-          <w:b/>
-          <w:bCs/>
-          <w:sz w:val="34"/>
-          <w:szCs w:val="34"/>
-        </w:rPr>
-        <w:t>()</w:t>
-      </w:r>
-      <w:r>
-        <w:rPr>
-          <w:rFonts w:ascii="Calibri" w:hAnsi="Calibri" w:cs="Calibri"/>
-          <w:sz w:val="34"/>
-          <w:szCs w:val="34"/>
-        </w:rPr>
-        <w:t>. But Dart 3.10 lets us write a short form like this</w:t>
-      </w:r>
-      <w:r>
-        <w:rPr>
-          <w:rFonts w:ascii="Calibri" w:hAnsi="Calibri" w:cs="Calibri"/>
-          <w:b/>
-          <w:bCs/>
-          <w:sz w:val="34"/>
-          <w:szCs w:val="34"/>
-        </w:rPr>
-        <w:t xml:space="preserve"> .name</w:t>
-      </w:r>
-      <w:r>
-        <w:rPr>
-          <w:rFonts w:ascii="Calibri" w:hAnsi="Calibri" w:cs="Calibri"/>
-          <w:sz w:val="34"/>
-          <w:szCs w:val="34"/>
-        </w:rPr>
-        <w:t>, .</w:t>
-      </w:r>
-      <w:r>
-        <w:rPr>
-          <w:rFonts w:ascii="Calibri" w:hAnsi="Calibri" w:cs="Calibri"/>
-          <w:b/>
-          <w:bCs/>
-          <w:sz w:val="34"/>
-          <w:szCs w:val="34"/>
-        </w:rPr>
-        <w:t xml:space="preserve">age </w:t>
-      </w:r>
-      <w:r>
-        <w:rPr>
-          <w:rFonts w:ascii="Calibri" w:hAnsi="Calibri" w:cs="Calibri"/>
-          <w:sz w:val="34"/>
-          <w:szCs w:val="34"/>
-        </w:rPr>
-        <w:t xml:space="preserve">and </w:t>
-      </w:r>
-      <w:r>
-        <w:rPr>
-          <w:rFonts w:ascii="Calibri" w:hAnsi="Calibri" w:cs="Calibri"/>
-          <w:b/>
-          <w:bCs/>
-          <w:sz w:val="34"/>
-          <w:szCs w:val="34"/>
-        </w:rPr>
-        <w:t>.</w:t>
-      </w:r>
-      <w:proofErr w:type="spellStart"/>
-      <w:r>
-        <w:rPr>
-          <w:rFonts w:ascii="Calibri" w:hAnsi="Calibri" w:cs="Calibri"/>
-          <w:b/>
-          <w:bCs/>
-          <w:sz w:val="34"/>
-          <w:szCs w:val="34"/>
-        </w:rPr>
-        <w:t>calculateBMI</w:t>
-      </w:r>
-      <w:proofErr w:type="spellEnd"/>
-      <w:r>
-        <w:rPr>
-          <w:rFonts w:ascii="Calibri" w:hAnsi="Calibri" w:cs="Calibri"/>
-          <w:b/>
-          <w:bCs/>
-          <w:sz w:val="34"/>
-          <w:szCs w:val="34"/>
-        </w:rPr>
-        <w:t>()</w:t>
-      </w:r>
-      <w:r>
-        <w:rPr>
-          <w:rFonts w:ascii="Calibri" w:hAnsi="Calibri" w:cs="Calibri"/>
-          <w:sz w:val="34"/>
-          <w:szCs w:val="34"/>
-        </w:rPr>
-        <w:t>. Yes, just a dot.</w:t>
-      </w:r>
-      <w:r>
-        <w:rPr>
-          <w:rFonts w:ascii="Calibri" w:hAnsi="Calibri" w:cs="Calibri"/>
-          <w:b/>
-          <w:bCs/>
-          <w:sz w:val="34"/>
-          <w:szCs w:val="34"/>
-        </w:rPr>
-        <w:t xml:space="preserve"> </w:t>
-      </w:r>
-      <w:r>
-        <w:rPr>
-          <w:rFonts w:ascii="Calibri" w:hAnsi="Calibri" w:cs="Calibri"/>
-          <w:sz w:val="34"/>
-          <w:szCs w:val="34"/>
-        </w:rPr>
-        <w:t>Dart automatically understands it means</w:t>
-      </w:r>
-      <w:r>
-        <w:rPr>
-          <w:rFonts w:ascii="Calibri" w:hAnsi="Calibri" w:cs="Calibri"/>
-          <w:b/>
-          <w:bCs/>
-          <w:sz w:val="34"/>
-          <w:szCs w:val="34"/>
-        </w:rPr>
-        <w:t xml:space="preserve"> this.name</w:t>
-      </w:r>
-      <w:r>
-        <w:rPr>
-          <w:rFonts w:ascii="Calibri" w:hAnsi="Calibri" w:cs="Calibri"/>
-          <w:sz w:val="34"/>
-          <w:szCs w:val="34"/>
-        </w:rPr>
-        <w:t xml:space="preserve">, </w:t>
-      </w:r>
-      <w:proofErr w:type="spellStart"/>
-      <w:r>
-        <w:rPr>
-          <w:rFonts w:ascii="Calibri" w:hAnsi="Calibri" w:cs="Calibri"/>
-          <w:b/>
-          <w:bCs/>
-          <w:sz w:val="34"/>
-          <w:szCs w:val="34"/>
-        </w:rPr>
-        <w:t>this.age</w:t>
-      </w:r>
-      <w:proofErr w:type="spellEnd"/>
-      <w:r>
-        <w:rPr>
-          <w:rFonts w:ascii="Calibri" w:hAnsi="Calibri" w:cs="Calibri"/>
-          <w:sz w:val="34"/>
-          <w:szCs w:val="34"/>
-        </w:rPr>
-        <w:t xml:space="preserve"> and </w:t>
-      </w:r>
-      <w:proofErr w:type="spellStart"/>
-      <w:r>
-        <w:rPr>
-          <w:rFonts w:ascii="Calibri" w:hAnsi="Calibri" w:cs="Calibri"/>
-          <w:b/>
-          <w:bCs/>
-          <w:sz w:val="34"/>
-          <w:szCs w:val="34"/>
-        </w:rPr>
-        <w:t>this.calculateBMI</w:t>
-      </w:r>
-      <w:proofErr w:type="spellEnd"/>
-      <w:r>
-        <w:rPr>
-          <w:rFonts w:ascii="Calibri" w:hAnsi="Calibri" w:cs="Calibri"/>
-          <w:b/>
-          <w:bCs/>
-          <w:sz w:val="34"/>
-          <w:szCs w:val="34"/>
-        </w:rPr>
-        <w:t>()</w:t>
-      </w:r>
-      <w:r>
-        <w:rPr>
-          <w:rFonts w:ascii="Calibri" w:hAnsi="Calibri" w:cs="Calibri"/>
-          <w:b/>
-          <w:bCs/>
-          <w:sz w:val="34"/>
-          <w:szCs w:val="34"/>
-        </w:rPr>
-        <w:t xml:space="preserve"> </w:t>
-      </w:r>
-      <w:r>
-        <w:rPr>
-          <w:rFonts w:ascii="Calibri" w:hAnsi="Calibri" w:cs="Calibri"/>
-          <w:sz w:val="34"/>
-          <w:szCs w:val="34"/>
-        </w:rPr>
-        <w:t>in that class</w:t>
-      </w:r>
-    </w:p>
-    <w:p>
-      <w:pPr>
-        <w:jc w:val="both"/>
-        <w:rPr>
-          <w:rFonts w:ascii="Calibri" w:hAnsi="Calibri" w:cs="Calibri"/>
-          <w:sz w:val="34"/>
-          <w:szCs w:val="34"/>
-        </w:rPr>
-      </w:pPr>
-      <w:r>
-        <w:rPr>
-          <w:rFonts w:ascii="Calibri" w:hAnsi="Calibri" w:cs="Calibri"/>
-          <w:sz w:val="34"/>
-          <w:szCs w:val="34"/>
-        </w:rPr>
-        <w:t># Example old way</w:t>
-      </w:r>
-    </w:p>
-    <w:p>
-      <w:pPr>
-        <w:jc w:val="both"/>
-        <w:rPr>
-          <w:rFonts w:ascii="Calibri" w:hAnsi="Calibri" w:cs="Calibri"/>
-          <w:b/>
-          <w:bCs/>
-          <w:color w:val="D86DCB" w:themeColor="accent5" w:themeTint="99"/>
-          <w:sz w:val="34"/>
-          <w:szCs w:val="34"/>
-        </w:rPr>
-      </w:pPr>
-      <w:r>
-        <w:rPr>
-          <w:rFonts w:ascii="Calibri" w:hAnsi="Calibri" w:cs="Calibri"/>
-          <w:b/>
-          <w:bCs/>
-          <w:color w:val="D86DCB" w:themeColor="accent5" w:themeTint="99"/>
-          <w:sz w:val="34"/>
-          <w:szCs w:val="34"/>
-        </w:rPr>
-        <w:t>class Person {</w:t>
-      </w:r>
-    </w:p>
-    <w:p>
-      <w:pPr>
-        <w:jc w:val="both"/>
-        <w:rPr>
-          <w:rFonts w:ascii="Calibri" w:hAnsi="Calibri" w:cs="Calibri"/>
-          <w:b/>
-          <w:bCs/>
-          <w:color w:val="D86DCB" w:themeColor="accent5" w:themeTint="99"/>
-          <w:sz w:val="34"/>
-          <w:szCs w:val="34"/>
-        </w:rPr>
-      </w:pPr>
-      <w:r>
-        <w:rPr>
-          <w:rFonts w:ascii="Calibri" w:hAnsi="Calibri" w:cs="Calibri"/>
-          <w:b/>
-          <w:bCs/>
-          <w:color w:val="D86DCB" w:themeColor="accent5" w:themeTint="99"/>
-          <w:sz w:val="34"/>
-          <w:szCs w:val="34"/>
-        </w:rPr>
-        <w:t xml:space="preserve">  final String name;</w:t>
-      </w:r>
-    </w:p>
-    <w:p>
-      <w:pPr>
-        <w:jc w:val="both"/>
-        <w:rPr>
-          <w:rFonts w:ascii="Calibri" w:hAnsi="Calibri" w:cs="Calibri"/>
-          <w:b/>
-          <w:bCs/>
-          <w:color w:val="D86DCB" w:themeColor="accent5" w:themeTint="99"/>
-          <w:sz w:val="34"/>
-          <w:szCs w:val="34"/>
-        </w:rPr>
-      </w:pPr>
-      <w:r>
-        <w:rPr>
-          <w:rFonts w:ascii="Calibri" w:hAnsi="Calibri" w:cs="Calibri"/>
-          <w:b/>
-          <w:bCs/>
-          <w:color w:val="D86DCB" w:themeColor="accent5" w:themeTint="99"/>
-          <w:sz w:val="34"/>
-          <w:szCs w:val="34"/>
-        </w:rPr>
-        <w:t xml:space="preserve">  final int age;</w:t>
-      </w:r>
-    </w:p>
-    <w:p>
-      <w:pPr>
-        <w:jc w:val="both"/>
-        <w:rPr>
-          <w:rFonts w:ascii="Calibri" w:hAnsi="Calibri" w:cs="Calibri"/>
-          <w:b/>
-          <w:bCs/>
-          <w:color w:val="D86DCB" w:themeColor="accent5" w:themeTint="99"/>
-          <w:sz w:val="34"/>
-          <w:szCs w:val="34"/>
-        </w:rPr>
-      </w:pPr>
-      <w:r>
-        <w:rPr>
-          <w:rFonts w:ascii="Calibri" w:hAnsi="Calibri" w:cs="Calibri"/>
-          <w:b/>
-          <w:bCs/>
-          <w:color w:val="D86DCB" w:themeColor="accent5" w:themeTint="99"/>
-          <w:sz w:val="34"/>
-          <w:szCs w:val="34"/>
-        </w:rPr>
-        <w:t xml:space="preserve">  Person(this.name, </w:t>
-      </w:r>
-      <w:proofErr w:type="spellStart"/>
-      <w:r>
-        <w:rPr>
-          <w:rFonts w:ascii="Calibri" w:hAnsi="Calibri" w:cs="Calibri"/>
-          <w:b/>
-          <w:bCs/>
-          <w:color w:val="D86DCB" w:themeColor="accent5" w:themeTint="99"/>
-          <w:sz w:val="34"/>
-          <w:szCs w:val="34"/>
-        </w:rPr>
-        <w:t>this.age</w:t>
-      </w:r>
-      <w:proofErr w:type="spellEnd"/>
-      <w:r>
-        <w:rPr>
-          <w:rFonts w:ascii="Calibri" w:hAnsi="Calibri" w:cs="Calibri"/>
-          <w:b/>
-          <w:bCs/>
-          <w:color w:val="D86DCB" w:themeColor="accent5" w:themeTint="99"/>
-          <w:sz w:val="34"/>
-          <w:szCs w:val="34"/>
-        </w:rPr>
-        <w:t>);</w:t>
-      </w:r>
-    </w:p>
-    <w:p>
-      <w:pPr>
-        <w:jc w:val="both"/>
-        <w:rPr>
-          <w:rFonts w:ascii="Calibri" w:hAnsi="Calibri" w:cs="Calibri"/>
-          <w:b/>
-          <w:bCs/>
-          <w:color w:val="D86DCB" w:themeColor="accent5" w:themeTint="99"/>
-          <w:sz w:val="34"/>
-          <w:szCs w:val="34"/>
-        </w:rPr>
-      </w:pPr>
-      <w:r>
-        <w:rPr>
-          <w:rFonts w:ascii="Calibri" w:hAnsi="Calibri" w:cs="Calibri"/>
-          <w:b/>
-          <w:bCs/>
-          <w:color w:val="D86DCB" w:themeColor="accent5" w:themeTint="99"/>
-          <w:sz w:val="34"/>
-          <w:szCs w:val="34"/>
-        </w:rPr>
-        <w:t xml:space="preserve">  void </w:t>
-      </w:r>
-      <w:proofErr w:type="spellStart"/>
-      <w:r>
-        <w:rPr>
-          <w:rFonts w:ascii="Calibri" w:hAnsi="Calibri" w:cs="Calibri"/>
-          <w:b/>
-          <w:bCs/>
-          <w:color w:val="D86DCB" w:themeColor="accent5" w:themeTint="99"/>
-          <w:sz w:val="34"/>
-          <w:szCs w:val="34"/>
-        </w:rPr>
-        <w:t>printInfo</w:t>
-      </w:r>
-      <w:proofErr w:type="spellEnd"/>
-      <w:r>
-        <w:rPr>
-          <w:rFonts w:ascii="Calibri" w:hAnsi="Calibri" w:cs="Calibri"/>
-          <w:b/>
-          <w:bCs/>
-          <w:color w:val="D86DCB" w:themeColor="accent5" w:themeTint="99"/>
-          <w:sz w:val="34"/>
-          <w:szCs w:val="34"/>
-        </w:rPr>
-        <w:t>() {</w:t>
-      </w:r>
-    </w:p>
-    <w:p>
-      <w:pPr>
-        <w:jc w:val="both"/>
-        <w:rPr>
-          <w:rFonts w:ascii="Calibri" w:hAnsi="Calibri" w:cs="Calibri"/>
-          <w:b/>
-          <w:bCs/>
-          <w:color w:val="D86DCB" w:themeColor="accent5" w:themeTint="99"/>
-          <w:sz w:val="34"/>
-          <w:szCs w:val="34"/>
-        </w:rPr>
-      </w:pPr>
-      <w:r>
-        <w:rPr>
-          <w:rFonts w:ascii="Calibri" w:hAnsi="Calibri" w:cs="Calibri"/>
-          <w:b/>
-          <w:bCs/>
-          <w:color w:val="D86DCB" w:themeColor="accent5" w:themeTint="99"/>
-          <w:sz w:val="34"/>
-          <w:szCs w:val="34"/>
-        </w:rPr>
-        <w:t xml:space="preserve">    print(this.name);</w:t>
-      </w:r>
-    </w:p>
-    <w:p>
-      <w:pPr>
-        <w:jc w:val="both"/>
-        <w:rPr>
-          <w:rFonts w:ascii="Calibri" w:hAnsi="Calibri" w:cs="Calibri"/>
-          <w:b/>
-          <w:bCs/>
-          <w:color w:val="D86DCB" w:themeColor="accent5" w:themeTint="99"/>
-          <w:sz w:val="34"/>
-          <w:szCs w:val="34"/>
-        </w:rPr>
-      </w:pPr>
-      <w:r>
-        <w:rPr>
-          <w:rFonts w:ascii="Calibri" w:hAnsi="Calibri" w:cs="Calibri"/>
-          <w:b/>
-          <w:bCs/>
-          <w:color w:val="D86DCB" w:themeColor="accent5" w:themeTint="99"/>
-          <w:sz w:val="34"/>
-          <w:szCs w:val="34"/>
+      <w:r>
+        <w:rPr>
+          <w:rFonts w:cs="Calibri"/>
+          <w:sz w:val="32"/>
+          <w:szCs w:val="32"/>
+        </w:rPr>
+        <w:t xml:space="preserve"> command cleans our local Dart/Flutter package cache by removing unused packages. It basically means </w:t>
+      </w:r>
+      <w:r>
+        <w:rPr>
+          <w:rFonts w:cs="Calibri"/>
+          <w:sz w:val="32"/>
+          <w:szCs w:val="32"/>
         </w:rPr>
         <w:lastRenderedPageBreak/>
-        <w:t xml:space="preserve">    print(</w:t>
-      </w:r>
-      <w:proofErr w:type="spellStart"/>
-      <w:r>
-        <w:rPr>
-          <w:rFonts w:ascii="Calibri" w:hAnsi="Calibri" w:cs="Calibri"/>
-          <w:b/>
-          <w:bCs/>
-          <w:color w:val="D86DCB" w:themeColor="accent5" w:themeTint="99"/>
-          <w:sz w:val="34"/>
-          <w:szCs w:val="34"/>
-        </w:rPr>
-        <w:t>this.age</w:t>
-      </w:r>
-      <w:proofErr w:type="spellEnd"/>
-      <w:r>
-        <w:rPr>
-          <w:rFonts w:ascii="Calibri" w:hAnsi="Calibri" w:cs="Calibri"/>
-          <w:b/>
-          <w:bCs/>
-          <w:color w:val="D86DCB" w:themeColor="accent5" w:themeTint="99"/>
-          <w:sz w:val="34"/>
-          <w:szCs w:val="34"/>
-        </w:rPr>
-        <w:t>);</w:t>
-      </w:r>
-    </w:p>
-    <w:p>
-      <w:pPr>
-        <w:jc w:val="both"/>
-        <w:rPr>
-          <w:rFonts w:ascii="Calibri" w:hAnsi="Calibri" w:cs="Calibri"/>
-          <w:b/>
-          <w:bCs/>
-          <w:color w:val="D86DCB" w:themeColor="accent5" w:themeTint="99"/>
-          <w:sz w:val="34"/>
-          <w:szCs w:val="34"/>
-        </w:rPr>
-      </w:pPr>
-      <w:r>
-        <w:rPr>
-          <w:rFonts w:ascii="Calibri" w:hAnsi="Calibri" w:cs="Calibri"/>
-          <w:b/>
-          <w:bCs/>
-          <w:color w:val="D86DCB" w:themeColor="accent5" w:themeTint="99"/>
-          <w:sz w:val="34"/>
-          <w:szCs w:val="34"/>
-        </w:rPr>
-        <w:t xml:space="preserve">  }</w:t>
-      </w:r>
-    </w:p>
-    <w:p>
-      <w:pPr>
-        <w:jc w:val="both"/>
-        <w:rPr>
-          <w:rFonts w:ascii="Calibri" w:hAnsi="Calibri" w:cs="Calibri"/>
-          <w:b/>
-          <w:bCs/>
-          <w:color w:val="D86DCB" w:themeColor="accent5" w:themeTint="99"/>
-          <w:sz w:val="34"/>
-          <w:szCs w:val="34"/>
-        </w:rPr>
-      </w:pPr>
-      <w:r>
-        <w:rPr>
-          <w:rFonts w:ascii="Calibri" w:hAnsi="Calibri" w:cs="Calibri"/>
-          <w:b/>
-          <w:bCs/>
-          <w:color w:val="D86DCB" w:themeColor="accent5" w:themeTint="99"/>
-          <w:sz w:val="34"/>
-          <w:szCs w:val="34"/>
-        </w:rPr>
-        <w:t>}</w:t>
-      </w:r>
-    </w:p>
-    <w:p>
-      <w:pPr>
-        <w:jc w:val="both"/>
-        <w:rPr>
-          <w:rFonts w:ascii="Calibri" w:hAnsi="Calibri" w:cs="Calibri"/>
-          <w:sz w:val="34"/>
-          <w:szCs w:val="34"/>
-        </w:rPr>
-      </w:pPr>
-      <w:r>
-        <w:rPr>
-          <w:rFonts w:ascii="Calibri" w:hAnsi="Calibri" w:cs="Calibri"/>
-          <w:sz w:val="34"/>
-          <w:szCs w:val="34"/>
-        </w:rPr>
-        <w:t># New version using dot shorthand</w:t>
-      </w:r>
-    </w:p>
-    <w:p>
-      <w:pPr>
-        <w:jc w:val="both"/>
-        <w:rPr>
-          <w:rFonts w:ascii="Calibri" w:hAnsi="Calibri" w:cs="Calibri"/>
-          <w:b/>
-          <w:bCs/>
-          <w:color w:val="D86DCB" w:themeColor="accent5" w:themeTint="99"/>
-          <w:sz w:val="34"/>
-          <w:szCs w:val="34"/>
-        </w:rPr>
-      </w:pPr>
-      <w:r>
-        <w:rPr>
-          <w:rFonts w:ascii="Calibri" w:hAnsi="Calibri" w:cs="Calibri"/>
-          <w:b/>
-          <w:bCs/>
-          <w:color w:val="D86DCB" w:themeColor="accent5" w:themeTint="99"/>
-          <w:sz w:val="34"/>
-          <w:szCs w:val="34"/>
-        </w:rPr>
-        <w:t>class Person {</w:t>
-      </w:r>
-    </w:p>
-    <w:p>
-      <w:pPr>
-        <w:jc w:val="both"/>
-        <w:rPr>
-          <w:rFonts w:ascii="Calibri" w:hAnsi="Calibri" w:cs="Calibri"/>
-          <w:b/>
-          <w:bCs/>
-          <w:color w:val="D86DCB" w:themeColor="accent5" w:themeTint="99"/>
-          <w:sz w:val="34"/>
-          <w:szCs w:val="34"/>
-        </w:rPr>
-      </w:pPr>
-      <w:r>
-        <w:rPr>
-          <w:rFonts w:ascii="Calibri" w:hAnsi="Calibri" w:cs="Calibri"/>
-          <w:b/>
-          <w:bCs/>
-          <w:color w:val="D86DCB" w:themeColor="accent5" w:themeTint="99"/>
-          <w:sz w:val="34"/>
-          <w:szCs w:val="34"/>
-        </w:rPr>
-        <w:t xml:space="preserve">  final String name;</w:t>
-      </w:r>
-    </w:p>
-    <w:p>
-      <w:pPr>
-        <w:jc w:val="both"/>
-        <w:rPr>
-          <w:rFonts w:ascii="Calibri" w:hAnsi="Calibri" w:cs="Calibri"/>
-          <w:b/>
-          <w:bCs/>
-          <w:color w:val="D86DCB" w:themeColor="accent5" w:themeTint="99"/>
-          <w:sz w:val="34"/>
-          <w:szCs w:val="34"/>
-        </w:rPr>
-      </w:pPr>
-      <w:r>
-        <w:rPr>
-          <w:rFonts w:ascii="Calibri" w:hAnsi="Calibri" w:cs="Calibri"/>
-          <w:b/>
-          <w:bCs/>
-          <w:color w:val="D86DCB" w:themeColor="accent5" w:themeTint="99"/>
-          <w:sz w:val="34"/>
-          <w:szCs w:val="34"/>
-        </w:rPr>
-        <w:t xml:space="preserve">  final int age;</w:t>
-      </w:r>
-    </w:p>
-    <w:p>
-      <w:pPr>
-        <w:jc w:val="both"/>
-        <w:rPr>
-          <w:rFonts w:ascii="Calibri" w:hAnsi="Calibri" w:cs="Calibri"/>
-          <w:b/>
-          <w:bCs/>
-          <w:color w:val="D86DCB" w:themeColor="accent5" w:themeTint="99"/>
-          <w:sz w:val="34"/>
-          <w:szCs w:val="34"/>
-        </w:rPr>
-      </w:pPr>
-      <w:r>
-        <w:rPr>
-          <w:rFonts w:ascii="Calibri" w:hAnsi="Calibri" w:cs="Calibri"/>
-          <w:b/>
-          <w:bCs/>
-          <w:color w:val="D86DCB" w:themeColor="accent5" w:themeTint="99"/>
-          <w:sz w:val="34"/>
-          <w:szCs w:val="34"/>
-        </w:rPr>
-        <w:t xml:space="preserve">  Person(this.name, </w:t>
-      </w:r>
-      <w:proofErr w:type="spellStart"/>
-      <w:r>
-        <w:rPr>
-          <w:rFonts w:ascii="Calibri" w:hAnsi="Calibri" w:cs="Calibri"/>
-          <w:b/>
-          <w:bCs/>
-          <w:color w:val="D86DCB" w:themeColor="accent5" w:themeTint="99"/>
-          <w:sz w:val="34"/>
-          <w:szCs w:val="34"/>
-        </w:rPr>
-        <w:t>this.age</w:t>
-      </w:r>
-      <w:proofErr w:type="spellEnd"/>
-      <w:r>
-        <w:rPr>
-          <w:rFonts w:ascii="Calibri" w:hAnsi="Calibri" w:cs="Calibri"/>
-          <w:b/>
-          <w:bCs/>
-          <w:color w:val="D86DCB" w:themeColor="accent5" w:themeTint="99"/>
-          <w:sz w:val="34"/>
-          <w:szCs w:val="34"/>
-        </w:rPr>
-        <w:t>);</w:t>
-      </w:r>
-    </w:p>
-    <w:p>
-      <w:pPr>
-        <w:jc w:val="both"/>
-        <w:rPr>
-          <w:rFonts w:ascii="Calibri" w:hAnsi="Calibri" w:cs="Calibri"/>
-          <w:b/>
-          <w:bCs/>
-          <w:color w:val="D86DCB" w:themeColor="accent5" w:themeTint="99"/>
-          <w:sz w:val="34"/>
-          <w:szCs w:val="34"/>
-        </w:rPr>
-      </w:pPr>
-      <w:r>
-        <w:rPr>
-          <w:rFonts w:ascii="Calibri" w:hAnsi="Calibri" w:cs="Calibri"/>
-          <w:b/>
-          <w:bCs/>
-          <w:color w:val="D86DCB" w:themeColor="accent5" w:themeTint="99"/>
-          <w:sz w:val="34"/>
-          <w:szCs w:val="34"/>
-        </w:rPr>
-        <w:t xml:space="preserve">  void </w:t>
-      </w:r>
-      <w:proofErr w:type="spellStart"/>
-      <w:r>
-        <w:rPr>
-          <w:rFonts w:ascii="Calibri" w:hAnsi="Calibri" w:cs="Calibri"/>
-          <w:b/>
-          <w:bCs/>
-          <w:color w:val="D86DCB" w:themeColor="accent5" w:themeTint="99"/>
-          <w:sz w:val="34"/>
-          <w:szCs w:val="34"/>
-        </w:rPr>
-        <w:t>printInfo</w:t>
-      </w:r>
-      <w:proofErr w:type="spellEnd"/>
-      <w:r>
-        <w:rPr>
-          <w:rFonts w:ascii="Calibri" w:hAnsi="Calibri" w:cs="Calibri"/>
-          <w:b/>
-          <w:bCs/>
-          <w:color w:val="D86DCB" w:themeColor="accent5" w:themeTint="99"/>
-          <w:sz w:val="34"/>
-          <w:szCs w:val="34"/>
-        </w:rPr>
-        <w:t>() {</w:t>
-      </w:r>
-    </w:p>
-    <w:p>
-      <w:pPr>
-        <w:jc w:val="both"/>
-        <w:rPr>
-          <w:rFonts w:ascii="Calibri" w:hAnsi="Calibri" w:cs="Calibri"/>
-          <w:b/>
-          <w:bCs/>
-          <w:color w:val="D86DCB" w:themeColor="accent5" w:themeTint="99"/>
-          <w:sz w:val="34"/>
-          <w:szCs w:val="34"/>
-        </w:rPr>
-      </w:pPr>
-      <w:r>
-        <w:rPr>
-          <w:rFonts w:ascii="Calibri" w:hAnsi="Calibri" w:cs="Calibri"/>
-          <w:b/>
-          <w:bCs/>
-          <w:color w:val="D86DCB" w:themeColor="accent5" w:themeTint="99"/>
-          <w:sz w:val="34"/>
-          <w:szCs w:val="34"/>
-        </w:rPr>
-        <w:t xml:space="preserve">    print(.name);  // same as print(this.name)</w:t>
-      </w:r>
-    </w:p>
-    <w:p>
-      <w:pPr>
-        <w:jc w:val="both"/>
-        <w:rPr>
-          <w:rFonts w:ascii="Calibri" w:hAnsi="Calibri" w:cs="Calibri"/>
-          <w:b/>
-          <w:bCs/>
-          <w:color w:val="D86DCB" w:themeColor="accent5" w:themeTint="99"/>
-          <w:sz w:val="34"/>
-          <w:szCs w:val="34"/>
-        </w:rPr>
-      </w:pPr>
-      <w:r>
-        <w:rPr>
-          <w:rFonts w:ascii="Calibri" w:hAnsi="Calibri" w:cs="Calibri"/>
-          <w:b/>
-          <w:bCs/>
-          <w:color w:val="D86DCB" w:themeColor="accent5" w:themeTint="99"/>
-          <w:sz w:val="34"/>
-          <w:szCs w:val="34"/>
-        </w:rPr>
-        <w:t xml:space="preserve">    print(.age);   // same as print(</w:t>
-      </w:r>
-      <w:proofErr w:type="spellStart"/>
-      <w:r>
-        <w:rPr>
-          <w:rFonts w:ascii="Calibri" w:hAnsi="Calibri" w:cs="Calibri"/>
-          <w:b/>
-          <w:bCs/>
-          <w:color w:val="D86DCB" w:themeColor="accent5" w:themeTint="99"/>
-          <w:sz w:val="34"/>
-          <w:szCs w:val="34"/>
-        </w:rPr>
-        <w:t>this.age</w:t>
-      </w:r>
-      <w:proofErr w:type="spellEnd"/>
-      <w:r>
-        <w:rPr>
-          <w:rFonts w:ascii="Calibri" w:hAnsi="Calibri" w:cs="Calibri"/>
-          <w:b/>
-          <w:bCs/>
-          <w:color w:val="D86DCB" w:themeColor="accent5" w:themeTint="99"/>
-          <w:sz w:val="34"/>
-          <w:szCs w:val="34"/>
-        </w:rPr>
-        <w:t>)</w:t>
-      </w:r>
-    </w:p>
-    <w:p>
-      <w:pPr>
-        <w:jc w:val="both"/>
-        <w:rPr>
-          <w:rFonts w:ascii="Calibri" w:hAnsi="Calibri" w:cs="Calibri"/>
-          <w:b/>
-          <w:bCs/>
-          <w:color w:val="D86DCB" w:themeColor="accent5" w:themeTint="99"/>
-          <w:sz w:val="34"/>
-          <w:szCs w:val="34"/>
-        </w:rPr>
-      </w:pPr>
-      <w:r>
-        <w:rPr>
-          <w:rFonts w:ascii="Calibri" w:hAnsi="Calibri" w:cs="Calibri"/>
-          <w:b/>
-          <w:bCs/>
-          <w:color w:val="D86DCB" w:themeColor="accent5" w:themeTint="99"/>
-          <w:sz w:val="34"/>
-          <w:szCs w:val="34"/>
-        </w:rPr>
-        <w:t xml:space="preserve">  }</w:t>
-      </w:r>
-    </w:p>
-    <w:p>
-      <w:pPr>
-        <w:jc w:val="both"/>
-        <w:rPr>
-          <w:rFonts w:ascii="Calibri" w:hAnsi="Calibri" w:cs="Calibri"/>
-          <w:b/>
-          <w:bCs/>
-          <w:color w:val="D86DCB" w:themeColor="accent5" w:themeTint="99"/>
-          <w:sz w:val="34"/>
-          <w:szCs w:val="34"/>
-        </w:rPr>
-      </w:pPr>
-      <w:r>
-        <w:rPr>
-          <w:rFonts w:ascii="Calibri" w:hAnsi="Calibri" w:cs="Calibri"/>
-          <w:b/>
-          <w:bCs/>
-          <w:color w:val="D86DCB" w:themeColor="accent5" w:themeTint="99"/>
-          <w:sz w:val="34"/>
-          <w:szCs w:val="34"/>
-        </w:rPr>
-        <w:t>}</w:t>
-      </w:r>
-    </w:p>
-    <w:p>
-      <w:pPr>
-        <w:jc w:val="both"/>
-        <w:rPr>
-          <w:rFonts w:ascii="Calibri" w:hAnsi="Calibri" w:cs="Calibri"/>
-          <w:sz w:val="34"/>
-          <w:szCs w:val="34"/>
-        </w:rPr>
-      </w:pPr>
-      <w:r>
-        <w:rPr>
-          <w:rFonts w:ascii="Calibri" w:hAnsi="Calibri" w:cs="Calibri"/>
-          <w:sz w:val="34"/>
-          <w:szCs w:val="34"/>
-        </w:rPr>
-        <w:t xml:space="preserve"># We can also use </w:t>
-      </w:r>
-      <w:r>
-        <w:rPr>
-          <w:rFonts w:ascii="Calibri" w:hAnsi="Calibri" w:cs="Calibri"/>
-          <w:sz w:val="34"/>
-          <w:szCs w:val="34"/>
-        </w:rPr>
-        <w:t xml:space="preserve">it in Flutter build methods. Before </w:t>
-      </w:r>
-      <w:r>
-        <w:rPr>
-          <w:rFonts w:ascii="Calibri" w:hAnsi="Calibri" w:cs="Calibri"/>
-          <w:b/>
-          <w:bCs/>
-          <w:sz w:val="34"/>
-          <w:szCs w:val="34"/>
-        </w:rPr>
-        <w:t>Text(</w:t>
-      </w:r>
-      <w:proofErr w:type="spellStart"/>
-      <w:r>
-        <w:rPr>
-          <w:rFonts w:ascii="Calibri" w:hAnsi="Calibri" w:cs="Calibri"/>
-          <w:b/>
-          <w:bCs/>
-          <w:sz w:val="34"/>
-          <w:szCs w:val="34"/>
-        </w:rPr>
-        <w:t>this.title</w:t>
-      </w:r>
-      <w:proofErr w:type="spellEnd"/>
-      <w:r>
-        <w:rPr>
-          <w:rFonts w:ascii="Calibri" w:hAnsi="Calibri" w:cs="Calibri"/>
-          <w:b/>
-          <w:bCs/>
-          <w:sz w:val="34"/>
-          <w:szCs w:val="34"/>
-        </w:rPr>
-        <w:t xml:space="preserve">) </w:t>
-      </w:r>
-      <w:r>
-        <w:rPr>
-          <w:rFonts w:ascii="Calibri" w:hAnsi="Calibri" w:cs="Calibri"/>
-          <w:sz w:val="34"/>
-          <w:szCs w:val="34"/>
-        </w:rPr>
-        <w:t>but now</w:t>
-      </w:r>
-      <w:r>
-        <w:rPr>
-          <w:rFonts w:ascii="Calibri" w:hAnsi="Calibri" w:cs="Calibri"/>
-          <w:b/>
-          <w:bCs/>
-          <w:sz w:val="34"/>
-          <w:szCs w:val="34"/>
-        </w:rPr>
-        <w:t xml:space="preserve"> Text(.title)</w:t>
-      </w:r>
-    </w:p>
-    <w:p>
-      <w:pPr>
-        <w:jc w:val="both"/>
-        <w:rPr>
-          <w:rFonts w:ascii="Calibri" w:hAnsi="Calibri" w:cs="Calibri"/>
-          <w:b/>
-          <w:bCs/>
-          <w:color w:val="D86DCB" w:themeColor="accent5" w:themeTint="99"/>
-          <w:sz w:val="34"/>
-          <w:szCs w:val="34"/>
-        </w:rPr>
-      </w:pPr>
-      <w:r>
-        <w:rPr>
-          <w:rFonts w:ascii="Calibri" w:hAnsi="Calibri" w:cs="Calibri"/>
-          <w:b/>
-          <w:bCs/>
-          <w:color w:val="D86DCB" w:themeColor="accent5" w:themeTint="99"/>
-          <w:sz w:val="34"/>
-          <w:szCs w:val="34"/>
-        </w:rPr>
-        <w:t xml:space="preserve">class </w:t>
-      </w:r>
-      <w:proofErr w:type="spellStart"/>
-      <w:r>
-        <w:rPr>
-          <w:rFonts w:ascii="Calibri" w:hAnsi="Calibri" w:cs="Calibri"/>
-          <w:b/>
-          <w:bCs/>
-          <w:color w:val="D86DCB" w:themeColor="accent5" w:themeTint="99"/>
-          <w:sz w:val="34"/>
-          <w:szCs w:val="34"/>
-        </w:rPr>
-        <w:t>MyWidget</w:t>
-      </w:r>
-      <w:proofErr w:type="spellEnd"/>
-      <w:r>
-        <w:rPr>
-          <w:rFonts w:ascii="Calibri" w:hAnsi="Calibri" w:cs="Calibri"/>
-          <w:b/>
-          <w:bCs/>
-          <w:color w:val="D86DCB" w:themeColor="accent5" w:themeTint="99"/>
-          <w:sz w:val="34"/>
-          <w:szCs w:val="34"/>
-        </w:rPr>
-        <w:t xml:space="preserve"> extends </w:t>
-      </w:r>
-      <w:proofErr w:type="spellStart"/>
-      <w:r>
-        <w:rPr>
-          <w:rFonts w:ascii="Calibri" w:hAnsi="Calibri" w:cs="Calibri"/>
-          <w:b/>
-          <w:bCs/>
-          <w:color w:val="D86DCB" w:themeColor="accent5" w:themeTint="99"/>
-          <w:sz w:val="34"/>
-          <w:szCs w:val="34"/>
-        </w:rPr>
-        <w:t>StatelessWidget</w:t>
-      </w:r>
-      <w:proofErr w:type="spellEnd"/>
-      <w:r>
-        <w:rPr>
-          <w:rFonts w:ascii="Calibri" w:hAnsi="Calibri" w:cs="Calibri"/>
-          <w:b/>
-          <w:bCs/>
-          <w:color w:val="D86DCB" w:themeColor="accent5" w:themeTint="99"/>
-          <w:sz w:val="34"/>
-          <w:szCs w:val="34"/>
-        </w:rPr>
-        <w:t xml:space="preserve"> {</w:t>
-      </w:r>
-    </w:p>
-    <w:p>
-      <w:pPr>
-        <w:jc w:val="both"/>
-        <w:rPr>
-          <w:rFonts w:ascii="Calibri" w:hAnsi="Calibri" w:cs="Calibri"/>
-          <w:b/>
-          <w:bCs/>
-          <w:color w:val="D86DCB" w:themeColor="accent5" w:themeTint="99"/>
-          <w:sz w:val="34"/>
-          <w:szCs w:val="34"/>
-        </w:rPr>
-      </w:pPr>
-      <w:r>
-        <w:rPr>
-          <w:rFonts w:ascii="Calibri" w:hAnsi="Calibri" w:cs="Calibri"/>
-          <w:b/>
-          <w:bCs/>
-          <w:color w:val="D86DCB" w:themeColor="accent5" w:themeTint="99"/>
-          <w:sz w:val="34"/>
-          <w:szCs w:val="34"/>
-        </w:rPr>
-        <w:t xml:space="preserve">  final String title;</w:t>
-      </w:r>
-    </w:p>
-    <w:p>
-      <w:pPr>
-        <w:jc w:val="both"/>
-        <w:rPr>
-          <w:rFonts w:ascii="Calibri" w:hAnsi="Calibri" w:cs="Calibri"/>
-          <w:b/>
-          <w:bCs/>
-          <w:color w:val="D86DCB" w:themeColor="accent5" w:themeTint="99"/>
-          <w:sz w:val="34"/>
-          <w:szCs w:val="34"/>
-        </w:rPr>
-      </w:pPr>
-      <w:r>
-        <w:rPr>
-          <w:rFonts w:ascii="Calibri" w:hAnsi="Calibri" w:cs="Calibri"/>
-          <w:b/>
-          <w:bCs/>
-          <w:color w:val="D86DCB" w:themeColor="accent5" w:themeTint="99"/>
-          <w:sz w:val="34"/>
-          <w:szCs w:val="34"/>
-        </w:rPr>
-        <w:t xml:space="preserve">  const </w:t>
-      </w:r>
-      <w:proofErr w:type="spellStart"/>
-      <w:r>
-        <w:rPr>
-          <w:rFonts w:ascii="Calibri" w:hAnsi="Calibri" w:cs="Calibri"/>
-          <w:b/>
-          <w:bCs/>
-          <w:color w:val="D86DCB" w:themeColor="accent5" w:themeTint="99"/>
-          <w:sz w:val="34"/>
-          <w:szCs w:val="34"/>
-        </w:rPr>
-        <w:t>MyWidget</w:t>
-      </w:r>
-      <w:proofErr w:type="spellEnd"/>
-      <w:r>
-        <w:rPr>
-          <w:rFonts w:ascii="Calibri" w:hAnsi="Calibri" w:cs="Calibri"/>
-          <w:b/>
-          <w:bCs/>
-          <w:color w:val="D86DCB" w:themeColor="accent5" w:themeTint="99"/>
-          <w:sz w:val="34"/>
-          <w:szCs w:val="34"/>
-        </w:rPr>
-        <w:t>({required .title});</w:t>
-      </w:r>
-    </w:p>
-    <w:p>
-      <w:pPr>
-        <w:jc w:val="both"/>
-        <w:rPr>
-          <w:rFonts w:ascii="Calibri" w:hAnsi="Calibri" w:cs="Calibri"/>
-          <w:b/>
-          <w:bCs/>
-          <w:color w:val="D86DCB" w:themeColor="accent5" w:themeTint="99"/>
-          <w:sz w:val="34"/>
-          <w:szCs w:val="34"/>
-        </w:rPr>
-      </w:pPr>
-    </w:p>
-    <w:p>
-      <w:pPr>
-        <w:jc w:val="both"/>
-        <w:rPr>
-          <w:rFonts w:ascii="Calibri" w:hAnsi="Calibri" w:cs="Calibri"/>
-          <w:b/>
-          <w:bCs/>
-          <w:color w:val="D86DCB" w:themeColor="accent5" w:themeTint="99"/>
-          <w:sz w:val="34"/>
-          <w:szCs w:val="34"/>
-        </w:rPr>
-      </w:pPr>
-      <w:r>
-        <w:rPr>
-          <w:rFonts w:ascii="Calibri" w:hAnsi="Calibri" w:cs="Calibri"/>
-          <w:b/>
-          <w:bCs/>
-          <w:color w:val="D86DCB" w:themeColor="accent5" w:themeTint="99"/>
-          <w:sz w:val="34"/>
-          <w:szCs w:val="34"/>
-        </w:rPr>
-        <w:t xml:space="preserve">  @override</w:t>
-      </w:r>
-    </w:p>
-    <w:p>
-      <w:pPr>
-        <w:jc w:val="both"/>
-        <w:rPr>
-          <w:rFonts w:ascii="Calibri" w:hAnsi="Calibri" w:cs="Calibri"/>
-          <w:b/>
-          <w:bCs/>
-          <w:color w:val="D86DCB" w:themeColor="accent5" w:themeTint="99"/>
-          <w:sz w:val="34"/>
-          <w:szCs w:val="34"/>
-        </w:rPr>
-      </w:pPr>
-      <w:r>
-        <w:rPr>
-          <w:rFonts w:ascii="Calibri" w:hAnsi="Calibri" w:cs="Calibri"/>
-          <w:b/>
-          <w:bCs/>
-          <w:color w:val="D86DCB" w:themeColor="accent5" w:themeTint="99"/>
-          <w:sz w:val="34"/>
-          <w:szCs w:val="34"/>
-        </w:rPr>
-        <w:t xml:space="preserve">  Widget build(</w:t>
-      </w:r>
-      <w:proofErr w:type="spellStart"/>
-      <w:r>
-        <w:rPr>
-          <w:rFonts w:ascii="Calibri" w:hAnsi="Calibri" w:cs="Calibri"/>
-          <w:b/>
-          <w:bCs/>
-          <w:color w:val="D86DCB" w:themeColor="accent5" w:themeTint="99"/>
-          <w:sz w:val="34"/>
-          <w:szCs w:val="34"/>
-        </w:rPr>
-        <w:t>BuildContext</w:t>
-      </w:r>
-      <w:proofErr w:type="spellEnd"/>
-      <w:r>
-        <w:rPr>
-          <w:rFonts w:ascii="Calibri" w:hAnsi="Calibri" w:cs="Calibri"/>
-          <w:b/>
-          <w:bCs/>
-          <w:color w:val="D86DCB" w:themeColor="accent5" w:themeTint="99"/>
-          <w:sz w:val="34"/>
-          <w:szCs w:val="34"/>
-        </w:rPr>
-        <w:t xml:space="preserve"> context) {</w:t>
-      </w:r>
-    </w:p>
-    <w:p>
-      <w:pPr>
-        <w:jc w:val="both"/>
-        <w:rPr>
-          <w:rFonts w:ascii="Calibri" w:hAnsi="Calibri" w:cs="Calibri"/>
-          <w:b/>
-          <w:bCs/>
-          <w:color w:val="D86DCB" w:themeColor="accent5" w:themeTint="99"/>
-          <w:sz w:val="34"/>
-          <w:szCs w:val="34"/>
-        </w:rPr>
-      </w:pPr>
-      <w:r>
-        <w:rPr>
-          <w:rFonts w:ascii="Calibri" w:hAnsi="Calibri" w:cs="Calibri"/>
-          <w:b/>
-          <w:bCs/>
-          <w:color w:val="D86DCB" w:themeColor="accent5" w:themeTint="99"/>
-          <w:sz w:val="34"/>
-          <w:szCs w:val="34"/>
-        </w:rPr>
-        <w:t xml:space="preserve">    return Text(.title); // instead of </w:t>
-      </w:r>
-      <w:proofErr w:type="spellStart"/>
-      <w:r>
-        <w:rPr>
-          <w:rFonts w:ascii="Calibri" w:hAnsi="Calibri" w:cs="Calibri"/>
-          <w:b/>
-          <w:bCs/>
-          <w:color w:val="D86DCB" w:themeColor="accent5" w:themeTint="99"/>
-          <w:sz w:val="34"/>
-          <w:szCs w:val="34"/>
-        </w:rPr>
-        <w:t>this.title</w:t>
-      </w:r>
-      <w:proofErr w:type="spellEnd"/>
-    </w:p>
-    <w:p>
-      <w:pPr>
-        <w:jc w:val="both"/>
-        <w:rPr>
-          <w:rFonts w:ascii="Calibri" w:hAnsi="Calibri" w:cs="Calibri"/>
-          <w:b/>
-          <w:bCs/>
-          <w:color w:val="D86DCB" w:themeColor="accent5" w:themeTint="99"/>
-          <w:sz w:val="34"/>
-          <w:szCs w:val="34"/>
-        </w:rPr>
-      </w:pPr>
-      <w:r>
-        <w:rPr>
-          <w:rFonts w:ascii="Calibri" w:hAnsi="Calibri" w:cs="Calibri"/>
-          <w:b/>
-          <w:bCs/>
-          <w:color w:val="D86DCB" w:themeColor="accent5" w:themeTint="99"/>
-          <w:sz w:val="34"/>
-          <w:szCs w:val="34"/>
-        </w:rPr>
-        <w:lastRenderedPageBreak/>
-        <w:t xml:space="preserve">  }</w:t>
-      </w:r>
-    </w:p>
-    <w:p>
-      <w:pPr>
-        <w:jc w:val="both"/>
-        <w:rPr>
-          <w:rFonts w:ascii="Calibri" w:hAnsi="Calibri" w:cs="Calibri"/>
-          <w:b/>
-          <w:bCs/>
-          <w:color w:val="D86DCB" w:themeColor="accent5" w:themeTint="99"/>
-          <w:sz w:val="34"/>
-          <w:szCs w:val="34"/>
-        </w:rPr>
-      </w:pPr>
-      <w:r>
-        <w:rPr>
-          <w:rFonts w:ascii="Calibri" w:hAnsi="Calibri" w:cs="Calibri"/>
-          <w:b/>
-          <w:bCs/>
-          <w:color w:val="D86DCB" w:themeColor="accent5" w:themeTint="99"/>
-          <w:sz w:val="34"/>
-          <w:szCs w:val="34"/>
-        </w:rPr>
-        <w:t>}</w:t>
-      </w:r>
-    </w:p>
-    <w:p>
-      <w:pPr>
-        <w:jc w:val="both"/>
-        <w:rPr>
-          <w:rFonts w:ascii="Calibri" w:hAnsi="Calibri" w:cs="Calibri"/>
-          <w:sz w:val="34"/>
-          <w:szCs w:val="34"/>
-        </w:rPr>
-      </w:pPr>
-      <w:r>
-        <w:rPr>
-          <w:rFonts w:ascii="Calibri" w:hAnsi="Calibri" w:cs="Calibri"/>
-          <w:sz w:val="34"/>
-          <w:szCs w:val="34"/>
-        </w:rPr>
-        <w:t xml:space="preserve"># We can also use them in methods and constructors </w:t>
-      </w:r>
-      <w:r>
-        <w:rPr>
-          <w:rFonts w:ascii="Calibri" w:hAnsi="Calibri" w:cs="Calibri"/>
-          <w:sz w:val="34"/>
-          <w:szCs w:val="34"/>
-        </w:rPr>
-        <w:t xml:space="preserve">(before </w:t>
-      </w:r>
-      <w:r>
-        <w:rPr>
-          <w:rFonts w:ascii="Calibri" w:hAnsi="Calibri" w:cs="Calibri"/>
-          <w:b/>
-          <w:bCs/>
-          <w:sz w:val="34"/>
-          <w:szCs w:val="34"/>
-        </w:rPr>
-        <w:t xml:space="preserve">double </w:t>
-      </w:r>
-      <w:proofErr w:type="spellStart"/>
-      <w:r>
-        <w:rPr>
-          <w:rFonts w:ascii="Calibri" w:hAnsi="Calibri" w:cs="Calibri"/>
-          <w:b/>
-          <w:bCs/>
-          <w:sz w:val="34"/>
-          <w:szCs w:val="34"/>
-        </w:rPr>
-        <w:t>bmi</w:t>
-      </w:r>
-      <w:proofErr w:type="spellEnd"/>
-      <w:r>
-        <w:rPr>
-          <w:rFonts w:ascii="Calibri" w:hAnsi="Calibri" w:cs="Calibri"/>
-          <w:b/>
-          <w:bCs/>
-          <w:sz w:val="34"/>
-          <w:szCs w:val="34"/>
-        </w:rPr>
-        <w:t xml:space="preserve"> = </w:t>
-      </w:r>
-      <w:proofErr w:type="spellStart"/>
-      <w:r>
-        <w:rPr>
-          <w:rFonts w:ascii="Calibri" w:hAnsi="Calibri" w:cs="Calibri"/>
-          <w:b/>
-          <w:bCs/>
-          <w:sz w:val="34"/>
-          <w:szCs w:val="34"/>
-        </w:rPr>
-        <w:t>this.calculateBMI</w:t>
-      </w:r>
-      <w:proofErr w:type="spellEnd"/>
-      <w:r>
-        <w:rPr>
-          <w:rFonts w:ascii="Calibri" w:hAnsi="Calibri" w:cs="Calibri"/>
-          <w:b/>
-          <w:bCs/>
-          <w:sz w:val="34"/>
-          <w:szCs w:val="34"/>
-        </w:rPr>
-        <w:t>()</w:t>
-      </w:r>
-      <w:r>
-        <w:rPr>
-          <w:rFonts w:ascii="Calibri" w:hAnsi="Calibri" w:cs="Calibri"/>
-          <w:sz w:val="34"/>
-          <w:szCs w:val="34"/>
-        </w:rPr>
-        <w:t xml:space="preserve"> and </w:t>
-      </w:r>
-      <w:r>
-        <w:rPr>
-          <w:rFonts w:ascii="Calibri" w:hAnsi="Calibri" w:cs="Calibri"/>
-          <w:b/>
-          <w:bCs/>
-          <w:sz w:val="34"/>
-          <w:szCs w:val="34"/>
-        </w:rPr>
-        <w:t xml:space="preserve">User({required this.name, required </w:t>
-      </w:r>
-      <w:proofErr w:type="spellStart"/>
-      <w:r>
-        <w:rPr>
-          <w:rFonts w:ascii="Calibri" w:hAnsi="Calibri" w:cs="Calibri"/>
-          <w:b/>
-          <w:bCs/>
-          <w:sz w:val="34"/>
-          <w:szCs w:val="34"/>
-        </w:rPr>
-        <w:t>this.age</w:t>
-      </w:r>
-      <w:proofErr w:type="spellEnd"/>
-      <w:r>
-        <w:rPr>
-          <w:rFonts w:ascii="Calibri" w:hAnsi="Calibri" w:cs="Calibri"/>
-          <w:b/>
-          <w:bCs/>
-          <w:sz w:val="34"/>
-          <w:szCs w:val="34"/>
-        </w:rPr>
-        <w:t>})</w:t>
-      </w:r>
-      <w:r>
-        <w:rPr>
-          <w:rFonts w:ascii="Calibri" w:hAnsi="Calibri" w:cs="Calibri"/>
-          <w:sz w:val="34"/>
-          <w:szCs w:val="34"/>
-        </w:rPr>
-        <w:t xml:space="preserve"> )</w:t>
-      </w:r>
-      <w:r>
-        <w:rPr>
-          <w:rFonts w:ascii="Calibri" w:hAnsi="Calibri" w:cs="Calibri"/>
-          <w:sz w:val="34"/>
-          <w:szCs w:val="34"/>
-        </w:rPr>
-        <w:t>. Now</w:t>
-      </w:r>
-    </w:p>
-    <w:p>
-      <w:pPr>
-        <w:jc w:val="both"/>
-        <w:rPr>
-          <w:rFonts w:ascii="Calibri" w:hAnsi="Calibri" w:cs="Calibri"/>
-          <w:b/>
-          <w:bCs/>
-          <w:color w:val="D86DCB" w:themeColor="accent5" w:themeTint="99"/>
-          <w:sz w:val="34"/>
-          <w:szCs w:val="34"/>
-        </w:rPr>
-      </w:pPr>
-      <w:r>
-        <w:rPr>
-          <w:rFonts w:ascii="Calibri" w:hAnsi="Calibri" w:cs="Calibri"/>
-          <w:b/>
-          <w:bCs/>
-          <w:color w:val="D86DCB" w:themeColor="accent5" w:themeTint="99"/>
-          <w:sz w:val="34"/>
-          <w:szCs w:val="34"/>
-        </w:rPr>
-        <w:t xml:space="preserve">double </w:t>
-      </w:r>
-      <w:proofErr w:type="spellStart"/>
-      <w:r>
-        <w:rPr>
-          <w:rFonts w:ascii="Calibri" w:hAnsi="Calibri" w:cs="Calibri"/>
-          <w:b/>
-          <w:bCs/>
-          <w:color w:val="D86DCB" w:themeColor="accent5" w:themeTint="99"/>
-          <w:sz w:val="34"/>
-          <w:szCs w:val="34"/>
-        </w:rPr>
-        <w:t>bmi</w:t>
-      </w:r>
-      <w:proofErr w:type="spellEnd"/>
-      <w:r>
-        <w:rPr>
-          <w:rFonts w:ascii="Calibri" w:hAnsi="Calibri" w:cs="Calibri"/>
-          <w:b/>
-          <w:bCs/>
-          <w:color w:val="D86DCB" w:themeColor="accent5" w:themeTint="99"/>
-          <w:sz w:val="34"/>
-          <w:szCs w:val="34"/>
-        </w:rPr>
-        <w:t xml:space="preserve"> = .</w:t>
-      </w:r>
-      <w:proofErr w:type="spellStart"/>
-      <w:r>
-        <w:rPr>
-          <w:rFonts w:ascii="Calibri" w:hAnsi="Calibri" w:cs="Calibri"/>
-          <w:b/>
-          <w:bCs/>
-          <w:color w:val="D86DCB" w:themeColor="accent5" w:themeTint="99"/>
-          <w:sz w:val="34"/>
-          <w:szCs w:val="34"/>
-        </w:rPr>
-        <w:t>calculateBMI</w:t>
-      </w:r>
-      <w:proofErr w:type="spellEnd"/>
-      <w:r>
-        <w:rPr>
-          <w:rFonts w:ascii="Calibri" w:hAnsi="Calibri" w:cs="Calibri"/>
-          <w:b/>
-          <w:bCs/>
-          <w:color w:val="D86DCB" w:themeColor="accent5" w:themeTint="99"/>
-          <w:sz w:val="34"/>
-          <w:szCs w:val="34"/>
-        </w:rPr>
-        <w:t>();</w:t>
-      </w:r>
-    </w:p>
-    <w:p>
-      <w:pPr>
-        <w:jc w:val="both"/>
-        <w:rPr>
-          <w:rFonts w:ascii="Calibri" w:hAnsi="Calibri" w:cs="Calibri"/>
-          <w:b/>
-          <w:bCs/>
-          <w:color w:val="D86DCB" w:themeColor="accent5" w:themeTint="99"/>
-          <w:sz w:val="34"/>
-          <w:szCs w:val="34"/>
-        </w:rPr>
-      </w:pPr>
-      <w:r>
-        <w:rPr>
-          <w:rFonts w:ascii="Calibri" w:hAnsi="Calibri" w:cs="Calibri"/>
-          <w:b/>
-          <w:bCs/>
-          <w:color w:val="D86DCB" w:themeColor="accent5" w:themeTint="99"/>
-          <w:sz w:val="34"/>
-          <w:szCs w:val="34"/>
-        </w:rPr>
-        <w:t>User({required .name, required .age});</w:t>
-      </w:r>
-    </w:p>
-    <w:p>
-      <w:pPr>
-        <w:jc w:val="both"/>
-        <w:rPr>
-          <w:rFonts w:ascii="Calibri" w:hAnsi="Calibri" w:cs="Calibri"/>
-          <w:sz w:val="34"/>
-          <w:szCs w:val="34"/>
-        </w:rPr>
-      </w:pPr>
-      <w:r>
-        <w:rPr>
-          <w:rFonts w:ascii="Calibri" w:hAnsi="Calibri" w:cs="Calibri"/>
-          <w:sz w:val="34"/>
-          <w:szCs w:val="34"/>
-        </w:rPr>
-        <w:t xml:space="preserve">Note: </w:t>
-      </w:r>
-      <w:r>
-        <w:rPr>
-          <w:rFonts w:ascii="Calibri" w:hAnsi="Calibri" w:cs="Calibri"/>
-          <w:sz w:val="34"/>
-          <w:szCs w:val="34"/>
-        </w:rPr>
-        <w:t>It works only inside a class. We can only use .name when “name” is a field or method of this object. The leading dot always means “</w:t>
-      </w:r>
-      <w:r>
-        <w:rPr>
-          <w:rFonts w:ascii="Calibri" w:hAnsi="Calibri" w:cs="Calibri"/>
-          <w:b/>
-          <w:bCs/>
-          <w:sz w:val="34"/>
-          <w:szCs w:val="34"/>
-        </w:rPr>
-        <w:t>this</w:t>
-      </w:r>
-      <w:r>
-        <w:rPr>
-          <w:rFonts w:ascii="Calibri" w:hAnsi="Calibri" w:cs="Calibri"/>
-          <w:sz w:val="34"/>
-          <w:szCs w:val="34"/>
-        </w:rPr>
-        <w:t xml:space="preserve">” according to context. </w:t>
-      </w:r>
-      <w:r>
-        <w:rPr>
-          <w:rFonts w:ascii="Calibri" w:hAnsi="Calibri" w:cs="Calibri"/>
-          <w:sz w:val="34"/>
-          <w:szCs w:val="34"/>
-        </w:rPr>
-        <w:t xml:space="preserve">We can use it in methods, constructors, getters/setters, Flutter </w:t>
-      </w:r>
-      <w:r>
-        <w:rPr>
-          <w:rFonts w:ascii="Calibri" w:hAnsi="Calibri" w:cs="Calibri"/>
-          <w:b/>
-          <w:bCs/>
-          <w:sz w:val="34"/>
-          <w:szCs w:val="34"/>
-        </w:rPr>
-        <w:t xml:space="preserve">build() </w:t>
-      </w:r>
-      <w:r>
-        <w:rPr>
-          <w:rFonts w:ascii="Calibri" w:hAnsi="Calibri" w:cs="Calibri"/>
-          <w:sz w:val="34"/>
-          <w:szCs w:val="34"/>
-        </w:rPr>
-        <w:t>methods and overrides.</w:t>
-      </w:r>
-    </w:p>
-    <w:p>
-      <w:pPr>
-        <w:jc w:val="both"/>
-        <w:rPr>
-          <w:rFonts w:ascii="Calibri" w:hAnsi="Calibri" w:cs="Calibri"/>
-          <w:sz w:val="34"/>
-          <w:szCs w:val="34"/>
-        </w:rPr>
-      </w:pPr>
-    </w:p>
-    <w:p>
-      <w:pPr>
-        <w:jc w:val="both"/>
-        <w:rPr>
-          <w:rFonts w:ascii="Calibri" w:hAnsi="Calibri" w:cs="Calibri"/>
-          <w:sz w:val="34"/>
-          <w:szCs w:val="34"/>
-        </w:rPr>
-      </w:pPr>
-    </w:p>
-    <w:p>
-      <w:pPr>
-        <w:jc w:val="both"/>
-        <w:rPr>
-          <w:rFonts w:ascii="Calibri" w:hAnsi="Calibri" w:cs="Calibri"/>
-          <w:b/>
-          <w:bCs/>
-          <w:sz w:val="34"/>
-          <w:szCs w:val="34"/>
-        </w:rPr>
-      </w:pPr>
-      <w:r>
-        <w:rPr>
-          <w:rFonts w:ascii="Calibri" w:hAnsi="Calibri" w:cs="Calibri"/>
-          <w:b/>
-          <w:bCs/>
-          <w:sz w:val="34"/>
-          <w:szCs w:val="34"/>
-        </w:rPr>
-        <w:t>Dot shorthand For Creating Objects:</w:t>
-      </w:r>
-    </w:p>
-    <w:p>
-      <w:pPr>
-        <w:jc w:val="both"/>
-        <w:rPr>
-          <w:rFonts w:ascii="Calibri" w:hAnsi="Calibri" w:cs="Calibri"/>
-          <w:sz w:val="34"/>
-          <w:szCs w:val="34"/>
-        </w:rPr>
-      </w:pPr>
-      <w:r>
-        <w:rPr>
-          <w:rFonts w:ascii="Calibri" w:hAnsi="Calibri" w:cs="Calibri"/>
-          <w:sz w:val="34"/>
-          <w:szCs w:val="34"/>
-        </w:rPr>
-        <w:t xml:space="preserve"># We can use dot shorthand’s for creating objects using </w:t>
-      </w:r>
-      <w:r>
-        <w:rPr>
-          <w:rFonts w:ascii="Calibri" w:hAnsi="Calibri" w:cs="Calibri"/>
-          <w:b/>
-          <w:bCs/>
-          <w:sz w:val="34"/>
-          <w:szCs w:val="34"/>
-        </w:rPr>
-        <w:t xml:space="preserve">.new() </w:t>
-      </w:r>
-      <w:r>
-        <w:rPr>
-          <w:rFonts w:ascii="Calibri" w:hAnsi="Calibri" w:cs="Calibri"/>
-          <w:sz w:val="34"/>
-          <w:szCs w:val="34"/>
-        </w:rPr>
-        <w:t>keyword, we just need to specify the class as Type</w:t>
-      </w:r>
-    </w:p>
-    <w:p>
-      <w:pPr>
-        <w:jc w:val="both"/>
-        <w:rPr>
-          <w:rFonts w:ascii="Calibri" w:hAnsi="Calibri" w:cs="Calibri"/>
-          <w:sz w:val="34"/>
-          <w:szCs w:val="34"/>
-        </w:rPr>
-      </w:pPr>
-      <w:r>
-        <w:rPr>
-          <w:rFonts w:ascii="Calibri" w:hAnsi="Calibri" w:cs="Calibri"/>
-          <w:sz w:val="34"/>
-          <w:szCs w:val="34"/>
-        </w:rPr>
-        <w:t># Old</w:t>
-      </w:r>
-    </w:p>
-    <w:p>
-      <w:pPr>
-        <w:jc w:val="both"/>
-        <w:rPr>
-          <w:rFonts w:ascii="Calibri" w:hAnsi="Calibri" w:cs="Calibri"/>
-          <w:b/>
-          <w:bCs/>
-          <w:color w:val="D86DCB" w:themeColor="accent5" w:themeTint="99"/>
-          <w:sz w:val="34"/>
-          <w:szCs w:val="34"/>
-        </w:rPr>
-      </w:pPr>
-      <w:r>
-        <w:rPr>
-          <w:rFonts w:ascii="Calibri" w:hAnsi="Calibri" w:cs="Calibri"/>
-          <w:b/>
-          <w:bCs/>
-          <w:color w:val="D86DCB" w:themeColor="accent5" w:themeTint="99"/>
-          <w:sz w:val="34"/>
-          <w:szCs w:val="34"/>
-        </w:rPr>
-        <w:t xml:space="preserve">final controller = </w:t>
-      </w:r>
-      <w:proofErr w:type="spellStart"/>
-      <w:r>
-        <w:rPr>
-          <w:rFonts w:ascii="Calibri" w:hAnsi="Calibri" w:cs="Calibri"/>
-          <w:b/>
-          <w:bCs/>
-          <w:color w:val="D86DCB" w:themeColor="accent5" w:themeTint="99"/>
-          <w:sz w:val="34"/>
-          <w:szCs w:val="34"/>
-        </w:rPr>
-        <w:t>TextEditingController</w:t>
-      </w:r>
-      <w:proofErr w:type="spellEnd"/>
-      <w:r>
-        <w:rPr>
-          <w:rFonts w:ascii="Calibri" w:hAnsi="Calibri" w:cs="Calibri"/>
-          <w:b/>
-          <w:bCs/>
-          <w:color w:val="D86DCB" w:themeColor="accent5" w:themeTint="99"/>
-          <w:sz w:val="34"/>
-          <w:szCs w:val="34"/>
-        </w:rPr>
-        <w:t>(text: …);</w:t>
-      </w:r>
-    </w:p>
-    <w:p>
-      <w:pPr>
-        <w:jc w:val="both"/>
-        <w:rPr>
-          <w:rFonts w:ascii="Calibri" w:hAnsi="Calibri" w:cs="Calibri"/>
-          <w:sz w:val="34"/>
-          <w:szCs w:val="34"/>
-        </w:rPr>
-      </w:pPr>
-      <w:r>
-        <w:rPr>
-          <w:rFonts w:ascii="Calibri" w:hAnsi="Calibri" w:cs="Calibri"/>
-          <w:sz w:val="34"/>
-          <w:szCs w:val="34"/>
-        </w:rPr>
-        <w:t># New way</w:t>
-      </w:r>
-    </w:p>
-    <w:p>
-      <w:pPr>
-        <w:jc w:val="both"/>
-        <w:rPr>
-          <w:rFonts w:ascii="Calibri" w:hAnsi="Calibri" w:cs="Calibri"/>
-          <w:b/>
-          <w:bCs/>
-          <w:color w:val="D86DCB" w:themeColor="accent5" w:themeTint="99"/>
-          <w:sz w:val="34"/>
-          <w:szCs w:val="34"/>
-        </w:rPr>
-      </w:pPr>
-      <w:r>
-        <w:rPr>
-          <w:rFonts w:ascii="Calibri" w:hAnsi="Calibri" w:cs="Calibri"/>
-          <w:b/>
-          <w:bCs/>
-          <w:color w:val="D86DCB" w:themeColor="accent5" w:themeTint="99"/>
-          <w:sz w:val="34"/>
-          <w:szCs w:val="34"/>
-        </w:rPr>
-        <w:t xml:space="preserve">final </w:t>
-      </w:r>
-      <w:proofErr w:type="spellStart"/>
-      <w:r>
-        <w:rPr>
-          <w:rFonts w:ascii="Calibri" w:hAnsi="Calibri" w:cs="Calibri"/>
-          <w:b/>
-          <w:bCs/>
-          <w:color w:val="D86DCB" w:themeColor="accent5" w:themeTint="99"/>
-          <w:sz w:val="34"/>
-          <w:szCs w:val="34"/>
-        </w:rPr>
-        <w:t>TextEditingController</w:t>
-      </w:r>
-      <w:proofErr w:type="spellEnd"/>
-      <w:r>
-        <w:rPr>
-          <w:rFonts w:ascii="Calibri" w:hAnsi="Calibri" w:cs="Calibri"/>
-          <w:b/>
-          <w:bCs/>
-          <w:color w:val="D86DCB" w:themeColor="accent5" w:themeTint="99"/>
-          <w:sz w:val="34"/>
-          <w:szCs w:val="34"/>
-        </w:rPr>
-        <w:t xml:space="preserve"> controller = .new(text: '</w:t>
-      </w:r>
-      <w:proofErr w:type="spellStart"/>
-      <w:r>
-        <w:rPr>
-          <w:rFonts w:ascii="Calibri" w:hAnsi="Calibri" w:cs="Calibri"/>
-          <w:b/>
-          <w:bCs/>
-          <w:color w:val="D86DCB" w:themeColor="accent5" w:themeTint="99"/>
-          <w:sz w:val="34"/>
-          <w:szCs w:val="34"/>
-        </w:rPr>
-        <w:t>LOl</w:t>
-      </w:r>
-      <w:proofErr w:type="spellEnd"/>
-      <w:r>
-        <w:rPr>
-          <w:rFonts w:ascii="Calibri" w:hAnsi="Calibri" w:cs="Calibri"/>
-          <w:b/>
-          <w:bCs/>
-          <w:color w:val="D86DCB" w:themeColor="accent5" w:themeTint="99"/>
-          <w:sz w:val="34"/>
-          <w:szCs w:val="34"/>
-        </w:rPr>
-        <w:t>');</w:t>
-      </w:r>
-    </w:p>
-    <w:p>
-      <w:pPr>
-        <w:jc w:val="both"/>
-        <w:rPr>
-          <w:rFonts w:ascii="Calibri" w:hAnsi="Calibri" w:cs="Calibri"/>
-          <w:sz w:val="34"/>
-          <w:szCs w:val="34"/>
-        </w:rPr>
-      </w:pPr>
-    </w:p>
-    <w:p>
-      <w:pPr>
-        <w:jc w:val="center"/>
-        <w:rPr>
-          <w:rFonts w:ascii="Calibri" w:hAnsi="Calibri" w:cs="Calibri"/>
-          <w:sz w:val="34"/>
-          <w:szCs w:val="34"/>
-        </w:rPr>
-      </w:pPr>
-      <w:r>
-        <w:rPr>
-          <w:rFonts w:ascii="Calibri" w:hAnsi="Calibri" w:cs="Calibri"/>
-          <w:sz w:val="34"/>
-          <w:szCs w:val="34"/>
-        </w:rPr>
-        <w:t>Break</w:t>
-      </w:r>
-    </w:p>
-    <w:p>
-      <w:pPr>
-        <w:jc w:val="both"/>
-        <w:rPr>
-          <w:rFonts w:ascii="Calibri" w:hAnsi="Calibri" w:cs="Calibri"/>
-          <w:sz w:val="34"/>
-          <w:szCs w:val="34"/>
-        </w:rPr>
-      </w:pPr>
-    </w:p>
-    <w:p>
-      <w:pPr>
-        <w:jc w:val="both"/>
-        <w:rPr>
-          <w:rFonts w:ascii="Calibri" w:hAnsi="Calibri" w:cs="Calibri"/>
-          <w:b/>
-          <w:bCs/>
-          <w:sz w:val="34"/>
-          <w:szCs w:val="34"/>
-        </w:rPr>
-      </w:pPr>
-      <w:r>
-        <w:rPr>
-          <w:rFonts w:ascii="Calibri" w:hAnsi="Calibri" w:cs="Calibri"/>
-          <w:b/>
-          <w:bCs/>
-          <w:sz w:val="34"/>
-          <w:szCs w:val="34"/>
-        </w:rPr>
-        <w:t xml:space="preserve">Dart </w:t>
-      </w:r>
-      <w:r>
-        <w:rPr>
-          <w:rFonts w:ascii="Calibri" w:hAnsi="Calibri" w:cs="Calibri"/>
-          <w:b/>
-          <w:bCs/>
-          <w:sz w:val="34"/>
-          <w:szCs w:val="34"/>
-        </w:rPr>
-        <w:t xml:space="preserve">Pub </w:t>
-      </w:r>
-      <w:r>
-        <w:rPr>
-          <w:rFonts w:ascii="Calibri" w:hAnsi="Calibri" w:cs="Calibri"/>
-          <w:b/>
-          <w:bCs/>
-          <w:sz w:val="34"/>
-          <w:szCs w:val="34"/>
-        </w:rPr>
-        <w:t>Cache Cleaning</w:t>
-      </w:r>
-      <w:r>
-        <w:rPr>
-          <w:rFonts w:ascii="Calibri" w:hAnsi="Calibri" w:cs="Calibri"/>
-          <w:b/>
-          <w:bCs/>
-          <w:sz w:val="34"/>
-          <w:szCs w:val="34"/>
-        </w:rPr>
-        <w:t>:</w:t>
-      </w:r>
-    </w:p>
-    <w:p>
-      <w:pPr>
-        <w:jc w:val="both"/>
-        <w:rPr>
-          <w:rFonts w:ascii="Calibri" w:hAnsi="Calibri" w:cs="Calibri"/>
-          <w:sz w:val="34"/>
-          <w:szCs w:val="34"/>
-        </w:rPr>
-      </w:pPr>
-      <w:r>
-        <w:rPr>
-          <w:rFonts w:ascii="Calibri" w:hAnsi="Calibri" w:cs="Calibri"/>
-          <w:sz w:val="34"/>
-          <w:szCs w:val="34"/>
-        </w:rPr>
-        <w:t xml:space="preserve"># </w:t>
-      </w:r>
-      <w:r>
-        <w:rPr>
-          <w:rFonts w:ascii="Calibri" w:hAnsi="Calibri" w:cs="Calibri"/>
-          <w:b/>
-          <w:bCs/>
-          <w:sz w:val="34"/>
-          <w:szCs w:val="34"/>
-        </w:rPr>
-        <w:t xml:space="preserve">dart pub cache </w:t>
-      </w:r>
-      <w:proofErr w:type="spellStart"/>
-      <w:r>
-        <w:rPr>
-          <w:rFonts w:ascii="Calibri" w:hAnsi="Calibri" w:cs="Calibri"/>
-          <w:b/>
-          <w:bCs/>
-          <w:sz w:val="34"/>
-          <w:szCs w:val="34"/>
-        </w:rPr>
-        <w:t>gc</w:t>
-      </w:r>
-      <w:proofErr w:type="spellEnd"/>
-      <w:r>
-        <w:rPr>
-          <w:rFonts w:ascii="Calibri" w:hAnsi="Calibri" w:cs="Calibri"/>
-          <w:sz w:val="34"/>
-          <w:szCs w:val="34"/>
-        </w:rPr>
-        <w:t xml:space="preserve"> command cleans our local Dart/Flutter package cache by removing unused packages. It basically means smart cleanup of unused dependencies without breaking active projects</w:t>
-      </w:r>
-    </w:p>
-    <w:p>
-      <w:pPr>
-        <w:jc w:val="both"/>
-        <w:rPr>
-          <w:rFonts w:ascii="Calibri" w:hAnsi="Calibri" w:cs="Calibri"/>
-          <w:sz w:val="34"/>
-          <w:szCs w:val="34"/>
-        </w:rPr>
-      </w:pPr>
-    </w:p>
-    <w:p>
-      <w:pPr>
-        <w:jc w:val="both"/>
-        <w:rPr>
-          <w:rFonts w:ascii="Calibri" w:hAnsi="Calibri" w:cs="Calibri"/>
-          <w:sz w:val="34"/>
-          <w:szCs w:val="34"/>
-        </w:rPr>
-      </w:pPr>
-      <w:r>
-        <w:rPr>
-          <w:rFonts w:ascii="Calibri" w:hAnsi="Calibri" w:cs="Calibri"/>
-          <w:sz w:val="34"/>
-          <w:szCs w:val="34"/>
+        <w:t>smart cleanup of unused dependencies without breaking active projects</w:t>
+      </w:r>
+    </w:p>
+    <w:p>
+      <w:pPr>
+        <w:jc w:val="both"/>
+        <w:rPr>
+          <w:rFonts w:cs="Calibri"/>
+          <w:sz w:val="32"/>
+          <w:szCs w:val="32"/>
+        </w:rPr>
+      </w:pPr>
+    </w:p>
+    <w:p>
+      <w:pPr>
+        <w:jc w:val="both"/>
+        <w:rPr>
+          <w:rFonts w:cs="Calibri"/>
+          <w:sz w:val="32"/>
+          <w:szCs w:val="32"/>
+        </w:rPr>
+      </w:pPr>
+      <w:r>
+        <w:rPr>
+          <w:rFonts w:cs="Calibri"/>
+          <w:sz w:val="32"/>
+          <w:szCs w:val="32"/>
         </w:rPr>
         <w:t>Understand the System:</w:t>
       </w:r>
@@ -3641,16 +4165,16 @@
       <w:pPr>
         <w:jc w:val="both"/>
         <w:rPr>
-          <w:rFonts w:ascii="Calibri" w:hAnsi="Calibri" w:cs="Calibri"/>
-          <w:sz w:val="34"/>
-          <w:szCs w:val="34"/>
-        </w:rPr>
-      </w:pPr>
-      <w:r>
-        <w:rPr>
-          <w:rFonts w:ascii="Calibri" w:hAnsi="Calibri" w:cs="Calibri"/>
-          <w:sz w:val="34"/>
-          <w:szCs w:val="34"/>
+          <w:rFonts w:cs="Calibri"/>
+          <w:sz w:val="32"/>
+          <w:szCs w:val="32"/>
+        </w:rPr>
+      </w:pPr>
+      <w:r>
+        <w:rPr>
+          <w:rFonts w:cs="Calibri"/>
+          <w:sz w:val="32"/>
+          <w:szCs w:val="32"/>
         </w:rPr>
         <w:t># When we run:</w:t>
       </w:r>
@@ -3659,40 +4183,53 @@
       <w:pPr>
         <w:jc w:val="both"/>
         <w:rPr>
-          <w:rFonts w:ascii="Calibri" w:hAnsi="Calibri" w:cs="Calibri"/>
+          <w:rFonts w:cs="Calibri"/>
           <w:b/>
           <w:bCs/>
           <w:color w:val="60CAF3" w:themeColor="accent4" w:themeTint="99"/>
-          <w:sz w:val="34"/>
-          <w:szCs w:val="34"/>
-        </w:rPr>
-      </w:pPr>
-      <w:r>
-        <w:rPr>
-          <w:rFonts w:ascii="Calibri" w:hAnsi="Calibri" w:cs="Calibri"/>
+          <w:sz w:val="32"/>
+          <w:szCs w:val="32"/>
+        </w:rPr>
+      </w:pPr>
+      <w:r>
+        <w:rPr>
+          <w:rFonts w:cs="Calibri"/>
           <w:b/>
           <w:bCs/>
           <w:color w:val="60CAF3" w:themeColor="accent4" w:themeTint="99"/>
-          <w:sz w:val="34"/>
-          <w:szCs w:val="34"/>
-        </w:rPr>
-        <w:t>flutter pub get</w:t>
-      </w:r>
-    </w:p>
-    <w:p>
-      <w:pPr>
-        <w:jc w:val="both"/>
-        <w:rPr>
-          <w:rFonts w:ascii="Calibri" w:hAnsi="Calibri" w:cs="Calibri"/>
-          <w:sz w:val="34"/>
-          <w:szCs w:val="34"/>
-        </w:rPr>
-      </w:pPr>
-      <w:r>
-        <w:rPr>
-          <w:rFonts w:ascii="Calibri" w:hAnsi="Calibri" w:cs="Calibri"/>
-          <w:sz w:val="34"/>
-          <w:szCs w:val="34"/>
+          <w:sz w:val="32"/>
+          <w:szCs w:val="32"/>
+        </w:rPr>
+        <w:t xml:space="preserve">flutter pub </w:t>
+      </w:r>
+      <w:proofErr w:type="gramStart"/>
+      <w:r>
+        <w:rPr>
+          <w:rFonts w:cs="Calibri"/>
+          <w:b/>
+          <w:bCs/>
+          <w:color w:val="60CAF3" w:themeColor="accent4" w:themeTint="99"/>
+          <w:sz w:val="32"/>
+          <w:szCs w:val="32"/>
+        </w:rPr>
+        <w:t>get</w:t>
+      </w:r>
+      <w:proofErr w:type="gramEnd"/>
+    </w:p>
+    <w:p>
+      <w:pPr>
+        <w:jc w:val="both"/>
+        <w:rPr>
+          <w:rFonts w:cs="Calibri"/>
+          <w:sz w:val="32"/>
+          <w:szCs w:val="32"/>
+        </w:rPr>
+      </w:pPr>
+      <w:r>
+        <w:rPr>
+          <w:rFonts w:cs="Calibri"/>
+          <w:sz w:val="32"/>
+          <w:szCs w:val="32"/>
         </w:rPr>
         <w:t># Or:</w:t>
       </w:r>
@@ -3701,56 +4238,69 @@
       <w:pPr>
         <w:jc w:val="both"/>
         <w:rPr>
-          <w:rFonts w:ascii="Calibri" w:hAnsi="Calibri" w:cs="Calibri"/>
+          <w:rFonts w:cs="Calibri"/>
           <w:b/>
           <w:bCs/>
           <w:color w:val="60CAF3" w:themeColor="accent4" w:themeTint="99"/>
-          <w:sz w:val="34"/>
-          <w:szCs w:val="34"/>
-        </w:rPr>
-      </w:pPr>
-      <w:r>
-        <w:rPr>
-          <w:rFonts w:ascii="Calibri" w:hAnsi="Calibri" w:cs="Calibri"/>
+          <w:sz w:val="32"/>
+          <w:szCs w:val="32"/>
+        </w:rPr>
+      </w:pPr>
+      <w:r>
+        <w:rPr>
+          <w:rFonts w:cs="Calibri"/>
           <w:b/>
           <w:bCs/>
           <w:color w:val="60CAF3" w:themeColor="accent4" w:themeTint="99"/>
-          <w:sz w:val="34"/>
-          <w:szCs w:val="34"/>
-        </w:rPr>
-        <w:t>dart pub get</w:t>
-      </w:r>
-    </w:p>
-    <w:p>
-      <w:pPr>
-        <w:jc w:val="both"/>
-        <w:rPr>
-          <w:rFonts w:ascii="Calibri" w:hAnsi="Calibri" w:cs="Calibri"/>
-          <w:sz w:val="34"/>
-          <w:szCs w:val="34"/>
-        </w:rPr>
-      </w:pPr>
-      <w:r>
-        <w:rPr>
-          <w:rFonts w:ascii="Calibri" w:hAnsi="Calibri" w:cs="Calibri"/>
-          <w:sz w:val="34"/>
-          <w:szCs w:val="34"/>
+          <w:sz w:val="32"/>
+          <w:szCs w:val="32"/>
+        </w:rPr>
+        <w:t xml:space="preserve">dart pub </w:t>
+      </w:r>
+      <w:proofErr w:type="gramStart"/>
+      <w:r>
+        <w:rPr>
+          <w:rFonts w:cs="Calibri"/>
+          <w:b/>
+          <w:bCs/>
+          <w:color w:val="60CAF3" w:themeColor="accent4" w:themeTint="99"/>
+          <w:sz w:val="32"/>
+          <w:szCs w:val="32"/>
+        </w:rPr>
+        <w:t>get</w:t>
+      </w:r>
+      <w:proofErr w:type="gramEnd"/>
+    </w:p>
+    <w:p>
+      <w:pPr>
+        <w:jc w:val="both"/>
+        <w:rPr>
+          <w:rFonts w:cs="Calibri"/>
+          <w:sz w:val="32"/>
+          <w:szCs w:val="32"/>
+        </w:rPr>
+      </w:pPr>
+      <w:r>
+        <w:rPr>
+          <w:rFonts w:cs="Calibri"/>
+          <w:sz w:val="32"/>
+          <w:szCs w:val="32"/>
         </w:rPr>
         <w:t># Dart downloads package</w:t>
       </w:r>
       <w:r>
         <w:rPr>
-          <w:rFonts w:ascii="Calibri" w:hAnsi="Calibri" w:cs="Calibri"/>
-          <w:sz w:val="34"/>
-          <w:szCs w:val="34"/>
+          <w:rFonts w:cs="Calibri"/>
+          <w:sz w:val="32"/>
+          <w:szCs w:val="32"/>
         </w:rPr>
         <w:t>’</w:t>
       </w:r>
       <w:r>
         <w:rPr>
-          <w:rFonts w:ascii="Calibri" w:hAnsi="Calibri" w:cs="Calibri"/>
-          <w:sz w:val="34"/>
-          <w:szCs w:val="34"/>
+          <w:rFonts w:cs="Calibri"/>
+          <w:sz w:val="32"/>
+          <w:szCs w:val="32"/>
         </w:rPr>
         <w:t>s and stores them in a global cache folder. Example locations:</w:t>
       </w:r>
@@ -3764,16 +4314,16 @@
         </w:numPr>
         <w:jc w:val="both"/>
         <w:rPr>
-          <w:rFonts w:ascii="Calibri" w:hAnsi="Calibri" w:cs="Calibri"/>
-          <w:sz w:val="34"/>
-          <w:szCs w:val="34"/>
-        </w:rPr>
-      </w:pPr>
-      <w:r>
-        <w:rPr>
-          <w:rFonts w:ascii="Calibri" w:hAnsi="Calibri" w:cs="Calibri"/>
-          <w:sz w:val="34"/>
-          <w:szCs w:val="34"/>
+          <w:rFonts w:cs="Calibri"/>
+          <w:sz w:val="32"/>
+          <w:szCs w:val="32"/>
+        </w:rPr>
+      </w:pPr>
+      <w:r>
+        <w:rPr>
+          <w:rFonts w:cs="Calibri"/>
+          <w:sz w:val="32"/>
+          <w:szCs w:val="32"/>
         </w:rPr>
         <w:t>Linux/macOS → ~/.pub-cache</w:t>
       </w:r>
@@ -3787,16 +4337,16 @@
         </w:numPr>
         <w:jc w:val="both"/>
         <w:rPr>
-          <w:rFonts w:ascii="Calibri" w:hAnsi="Calibri" w:cs="Calibri"/>
-          <w:sz w:val="34"/>
-          <w:szCs w:val="34"/>
-        </w:rPr>
-      </w:pPr>
-      <w:r>
-        <w:rPr>
-          <w:rFonts w:ascii="Calibri" w:hAnsi="Calibri" w:cs="Calibri"/>
-          <w:sz w:val="34"/>
-          <w:szCs w:val="34"/>
+          <w:rFonts w:cs="Calibri"/>
+          <w:sz w:val="32"/>
+          <w:szCs w:val="32"/>
+        </w:rPr>
+      </w:pPr>
+      <w:r>
+        <w:rPr>
+          <w:rFonts w:cs="Calibri"/>
+          <w:sz w:val="32"/>
+          <w:szCs w:val="32"/>
         </w:rPr>
         <w:t>Windows → %LOCALAPPDATA%/Pub/Cache</w:t>
       </w:r>
@@ -3805,32 +4355,32 @@
       <w:pPr>
         <w:jc w:val="both"/>
         <w:rPr>
-          <w:rFonts w:ascii="Calibri" w:hAnsi="Calibri" w:cs="Calibri"/>
-          <w:sz w:val="34"/>
-          <w:szCs w:val="34"/>
-        </w:rPr>
-      </w:pPr>
-      <w:r>
-        <w:rPr>
-          <w:rFonts w:ascii="Calibri" w:hAnsi="Calibri" w:cs="Calibri"/>
-          <w:sz w:val="34"/>
-          <w:szCs w:val="34"/>
+          <w:rFonts w:cs="Calibri"/>
+          <w:sz w:val="32"/>
+          <w:szCs w:val="32"/>
+        </w:rPr>
+      </w:pPr>
+      <w:r>
+        <w:rPr>
+          <w:rFonts w:cs="Calibri"/>
+          <w:sz w:val="32"/>
+          <w:szCs w:val="32"/>
         </w:rPr>
         <w:t xml:space="preserve"># This cache is shared across ALL our projects. So, if we use http package in 10 projects </w:t>
       </w:r>
       <w:r>
         <w:rPr>
-          <w:rFonts w:ascii="Calibri" w:hAnsi="Calibri" w:cs="Calibri"/>
-          <w:sz w:val="34"/>
-          <w:szCs w:val="34"/>
+          <w:rFonts w:cs="Calibri"/>
+          <w:sz w:val="32"/>
+          <w:szCs w:val="32"/>
         </w:rPr>
         <w:sym w:font="Wingdings" w:char="F0E0"/>
       </w:r>
       <w:r>
         <w:rPr>
-          <w:rFonts w:ascii="Calibri" w:hAnsi="Calibri" w:cs="Calibri"/>
-          <w:sz w:val="34"/>
-          <w:szCs w:val="34"/>
+          <w:rFonts w:cs="Calibri"/>
+          <w:sz w:val="32"/>
+          <w:szCs w:val="32"/>
         </w:rPr>
         <w:t xml:space="preserve"> it downloads only once</w:t>
       </w:r>
@@ -3839,26 +4389,26 @@
       <w:pPr>
         <w:jc w:val="both"/>
         <w:rPr>
-          <w:rFonts w:ascii="Calibri" w:hAnsi="Calibri" w:cs="Calibri"/>
-          <w:sz w:val="34"/>
-          <w:szCs w:val="34"/>
-        </w:rPr>
-      </w:pPr>
-    </w:p>
-    <w:p>
-      <w:pPr>
-        <w:jc w:val="both"/>
-        <w:rPr>
-          <w:rFonts w:ascii="Calibri" w:hAnsi="Calibri" w:cs="Calibri"/>
-          <w:sz w:val="34"/>
-          <w:szCs w:val="34"/>
-        </w:rPr>
-      </w:pPr>
-      <w:r>
-        <w:rPr>
-          <w:rFonts w:ascii="Calibri" w:hAnsi="Calibri" w:cs="Calibri"/>
-          <w:sz w:val="34"/>
-          <w:szCs w:val="34"/>
+          <w:rFonts w:cs="Calibri"/>
+          <w:sz w:val="32"/>
+          <w:szCs w:val="32"/>
+        </w:rPr>
+      </w:pPr>
+    </w:p>
+    <w:p>
+      <w:pPr>
+        <w:jc w:val="both"/>
+        <w:rPr>
+          <w:rFonts w:cs="Calibri"/>
+          <w:sz w:val="32"/>
+          <w:szCs w:val="32"/>
+        </w:rPr>
+      </w:pPr>
+      <w:r>
+        <w:rPr>
+          <w:rFonts w:cs="Calibri"/>
+          <w:sz w:val="32"/>
+          <w:szCs w:val="32"/>
         </w:rPr>
         <w:t>What it does:</w:t>
       </w:r>
@@ -3867,16 +4417,16 @@
       <w:pPr>
         <w:jc w:val="both"/>
         <w:rPr>
-          <w:rFonts w:ascii="Calibri" w:hAnsi="Calibri" w:cs="Calibri"/>
-          <w:sz w:val="34"/>
-          <w:szCs w:val="34"/>
-        </w:rPr>
-      </w:pPr>
-      <w:r>
-        <w:rPr>
-          <w:rFonts w:ascii="Calibri" w:hAnsi="Calibri" w:cs="Calibri"/>
-          <w:sz w:val="34"/>
-          <w:szCs w:val="34"/>
+          <w:rFonts w:cs="Calibri"/>
+          <w:sz w:val="32"/>
+          <w:szCs w:val="32"/>
+        </w:rPr>
+      </w:pPr>
+      <w:r>
+        <w:rPr>
+          <w:rFonts w:cs="Calibri"/>
+          <w:sz w:val="32"/>
+          <w:szCs w:val="32"/>
         </w:rPr>
         <w:t># Think of it like Garbage Collector (GC) in memory but for packages. Internally:</w:t>
       </w:r>
@@ -3890,16 +4440,16 @@
         </w:numPr>
         <w:jc w:val="both"/>
         <w:rPr>
-          <w:rFonts w:ascii="Calibri" w:hAnsi="Calibri" w:cs="Calibri"/>
-          <w:sz w:val="34"/>
-          <w:szCs w:val="34"/>
-        </w:rPr>
-      </w:pPr>
-      <w:r>
-        <w:rPr>
-          <w:rFonts w:ascii="Calibri" w:hAnsi="Calibri" w:cs="Calibri"/>
-          <w:sz w:val="34"/>
-          <w:szCs w:val="34"/>
+          <w:rFonts w:cs="Calibri"/>
+          <w:sz w:val="32"/>
+          <w:szCs w:val="32"/>
+        </w:rPr>
+      </w:pPr>
+      <w:r>
+        <w:rPr>
+          <w:rFonts w:cs="Calibri"/>
+          <w:sz w:val="32"/>
+          <w:szCs w:val="32"/>
         </w:rPr>
         <w:t>It scans our projects</w:t>
       </w:r>
@@ -3913,16 +4463,16 @@
         </w:numPr>
         <w:jc w:val="both"/>
         <w:rPr>
-          <w:rFonts w:ascii="Calibri" w:hAnsi="Calibri" w:cs="Calibri"/>
-          <w:sz w:val="34"/>
-          <w:szCs w:val="34"/>
-        </w:rPr>
-      </w:pPr>
-      <w:r>
-        <w:rPr>
-          <w:rFonts w:ascii="Calibri" w:hAnsi="Calibri" w:cs="Calibri"/>
-          <w:sz w:val="34"/>
-          <w:szCs w:val="34"/>
+          <w:rFonts w:cs="Calibri"/>
+          <w:sz w:val="32"/>
+          <w:szCs w:val="32"/>
+        </w:rPr>
+      </w:pPr>
+      <w:r>
+        <w:rPr>
+          <w:rFonts w:cs="Calibri"/>
+          <w:sz w:val="32"/>
+          <w:szCs w:val="32"/>
         </w:rPr>
         <w:t>Finds which packages are still used</w:t>
       </w:r>
@@ -3936,33 +4486,32 @@
         </w:numPr>
         <w:jc w:val="both"/>
         <w:rPr>
-          <w:rFonts w:ascii="Calibri" w:hAnsi="Calibri" w:cs="Calibri"/>
-          <w:sz w:val="34"/>
-          <w:szCs w:val="34"/>
-        </w:rPr>
-      </w:pPr>
-      <w:r>
-        <w:rPr>
-          <w:rFonts w:ascii="Calibri" w:hAnsi="Calibri" w:cs="Calibri"/>
-          <w:sz w:val="34"/>
-          <w:szCs w:val="34"/>
-        </w:rPr>
-        <w:lastRenderedPageBreak/>
+          <w:rFonts w:cs="Calibri"/>
+          <w:sz w:val="32"/>
+          <w:szCs w:val="32"/>
+        </w:rPr>
+      </w:pPr>
+      <w:r>
+        <w:rPr>
+          <w:rFonts w:cs="Calibri"/>
+          <w:sz w:val="32"/>
+          <w:szCs w:val="32"/>
+        </w:rPr>
         <w:t xml:space="preserve">Marks them as </w:t>
       </w:r>
       <w:r>
         <w:rPr>
           <w:rFonts w:ascii="Segoe UI Emoji" w:hAnsi="Segoe UI Emoji" w:cs="Segoe UI Emoji"/>
-          <w:sz w:val="34"/>
-          <w:szCs w:val="34"/>
+          <w:sz w:val="32"/>
+          <w:szCs w:val="32"/>
         </w:rPr>
         <w:t>✅</w:t>
       </w:r>
       <w:r>
         <w:rPr>
-          <w:rFonts w:ascii="Calibri" w:hAnsi="Calibri" w:cs="Calibri"/>
-          <w:sz w:val="34"/>
-          <w:szCs w:val="34"/>
+          <w:rFonts w:cs="Calibri"/>
+          <w:sz w:val="32"/>
+          <w:szCs w:val="32"/>
         </w:rPr>
         <w:t xml:space="preserve"> "alive"</w:t>
       </w:r>
@@ -3976,24 +4525,24 @@
         </w:numPr>
         <w:jc w:val="both"/>
         <w:rPr>
-          <w:rFonts w:ascii="Calibri" w:hAnsi="Calibri" w:cs="Calibri"/>
-          <w:sz w:val="34"/>
-          <w:szCs w:val="34"/>
-        </w:rPr>
-      </w:pPr>
-      <w:r>
-        <w:rPr>
-          <w:rFonts w:ascii="Calibri" w:hAnsi="Calibri" w:cs="Calibri"/>
-          <w:sz w:val="34"/>
-          <w:szCs w:val="34"/>
+          <w:rFonts w:cs="Calibri"/>
+          <w:sz w:val="32"/>
+          <w:szCs w:val="32"/>
+        </w:rPr>
+      </w:pPr>
+      <w:r>
+        <w:rPr>
+          <w:rFonts w:cs="Calibri"/>
+          <w:sz w:val="32"/>
+          <w:szCs w:val="32"/>
         </w:rPr>
         <w:t xml:space="preserve">Deletes everything else </w:t>
       </w:r>
       <w:r>
         <w:rPr>
           <w:rFonts w:ascii="Segoe UI Emoji" w:hAnsi="Segoe UI Emoji" w:cs="Segoe UI Emoji"/>
-          <w:sz w:val="34"/>
-          <w:szCs w:val="34"/>
+          <w:sz w:val="32"/>
+          <w:szCs w:val="32"/>
         </w:rPr>
         <w:t>❌</w:t>
       </w:r>
@@ -4002,26 +4551,26 @@
       <w:pPr>
         <w:jc w:val="both"/>
         <w:rPr>
-          <w:rFonts w:ascii="Calibri" w:hAnsi="Calibri" w:cs="Calibri"/>
-          <w:sz w:val="34"/>
-          <w:szCs w:val="34"/>
-        </w:rPr>
-      </w:pPr>
-    </w:p>
-    <w:p>
-      <w:pPr>
-        <w:jc w:val="both"/>
-        <w:rPr>
-          <w:rFonts w:ascii="Calibri" w:hAnsi="Calibri" w:cs="Calibri"/>
-          <w:sz w:val="34"/>
-          <w:szCs w:val="34"/>
-        </w:rPr>
-      </w:pPr>
-      <w:r>
-        <w:rPr>
-          <w:rFonts w:ascii="Calibri" w:hAnsi="Calibri" w:cs="Calibri"/>
-          <w:sz w:val="34"/>
-          <w:szCs w:val="34"/>
+          <w:rFonts w:cs="Calibri"/>
+          <w:sz w:val="32"/>
+          <w:szCs w:val="32"/>
+        </w:rPr>
+      </w:pPr>
+    </w:p>
+    <w:p>
+      <w:pPr>
+        <w:jc w:val="both"/>
+        <w:rPr>
+          <w:rFonts w:cs="Calibri"/>
+          <w:sz w:val="32"/>
+          <w:szCs w:val="32"/>
+        </w:rPr>
+      </w:pPr>
+      <w:r>
+        <w:rPr>
+          <w:rFonts w:cs="Calibri"/>
+          <w:sz w:val="32"/>
+          <w:szCs w:val="32"/>
         </w:rPr>
         <w:t>Usage:</w:t>
       </w:r>
@@ -4030,17 +4579,18 @@
       <w:pPr>
         <w:jc w:val="both"/>
         <w:rPr>
-          <w:rFonts w:ascii="Calibri" w:hAnsi="Calibri" w:cs="Calibri"/>
-          <w:sz w:val="34"/>
-          <w:szCs w:val="34"/>
-        </w:rPr>
-      </w:pPr>
-      <w:r>
-        <w:rPr>
-          <w:rFonts w:ascii="Calibri" w:hAnsi="Calibri" w:cs="Calibri"/>
-          <w:sz w:val="34"/>
-          <w:szCs w:val="34"/>
-        </w:rPr>
+          <w:rFonts w:cs="Calibri"/>
+          <w:sz w:val="32"/>
+          <w:szCs w:val="32"/>
+        </w:rPr>
+      </w:pPr>
+      <w:r>
+        <w:rPr>
+          <w:rFonts w:cs="Calibri"/>
+          <w:sz w:val="32"/>
+          <w:szCs w:val="32"/>
+        </w:rPr>
+        <w:lastRenderedPageBreak/>
         <w:t># Run it in terminal / command line. Anywhere works:</w:t>
       </w:r>
     </w:p>
@@ -4048,34 +4598,34 @@
       <w:pPr>
         <w:jc w:val="both"/>
         <w:rPr>
-          <w:rFonts w:ascii="Calibri" w:hAnsi="Calibri" w:cs="Calibri"/>
+          <w:rFonts w:cs="Calibri"/>
           <w:b/>
           <w:bCs/>
           <w:color w:val="60CAF3" w:themeColor="accent4" w:themeTint="99"/>
-          <w:sz w:val="34"/>
-          <w:szCs w:val="34"/>
-        </w:rPr>
-      </w:pPr>
-      <w:r>
-        <w:rPr>
-          <w:rFonts w:ascii="Calibri" w:hAnsi="Calibri" w:cs="Calibri"/>
+          <w:sz w:val="32"/>
+          <w:szCs w:val="32"/>
+        </w:rPr>
+      </w:pPr>
+      <w:r>
+        <w:rPr>
+          <w:rFonts w:cs="Calibri"/>
           <w:b/>
           <w:bCs/>
           <w:color w:val="60CAF3" w:themeColor="accent4" w:themeTint="99"/>
-          <w:sz w:val="34"/>
-          <w:szCs w:val="34"/>
+          <w:sz w:val="32"/>
+          <w:szCs w:val="32"/>
         </w:rPr>
         <w:t xml:space="preserve">dart pub cache </w:t>
       </w:r>
       <w:proofErr w:type="spellStart"/>
       <w:r>
         <w:rPr>
-          <w:rFonts w:ascii="Calibri" w:hAnsi="Calibri" w:cs="Calibri"/>
+          <w:rFonts w:cs="Calibri"/>
           <w:b/>
           <w:bCs/>
           <w:color w:val="60CAF3" w:themeColor="accent4" w:themeTint="99"/>
-          <w:sz w:val="34"/>
-          <w:szCs w:val="34"/>
+          <w:sz w:val="32"/>
+          <w:szCs w:val="32"/>
         </w:rPr>
         <w:t>gc</w:t>
       </w:r>
@@ -4085,16 +4635,16 @@
       <w:pPr>
         <w:jc w:val="both"/>
         <w:rPr>
-          <w:rFonts w:ascii="Calibri" w:hAnsi="Calibri" w:cs="Calibri"/>
-          <w:sz w:val="34"/>
-          <w:szCs w:val="34"/>
-        </w:rPr>
-      </w:pPr>
-      <w:r>
-        <w:rPr>
-          <w:rFonts w:ascii="Calibri" w:hAnsi="Calibri" w:cs="Calibri"/>
-          <w:sz w:val="34"/>
-          <w:szCs w:val="34"/>
+          <w:rFonts w:cs="Calibri"/>
+          <w:sz w:val="32"/>
+          <w:szCs w:val="32"/>
+        </w:rPr>
+      </w:pPr>
+      <w:r>
+        <w:rPr>
+          <w:rFonts w:cs="Calibri"/>
+          <w:sz w:val="32"/>
+          <w:szCs w:val="32"/>
         </w:rPr>
         <w:t># Or (Flutter projects also fine):</w:t>
       </w:r>
@@ -4103,34 +4653,34 @@
       <w:pPr>
         <w:jc w:val="both"/>
         <w:rPr>
-          <w:rFonts w:ascii="Calibri" w:hAnsi="Calibri" w:cs="Calibri"/>
+          <w:rFonts w:cs="Calibri"/>
           <w:b/>
           <w:bCs/>
           <w:color w:val="60CAF3" w:themeColor="accent4" w:themeTint="99"/>
-          <w:sz w:val="34"/>
-          <w:szCs w:val="34"/>
-        </w:rPr>
-      </w:pPr>
-      <w:r>
-        <w:rPr>
-          <w:rFonts w:ascii="Calibri" w:hAnsi="Calibri" w:cs="Calibri"/>
+          <w:sz w:val="32"/>
+          <w:szCs w:val="32"/>
+        </w:rPr>
+      </w:pPr>
+      <w:r>
+        <w:rPr>
+          <w:rFonts w:cs="Calibri"/>
           <w:b/>
           <w:bCs/>
           <w:color w:val="60CAF3" w:themeColor="accent4" w:themeTint="99"/>
-          <w:sz w:val="34"/>
-          <w:szCs w:val="34"/>
+          <w:sz w:val="32"/>
+          <w:szCs w:val="32"/>
         </w:rPr>
         <w:t xml:space="preserve">flutter pub cache </w:t>
       </w:r>
       <w:proofErr w:type="spellStart"/>
       <w:r>
         <w:rPr>
-          <w:rFonts w:ascii="Calibri" w:hAnsi="Calibri" w:cs="Calibri"/>
+          <w:rFonts w:cs="Calibri"/>
           <w:b/>
           <w:bCs/>
           <w:color w:val="60CAF3" w:themeColor="accent4" w:themeTint="99"/>
-          <w:sz w:val="34"/>
-          <w:szCs w:val="34"/>
+          <w:sz w:val="32"/>
+          <w:szCs w:val="32"/>
         </w:rPr>
         <w:t>gc</w:t>
       </w:r>
@@ -4140,16 +4690,16 @@
       <w:pPr>
         <w:jc w:val="both"/>
         <w:rPr>
-          <w:rFonts w:ascii="Calibri" w:hAnsi="Calibri" w:cs="Calibri"/>
-          <w:sz w:val="34"/>
-          <w:szCs w:val="34"/>
-        </w:rPr>
-      </w:pPr>
-      <w:r>
-        <w:rPr>
-          <w:rFonts w:ascii="Calibri" w:hAnsi="Calibri" w:cs="Calibri"/>
-          <w:sz w:val="34"/>
-          <w:szCs w:val="34"/>
+          <w:rFonts w:cs="Calibri"/>
+          <w:sz w:val="32"/>
+          <w:szCs w:val="32"/>
+        </w:rPr>
+      </w:pPr>
+      <w:r>
+        <w:rPr>
+          <w:rFonts w:cs="Calibri"/>
+          <w:sz w:val="32"/>
+          <w:szCs w:val="32"/>
         </w:rPr>
         <w:t># Then run</w:t>
       </w:r>
@@ -4158,22 +4708,22 @@
       <w:pPr>
         <w:jc w:val="both"/>
         <w:rPr>
-          <w:rFonts w:ascii="Calibri" w:hAnsi="Calibri" w:cs="Calibri"/>
+          <w:rFonts w:cs="Calibri"/>
           <w:b/>
           <w:bCs/>
           <w:color w:val="60CAF3" w:themeColor="accent4" w:themeTint="99"/>
-          <w:sz w:val="34"/>
-          <w:szCs w:val="34"/>
-        </w:rPr>
-      </w:pPr>
-      <w:r>
-        <w:rPr>
-          <w:rFonts w:ascii="Calibri" w:hAnsi="Calibri" w:cs="Calibri"/>
+          <w:sz w:val="32"/>
+          <w:szCs w:val="32"/>
+        </w:rPr>
+      </w:pPr>
+      <w:r>
+        <w:rPr>
+          <w:rFonts w:cs="Calibri"/>
           <w:b/>
           <w:bCs/>
           <w:color w:val="60CAF3" w:themeColor="accent4" w:themeTint="99"/>
-          <w:sz w:val="34"/>
-          <w:szCs w:val="34"/>
+          <w:sz w:val="32"/>
+          <w:szCs w:val="32"/>
         </w:rPr>
         <w:t>flutter clean</w:t>
       </w:r>
@@ -4182,50 +4732,63 @@
       <w:pPr>
         <w:jc w:val="both"/>
         <w:rPr>
-          <w:rFonts w:ascii="Calibri" w:hAnsi="Calibri" w:cs="Calibri"/>
+          <w:rFonts w:cs="Calibri"/>
           <w:b/>
           <w:bCs/>
           <w:color w:val="60CAF3" w:themeColor="accent4" w:themeTint="99"/>
-          <w:sz w:val="34"/>
-          <w:szCs w:val="34"/>
-        </w:rPr>
-      </w:pPr>
-      <w:r>
-        <w:rPr>
-          <w:rFonts w:ascii="Calibri" w:hAnsi="Calibri" w:cs="Calibri"/>
+          <w:sz w:val="32"/>
+          <w:szCs w:val="32"/>
+        </w:rPr>
+      </w:pPr>
+      <w:r>
+        <w:rPr>
+          <w:rFonts w:cs="Calibri"/>
           <w:b/>
           <w:bCs/>
           <w:color w:val="60CAF3" w:themeColor="accent4" w:themeTint="99"/>
-          <w:sz w:val="34"/>
-          <w:szCs w:val="34"/>
-        </w:rPr>
-        <w:t>flutter pub get</w:t>
-      </w:r>
-    </w:p>
-    <w:p>
-      <w:pPr>
-        <w:jc w:val="both"/>
-        <w:rPr>
-          <w:rFonts w:ascii="Calibri" w:hAnsi="Calibri" w:cs="Calibri"/>
-          <w:sz w:val="34"/>
-          <w:szCs w:val="34"/>
-        </w:rPr>
-      </w:pPr>
-    </w:p>
-    <w:p>
-      <w:pPr>
-        <w:jc w:val="both"/>
-        <w:rPr>
-          <w:rFonts w:ascii="Calibri" w:hAnsi="Calibri" w:cs="Calibri"/>
-          <w:sz w:val="34"/>
-          <w:szCs w:val="34"/>
-        </w:rPr>
-      </w:pPr>
-      <w:r>
-        <w:rPr>
-          <w:rFonts w:ascii="Calibri" w:hAnsi="Calibri" w:cs="Calibri"/>
-          <w:sz w:val="34"/>
-          <w:szCs w:val="34"/>
+          <w:sz w:val="32"/>
+          <w:szCs w:val="32"/>
+        </w:rPr>
+        <w:t xml:space="preserve">flutter pub </w:t>
+      </w:r>
+      <w:proofErr w:type="gramStart"/>
+      <w:r>
+        <w:rPr>
+          <w:rFonts w:cs="Calibri"/>
+          <w:b/>
+          <w:bCs/>
+          <w:color w:val="60CAF3" w:themeColor="accent4" w:themeTint="99"/>
+          <w:sz w:val="32"/>
+          <w:szCs w:val="32"/>
+        </w:rPr>
+        <w:t>get</w:t>
+      </w:r>
+      <w:proofErr w:type="gramEnd"/>
+    </w:p>
+    <w:p>
+      <w:pPr>
+        <w:jc w:val="both"/>
+        <w:rPr>
+          <w:rFonts w:cs="Calibri"/>
+          <w:sz w:val="32"/>
+          <w:szCs w:val="32"/>
+        </w:rPr>
+      </w:pPr>
+    </w:p>
+    <w:p>
+      <w:pPr>
+        <w:jc w:val="both"/>
+        <w:rPr>
+          <w:rFonts w:cs="Calibri"/>
+          <w:sz w:val="32"/>
+          <w:szCs w:val="32"/>
+        </w:rPr>
+      </w:pPr>
+      <w:r>
+        <w:rPr>
+          <w:rFonts w:cs="Calibri"/>
+          <w:sz w:val="32"/>
+          <w:szCs w:val="32"/>
         </w:rPr>
         <w:t>Use Cases:</w:t>
       </w:r>
@@ -4239,16 +4802,16 @@
         </w:numPr>
         <w:jc w:val="both"/>
         <w:rPr>
-          <w:rFonts w:ascii="Calibri" w:hAnsi="Calibri" w:cs="Calibri"/>
-          <w:sz w:val="34"/>
-          <w:szCs w:val="34"/>
-        </w:rPr>
-      </w:pPr>
-      <w:r>
-        <w:rPr>
-          <w:rFonts w:ascii="Calibri" w:hAnsi="Calibri" w:cs="Calibri"/>
-          <w:sz w:val="34"/>
-          <w:szCs w:val="34"/>
+          <w:rFonts w:cs="Calibri"/>
+          <w:sz w:val="32"/>
+          <w:szCs w:val="32"/>
+        </w:rPr>
+      </w:pPr>
+      <w:r>
+        <w:rPr>
+          <w:rFonts w:cs="Calibri"/>
+          <w:sz w:val="32"/>
+          <w:szCs w:val="32"/>
         </w:rPr>
         <w:t>Disk space getting full. Big win (can free GBs)</w:t>
       </w:r>
@@ -4262,16 +4825,16 @@
         </w:numPr>
         <w:jc w:val="both"/>
         <w:rPr>
-          <w:rFonts w:ascii="Calibri" w:hAnsi="Calibri" w:cs="Calibri"/>
-          <w:sz w:val="34"/>
-          <w:szCs w:val="34"/>
-        </w:rPr>
-      </w:pPr>
-      <w:r>
-        <w:rPr>
-          <w:rFonts w:ascii="Calibri" w:hAnsi="Calibri" w:cs="Calibri"/>
-          <w:sz w:val="34"/>
-          <w:szCs w:val="34"/>
+          <w:rFonts w:cs="Calibri"/>
+          <w:sz w:val="32"/>
+          <w:szCs w:val="32"/>
+        </w:rPr>
+      </w:pPr>
+      <w:r>
+        <w:rPr>
+          <w:rFonts w:cs="Calibri"/>
+          <w:sz w:val="32"/>
+          <w:szCs w:val="32"/>
         </w:rPr>
         <w:t>After working on many projects. Especially if we experiment a lot</w:t>
       </w:r>
@@ -4285,16 +4848,16 @@
         </w:numPr>
         <w:jc w:val="both"/>
         <w:rPr>
-          <w:rFonts w:ascii="Calibri" w:hAnsi="Calibri" w:cs="Calibri"/>
-          <w:sz w:val="34"/>
-          <w:szCs w:val="34"/>
-        </w:rPr>
-      </w:pPr>
-      <w:r>
-        <w:rPr>
-          <w:rFonts w:ascii="Calibri" w:hAnsi="Calibri" w:cs="Calibri"/>
-          <w:sz w:val="34"/>
-          <w:szCs w:val="34"/>
+          <w:rFonts w:cs="Calibri"/>
+          <w:sz w:val="32"/>
+          <w:szCs w:val="32"/>
+        </w:rPr>
+      </w:pPr>
+      <w:r>
+        <w:rPr>
+          <w:rFonts w:cs="Calibri"/>
+          <w:sz w:val="32"/>
+          <w:szCs w:val="32"/>
         </w:rPr>
         <w:t>Weird dependency issues. Sometimes old cached packages cause bugs</w:t>
       </w:r>
@@ -4308,16 +4871,16 @@
         </w:numPr>
         <w:jc w:val="both"/>
         <w:rPr>
-          <w:rFonts w:ascii="Calibri" w:hAnsi="Calibri" w:cs="Calibri"/>
-          <w:sz w:val="34"/>
-          <w:szCs w:val="34"/>
-        </w:rPr>
-      </w:pPr>
-      <w:r>
-        <w:rPr>
-          <w:rFonts w:ascii="Calibri" w:hAnsi="Calibri" w:cs="Calibri"/>
-          <w:sz w:val="34"/>
-          <w:szCs w:val="34"/>
+          <w:rFonts w:cs="Calibri"/>
+          <w:sz w:val="32"/>
+          <w:szCs w:val="32"/>
+        </w:rPr>
+      </w:pPr>
+      <w:r>
+        <w:rPr>
+          <w:rFonts w:cs="Calibri"/>
+          <w:sz w:val="32"/>
+          <w:szCs w:val="32"/>
         </w:rPr>
         <w:t>Before CI/CD or cleanup. Keeps environment clean</w:t>
       </w:r>
@@ -4326,26 +4889,26 @@
       <w:pPr>
         <w:jc w:val="both"/>
         <w:rPr>
-          <w:rFonts w:ascii="Calibri" w:hAnsi="Calibri" w:cs="Calibri"/>
-          <w:sz w:val="34"/>
-          <w:szCs w:val="34"/>
-        </w:rPr>
-      </w:pPr>
-    </w:p>
-    <w:p>
-      <w:pPr>
-        <w:jc w:val="both"/>
-        <w:rPr>
-          <w:rFonts w:ascii="Calibri" w:hAnsi="Calibri" w:cs="Calibri"/>
-          <w:sz w:val="34"/>
-          <w:szCs w:val="34"/>
-        </w:rPr>
-      </w:pPr>
-      <w:r>
-        <w:rPr>
-          <w:rFonts w:ascii="Calibri" w:hAnsi="Calibri" w:cs="Calibri"/>
-          <w:sz w:val="34"/>
-          <w:szCs w:val="34"/>
+          <w:rFonts w:cs="Calibri"/>
+          <w:sz w:val="32"/>
+          <w:szCs w:val="32"/>
+        </w:rPr>
+      </w:pPr>
+    </w:p>
+    <w:p>
+      <w:pPr>
+        <w:jc w:val="both"/>
+        <w:rPr>
+          <w:rFonts w:cs="Calibri"/>
+          <w:sz w:val="32"/>
+          <w:szCs w:val="32"/>
+        </w:rPr>
+      </w:pPr>
+      <w:r>
+        <w:rPr>
+          <w:rFonts w:cs="Calibri"/>
+          <w:sz w:val="32"/>
+          <w:szCs w:val="32"/>
         </w:rPr>
         <w:t>Mental Model (Remember this):</w:t>
       </w:r>
@@ -4354,16 +4917,16 @@
       <w:pPr>
         <w:jc w:val="both"/>
         <w:rPr>
-          <w:rFonts w:ascii="Calibri" w:hAnsi="Calibri" w:cs="Calibri"/>
-          <w:sz w:val="34"/>
-          <w:szCs w:val="34"/>
-        </w:rPr>
-      </w:pPr>
-      <w:r>
-        <w:rPr>
-          <w:rFonts w:ascii="Calibri" w:hAnsi="Calibri" w:cs="Calibri"/>
-          <w:sz w:val="34"/>
-          <w:szCs w:val="34"/>
+          <w:rFonts w:cs="Calibri"/>
+          <w:sz w:val="32"/>
+          <w:szCs w:val="32"/>
+        </w:rPr>
+      </w:pPr>
+      <w:r>
+        <w:rPr>
+          <w:rFonts w:cs="Calibri"/>
+          <w:sz w:val="32"/>
+          <w:szCs w:val="32"/>
         </w:rPr>
         <w:t># Think of it like:</w:t>
       </w:r>
@@ -4375,8 +4938,8 @@
         <w:tblLook w:val="04A0" w:firstRow="1" w:lastRow="0" w:firstColumn="1" w:lastColumn="0" w:noHBand="0" w:noVBand="1"/>
       </w:tblPr>
       <w:tblGrid>
-        <w:gridCol w:w="2064"/>
-        <w:gridCol w:w="4537"/>
+        <w:gridCol w:w="2135"/>
+        <w:gridCol w:w="4489"/>
       </w:tblGrid>
       <w:tr>
         <w:trPr>
@@ -4393,18 +4956,17 @@
               <w:spacing w:after="160" w:line="278" w:lineRule="auto"/>
               <w:jc w:val="both"/>
               <w:rPr>
-                <w:rFonts w:ascii="Calibri" w:hAnsi="Calibri" w:cs="Calibri"/>
-                <w:sz w:val="34"/>
-                <w:szCs w:val="34"/>
+                <w:rFonts w:cs="Calibri"/>
+                <w:sz w:val="32"/>
+                <w:szCs w:val="32"/>
               </w:rPr>
             </w:pPr>
             <w:r>
               <w:rPr>
-                <w:rFonts w:ascii="Calibri" w:hAnsi="Calibri" w:cs="Calibri"/>
-                <w:sz w:val="34"/>
-                <w:szCs w:val="34"/>
+                <w:rFonts w:cs="Calibri"/>
+                <w:sz w:val="32"/>
+                <w:szCs w:val="32"/>
               </w:rPr>
-              <w:lastRenderedPageBreak/>
               <w:t>Concept</w:t>
             </w:r>
           </w:p>
@@ -4420,16 +4982,16 @@
               <w:jc w:val="both"/>
               <w:cnfStyle w:val="100000000000" w:firstRow="1" w:lastRow="0" w:firstColumn="0" w:lastColumn="0" w:oddVBand="0" w:evenVBand="0" w:oddHBand="0" w:evenHBand="0" w:firstRowFirstColumn="0" w:firstRowLastColumn="0" w:lastRowFirstColumn="0" w:lastRowLastColumn="0"/>
               <w:rPr>
-                <w:rFonts w:ascii="Calibri" w:hAnsi="Calibri" w:cs="Calibri"/>
-                <w:sz w:val="34"/>
-                <w:szCs w:val="34"/>
+                <w:rFonts w:cs="Calibri"/>
+                <w:sz w:val="32"/>
+                <w:szCs w:val="32"/>
               </w:rPr>
             </w:pPr>
             <w:r>
               <w:rPr>
-                <w:rFonts w:ascii="Calibri" w:hAnsi="Calibri" w:cs="Calibri"/>
-                <w:sz w:val="34"/>
-                <w:szCs w:val="34"/>
+                <w:rFonts w:cs="Calibri"/>
+                <w:sz w:val="32"/>
+                <w:szCs w:val="32"/>
               </w:rPr>
               <w:t>Real life</w:t>
             </w:r>
@@ -4451,16 +5013,16 @@
               <w:spacing w:after="160" w:line="278" w:lineRule="auto"/>
               <w:jc w:val="both"/>
               <w:rPr>
-                <w:rFonts w:ascii="Calibri" w:hAnsi="Calibri" w:cs="Calibri"/>
-                <w:sz w:val="34"/>
-                <w:szCs w:val="34"/>
+                <w:rFonts w:cs="Calibri"/>
+                <w:sz w:val="32"/>
+                <w:szCs w:val="32"/>
               </w:rPr>
             </w:pPr>
             <w:r>
               <w:rPr>
-                <w:rFonts w:ascii="Calibri" w:hAnsi="Calibri" w:cs="Calibri"/>
-                <w:sz w:val="34"/>
-                <w:szCs w:val="34"/>
+                <w:rFonts w:cs="Calibri"/>
+                <w:sz w:val="32"/>
+                <w:szCs w:val="32"/>
               </w:rPr>
               <w:t>Pub cache</w:t>
             </w:r>
@@ -4477,16 +5039,16 @@
               <w:jc w:val="both"/>
               <w:cnfStyle w:val="000000100000" w:firstRow="0" w:lastRow="0" w:firstColumn="0" w:lastColumn="0" w:oddVBand="0" w:evenVBand="0" w:oddHBand="1" w:evenHBand="0" w:firstRowFirstColumn="0" w:firstRowLastColumn="0" w:lastRowFirstColumn="0" w:lastRowLastColumn="0"/>
               <w:rPr>
-                <w:rFonts w:ascii="Calibri" w:hAnsi="Calibri" w:cs="Calibri"/>
-                <w:sz w:val="34"/>
-                <w:szCs w:val="34"/>
+                <w:rFonts w:cs="Calibri"/>
+                <w:sz w:val="32"/>
+                <w:szCs w:val="32"/>
               </w:rPr>
             </w:pPr>
             <w:r>
               <w:rPr>
-                <w:rFonts w:ascii="Calibri" w:hAnsi="Calibri" w:cs="Calibri"/>
-                <w:sz w:val="34"/>
-                <w:szCs w:val="34"/>
+                <w:rFonts w:cs="Calibri"/>
+                <w:sz w:val="32"/>
+                <w:szCs w:val="32"/>
               </w:rPr>
               <w:t>Warehouse</w:t>
             </w:r>
@@ -4505,16 +5067,16 @@
               <w:spacing w:after="160" w:line="278" w:lineRule="auto"/>
               <w:jc w:val="both"/>
               <w:rPr>
-                <w:rFonts w:ascii="Calibri" w:hAnsi="Calibri" w:cs="Calibri"/>
-                <w:sz w:val="34"/>
-                <w:szCs w:val="34"/>
+                <w:rFonts w:cs="Calibri"/>
+                <w:sz w:val="32"/>
+                <w:szCs w:val="32"/>
               </w:rPr>
             </w:pPr>
             <w:r>
               <w:rPr>
-                <w:rFonts w:ascii="Calibri" w:hAnsi="Calibri" w:cs="Calibri"/>
-                <w:sz w:val="34"/>
-                <w:szCs w:val="34"/>
+                <w:rFonts w:cs="Calibri"/>
+                <w:sz w:val="32"/>
+                <w:szCs w:val="32"/>
               </w:rPr>
               <w:t>Packages</w:t>
             </w:r>
@@ -4531,16 +5093,16 @@
               <w:jc w:val="both"/>
               <w:cnfStyle w:val="000000000000" w:firstRow="0" w:lastRow="0" w:firstColumn="0" w:lastColumn="0" w:oddVBand="0" w:evenVBand="0" w:oddHBand="0" w:evenHBand="0" w:firstRowFirstColumn="0" w:firstRowLastColumn="0" w:lastRowFirstColumn="0" w:lastRowLastColumn="0"/>
               <w:rPr>
-                <w:rFonts w:ascii="Calibri" w:hAnsi="Calibri" w:cs="Calibri"/>
-                <w:sz w:val="34"/>
-                <w:szCs w:val="34"/>
+                <w:rFonts w:cs="Calibri"/>
+                <w:sz w:val="32"/>
+                <w:szCs w:val="32"/>
               </w:rPr>
             </w:pPr>
             <w:r>
               <w:rPr>
-                <w:rFonts w:ascii="Calibri" w:hAnsi="Calibri" w:cs="Calibri"/>
-                <w:sz w:val="34"/>
-                <w:szCs w:val="34"/>
+                <w:rFonts w:cs="Calibri"/>
+                <w:sz w:val="32"/>
+                <w:szCs w:val="32"/>
               </w:rPr>
               <w:t>Items</w:t>
             </w:r>
@@ -4562,16 +5124,16 @@
               <w:spacing w:after="160" w:line="278" w:lineRule="auto"/>
               <w:jc w:val="both"/>
               <w:rPr>
-                <w:rFonts w:ascii="Calibri" w:hAnsi="Calibri" w:cs="Calibri"/>
-                <w:sz w:val="34"/>
-                <w:szCs w:val="34"/>
+                <w:rFonts w:cs="Calibri"/>
+                <w:sz w:val="32"/>
+                <w:szCs w:val="32"/>
               </w:rPr>
             </w:pPr>
             <w:r>
               <w:rPr>
-                <w:rFonts w:ascii="Calibri" w:hAnsi="Calibri" w:cs="Calibri"/>
-                <w:sz w:val="34"/>
-                <w:szCs w:val="34"/>
+                <w:rFonts w:cs="Calibri"/>
+                <w:sz w:val="32"/>
+                <w:szCs w:val="32"/>
               </w:rPr>
               <w:t>Your projects</w:t>
             </w:r>
@@ -4588,16 +5150,16 @@
               <w:jc w:val="both"/>
               <w:cnfStyle w:val="000000100000" w:firstRow="0" w:lastRow="0" w:firstColumn="0" w:lastColumn="0" w:oddVBand="0" w:evenVBand="0" w:oddHBand="1" w:evenHBand="0" w:firstRowFirstColumn="0" w:firstRowLastColumn="0" w:lastRowFirstColumn="0" w:lastRowLastColumn="0"/>
               <w:rPr>
-                <w:rFonts w:ascii="Calibri" w:hAnsi="Calibri" w:cs="Calibri"/>
-                <w:sz w:val="34"/>
-                <w:szCs w:val="34"/>
+                <w:rFonts w:cs="Calibri"/>
+                <w:sz w:val="32"/>
+                <w:szCs w:val="32"/>
               </w:rPr>
             </w:pPr>
             <w:r>
               <w:rPr>
-                <w:rFonts w:ascii="Calibri" w:hAnsi="Calibri" w:cs="Calibri"/>
-                <w:sz w:val="34"/>
-                <w:szCs w:val="34"/>
+                <w:rFonts w:cs="Calibri"/>
+                <w:sz w:val="32"/>
+                <w:szCs w:val="32"/>
               </w:rPr>
               <w:t>Customers</w:t>
             </w:r>
@@ -4616,17 +5178,17 @@
               <w:spacing w:after="160" w:line="278" w:lineRule="auto"/>
               <w:jc w:val="both"/>
               <w:rPr>
-                <w:rFonts w:ascii="Calibri" w:hAnsi="Calibri" w:cs="Calibri"/>
-                <w:sz w:val="34"/>
-                <w:szCs w:val="34"/>
+                <w:rFonts w:cs="Calibri"/>
+                <w:sz w:val="32"/>
+                <w:szCs w:val="32"/>
               </w:rPr>
             </w:pPr>
             <w:proofErr w:type="spellStart"/>
             <w:r>
               <w:rPr>
-                <w:rFonts w:ascii="Calibri" w:hAnsi="Calibri" w:cs="Calibri"/>
-                <w:sz w:val="34"/>
-                <w:szCs w:val="34"/>
+                <w:rFonts w:cs="Calibri"/>
+                <w:sz w:val="32"/>
+                <w:szCs w:val="32"/>
               </w:rPr>
               <w:t>gc</w:t>
             </w:r>
@@ -4644,16 +5206,16 @@
               <w:jc w:val="both"/>
               <w:cnfStyle w:val="000000000000" w:firstRow="0" w:lastRow="0" w:firstColumn="0" w:lastColumn="0" w:oddVBand="0" w:evenVBand="0" w:oddHBand="0" w:evenHBand="0" w:firstRowFirstColumn="0" w:firstRowLastColumn="0" w:lastRowFirstColumn="0" w:lastRowLastColumn="0"/>
               <w:rPr>
-                <w:rFonts w:ascii="Calibri" w:hAnsi="Calibri" w:cs="Calibri"/>
-                <w:sz w:val="34"/>
-                <w:szCs w:val="34"/>
+                <w:rFonts w:cs="Calibri"/>
+                <w:sz w:val="32"/>
+                <w:szCs w:val="32"/>
               </w:rPr>
             </w:pPr>
             <w:r>
               <w:rPr>
-                <w:rFonts w:ascii="Calibri" w:hAnsi="Calibri" w:cs="Calibri"/>
-                <w:sz w:val="34"/>
-                <w:szCs w:val="34"/>
+                <w:rFonts w:cs="Calibri"/>
+                <w:sz w:val="32"/>
+                <w:szCs w:val="32"/>
               </w:rPr>
               <w:t>Throw away items nobody uses</w:t>
             </w:r>
@@ -4665,27 +5227,28 @@
       <w:pPr>
         <w:jc w:val="both"/>
         <w:rPr>
-          <w:rFonts w:ascii="Calibri" w:hAnsi="Calibri" w:cs="Calibri"/>
-          <w:sz w:val="34"/>
-          <w:szCs w:val="34"/>
-        </w:rPr>
-      </w:pPr>
-    </w:p>
-    <w:p>
-      <w:pPr>
-        <w:jc w:val="both"/>
-        <w:rPr>
-          <w:rFonts w:ascii="Calibri" w:hAnsi="Calibri" w:cs="Calibri"/>
-          <w:sz w:val="34"/>
-          <w:szCs w:val="34"/>
-        </w:rPr>
-      </w:pPr>
-      <w:r>
-        <w:rPr>
-          <w:rFonts w:ascii="Calibri" w:hAnsi="Calibri" w:cs="Calibri"/>
-          <w:sz w:val="34"/>
-          <w:szCs w:val="34"/>
-        </w:rPr>
+          <w:rFonts w:cs="Calibri"/>
+          <w:sz w:val="32"/>
+          <w:szCs w:val="32"/>
+        </w:rPr>
+      </w:pPr>
+    </w:p>
+    <w:p>
+      <w:pPr>
+        <w:jc w:val="both"/>
+        <w:rPr>
+          <w:rFonts w:cs="Calibri"/>
+          <w:sz w:val="32"/>
+          <w:szCs w:val="32"/>
+        </w:rPr>
+      </w:pPr>
+      <w:r>
+        <w:rPr>
+          <w:rFonts w:cs="Calibri"/>
+          <w:sz w:val="32"/>
+          <w:szCs w:val="32"/>
+        </w:rPr>
+        <w:lastRenderedPageBreak/>
         <w:t>Comparison with Other Commands:</w:t>
       </w:r>
     </w:p>
@@ -4696,8 +5259,8 @@
         <w:tblLook w:val="04A0" w:firstRow="1" w:lastRow="0" w:firstColumn="1" w:lastColumn="0" w:noHBand="0" w:noVBand="1"/>
       </w:tblPr>
       <w:tblGrid>
-        <w:gridCol w:w="2564"/>
-        <w:gridCol w:w="6243"/>
+        <w:gridCol w:w="2653"/>
+        <w:gridCol w:w="6202"/>
       </w:tblGrid>
       <w:tr>
         <w:trPr>
@@ -4714,16 +5277,16 @@
               <w:spacing w:after="160" w:line="278" w:lineRule="auto"/>
               <w:jc w:val="both"/>
               <w:rPr>
-                <w:rFonts w:ascii="Calibri" w:hAnsi="Calibri" w:cs="Calibri"/>
-                <w:sz w:val="34"/>
-                <w:szCs w:val="34"/>
+                <w:rFonts w:cs="Calibri"/>
+                <w:sz w:val="32"/>
+                <w:szCs w:val="32"/>
               </w:rPr>
             </w:pPr>
             <w:r>
               <w:rPr>
-                <w:rFonts w:ascii="Calibri" w:hAnsi="Calibri" w:cs="Calibri"/>
-                <w:sz w:val="34"/>
-                <w:szCs w:val="34"/>
+                <w:rFonts w:cs="Calibri"/>
+                <w:sz w:val="32"/>
+                <w:szCs w:val="32"/>
               </w:rPr>
               <w:t>Command</w:t>
             </w:r>
@@ -4740,16 +5303,16 @@
               <w:jc w:val="both"/>
               <w:cnfStyle w:val="100000000000" w:firstRow="1" w:lastRow="0" w:firstColumn="0" w:lastColumn="0" w:oddVBand="0" w:evenVBand="0" w:oddHBand="0" w:evenHBand="0" w:firstRowFirstColumn="0" w:firstRowLastColumn="0" w:lastRowFirstColumn="0" w:lastRowLastColumn="0"/>
               <w:rPr>
-                <w:rFonts w:ascii="Calibri" w:hAnsi="Calibri" w:cs="Calibri"/>
-                <w:sz w:val="34"/>
-                <w:szCs w:val="34"/>
+                <w:rFonts w:cs="Calibri"/>
+                <w:sz w:val="32"/>
+                <w:szCs w:val="32"/>
               </w:rPr>
             </w:pPr>
             <w:r>
               <w:rPr>
-                <w:rFonts w:ascii="Calibri" w:hAnsi="Calibri" w:cs="Calibri"/>
-                <w:sz w:val="34"/>
-                <w:szCs w:val="34"/>
+                <w:rFonts w:cs="Calibri"/>
+                <w:sz w:val="32"/>
+                <w:szCs w:val="32"/>
               </w:rPr>
               <w:t>What it does</w:t>
             </w:r>
@@ -4771,16 +5334,16 @@
               <w:spacing w:after="160" w:line="278" w:lineRule="auto"/>
               <w:jc w:val="both"/>
               <w:rPr>
-                <w:rFonts w:ascii="Calibri" w:hAnsi="Calibri" w:cs="Calibri"/>
-                <w:sz w:val="34"/>
-                <w:szCs w:val="34"/>
+                <w:rFonts w:cs="Calibri"/>
+                <w:sz w:val="32"/>
+                <w:szCs w:val="32"/>
               </w:rPr>
             </w:pPr>
             <w:r>
               <w:rPr>
-                <w:rFonts w:ascii="Calibri" w:hAnsi="Calibri" w:cs="Calibri"/>
-                <w:sz w:val="34"/>
-                <w:szCs w:val="34"/>
+                <w:rFonts w:cs="Calibri"/>
+                <w:sz w:val="32"/>
+                <w:szCs w:val="32"/>
               </w:rPr>
               <w:t>pub get</w:t>
             </w:r>
@@ -4797,16 +5360,16 @@
               <w:jc w:val="both"/>
               <w:cnfStyle w:val="000000100000" w:firstRow="0" w:lastRow="0" w:firstColumn="0" w:lastColumn="0" w:oddVBand="0" w:evenVBand="0" w:oddHBand="1" w:evenHBand="0" w:firstRowFirstColumn="0" w:firstRowLastColumn="0" w:lastRowFirstColumn="0" w:lastRowLastColumn="0"/>
               <w:rPr>
-                <w:rFonts w:ascii="Calibri" w:hAnsi="Calibri" w:cs="Calibri"/>
-                <w:sz w:val="34"/>
-                <w:szCs w:val="34"/>
+                <w:rFonts w:cs="Calibri"/>
+                <w:sz w:val="32"/>
+                <w:szCs w:val="32"/>
               </w:rPr>
             </w:pPr>
             <w:r>
               <w:rPr>
-                <w:rFonts w:ascii="Calibri" w:hAnsi="Calibri" w:cs="Calibri"/>
-                <w:sz w:val="34"/>
-                <w:szCs w:val="34"/>
+                <w:rFonts w:cs="Calibri"/>
+                <w:sz w:val="32"/>
+                <w:szCs w:val="32"/>
               </w:rPr>
               <w:t>Download dependencies for current project</w:t>
             </w:r>
@@ -4825,16 +5388,16 @@
               <w:spacing w:after="160" w:line="278" w:lineRule="auto"/>
               <w:jc w:val="both"/>
               <w:rPr>
-                <w:rFonts w:ascii="Calibri" w:hAnsi="Calibri" w:cs="Calibri"/>
-                <w:sz w:val="34"/>
-                <w:szCs w:val="34"/>
+                <w:rFonts w:cs="Calibri"/>
+                <w:sz w:val="32"/>
+                <w:szCs w:val="32"/>
               </w:rPr>
             </w:pPr>
             <w:r>
               <w:rPr>
-                <w:rFonts w:ascii="Calibri" w:hAnsi="Calibri" w:cs="Calibri"/>
-                <w:sz w:val="34"/>
-                <w:szCs w:val="34"/>
+                <w:rFonts w:cs="Calibri"/>
+                <w:sz w:val="32"/>
+                <w:szCs w:val="32"/>
               </w:rPr>
               <w:t>pub upgrade</w:t>
             </w:r>
@@ -4851,16 +5414,16 @@
               <w:jc w:val="both"/>
               <w:cnfStyle w:val="000000000000" w:firstRow="0" w:lastRow="0" w:firstColumn="0" w:lastColumn="0" w:oddVBand="0" w:evenVBand="0" w:oddHBand="0" w:evenHBand="0" w:firstRowFirstColumn="0" w:firstRowLastColumn="0" w:lastRowFirstColumn="0" w:lastRowLastColumn="0"/>
               <w:rPr>
-                <w:rFonts w:ascii="Calibri" w:hAnsi="Calibri" w:cs="Calibri"/>
-                <w:sz w:val="34"/>
-                <w:szCs w:val="34"/>
+                <w:rFonts w:cs="Calibri"/>
+                <w:sz w:val="32"/>
+                <w:szCs w:val="32"/>
               </w:rPr>
             </w:pPr>
             <w:r>
               <w:rPr>
-                <w:rFonts w:ascii="Calibri" w:hAnsi="Calibri" w:cs="Calibri"/>
-                <w:sz w:val="34"/>
-                <w:szCs w:val="34"/>
+                <w:rFonts w:cs="Calibri"/>
+                <w:sz w:val="32"/>
+                <w:szCs w:val="32"/>
               </w:rPr>
               <w:t>Get newer versions</w:t>
             </w:r>
@@ -4882,16 +5445,16 @@
               <w:spacing w:after="160" w:line="278" w:lineRule="auto"/>
               <w:jc w:val="both"/>
               <w:rPr>
-                <w:rFonts w:ascii="Calibri" w:hAnsi="Calibri" w:cs="Calibri"/>
-                <w:sz w:val="34"/>
-                <w:szCs w:val="34"/>
+                <w:rFonts w:cs="Calibri"/>
+                <w:sz w:val="32"/>
+                <w:szCs w:val="32"/>
               </w:rPr>
             </w:pPr>
             <w:r>
               <w:rPr>
-                <w:rFonts w:ascii="Calibri" w:hAnsi="Calibri" w:cs="Calibri"/>
-                <w:sz w:val="34"/>
-                <w:szCs w:val="34"/>
+                <w:rFonts w:cs="Calibri"/>
+                <w:sz w:val="32"/>
+                <w:szCs w:val="32"/>
               </w:rPr>
               <w:t>pub cache repair</w:t>
             </w:r>
@@ -4908,16 +5471,16 @@
               <w:jc w:val="both"/>
               <w:cnfStyle w:val="000000100000" w:firstRow="0" w:lastRow="0" w:firstColumn="0" w:lastColumn="0" w:oddVBand="0" w:evenVBand="0" w:oddHBand="1" w:evenHBand="0" w:firstRowFirstColumn="0" w:firstRowLastColumn="0" w:lastRowFirstColumn="0" w:lastRowLastColumn="0"/>
               <w:rPr>
-                <w:rFonts w:ascii="Calibri" w:hAnsi="Calibri" w:cs="Calibri"/>
-                <w:sz w:val="34"/>
-                <w:szCs w:val="34"/>
+                <w:rFonts w:cs="Calibri"/>
+                <w:sz w:val="32"/>
+                <w:szCs w:val="32"/>
               </w:rPr>
             </w:pPr>
             <w:r>
               <w:rPr>
-                <w:rFonts w:ascii="Calibri" w:hAnsi="Calibri" w:cs="Calibri"/>
-                <w:sz w:val="34"/>
-                <w:szCs w:val="34"/>
+                <w:rFonts w:cs="Calibri"/>
+                <w:sz w:val="32"/>
+                <w:szCs w:val="32"/>
               </w:rPr>
               <w:t>Reinstall ALL cached packages</w:t>
             </w:r>
@@ -4936,16 +5499,16 @@
               <w:spacing w:after="160" w:line="278" w:lineRule="auto"/>
               <w:jc w:val="both"/>
               <w:rPr>
-                <w:rFonts w:ascii="Calibri" w:hAnsi="Calibri" w:cs="Calibri"/>
-                <w:sz w:val="34"/>
-                <w:szCs w:val="34"/>
+                <w:rFonts w:cs="Calibri"/>
+                <w:sz w:val="32"/>
+                <w:szCs w:val="32"/>
               </w:rPr>
             </w:pPr>
             <w:r>
               <w:rPr>
-                <w:rFonts w:ascii="Calibri" w:hAnsi="Calibri" w:cs="Calibri"/>
-                <w:sz w:val="34"/>
-                <w:szCs w:val="34"/>
+                <w:rFonts w:cs="Calibri"/>
+                <w:sz w:val="32"/>
+                <w:szCs w:val="32"/>
               </w:rPr>
               <w:t>pub cache clean</w:t>
             </w:r>
@@ -4962,16 +5525,16 @@
               <w:jc w:val="both"/>
               <w:cnfStyle w:val="000000000000" w:firstRow="0" w:lastRow="0" w:firstColumn="0" w:lastColumn="0" w:oddVBand="0" w:evenVBand="0" w:oddHBand="0" w:evenHBand="0" w:firstRowFirstColumn="0" w:firstRowLastColumn="0" w:lastRowFirstColumn="0" w:lastRowLastColumn="0"/>
               <w:rPr>
-                <w:rFonts w:ascii="Calibri" w:hAnsi="Calibri" w:cs="Calibri"/>
-                <w:sz w:val="34"/>
-                <w:szCs w:val="34"/>
+                <w:rFonts w:cs="Calibri"/>
+                <w:sz w:val="32"/>
+                <w:szCs w:val="32"/>
               </w:rPr>
             </w:pPr>
             <w:r>
               <w:rPr>
-                <w:rFonts w:ascii="Calibri" w:hAnsi="Calibri" w:cs="Calibri"/>
-                <w:sz w:val="34"/>
-                <w:szCs w:val="34"/>
+                <w:rFonts w:cs="Calibri"/>
+                <w:sz w:val="32"/>
+                <w:szCs w:val="32"/>
               </w:rPr>
               <w:t>Delete EVERYTHING</w:t>
             </w:r>
@@ -4993,25 +5556,25 @@
               <w:spacing w:after="160" w:line="278" w:lineRule="auto"/>
               <w:jc w:val="both"/>
               <w:rPr>
-                <w:rFonts w:ascii="Calibri" w:hAnsi="Calibri" w:cs="Calibri"/>
-                <w:sz w:val="34"/>
-                <w:szCs w:val="34"/>
+                <w:rFonts w:cs="Calibri"/>
+                <w:sz w:val="32"/>
+                <w:szCs w:val="32"/>
               </w:rPr>
             </w:pPr>
             <w:r>
               <w:rPr>
-                <w:rFonts w:ascii="Calibri" w:hAnsi="Calibri" w:cs="Calibri"/>
-                <w:sz w:val="34"/>
-                <w:szCs w:val="34"/>
+                <w:rFonts w:cs="Calibri"/>
+                <w:sz w:val="32"/>
+                <w:szCs w:val="32"/>
               </w:rPr>
               <w:t xml:space="preserve">pub cache </w:t>
             </w:r>
             <w:proofErr w:type="spellStart"/>
             <w:r>
               <w:rPr>
-                <w:rFonts w:ascii="Calibri" w:hAnsi="Calibri" w:cs="Calibri"/>
-                <w:sz w:val="34"/>
-                <w:szCs w:val="34"/>
+                <w:rFonts w:cs="Calibri"/>
+                <w:sz w:val="32"/>
+                <w:szCs w:val="32"/>
               </w:rPr>
               <w:t>gc</w:t>
             </w:r>
@@ -5029,24 +5592,24 @@
               <w:jc w:val="both"/>
               <w:cnfStyle w:val="000000100000" w:firstRow="0" w:lastRow="0" w:firstColumn="0" w:lastColumn="0" w:oddVBand="0" w:evenVBand="0" w:oddHBand="1" w:evenHBand="0" w:firstRowFirstColumn="0" w:firstRowLastColumn="0" w:lastRowFirstColumn="0" w:lastRowLastColumn="0"/>
               <w:rPr>
-                <w:rFonts w:ascii="Calibri" w:hAnsi="Calibri" w:cs="Calibri"/>
-                <w:sz w:val="34"/>
-                <w:szCs w:val="34"/>
+                <w:rFonts w:cs="Calibri"/>
+                <w:sz w:val="32"/>
+                <w:szCs w:val="32"/>
               </w:rPr>
             </w:pPr>
             <w:r>
               <w:rPr>
-                <w:rFonts w:ascii="Calibri" w:hAnsi="Calibri" w:cs="Calibri"/>
-                <w:sz w:val="34"/>
-                <w:szCs w:val="34"/>
+                <w:rFonts w:cs="Calibri"/>
+                <w:sz w:val="32"/>
+                <w:szCs w:val="32"/>
               </w:rPr>
               <w:t xml:space="preserve">Delete ONLY unused packages </w:t>
             </w:r>
             <w:r>
               <w:rPr>
                 <w:rFonts w:ascii="Segoe UI Emoji" w:hAnsi="Segoe UI Emoji" w:cs="Segoe UI Emoji"/>
-                <w:sz w:val="34"/>
-                <w:szCs w:val="34"/>
+                <w:sz w:val="32"/>
+                <w:szCs w:val="32"/>
               </w:rPr>
               <w:t>✅</w:t>
             </w:r>
@@ -5058,19 +5621,19 @@
       <w:pPr>
         <w:jc w:val="both"/>
         <w:rPr>
-          <w:rFonts w:ascii="Calibri" w:hAnsi="Calibri" w:cs="Calibri"/>
-          <w:sz w:val="34"/>
-          <w:szCs w:val="34"/>
-        </w:rPr>
-      </w:pPr>
-    </w:p>
-    <w:p>
-      <w:pPr>
-        <w:jc w:val="both"/>
-        <w:rPr>
-          <w:rFonts w:ascii="Calibri" w:hAnsi="Calibri" w:cs="Calibri"/>
-          <w:sz w:val="34"/>
-          <w:szCs w:val="34"/>
+          <w:rFonts w:cs="Calibri"/>
+          <w:sz w:val="32"/>
+          <w:szCs w:val="32"/>
+        </w:rPr>
+      </w:pPr>
+    </w:p>
+    <w:p>
+      <w:pPr>
+        <w:jc w:val="both"/>
+        <w:rPr>
+          <w:rFonts w:cs="Calibri"/>
+          <w:sz w:val="32"/>
+          <w:szCs w:val="32"/>
         </w:rPr>
       </w:pPr>
     </w:p>
@@ -5078,16 +5641,16 @@
       <w:pPr>
         <w:jc w:val="center"/>
         <w:rPr>
-          <w:rFonts w:ascii="Calibri" w:hAnsi="Calibri" w:cs="Calibri"/>
-          <w:sz w:val="34"/>
-          <w:szCs w:val="34"/>
-        </w:rPr>
-      </w:pPr>
-      <w:r>
-        <w:rPr>
-          <w:rFonts w:ascii="Calibri" w:hAnsi="Calibri" w:cs="Calibri"/>
-          <w:sz w:val="34"/>
-          <w:szCs w:val="34"/>
+          <w:rFonts w:cs="Calibri"/>
+          <w:sz w:val="32"/>
+          <w:szCs w:val="32"/>
+        </w:rPr>
+      </w:pPr>
+      <w:r>
+        <w:rPr>
+          <w:rFonts w:cs="Calibri"/>
+          <w:sz w:val="32"/>
+          <w:szCs w:val="32"/>
         </w:rPr>
         <w:t>Break</w:t>
       </w:r>
@@ -5096,72 +5659,72 @@
       <w:pPr>
         <w:jc w:val="both"/>
         <w:rPr>
-          <w:rFonts w:ascii="Calibri" w:hAnsi="Calibri" w:cs="Calibri"/>
-          <w:b/>
-          <w:bCs/>
-          <w:sz w:val="34"/>
-          <w:szCs w:val="34"/>
-        </w:rPr>
-      </w:pPr>
-    </w:p>
-    <w:p>
-      <w:pPr>
-        <w:jc w:val="both"/>
-        <w:rPr>
-          <w:rFonts w:ascii="Calibri" w:hAnsi="Calibri" w:cs="Calibri"/>
-          <w:b/>
-          <w:bCs/>
-          <w:sz w:val="34"/>
-          <w:szCs w:val="34"/>
-        </w:rPr>
-      </w:pPr>
-      <w:r>
-        <w:rPr>
-          <w:rFonts w:ascii="Calibri" w:hAnsi="Calibri" w:cs="Calibri"/>
-          <w:b/>
-          <w:bCs/>
-          <w:sz w:val="34"/>
-          <w:szCs w:val="34"/>
+          <w:rFonts w:cs="Calibri"/>
+          <w:b/>
+          <w:bCs/>
+          <w:sz w:val="32"/>
+          <w:szCs w:val="32"/>
+        </w:rPr>
+      </w:pPr>
+    </w:p>
+    <w:p>
+      <w:pPr>
+        <w:jc w:val="both"/>
+        <w:rPr>
+          <w:rFonts w:cs="Calibri"/>
+          <w:b/>
+          <w:bCs/>
+          <w:sz w:val="32"/>
+          <w:szCs w:val="32"/>
+        </w:rPr>
+      </w:pPr>
+      <w:r>
+        <w:rPr>
+          <w:rFonts w:cs="Calibri"/>
+          <w:b/>
+          <w:bCs/>
+          <w:sz w:val="32"/>
+          <w:szCs w:val="32"/>
         </w:rPr>
         <w:t>Primary</w:t>
       </w:r>
       <w:r>
         <w:rPr>
-          <w:rFonts w:ascii="Calibri" w:hAnsi="Calibri" w:cs="Calibri"/>
-          <w:b/>
-          <w:bCs/>
-          <w:sz w:val="34"/>
-          <w:szCs w:val="34"/>
+          <w:rFonts w:cs="Calibri"/>
+          <w:b/>
+          <w:bCs/>
+          <w:sz w:val="32"/>
+          <w:szCs w:val="32"/>
         </w:rPr>
         <w:t xml:space="preserve"> &amp; Concise</w:t>
       </w:r>
       <w:r>
         <w:rPr>
-          <w:rFonts w:ascii="Calibri" w:hAnsi="Calibri" w:cs="Calibri"/>
-          <w:b/>
-          <w:bCs/>
-          <w:sz w:val="34"/>
-          <w:szCs w:val="34"/>
+          <w:rFonts w:cs="Calibri"/>
+          <w:b/>
+          <w:bCs/>
+          <w:sz w:val="32"/>
+          <w:szCs w:val="32"/>
         </w:rPr>
         <w:t xml:space="preserve"> Constructors in Dart (</w:t>
       </w:r>
       <w:r>
         <w:rPr>
-          <w:rFonts w:ascii="Calibri" w:hAnsi="Calibri" w:cs="Calibri"/>
-          <w:b/>
-          <w:bCs/>
-          <w:sz w:val="34"/>
-          <w:szCs w:val="34"/>
+          <w:rFonts w:cs="Calibri"/>
+          <w:b/>
+          <w:bCs/>
+          <w:sz w:val="32"/>
+          <w:szCs w:val="32"/>
         </w:rPr>
         <w:t>New)</w:t>
       </w:r>
       <w:r>
         <w:rPr>
-          <w:rFonts w:ascii="Calibri" w:hAnsi="Calibri" w:cs="Calibri"/>
-          <w:b/>
-          <w:bCs/>
-          <w:sz w:val="34"/>
-          <w:szCs w:val="34"/>
+          <w:rFonts w:cs="Calibri"/>
+          <w:b/>
+          <w:bCs/>
+          <w:sz w:val="32"/>
+          <w:szCs w:val="32"/>
         </w:rPr>
         <w:t>:</w:t>
       </w:r>
@@ -5170,27 +5733,27 @@
       <w:pPr>
         <w:jc w:val="both"/>
         <w:rPr>
-          <w:rFonts w:ascii="Calibri" w:hAnsi="Calibri" w:cs="Calibri"/>
-          <w:b/>
-          <w:bCs/>
-          <w:color w:val="D86DCB" w:themeColor="accent5" w:themeTint="99"/>
-          <w:sz w:val="34"/>
-          <w:szCs w:val="34"/>
-        </w:rPr>
-      </w:pPr>
-      <w:r>
-        <w:rPr>
-          <w:rFonts w:ascii="Calibri" w:hAnsi="Calibri" w:cs="Calibri"/>
-          <w:sz w:val="34"/>
-          <w:szCs w:val="34"/>
+          <w:rFonts w:cs="Calibri"/>
+          <w:b/>
+          <w:bCs/>
+          <w:color w:val="D86DCB" w:themeColor="accent5" w:themeTint="99"/>
+          <w:sz w:val="32"/>
+          <w:szCs w:val="32"/>
+        </w:rPr>
+      </w:pPr>
+      <w:r>
+        <w:rPr>
+          <w:rFonts w:cs="Calibri"/>
+          <w:sz w:val="32"/>
+          <w:szCs w:val="32"/>
         </w:rPr>
         <w:t xml:space="preserve"># </w:t>
       </w:r>
       <w:r>
         <w:rPr>
-          <w:rFonts w:ascii="Calibri" w:hAnsi="Calibri" w:cs="Calibri"/>
-          <w:sz w:val="34"/>
-          <w:szCs w:val="34"/>
+          <w:rFonts w:cs="Calibri"/>
+          <w:sz w:val="32"/>
+          <w:szCs w:val="32"/>
         </w:rPr>
         <w:t>For more info see d5 part 2 of dart OOP doc</w:t>
       </w:r>
@@ -5199,9 +5762,66 @@
       <w:pPr>
         <w:jc w:val="both"/>
         <w:rPr>
-          <w:rFonts w:ascii="Calibri" w:hAnsi="Calibri" w:cs="Calibri"/>
-          <w:sz w:val="34"/>
-          <w:szCs w:val="34"/>
+          <w:rFonts w:cs="Calibri"/>
+          <w:sz w:val="32"/>
+          <w:szCs w:val="32"/>
+        </w:rPr>
+      </w:pPr>
+    </w:p>
+    <w:p>
+      <w:pPr>
+        <w:jc w:val="both"/>
+        <w:rPr>
+          <w:rFonts w:cs="Calibri"/>
+          <w:sz w:val="32"/>
+          <w:szCs w:val="32"/>
+        </w:rPr>
+      </w:pPr>
+    </w:p>
+    <w:p>
+      <w:pPr>
+        <w:rPr>
+          <w:rFonts w:cs="Calibri"/>
+          <w:b/>
+          <w:bCs/>
+          <w:sz w:val="32"/>
+          <w:szCs w:val="32"/>
+        </w:rPr>
+      </w:pPr>
+      <w:r>
+        <w:rPr>
+          <w:rFonts w:cs="Calibri"/>
+          <w:b/>
+          <w:bCs/>
+          <w:sz w:val="32"/>
+          <w:szCs w:val="32"/>
+        </w:rPr>
+        <w:t>Private Named Parameters in Dart (New):</w:t>
+      </w:r>
+    </w:p>
+    <w:p>
+      <w:pPr>
+        <w:rPr>
+          <w:rFonts w:cs="Calibri"/>
+          <w:sz w:val="32"/>
+          <w:szCs w:val="32"/>
+        </w:rPr>
+      </w:pPr>
+      <w:r>
+        <w:rPr>
+          <w:rFonts w:cs="Calibri"/>
+          <w:sz w:val="32"/>
+          <w:szCs w:val="32"/>
+        </w:rPr>
+        <w:t># For more info see d5 part 2 of dart OOP doc</w:t>
+      </w:r>
+    </w:p>
+    <w:p>
+      <w:pPr>
+        <w:rPr>
+          <w:rFonts w:cs="Calibri"/>
+          <w:sz w:val="32"/>
+          <w:szCs w:val="32"/>
         </w:rPr>
       </w:pPr>
     </w:p>
@@ -5209,46 +5829,37 @@
       <w:pPr>
         <w:jc w:val="center"/>
         <w:rPr>
-          <w:rFonts w:ascii="Calibri" w:hAnsi="Calibri" w:cs="Calibri"/>
-          <w:sz w:val="34"/>
-          <w:szCs w:val="34"/>
-        </w:rPr>
-      </w:pPr>
-      <w:r>
-        <w:rPr>
-          <w:rFonts w:ascii="Calibri" w:hAnsi="Calibri" w:cs="Calibri"/>
-          <w:sz w:val="34"/>
-          <w:szCs w:val="34"/>
+          <w:rFonts w:cs="Calibri"/>
+          <w:sz w:val="32"/>
+          <w:szCs w:val="32"/>
+        </w:rPr>
+      </w:pPr>
+      <w:r>
+        <w:rPr>
+          <w:rFonts w:cs="Calibri"/>
+          <w:sz w:val="32"/>
+          <w:szCs w:val="32"/>
         </w:rPr>
         <w:t>Break</w:t>
       </w:r>
     </w:p>
     <w:p>
       <w:pPr>
-        <w:rPr>
-          <w:rFonts w:ascii="Calibri" w:hAnsi="Calibri" w:cs="Calibri"/>
-          <w:sz w:val="34"/>
-          <w:szCs w:val="34"/>
-        </w:rPr>
-      </w:pPr>
-    </w:p>
-    <w:p>
-      <w:pPr>
-        <w:jc w:val="both"/>
-        <w:rPr>
-          <w:rFonts w:ascii="Calibri" w:hAnsi="Calibri" w:cs="Calibri"/>
-          <w:sz w:val="34"/>
-          <w:szCs w:val="34"/>
-        </w:rPr>
-      </w:pPr>
-    </w:p>
-    <w:p>
-      <w:pPr>
-        <w:jc w:val="both"/>
-        <w:rPr>
-          <w:rFonts w:ascii="Calibri" w:hAnsi="Calibri" w:cs="Calibri"/>
-          <w:sz w:val="34"/>
-          <w:szCs w:val="34"/>
+        <w:jc w:val="both"/>
+        <w:rPr>
+          <w:rFonts w:cs="Calibri"/>
+          <w:sz w:val="32"/>
+          <w:szCs w:val="32"/>
+        </w:rPr>
+      </w:pPr>
+    </w:p>
+    <w:p>
+      <w:pPr>
+        <w:jc w:val="both"/>
+        <w:rPr>
+          <w:rFonts w:cs="Calibri"/>
+          <w:sz w:val="32"/>
+          <w:szCs w:val="32"/>
         </w:rPr>
       </w:pPr>
     </w:p>
